--- a/Entrega_Final_Proyecto_1_MINEDUC/documentacion/Libro_de_Codigos_MINEDUC.docx
+++ b/Entrega_Final_Proyecto_1_MINEDUC/documentacion/Libro_de_Codigos_MINEDUC.docx
@@ -148,7 +148,7 @@
           <w:color w:val="5F6B76"/>
           <w:sz w:val="20"/>
         </w:rPr>
-        <w:t>Curso: CC3066 – Data Science</w:t>
+        <w:t>Curso: CC3084 – Data Science · Semestre II 2026</w:t>
       </w:r>
     </w:p>
     <w:p>
@@ -161,7 +161,7 @@
           <w:color w:val="5F6B76"/>
           <w:sz w:val="20"/>
         </w:rPr>
-        <w:t>Fecha de entrega: 16 de julio de 2026</w:t>
+        <w:t>Versión final 2.0 · 17 de julio de 2026</w:t>
       </w:r>
     </w:p>
     <w:p>
@@ -188,7 +188,7 @@
           <w:i w:val="0"/>
           <w:color w:val="17202A"/>
         </w:rPr>
-        <w:t>El conjunto documentado contiene 11,603 registros de servicios educativos autorizados para el nivel Diversificado y 56 variables. La fuente es el buscador del Ministerio de Educación de Guatemala. La llave es CODIGO. El archivo no debe interpretarse como un censo de edificios, porque un plantel puede asociarse con más de un servicio autorizado.</w:t>
+        <w:t>El conjunto documentado contiene 11,603 registros de servicios educativos autorizados para el nivel Diversificado y 59 variables. La fuente es el buscador del Ministerio de Educación de Guatemala. La llave es CODIGO. El archivo no debe interpretarse como un censo de edificios, porque un plantel puede asociarse con más de un servicio autorizado.</w:t>
       </w:r>
     </w:p>
     <w:tbl>
@@ -352,7 +352,7 @@
                 <w:color w:val="5F6B76"/>
                 <w:sz w:val="16"/>
               </w:rPr>
-              <w:t>Origen</w:t>
+              <w:t>Municipios</w:t>
             </w:r>
           </w:p>
         </w:tc>
@@ -389,7 +389,7 @@
                 <w:color w:val="5F6B76"/>
                 <w:sz w:val="16"/>
               </w:rPr>
-              <w:t>Análisis</w:t>
+              <w:t>Versión</w:t>
             </w:r>
           </w:p>
         </w:tc>
@@ -466,7 +466,7 @@
                 <w:color w:val="12355B"/>
                 <w:sz w:val="30"/>
               </w:rPr>
-              <w:t>56</w:t>
+              <w:t>59</w:t>
             </w:r>
           </w:p>
         </w:tc>
@@ -540,7 +540,7 @@
                 <w:color w:val="12355B"/>
                 <w:sz w:val="30"/>
               </w:rPr>
-              <w:t>23</w:t>
+              <w:t>334</w:t>
             </w:r>
           </w:p>
         </w:tc>
@@ -577,7 +577,7 @@
                 <w:color w:val="12355B"/>
                 <w:sz w:val="30"/>
               </w:rPr>
-              <w:t>22</w:t>
+              <w:t>2.0.0</w:t>
             </w:r>
           </w:p>
         </w:tc>
@@ -902,7 +902,7 @@
                 <w:color w:val="17202A"/>
                 <w:sz w:val="18"/>
               </w:rPr>
-              <w:t>Guatemala; 23 categorías de origen y 22 departamentos analíticos.</w:t>
+              <w:t>Guatemala; 23 categorías de origen, 22 departamentos analíticos, 334 municipios observados y 22 zonas capitalinas.</w:t>
             </w:r>
           </w:p>
         </w:tc>
@@ -1020,6 +1020,83 @@
                 <w:color w:val="17202A"/>
                 <w:sz w:val="18"/>
               </w:rPr>
+              <w:t>Fecha de extracción</w:t>
+            </w:r>
+          </w:p>
+        </w:tc>
+        <w:tc>
+          <w:tcPr>
+            <w:tcW w:type="dxa" w:w="7060"/>
+            <w:vAlign w:val="center"/>
+            <w:tcBorders>
+              <w:top w:val="single" w:sz="6" w:color="B8C4CE"/>
+              <w:left w:val="single" w:sz="6" w:color="B8C4CE"/>
+              <w:bottom w:val="single" w:sz="6" w:color="B8C4CE"/>
+              <w:right w:val="single" w:sz="6" w:color="B8C4CE"/>
+              <w:insideH w:val="single" w:sz="6" w:color="B8C4CE"/>
+              <w:insideV w:val="single" w:sz="6" w:color="B8C4CE"/>
+            </w:tcBorders>
+            <w:tcMar>
+              <w:top w:w="100" w:type="dxa"/>
+              <w:bottom w:w="100" w:type="dxa"/>
+              <w:start w:w="120" w:type="dxa"/>
+              <w:end w:w="120" w:type="dxa"/>
+            </w:tcMar>
+          </w:tcPr>
+          <w:p>
+            <w:pPr>
+              <w:spacing w:before="0" w:after="0" w:line="252" w:lineRule="auto"/>
+              <w:jc w:val="left"/>
+            </w:pPr>
+            <w:r/>
+            <w:r>
+              <w:rPr>
+                <w:rFonts w:ascii="Calibri" w:hAnsi="Calibri" w:eastAsia="Calibri"/>
+                <w:b w:val="0"/>
+                <w:color w:val="17202A"/>
+                <w:sz w:val="18"/>
+              </w:rPr>
+              <w:t>10 de julio de 2026; fecha del snapshot crudo preservado.</w:t>
+            </w:r>
+          </w:p>
+        </w:tc>
+      </w:tr>
+      <w:tr>
+        <w:trPr>
+          <w:cantSplit/>
+        </w:trPr>
+        <w:tc>
+          <w:tcPr>
+            <w:tcW w:type="dxa" w:w="2300"/>
+            <w:vAlign w:val="center"/>
+            <w:tcBorders>
+              <w:top w:val="single" w:sz="6" w:color="B8C4CE"/>
+              <w:left w:val="single" w:sz="6" w:color="B8C4CE"/>
+              <w:bottom w:val="single" w:sz="6" w:color="B8C4CE"/>
+              <w:right w:val="single" w:sz="6" w:color="B8C4CE"/>
+              <w:insideH w:val="single" w:sz="6" w:color="B8C4CE"/>
+              <w:insideV w:val="single" w:sz="6" w:color="B8C4CE"/>
+            </w:tcBorders>
+            <w:tcMar>
+              <w:top w:w="100" w:type="dxa"/>
+              <w:bottom w:w="100" w:type="dxa"/>
+              <w:start w:w="120" w:type="dxa"/>
+              <w:end w:w="120" w:type="dxa"/>
+            </w:tcMar>
+          </w:tcPr>
+          <w:p>
+            <w:pPr>
+              <w:spacing w:before="0" w:after="0" w:line="252" w:lineRule="auto"/>
+              <w:jc w:val="left"/>
+            </w:pPr>
+            <w:r/>
+            <w:r>
+              <w:rPr>
+                <w:rFonts w:ascii="Calibri" w:hAnsi="Calibri" w:eastAsia="Calibri"/>
+                <w:b w:val="0"/>
+                <w:color w:val="17202A"/>
+                <w:sz w:val="18"/>
+              </w:rPr>
               <w:t>Fecha de procesamiento</w:t>
             </w:r>
           </w:p>
@@ -1056,7 +1133,161 @@
                 <w:color w:val="17202A"/>
                 <w:sz w:val="18"/>
               </w:rPr>
-              <w:t>16 de julio de 2026.</w:t>
+              <w:t>17 de julio de 2026.</w:t>
+            </w:r>
+          </w:p>
+        </w:tc>
+      </w:tr>
+      <w:tr>
+        <w:trPr>
+          <w:cantSplit/>
+        </w:trPr>
+        <w:tc>
+          <w:tcPr>
+            <w:tcW w:type="dxa" w:w="2300"/>
+            <w:vAlign w:val="center"/>
+            <w:tcBorders>
+              <w:top w:val="single" w:sz="6" w:color="B8C4CE"/>
+              <w:left w:val="single" w:sz="6" w:color="B8C4CE"/>
+              <w:bottom w:val="single" w:sz="6" w:color="B8C4CE"/>
+              <w:right w:val="single" w:sz="6" w:color="B8C4CE"/>
+              <w:insideH w:val="single" w:sz="6" w:color="B8C4CE"/>
+              <w:insideV w:val="single" w:sz="6" w:color="B8C4CE"/>
+            </w:tcBorders>
+            <w:tcMar>
+              <w:top w:w="100" w:type="dxa"/>
+              <w:bottom w:w="100" w:type="dxa"/>
+              <w:start w:w="120" w:type="dxa"/>
+              <w:end w:w="120" w:type="dxa"/>
+            </w:tcMar>
+          </w:tcPr>
+          <w:p>
+            <w:pPr>
+              <w:spacing w:before="0" w:after="0" w:line="252" w:lineRule="auto"/>
+              <w:jc w:val="left"/>
+            </w:pPr>
+            <w:r/>
+            <w:r>
+              <w:rPr>
+                <w:rFonts w:ascii="Calibri" w:hAnsi="Calibri" w:eastAsia="Calibri"/>
+                <w:b w:val="0"/>
+                <w:color w:val="17202A"/>
+                <w:sz w:val="18"/>
+              </w:rPr>
+              <w:t>Versión</w:t>
+            </w:r>
+          </w:p>
+        </w:tc>
+        <w:tc>
+          <w:tcPr>
+            <w:tcW w:type="dxa" w:w="7060"/>
+            <w:vAlign w:val="center"/>
+            <w:tcBorders>
+              <w:top w:val="single" w:sz="6" w:color="B8C4CE"/>
+              <w:left w:val="single" w:sz="6" w:color="B8C4CE"/>
+              <w:bottom w:val="single" w:sz="6" w:color="B8C4CE"/>
+              <w:right w:val="single" w:sz="6" w:color="B8C4CE"/>
+              <w:insideH w:val="single" w:sz="6" w:color="B8C4CE"/>
+              <w:insideV w:val="single" w:sz="6" w:color="B8C4CE"/>
+            </w:tcBorders>
+            <w:tcMar>
+              <w:top w:w="100" w:type="dxa"/>
+              <w:bottom w:w="100" w:type="dxa"/>
+              <w:start w:w="120" w:type="dxa"/>
+              <w:end w:w="120" w:type="dxa"/>
+            </w:tcMar>
+          </w:tcPr>
+          <w:p>
+            <w:pPr>
+              <w:spacing w:before="0" w:after="0" w:line="252" w:lineRule="auto"/>
+              <w:jc w:val="left"/>
+            </w:pPr>
+            <w:r/>
+            <w:r>
+              <w:rPr>
+                <w:rFonts w:ascii="Calibri" w:hAnsi="Calibri" w:eastAsia="Calibri"/>
+                <w:b w:val="0"/>
+                <w:color w:val="17202A"/>
+                <w:sz w:val="18"/>
+              </w:rPr>
+              <w:t>2.0.0.</w:t>
+            </w:r>
+          </w:p>
+        </w:tc>
+      </w:tr>
+      <w:tr>
+        <w:trPr>
+          <w:cantSplit/>
+        </w:trPr>
+        <w:tc>
+          <w:tcPr>
+            <w:tcW w:type="dxa" w:w="2300"/>
+            <w:vAlign w:val="center"/>
+            <w:tcBorders>
+              <w:top w:val="single" w:sz="6" w:color="B8C4CE"/>
+              <w:left w:val="single" w:sz="6" w:color="B8C4CE"/>
+              <w:bottom w:val="single" w:sz="6" w:color="B8C4CE"/>
+              <w:right w:val="single" w:sz="6" w:color="B8C4CE"/>
+              <w:insideH w:val="single" w:sz="6" w:color="B8C4CE"/>
+              <w:insideV w:val="single" w:sz="6" w:color="B8C4CE"/>
+            </w:tcBorders>
+            <w:tcMar>
+              <w:top w:w="100" w:type="dxa"/>
+              <w:bottom w:w="100" w:type="dxa"/>
+              <w:start w:w="120" w:type="dxa"/>
+              <w:end w:w="120" w:type="dxa"/>
+            </w:tcMar>
+          </w:tcPr>
+          <w:p>
+            <w:pPr>
+              <w:spacing w:before="0" w:after="0" w:line="252" w:lineRule="auto"/>
+              <w:jc w:val="left"/>
+            </w:pPr>
+            <w:r/>
+            <w:r>
+              <w:rPr>
+                <w:rFonts w:ascii="Calibri" w:hAnsi="Calibri" w:eastAsia="Calibri"/>
+                <w:b w:val="0"/>
+                <w:color w:val="17202A"/>
+                <w:sz w:val="18"/>
+              </w:rPr>
+              <w:t>Fuente</w:t>
+            </w:r>
+          </w:p>
+        </w:tc>
+        <w:tc>
+          <w:tcPr>
+            <w:tcW w:type="dxa" w:w="7060"/>
+            <w:vAlign w:val="center"/>
+            <w:tcBorders>
+              <w:top w:val="single" w:sz="6" w:color="B8C4CE"/>
+              <w:left w:val="single" w:sz="6" w:color="B8C4CE"/>
+              <w:bottom w:val="single" w:sz="6" w:color="B8C4CE"/>
+              <w:right w:val="single" w:sz="6" w:color="B8C4CE"/>
+              <w:insideH w:val="single" w:sz="6" w:color="B8C4CE"/>
+              <w:insideV w:val="single" w:sz="6" w:color="B8C4CE"/>
+            </w:tcBorders>
+            <w:tcMar>
+              <w:top w:w="100" w:type="dxa"/>
+              <w:bottom w:w="100" w:type="dxa"/>
+              <w:start w:w="120" w:type="dxa"/>
+              <w:end w:w="120" w:type="dxa"/>
+            </w:tcMar>
+          </w:tcPr>
+          <w:p>
+            <w:pPr>
+              <w:spacing w:before="0" w:after="0" w:line="252" w:lineRule="auto"/>
+              <w:jc w:val="left"/>
+            </w:pPr>
+            <w:r/>
+            <w:r>
+              <w:rPr>
+                <w:rFonts w:ascii="Calibri" w:hAnsi="Calibri" w:eastAsia="Calibri"/>
+                <w:b w:val="0"/>
+                <w:color w:val="17202A"/>
+                <w:sz w:val="18"/>
+              </w:rPr>
+              <w:t>MINEDUC, Búsqueda de centros educativos autorizados.</w:t>
             </w:r>
           </w:p>
         </w:tc>
@@ -1249,10 +1480,10 @@
         <w:tblInd w:type="dxa" w:w="120"/>
       </w:tblPr>
       <w:tblGrid>
-        <w:gridCol w:w="1900"/>
-        <w:gridCol w:w="3000"/>
-        <w:gridCol w:w="3000"/>
-        <w:gridCol w:w="1460"/>
+        <w:gridCol w:w="1750"/>
+        <w:gridCol w:w="2700"/>
+        <w:gridCol w:w="2600"/>
+        <w:gridCol w:w="2310"/>
       </w:tblGrid>
       <w:tr>
         <w:trPr>
@@ -1261,7 +1492,7 @@
         </w:trPr>
         <w:tc>
           <w:tcPr>
-            <w:tcW w:type="dxa" w:w="1900"/>
+            <w:tcW w:type="dxa" w:w="1750"/>
             <w:shd w:fill="EAF2F8"/>
             <w:vAlign w:val="center"/>
             <w:tcBorders>
@@ -1290,7 +1521,7 @@
                 <w:rFonts w:ascii="Calibri" w:hAnsi="Calibri" w:eastAsia="Calibri"/>
                 <w:b/>
                 <w:color w:val="12355B"/>
-                <w:sz w:val="15"/>
+                <w:sz w:val="14"/>
               </w:rPr>
               <w:t>Variable</w:t>
             </w:r>
@@ -1298,7 +1529,7 @@
         </w:tc>
         <w:tc>
           <w:tcPr>
-            <w:tcW w:type="dxa" w:w="3000"/>
+            <w:tcW w:type="dxa" w:w="2700"/>
             <w:shd w:fill="EAF2F8"/>
             <w:vAlign w:val="center"/>
             <w:tcBorders>
@@ -1327,7 +1558,7 @@
                 <w:rFonts w:ascii="Calibri" w:hAnsi="Calibri" w:eastAsia="Calibri"/>
                 <w:b/>
                 <w:color w:val="12355B"/>
-                <w:sz w:val="15"/>
+                <w:sz w:val="14"/>
               </w:rPr>
               <w:t>Significado</w:t>
             </w:r>
@@ -1335,7 +1566,7 @@
         </w:tc>
         <w:tc>
           <w:tcPr>
-            <w:tcW w:type="dxa" w:w="3000"/>
+            <w:tcW w:type="dxa" w:w="2600"/>
             <w:shd w:fill="EAF2F8"/>
             <w:vAlign w:val="center"/>
             <w:tcBorders>
@@ -1364,7 +1595,7 @@
                 <w:rFonts w:ascii="Calibri" w:hAnsi="Calibri" w:eastAsia="Calibri"/>
                 <w:b/>
                 <w:color w:val="12355B"/>
-                <w:sz w:val="15"/>
+                <w:sz w:val="14"/>
               </w:rPr>
               <w:t>Tipo, dominio y ejemplo</w:t>
             </w:r>
@@ -1372,7 +1603,7 @@
         </w:tc>
         <w:tc>
           <w:tcPr>
-            <w:tcW w:type="dxa" w:w="1460"/>
+            <w:tcW w:type="dxa" w:w="2310"/>
             <w:shd w:fill="EAF2F8"/>
             <w:vAlign w:val="center"/>
             <w:tcBorders>
@@ -1401,9 +1632,9 @@
                 <w:rFonts w:ascii="Calibri" w:hAnsi="Calibri" w:eastAsia="Calibri"/>
                 <w:b/>
                 <w:color w:val="12355B"/>
-                <w:sz w:val="15"/>
-              </w:rPr>
-              <w:t>Origen/regla</w:t>
+                <w:sz w:val="14"/>
+              </w:rPr>
+              <w:t>Tratamiento y derivación</w:t>
             </w:r>
           </w:p>
         </w:tc>
@@ -1414,7 +1645,7 @@
         </w:trPr>
         <w:tc>
           <w:tcPr>
-            <w:tcW w:type="dxa" w:w="1900"/>
+            <w:tcW w:type="dxa" w:w="1750"/>
             <w:vAlign w:val="center"/>
             <w:tcBorders>
               <w:top w:val="single" w:sz="6" w:color="B8C4CE"/>
@@ -1442,7 +1673,7 @@
                 <w:rFonts w:ascii="Calibri" w:hAnsi="Calibri" w:eastAsia="Calibri"/>
                 <w:b w:val="0"/>
                 <w:color w:val="17202A"/>
-                <w:sz w:val="15"/>
+                <w:sz w:val="14"/>
               </w:rPr>
               <w:t>CODIGO</w:t>
             </w:r>
@@ -1450,7 +1681,7 @@
         </w:tc>
         <w:tc>
           <w:tcPr>
-            <w:tcW w:type="dxa" w:w="3000"/>
+            <w:tcW w:type="dxa" w:w="2700"/>
             <w:vAlign w:val="center"/>
             <w:tcBorders>
               <w:top w:val="single" w:sz="6" w:color="B8C4CE"/>
@@ -1478,7 +1709,7 @@
                 <w:rFonts w:ascii="Calibri" w:hAnsi="Calibri" w:eastAsia="Calibri"/>
                 <w:b w:val="0"/>
                 <w:color w:val="17202A"/>
-                <w:sz w:val="15"/>
+                <w:sz w:val="14"/>
               </w:rPr>
               <w:t>Identificador textual único del servicio educativo autorizado.</w:t>
             </w:r>
@@ -1486,7 +1717,7 @@
         </w:tc>
         <w:tc>
           <w:tcPr>
-            <w:tcW w:type="dxa" w:w="3000"/>
+            <w:tcW w:type="dxa" w:w="2600"/>
             <w:vAlign w:val="center"/>
             <w:tcBorders>
               <w:top w:val="single" w:sz="6" w:color="B8C4CE"/>
@@ -1514,19 +1745,21 @@
                 <w:rFonts w:ascii="Calibri" w:hAnsi="Calibri" w:eastAsia="Calibri"/>
                 <w:b w:val="0"/>
                 <w:color w:val="17202A"/>
-                <w:sz w:val="15"/>
+                <w:sz w:val="14"/>
               </w:rPr>
               <w:t>Tipo: string; null: No.</w:t>
               <w:br/>
               <w:t>Dominio: Véase descripción y catálogo cuando corresponda.</w:t>
               <w:br/>
+              <w:t>Valores: Texto libre o catálogo amplio (11,603 valores observados)</w:t>
+              <w:br/>
               <w:t>Ejemplo: 16-01-0137-46</w:t>
             </w:r>
           </w:p>
         </w:tc>
         <w:tc>
           <w:tcPr>
-            <w:tcW w:type="dxa" w:w="1460"/>
+            <w:tcW w:type="dxa" w:w="2310"/>
             <w:vAlign w:val="center"/>
             <w:tcBorders>
               <w:top w:val="single" w:sz="6" w:color="B8C4CE"/>
@@ -1554,9 +1787,17 @@
                 <w:rFonts w:ascii="Calibri" w:hAnsi="Calibri" w:eastAsia="Calibri"/>
                 <w:b w:val="0"/>
                 <w:color w:val="17202A"/>
-                <w:sz w:val="15"/>
-              </w:rPr>
-              <w:t>Derivación documentada</w:t>
+                <w:sz w:val="14"/>
+              </w:rPr>
+              <w:t>Derivada: No (campo preservado).</w:t>
+              <w:br/>
+              <w:t>Origen: CODIGO.</w:t>
+              <w:br/>
+              <w:t>Método: Conservación textual</w:t>
+              <w:br/>
+              <w:t>Uso: Análisis, control de calidad o metadatos.</w:t>
+              <w:br/>
+              <w:t>Tratamiento: Derivación documentada y validada automáticamente.</w:t>
             </w:r>
           </w:p>
         </w:tc>
@@ -1567,7 +1808,7 @@
         </w:trPr>
         <w:tc>
           <w:tcPr>
-            <w:tcW w:type="dxa" w:w="1900"/>
+            <w:tcW w:type="dxa" w:w="1750"/>
             <w:vAlign w:val="center"/>
             <w:tcBorders>
               <w:top w:val="single" w:sz="6" w:color="B8C4CE"/>
@@ -1595,7 +1836,7 @@
                 <w:rFonts w:ascii="Calibri" w:hAnsi="Calibri" w:eastAsia="Calibri"/>
                 <w:b w:val="0"/>
                 <w:color w:val="17202A"/>
-                <w:sz w:val="15"/>
+                <w:sz w:val="14"/>
               </w:rPr>
               <w:t>FUENTE</w:t>
             </w:r>
@@ -1603,7 +1844,7 @@
         </w:tc>
         <w:tc>
           <w:tcPr>
-            <w:tcW w:type="dxa" w:w="3000"/>
+            <w:tcW w:type="dxa" w:w="2700"/>
             <w:vAlign w:val="center"/>
             <w:tcBorders>
               <w:top w:val="single" w:sz="6" w:color="B8C4CE"/>
@@ -1631,7 +1872,7 @@
                 <w:rFonts w:ascii="Calibri" w:hAnsi="Calibri" w:eastAsia="Calibri"/>
                 <w:b w:val="0"/>
                 <w:color w:val="17202A"/>
-                <w:sz w:val="15"/>
+                <w:sz w:val="14"/>
               </w:rPr>
               <w:t>Nombre de la fuente administrativa.</w:t>
             </w:r>
@@ -1639,7 +1880,7 @@
         </w:tc>
         <w:tc>
           <w:tcPr>
-            <w:tcW w:type="dxa" w:w="3000"/>
+            <w:tcW w:type="dxa" w:w="2600"/>
             <w:vAlign w:val="center"/>
             <w:tcBorders>
               <w:top w:val="single" w:sz="6" w:color="B8C4CE"/>
@@ -1667,19 +1908,21 @@
                 <w:rFonts w:ascii="Calibri" w:hAnsi="Calibri" w:eastAsia="Calibri"/>
                 <w:b w:val="0"/>
                 <w:color w:val="17202A"/>
-                <w:sz w:val="15"/>
+                <w:sz w:val="14"/>
               </w:rPr>
               <w:t>Tipo: string; null: No.</w:t>
               <w:br/>
               <w:t>Dominio: Véase descripción y catálogo cuando corresponda.</w:t>
               <w:br/>
+              <w:t>Valores: MINEDUC - Búsqueda de centros educativos autorizados</w:t>
+              <w:br/>
               <w:t>Ejemplo: MINEDUC - Búsqueda de centros educativos autorizados</w:t>
             </w:r>
           </w:p>
         </w:tc>
         <w:tc>
           <w:tcPr>
-            <w:tcW w:type="dxa" w:w="1460"/>
+            <w:tcW w:type="dxa" w:w="2310"/>
             <w:vAlign w:val="center"/>
             <w:tcBorders>
               <w:top w:val="single" w:sz="6" w:color="B8C4CE"/>
@@ -1707,9 +1950,17 @@
                 <w:rFonts w:ascii="Calibri" w:hAnsi="Calibri" w:eastAsia="Calibri"/>
                 <w:b w:val="0"/>
                 <w:color w:val="17202A"/>
-                <w:sz w:val="15"/>
-              </w:rPr>
-              <w:t>Derivación documentada</w:t>
+                <w:sz w:val="14"/>
+              </w:rPr>
+              <w:t>Derivada: Sí.</w:t>
+              <w:br/>
+              <w:t>Origen: Metadato del proceso.</w:t>
+              <w:br/>
+              <w:t>Método: Asignación constante y versionada para trazabilidad.</w:t>
+              <w:br/>
+              <w:t>Uso: Análisis, control de calidad o metadatos.</w:t>
+              <w:br/>
+              <w:t>Tratamiento: Asignación constante y versionada para trazabilidad.</w:t>
             </w:r>
           </w:p>
         </w:tc>
@@ -1720,7 +1971,7 @@
         </w:trPr>
         <w:tc>
           <w:tcPr>
-            <w:tcW w:type="dxa" w:w="1900"/>
+            <w:tcW w:type="dxa" w:w="1750"/>
             <w:vAlign w:val="center"/>
             <w:tcBorders>
               <w:top w:val="single" w:sz="6" w:color="B8C4CE"/>
@@ -1748,7 +1999,7 @@
                 <w:rFonts w:ascii="Calibri" w:hAnsi="Calibri" w:eastAsia="Calibri"/>
                 <w:b w:val="0"/>
                 <w:color w:val="17202A"/>
-                <w:sz w:val="15"/>
+                <w:sz w:val="14"/>
               </w:rPr>
               <w:t>FECHA_PROCESAMIENTO</w:t>
             </w:r>
@@ -1756,7 +2007,7 @@
         </w:tc>
         <w:tc>
           <w:tcPr>
-            <w:tcW w:type="dxa" w:w="3000"/>
+            <w:tcW w:type="dxa" w:w="2700"/>
             <w:vAlign w:val="center"/>
             <w:tcBorders>
               <w:top w:val="single" w:sz="6" w:color="B8C4CE"/>
@@ -1784,7 +2035,7 @@
                 <w:rFonts w:ascii="Calibri" w:hAnsi="Calibri" w:eastAsia="Calibri"/>
                 <w:b w:val="0"/>
                 <w:color w:val="17202A"/>
-                <w:sz w:val="15"/>
+                <w:sz w:val="14"/>
               </w:rPr>
               <w:t>Fecha reproducible de esta versión final.</w:t>
             </w:r>
@@ -1792,7 +2043,7 @@
         </w:tc>
         <w:tc>
           <w:tcPr>
-            <w:tcW w:type="dxa" w:w="3000"/>
+            <w:tcW w:type="dxa" w:w="2600"/>
             <w:vAlign w:val="center"/>
             <w:tcBorders>
               <w:top w:val="single" w:sz="6" w:color="B8C4CE"/>
@@ -1820,19 +2071,21 @@
                 <w:rFonts w:ascii="Calibri" w:hAnsi="Calibri" w:eastAsia="Calibri"/>
                 <w:b w:val="0"/>
                 <w:color w:val="17202A"/>
-                <w:sz w:val="15"/>
+                <w:sz w:val="14"/>
               </w:rPr>
               <w:t>Tipo: string; null: No.</w:t>
               <w:br/>
               <w:t>Dominio: Véase descripción y catálogo cuando corresponda.</w:t>
               <w:br/>
-              <w:t>Ejemplo: 2026-07-16</w:t>
-            </w:r>
-          </w:p>
-        </w:tc>
-        <w:tc>
-          <w:tcPr>
-            <w:tcW w:type="dxa" w:w="1460"/>
+              <w:t>Valores: 2026-07-17</w:t>
+              <w:br/>
+              <w:t>Ejemplo: 2026-07-17</w:t>
+            </w:r>
+          </w:p>
+        </w:tc>
+        <w:tc>
+          <w:tcPr>
+            <w:tcW w:type="dxa" w:w="2310"/>
             <w:vAlign w:val="center"/>
             <w:tcBorders>
               <w:top w:val="single" w:sz="6" w:color="B8C4CE"/>
@@ -1860,9 +2113,506 @@
                 <w:rFonts w:ascii="Calibri" w:hAnsi="Calibri" w:eastAsia="Calibri"/>
                 <w:b w:val="0"/>
                 <w:color w:val="17202A"/>
-                <w:sz w:val="15"/>
-              </w:rPr>
-              <w:t>Derivación documentada</w:t>
+                <w:sz w:val="14"/>
+              </w:rPr>
+              <w:t>Derivada: Sí.</w:t>
+              <w:br/>
+              <w:t>Origen: Metadato del proceso.</w:t>
+              <w:br/>
+              <w:t>Método: Asignación constante y versionada para trazabilidad.</w:t>
+              <w:br/>
+              <w:t>Uso: Análisis, control de calidad o metadatos.</w:t>
+              <w:br/>
+              <w:t>Tratamiento: Asignación constante y versionada para trazabilidad.</w:t>
+            </w:r>
+          </w:p>
+        </w:tc>
+      </w:tr>
+      <w:tr>
+        <w:trPr>
+          <w:cantSplit/>
+        </w:trPr>
+        <w:tc>
+          <w:tcPr>
+            <w:tcW w:type="dxa" w:w="1750"/>
+            <w:vAlign w:val="center"/>
+            <w:tcBorders>
+              <w:top w:val="single" w:sz="6" w:color="B8C4CE"/>
+              <w:left w:val="single" w:sz="6" w:color="B8C4CE"/>
+              <w:bottom w:val="single" w:sz="6" w:color="B8C4CE"/>
+              <w:right w:val="single" w:sz="6" w:color="B8C4CE"/>
+              <w:insideH w:val="single" w:sz="6" w:color="B8C4CE"/>
+              <w:insideV w:val="single" w:sz="6" w:color="B8C4CE"/>
+            </w:tcBorders>
+            <w:tcMar>
+              <w:top w:w="100" w:type="dxa"/>
+              <w:bottom w:w="100" w:type="dxa"/>
+              <w:start w:w="120" w:type="dxa"/>
+              <w:end w:w="120" w:type="dxa"/>
+            </w:tcMar>
+          </w:tcPr>
+          <w:p>
+            <w:pPr>
+              <w:spacing w:before="0" w:after="0" w:line="252" w:lineRule="auto"/>
+              <w:jc w:val="center"/>
+            </w:pPr>
+            <w:r/>
+            <w:r>
+              <w:rPr>
+                <w:rFonts w:ascii="Calibri" w:hAnsi="Calibri" w:eastAsia="Calibri"/>
+                <w:b w:val="0"/>
+                <w:color w:val="17202A"/>
+                <w:sz w:val="14"/>
+              </w:rPr>
+              <w:t>FUENTE_URL</w:t>
+            </w:r>
+          </w:p>
+        </w:tc>
+        <w:tc>
+          <w:tcPr>
+            <w:tcW w:type="dxa" w:w="2700"/>
+            <w:vAlign w:val="center"/>
+            <w:tcBorders>
+              <w:top w:val="single" w:sz="6" w:color="B8C4CE"/>
+              <w:left w:val="single" w:sz="6" w:color="B8C4CE"/>
+              <w:bottom w:val="single" w:sz="6" w:color="B8C4CE"/>
+              <w:right w:val="single" w:sz="6" w:color="B8C4CE"/>
+              <w:insideH w:val="single" w:sz="6" w:color="B8C4CE"/>
+              <w:insideV w:val="single" w:sz="6" w:color="B8C4CE"/>
+            </w:tcBorders>
+            <w:tcMar>
+              <w:top w:w="100" w:type="dxa"/>
+              <w:bottom w:w="100" w:type="dxa"/>
+              <w:start w:w="120" w:type="dxa"/>
+              <w:end w:w="120" w:type="dxa"/>
+            </w:tcMar>
+          </w:tcPr>
+          <w:p>
+            <w:pPr>
+              <w:spacing w:before="0" w:after="0" w:line="252" w:lineRule="auto"/>
+              <w:jc w:val="left"/>
+            </w:pPr>
+            <w:r/>
+            <w:r>
+              <w:rPr>
+                <w:rFonts w:ascii="Calibri" w:hAnsi="Calibri" w:eastAsia="Calibri"/>
+                <w:b w:val="0"/>
+                <w:color w:val="17202A"/>
+                <w:sz w:val="14"/>
+              </w:rPr>
+              <w:t>URL del buscador oficial usado como fuente.</w:t>
+            </w:r>
+          </w:p>
+        </w:tc>
+        <w:tc>
+          <w:tcPr>
+            <w:tcW w:type="dxa" w:w="2600"/>
+            <w:vAlign w:val="center"/>
+            <w:tcBorders>
+              <w:top w:val="single" w:sz="6" w:color="B8C4CE"/>
+              <w:left w:val="single" w:sz="6" w:color="B8C4CE"/>
+              <w:bottom w:val="single" w:sz="6" w:color="B8C4CE"/>
+              <w:right w:val="single" w:sz="6" w:color="B8C4CE"/>
+              <w:insideH w:val="single" w:sz="6" w:color="B8C4CE"/>
+              <w:insideV w:val="single" w:sz="6" w:color="B8C4CE"/>
+            </w:tcBorders>
+            <w:tcMar>
+              <w:top w:w="100" w:type="dxa"/>
+              <w:bottom w:w="100" w:type="dxa"/>
+              <w:start w:w="120" w:type="dxa"/>
+              <w:end w:w="120" w:type="dxa"/>
+            </w:tcMar>
+          </w:tcPr>
+          <w:p>
+            <w:pPr>
+              <w:spacing w:before="0" w:after="0" w:line="252" w:lineRule="auto"/>
+              <w:jc w:val="left"/>
+            </w:pPr>
+            <w:r/>
+            <w:r>
+              <w:rPr>
+                <w:rFonts w:ascii="Calibri" w:hAnsi="Calibri" w:eastAsia="Calibri"/>
+                <w:b w:val="0"/>
+                <w:color w:val="17202A"/>
+                <w:sz w:val="14"/>
+              </w:rPr>
+              <w:t>Tipo: string; null: No.</w:t>
+              <w:br/>
+              <w:t>Dominio: Véase descripción y catálogo cuando corresponda.</w:t>
+              <w:br/>
+              <w:t>Valores: http://www.mineduc.gob.gt/BUSCAESTABLECIMIENTO_GE/</w:t>
+              <w:br/>
+              <w:t>Ejemplo: http://www.mineduc.gob.gt/BUSCAESTABLECIMIENTO_GE/</w:t>
+            </w:r>
+          </w:p>
+        </w:tc>
+        <w:tc>
+          <w:tcPr>
+            <w:tcW w:type="dxa" w:w="2310"/>
+            <w:vAlign w:val="center"/>
+            <w:tcBorders>
+              <w:top w:val="single" w:sz="6" w:color="B8C4CE"/>
+              <w:left w:val="single" w:sz="6" w:color="B8C4CE"/>
+              <w:bottom w:val="single" w:sz="6" w:color="B8C4CE"/>
+              <w:right w:val="single" w:sz="6" w:color="B8C4CE"/>
+              <w:insideH w:val="single" w:sz="6" w:color="B8C4CE"/>
+              <w:insideV w:val="single" w:sz="6" w:color="B8C4CE"/>
+            </w:tcBorders>
+            <w:tcMar>
+              <w:top w:w="100" w:type="dxa"/>
+              <w:bottom w:w="100" w:type="dxa"/>
+              <w:start w:w="120" w:type="dxa"/>
+              <w:end w:w="120" w:type="dxa"/>
+            </w:tcMar>
+          </w:tcPr>
+          <w:p>
+            <w:pPr>
+              <w:spacing w:before="0" w:after="0" w:line="252" w:lineRule="auto"/>
+              <w:jc w:val="left"/>
+            </w:pPr>
+            <w:r/>
+            <w:r>
+              <w:rPr>
+                <w:rFonts w:ascii="Calibri" w:hAnsi="Calibri" w:eastAsia="Calibri"/>
+                <w:b w:val="0"/>
+                <w:color w:val="17202A"/>
+                <w:sz w:val="14"/>
+              </w:rPr>
+              <w:t>Derivada: Sí.</w:t>
+              <w:br/>
+              <w:t>Origen: Metadato del proceso.</w:t>
+              <w:br/>
+              <w:t>Método: Asignación constante y versionada para trazabilidad.</w:t>
+              <w:br/>
+              <w:t>Uso: Análisis, control de calidad o metadatos.</w:t>
+              <w:br/>
+              <w:t>Tratamiento: Asignación constante y versionada para trazabilidad.</w:t>
+            </w:r>
+          </w:p>
+        </w:tc>
+      </w:tr>
+      <w:tr>
+        <w:trPr>
+          <w:cantSplit/>
+        </w:trPr>
+        <w:tc>
+          <w:tcPr>
+            <w:tcW w:type="dxa" w:w="1750"/>
+            <w:vAlign w:val="center"/>
+            <w:tcBorders>
+              <w:top w:val="single" w:sz="6" w:color="B8C4CE"/>
+              <w:left w:val="single" w:sz="6" w:color="B8C4CE"/>
+              <w:bottom w:val="single" w:sz="6" w:color="B8C4CE"/>
+              <w:right w:val="single" w:sz="6" w:color="B8C4CE"/>
+              <w:insideH w:val="single" w:sz="6" w:color="B8C4CE"/>
+              <w:insideV w:val="single" w:sz="6" w:color="B8C4CE"/>
+            </w:tcBorders>
+            <w:tcMar>
+              <w:top w:w="100" w:type="dxa"/>
+              <w:bottom w:w="100" w:type="dxa"/>
+              <w:start w:w="120" w:type="dxa"/>
+              <w:end w:w="120" w:type="dxa"/>
+            </w:tcMar>
+          </w:tcPr>
+          <w:p>
+            <w:pPr>
+              <w:spacing w:before="0" w:after="0" w:line="252" w:lineRule="auto"/>
+              <w:jc w:val="center"/>
+            </w:pPr>
+            <w:r/>
+            <w:r>
+              <w:rPr>
+                <w:rFonts w:ascii="Calibri" w:hAnsi="Calibri" w:eastAsia="Calibri"/>
+                <w:b w:val="0"/>
+                <w:color w:val="17202A"/>
+                <w:sz w:val="14"/>
+              </w:rPr>
+              <w:t>FECHA_EXTRACCION</w:t>
+            </w:r>
+          </w:p>
+        </w:tc>
+        <w:tc>
+          <w:tcPr>
+            <w:tcW w:type="dxa" w:w="2700"/>
+            <w:vAlign w:val="center"/>
+            <w:tcBorders>
+              <w:top w:val="single" w:sz="6" w:color="B8C4CE"/>
+              <w:left w:val="single" w:sz="6" w:color="B8C4CE"/>
+              <w:bottom w:val="single" w:sz="6" w:color="B8C4CE"/>
+              <w:right w:val="single" w:sz="6" w:color="B8C4CE"/>
+              <w:insideH w:val="single" w:sz="6" w:color="B8C4CE"/>
+              <w:insideV w:val="single" w:sz="6" w:color="B8C4CE"/>
+            </w:tcBorders>
+            <w:tcMar>
+              <w:top w:w="100" w:type="dxa"/>
+              <w:bottom w:w="100" w:type="dxa"/>
+              <w:start w:w="120" w:type="dxa"/>
+              <w:end w:w="120" w:type="dxa"/>
+            </w:tcMar>
+          </w:tcPr>
+          <w:p>
+            <w:pPr>
+              <w:spacing w:before="0" w:after="0" w:line="252" w:lineRule="auto"/>
+              <w:jc w:val="left"/>
+            </w:pPr>
+            <w:r/>
+            <w:r>
+              <w:rPr>
+                <w:rFonts w:ascii="Calibri" w:hAnsi="Calibri" w:eastAsia="Calibri"/>
+                <w:b w:val="0"/>
+                <w:color w:val="17202A"/>
+                <w:sz w:val="14"/>
+              </w:rPr>
+              <w:t>Fecha documentada del snapshot crudo preservado.</w:t>
+            </w:r>
+          </w:p>
+        </w:tc>
+        <w:tc>
+          <w:tcPr>
+            <w:tcW w:type="dxa" w:w="2600"/>
+            <w:vAlign w:val="center"/>
+            <w:tcBorders>
+              <w:top w:val="single" w:sz="6" w:color="B8C4CE"/>
+              <w:left w:val="single" w:sz="6" w:color="B8C4CE"/>
+              <w:bottom w:val="single" w:sz="6" w:color="B8C4CE"/>
+              <w:right w:val="single" w:sz="6" w:color="B8C4CE"/>
+              <w:insideH w:val="single" w:sz="6" w:color="B8C4CE"/>
+              <w:insideV w:val="single" w:sz="6" w:color="B8C4CE"/>
+            </w:tcBorders>
+            <w:tcMar>
+              <w:top w:w="100" w:type="dxa"/>
+              <w:bottom w:w="100" w:type="dxa"/>
+              <w:start w:w="120" w:type="dxa"/>
+              <w:end w:w="120" w:type="dxa"/>
+            </w:tcMar>
+          </w:tcPr>
+          <w:p>
+            <w:pPr>
+              <w:spacing w:before="0" w:after="0" w:line="252" w:lineRule="auto"/>
+              <w:jc w:val="left"/>
+            </w:pPr>
+            <w:r/>
+            <w:r>
+              <w:rPr>
+                <w:rFonts w:ascii="Calibri" w:hAnsi="Calibri" w:eastAsia="Calibri"/>
+                <w:b w:val="0"/>
+                <w:color w:val="17202A"/>
+                <w:sz w:val="14"/>
+              </w:rPr>
+              <w:t>Tipo: string; null: No.</w:t>
+              <w:br/>
+              <w:t>Dominio: Véase descripción y catálogo cuando corresponda.</w:t>
+              <w:br/>
+              <w:t>Valores: 2026-07-10</w:t>
+              <w:br/>
+              <w:t>Ejemplo: 2026-07-10</w:t>
+            </w:r>
+          </w:p>
+        </w:tc>
+        <w:tc>
+          <w:tcPr>
+            <w:tcW w:type="dxa" w:w="2310"/>
+            <w:vAlign w:val="center"/>
+            <w:tcBorders>
+              <w:top w:val="single" w:sz="6" w:color="B8C4CE"/>
+              <w:left w:val="single" w:sz="6" w:color="B8C4CE"/>
+              <w:bottom w:val="single" w:sz="6" w:color="B8C4CE"/>
+              <w:right w:val="single" w:sz="6" w:color="B8C4CE"/>
+              <w:insideH w:val="single" w:sz="6" w:color="B8C4CE"/>
+              <w:insideV w:val="single" w:sz="6" w:color="B8C4CE"/>
+            </w:tcBorders>
+            <w:tcMar>
+              <w:top w:w="100" w:type="dxa"/>
+              <w:bottom w:w="100" w:type="dxa"/>
+              <w:start w:w="120" w:type="dxa"/>
+              <w:end w:w="120" w:type="dxa"/>
+            </w:tcMar>
+          </w:tcPr>
+          <w:p>
+            <w:pPr>
+              <w:spacing w:before="0" w:after="0" w:line="252" w:lineRule="auto"/>
+              <w:jc w:val="left"/>
+            </w:pPr>
+            <w:r/>
+            <w:r>
+              <w:rPr>
+                <w:rFonts w:ascii="Calibri" w:hAnsi="Calibri" w:eastAsia="Calibri"/>
+                <w:b w:val="0"/>
+                <w:color w:val="17202A"/>
+                <w:sz w:val="14"/>
+              </w:rPr>
+              <w:t>Derivada: Sí.</w:t>
+              <w:br/>
+              <w:t>Origen: Metadato del proceso.</w:t>
+              <w:br/>
+              <w:t>Método: Asignación constante y versionada para trazabilidad.</w:t>
+              <w:br/>
+              <w:t>Uso: Análisis, control de calidad o metadatos.</w:t>
+              <w:br/>
+              <w:t>Tratamiento: Asignación constante y versionada para trazabilidad.</w:t>
+            </w:r>
+          </w:p>
+        </w:tc>
+      </w:tr>
+      <w:tr>
+        <w:trPr>
+          <w:cantSplit/>
+        </w:trPr>
+        <w:tc>
+          <w:tcPr>
+            <w:tcW w:type="dxa" w:w="1750"/>
+            <w:vAlign w:val="center"/>
+            <w:tcBorders>
+              <w:top w:val="single" w:sz="6" w:color="B8C4CE"/>
+              <w:left w:val="single" w:sz="6" w:color="B8C4CE"/>
+              <w:bottom w:val="single" w:sz="6" w:color="B8C4CE"/>
+              <w:right w:val="single" w:sz="6" w:color="B8C4CE"/>
+              <w:insideH w:val="single" w:sz="6" w:color="B8C4CE"/>
+              <w:insideV w:val="single" w:sz="6" w:color="B8C4CE"/>
+            </w:tcBorders>
+            <w:tcMar>
+              <w:top w:w="100" w:type="dxa"/>
+              <w:bottom w:w="100" w:type="dxa"/>
+              <w:start w:w="120" w:type="dxa"/>
+              <w:end w:w="120" w:type="dxa"/>
+            </w:tcMar>
+          </w:tcPr>
+          <w:p>
+            <w:pPr>
+              <w:spacing w:before="0" w:after="0" w:line="252" w:lineRule="auto"/>
+              <w:jc w:val="center"/>
+            </w:pPr>
+            <w:r/>
+            <w:r>
+              <w:rPr>
+                <w:rFonts w:ascii="Calibri" w:hAnsi="Calibri" w:eastAsia="Calibri"/>
+                <w:b w:val="0"/>
+                <w:color w:val="17202A"/>
+                <w:sz w:val="14"/>
+              </w:rPr>
+              <w:t>VERSION_CONJUNTO</w:t>
+            </w:r>
+          </w:p>
+        </w:tc>
+        <w:tc>
+          <w:tcPr>
+            <w:tcW w:type="dxa" w:w="2700"/>
+            <w:vAlign w:val="center"/>
+            <w:tcBorders>
+              <w:top w:val="single" w:sz="6" w:color="B8C4CE"/>
+              <w:left w:val="single" w:sz="6" w:color="B8C4CE"/>
+              <w:bottom w:val="single" w:sz="6" w:color="B8C4CE"/>
+              <w:right w:val="single" w:sz="6" w:color="B8C4CE"/>
+              <w:insideH w:val="single" w:sz="6" w:color="B8C4CE"/>
+              <w:insideV w:val="single" w:sz="6" w:color="B8C4CE"/>
+            </w:tcBorders>
+            <w:tcMar>
+              <w:top w:w="100" w:type="dxa"/>
+              <w:bottom w:w="100" w:type="dxa"/>
+              <w:start w:w="120" w:type="dxa"/>
+              <w:end w:w="120" w:type="dxa"/>
+            </w:tcMar>
+          </w:tcPr>
+          <w:p>
+            <w:pPr>
+              <w:spacing w:before="0" w:after="0" w:line="252" w:lineRule="auto"/>
+              <w:jc w:val="left"/>
+            </w:pPr>
+            <w:r/>
+            <w:r>
+              <w:rPr>
+                <w:rFonts w:ascii="Calibri" w:hAnsi="Calibri" w:eastAsia="Calibri"/>
+                <w:b w:val="0"/>
+                <w:color w:val="17202A"/>
+                <w:sz w:val="14"/>
+              </w:rPr>
+              <w:t>Versión semántica del conjunto limpio.</w:t>
+            </w:r>
+          </w:p>
+        </w:tc>
+        <w:tc>
+          <w:tcPr>
+            <w:tcW w:type="dxa" w:w="2600"/>
+            <w:vAlign w:val="center"/>
+            <w:tcBorders>
+              <w:top w:val="single" w:sz="6" w:color="B8C4CE"/>
+              <w:left w:val="single" w:sz="6" w:color="B8C4CE"/>
+              <w:bottom w:val="single" w:sz="6" w:color="B8C4CE"/>
+              <w:right w:val="single" w:sz="6" w:color="B8C4CE"/>
+              <w:insideH w:val="single" w:sz="6" w:color="B8C4CE"/>
+              <w:insideV w:val="single" w:sz="6" w:color="B8C4CE"/>
+            </w:tcBorders>
+            <w:tcMar>
+              <w:top w:w="100" w:type="dxa"/>
+              <w:bottom w:w="100" w:type="dxa"/>
+              <w:start w:w="120" w:type="dxa"/>
+              <w:end w:w="120" w:type="dxa"/>
+            </w:tcMar>
+          </w:tcPr>
+          <w:p>
+            <w:pPr>
+              <w:spacing w:before="0" w:after="0" w:line="252" w:lineRule="auto"/>
+              <w:jc w:val="left"/>
+            </w:pPr>
+            <w:r/>
+            <w:r>
+              <w:rPr>
+                <w:rFonts w:ascii="Calibri" w:hAnsi="Calibri" w:eastAsia="Calibri"/>
+                <w:b w:val="0"/>
+                <w:color w:val="17202A"/>
+                <w:sz w:val="14"/>
+              </w:rPr>
+              <w:t>Tipo: string; null: No.</w:t>
+              <w:br/>
+              <w:t>Dominio: Véase descripción y catálogo cuando corresponda.</w:t>
+              <w:br/>
+              <w:t>Valores: 2.0.0</w:t>
+              <w:br/>
+              <w:t>Ejemplo: 2.0.0</w:t>
+            </w:r>
+          </w:p>
+        </w:tc>
+        <w:tc>
+          <w:tcPr>
+            <w:tcW w:type="dxa" w:w="2310"/>
+            <w:vAlign w:val="center"/>
+            <w:tcBorders>
+              <w:top w:val="single" w:sz="6" w:color="B8C4CE"/>
+              <w:left w:val="single" w:sz="6" w:color="B8C4CE"/>
+              <w:bottom w:val="single" w:sz="6" w:color="B8C4CE"/>
+              <w:right w:val="single" w:sz="6" w:color="B8C4CE"/>
+              <w:insideH w:val="single" w:sz="6" w:color="B8C4CE"/>
+              <w:insideV w:val="single" w:sz="6" w:color="B8C4CE"/>
+            </w:tcBorders>
+            <w:tcMar>
+              <w:top w:w="100" w:type="dxa"/>
+              <w:bottom w:w="100" w:type="dxa"/>
+              <w:start w:w="120" w:type="dxa"/>
+              <w:end w:w="120" w:type="dxa"/>
+            </w:tcMar>
+          </w:tcPr>
+          <w:p>
+            <w:pPr>
+              <w:spacing w:before="0" w:after="0" w:line="252" w:lineRule="auto"/>
+              <w:jc w:val="left"/>
+            </w:pPr>
+            <w:r/>
+            <w:r>
+              <w:rPr>
+                <w:rFonts w:ascii="Calibri" w:hAnsi="Calibri" w:eastAsia="Calibri"/>
+                <w:b w:val="0"/>
+                <w:color w:val="17202A"/>
+                <w:sz w:val="14"/>
+              </w:rPr>
+              <w:t>Derivada: Sí.</w:t>
+              <w:br/>
+              <w:t>Origen: Metadato del proceso.</w:t>
+              <w:br/>
+              <w:t>Método: Asignación constante y versionada para trazabilidad.</w:t>
+              <w:br/>
+              <w:t>Uso: Análisis, control de calidad o metadatos.</w:t>
+              <w:br/>
+              <w:t>Tratamiento: Asignación constante y versionada para trazabilidad.</w:t>
             </w:r>
           </w:p>
         </w:tc>
@@ -1892,10 +2642,10 @@
         <w:tblInd w:type="dxa" w:w="120"/>
       </w:tblPr>
       <w:tblGrid>
-        <w:gridCol w:w="1900"/>
-        <w:gridCol w:w="3000"/>
-        <w:gridCol w:w="3000"/>
-        <w:gridCol w:w="1460"/>
+        <w:gridCol w:w="1750"/>
+        <w:gridCol w:w="2700"/>
+        <w:gridCol w:w="2600"/>
+        <w:gridCol w:w="2310"/>
       </w:tblGrid>
       <w:tr>
         <w:trPr>
@@ -1904,7 +2654,7 @@
         </w:trPr>
         <w:tc>
           <w:tcPr>
-            <w:tcW w:type="dxa" w:w="1900"/>
+            <w:tcW w:type="dxa" w:w="1750"/>
             <w:shd w:fill="EAF2F8"/>
             <w:vAlign w:val="center"/>
             <w:tcBorders>
@@ -1933,7 +2683,7 @@
                 <w:rFonts w:ascii="Calibri" w:hAnsi="Calibri" w:eastAsia="Calibri"/>
                 <w:b/>
                 <w:color w:val="12355B"/>
-                <w:sz w:val="15"/>
+                <w:sz w:val="14"/>
               </w:rPr>
               <w:t>Variable</w:t>
             </w:r>
@@ -1941,7 +2691,7 @@
         </w:tc>
         <w:tc>
           <w:tcPr>
-            <w:tcW w:type="dxa" w:w="3000"/>
+            <w:tcW w:type="dxa" w:w="2700"/>
             <w:shd w:fill="EAF2F8"/>
             <w:vAlign w:val="center"/>
             <w:tcBorders>
@@ -1970,7 +2720,7 @@
                 <w:rFonts w:ascii="Calibri" w:hAnsi="Calibri" w:eastAsia="Calibri"/>
                 <w:b/>
                 <w:color w:val="12355B"/>
-                <w:sz w:val="15"/>
+                <w:sz w:val="14"/>
               </w:rPr>
               <w:t>Significado</w:t>
             </w:r>
@@ -1978,7 +2728,7 @@
         </w:tc>
         <w:tc>
           <w:tcPr>
-            <w:tcW w:type="dxa" w:w="3000"/>
+            <w:tcW w:type="dxa" w:w="2600"/>
             <w:shd w:fill="EAF2F8"/>
             <w:vAlign w:val="center"/>
             <w:tcBorders>
@@ -2007,7 +2757,7 @@
                 <w:rFonts w:ascii="Calibri" w:hAnsi="Calibri" w:eastAsia="Calibri"/>
                 <w:b/>
                 <w:color w:val="12355B"/>
-                <w:sz w:val="15"/>
+                <w:sz w:val="14"/>
               </w:rPr>
               <w:t>Tipo, dominio y ejemplo</w:t>
             </w:r>
@@ -2015,7 +2765,7 @@
         </w:tc>
         <w:tc>
           <w:tcPr>
-            <w:tcW w:type="dxa" w:w="1460"/>
+            <w:tcW w:type="dxa" w:w="2310"/>
             <w:shd w:fill="EAF2F8"/>
             <w:vAlign w:val="center"/>
             <w:tcBorders>
@@ -2044,9 +2794,9 @@
                 <w:rFonts w:ascii="Calibri" w:hAnsi="Calibri" w:eastAsia="Calibri"/>
                 <w:b/>
                 <w:color w:val="12355B"/>
-                <w:sz w:val="15"/>
-              </w:rPr>
-              <w:t>Origen/regla</w:t>
+                <w:sz w:val="14"/>
+              </w:rPr>
+              <w:t>Tratamiento y derivación</w:t>
             </w:r>
           </w:p>
         </w:tc>
@@ -2057,7 +2807,7 @@
         </w:trPr>
         <w:tc>
           <w:tcPr>
-            <w:tcW w:type="dxa" w:w="1900"/>
+            <w:tcW w:type="dxa" w:w="1750"/>
             <w:vAlign w:val="center"/>
             <w:tcBorders>
               <w:top w:val="single" w:sz="6" w:color="B8C4CE"/>
@@ -2085,7 +2835,7 @@
                 <w:rFonts w:ascii="Calibri" w:hAnsi="Calibri" w:eastAsia="Calibri"/>
                 <w:b w:val="0"/>
                 <w:color w:val="17202A"/>
-                <w:sz w:val="15"/>
+                <w:sz w:val="14"/>
               </w:rPr>
               <w:t>DISTRITO_ORIGINAL</w:t>
             </w:r>
@@ -2093,7 +2843,7 @@
         </w:tc>
         <w:tc>
           <w:tcPr>
-            <w:tcW w:type="dxa" w:w="3000"/>
+            <w:tcW w:type="dxa" w:w="2700"/>
             <w:vAlign w:val="center"/>
             <w:tcBorders>
               <w:top w:val="single" w:sz="6" w:color="B8C4CE"/>
@@ -2121,7 +2871,7 @@
                 <w:rFonts w:ascii="Calibri" w:hAnsi="Calibri" w:eastAsia="Calibri"/>
                 <w:b w:val="0"/>
                 <w:color w:val="17202A"/>
-                <w:sz w:val="15"/>
+                <w:sz w:val="14"/>
               </w:rPr>
               <w:t>Valor original: Código de distrito o supervisión educativa publicado por la fuente.</w:t>
             </w:r>
@@ -2129,7 +2879,7 @@
         </w:tc>
         <w:tc>
           <w:tcPr>
-            <w:tcW w:type="dxa" w:w="3000"/>
+            <w:tcW w:type="dxa" w:w="2600"/>
             <w:vAlign w:val="center"/>
             <w:tcBorders>
               <w:top w:val="single" w:sz="6" w:color="B8C4CE"/>
@@ -2157,19 +2907,21 @@
                 <w:rFonts w:ascii="Calibri" w:hAnsi="Calibri" w:eastAsia="Calibri"/>
                 <w:b w:val="0"/>
                 <w:color w:val="17202A"/>
-                <w:sz w:val="15"/>
+                <w:sz w:val="14"/>
               </w:rPr>
               <w:t>Tipo: string; null: No.</w:t>
               <w:br/>
               <w:t>Dominio: Texto publicado por MINEDUC; se conserva sin sobrescritura.</w:t>
               <w:br/>
+              <w:t>Valores: Texto libre o catálogo amplio (1,667 valores observados)</w:t>
+              <w:br/>
               <w:t>Ejemplo: 16-006</w:t>
             </w:r>
           </w:p>
         </w:tc>
         <w:tc>
           <w:tcPr>
-            <w:tcW w:type="dxa" w:w="1460"/>
+            <w:tcW w:type="dxa" w:w="2310"/>
             <w:vAlign w:val="center"/>
             <w:tcBorders>
               <w:top w:val="single" w:sz="6" w:color="B8C4CE"/>
@@ -2197,9 +2949,17 @@
                 <w:rFonts w:ascii="Calibri" w:hAnsi="Calibri" w:eastAsia="Calibri"/>
                 <w:b w:val="0"/>
                 <w:color w:val="17202A"/>
-                <w:sz w:val="15"/>
-              </w:rPr>
-              <w:t>Conservación del valor crudo</w:t>
+                <w:sz w:val="14"/>
+              </w:rPr>
+              <w:t>Derivada: No (campo preservado).</w:t>
+              <w:br/>
+              <w:t>Origen: DISTRITO.</w:t>
+              <w:br/>
+              <w:t>Método: Conservación textual</w:t>
+              <w:br/>
+              <w:t>Uso: Trazabilidad.</w:t>
+              <w:br/>
+              <w:t>Tratamiento: Copia sin sobrescritura del campo crudo.</w:t>
             </w:r>
           </w:p>
         </w:tc>
@@ -2210,7 +2970,7 @@
         </w:trPr>
         <w:tc>
           <w:tcPr>
-            <w:tcW w:type="dxa" w:w="1900"/>
+            <w:tcW w:type="dxa" w:w="1750"/>
             <w:vAlign w:val="center"/>
             <w:tcBorders>
               <w:top w:val="single" w:sz="6" w:color="B8C4CE"/>
@@ -2238,7 +2998,7 @@
                 <w:rFonts w:ascii="Calibri" w:hAnsi="Calibri" w:eastAsia="Calibri"/>
                 <w:b w:val="0"/>
                 <w:color w:val="17202A"/>
-                <w:sz w:val="15"/>
+                <w:sz w:val="14"/>
               </w:rPr>
               <w:t>DISTRITO_LIMPIO</w:t>
             </w:r>
@@ -2246,7 +3006,7 @@
         </w:tc>
         <w:tc>
           <w:tcPr>
-            <w:tcW w:type="dxa" w:w="3000"/>
+            <w:tcW w:type="dxa" w:w="2700"/>
             <w:vAlign w:val="center"/>
             <w:tcBorders>
               <w:top w:val="single" w:sz="6" w:color="B8C4CE"/>
@@ -2274,7 +3034,7 @@
                 <w:rFonts w:ascii="Calibri" w:hAnsi="Calibri" w:eastAsia="Calibri"/>
                 <w:b w:val="0"/>
                 <w:color w:val="17202A"/>
-                <w:sz w:val="15"/>
+                <w:sz w:val="14"/>
               </w:rPr>
               <w:t>Distrito completo; null cuando la fuente está vacía o incompleta.</w:t>
             </w:r>
@@ -2282,7 +3042,7 @@
         </w:tc>
         <w:tc>
           <w:tcPr>
-            <w:tcW w:type="dxa" w:w="3000"/>
+            <w:tcW w:type="dxa" w:w="2600"/>
             <w:vAlign w:val="center"/>
             <w:tcBorders>
               <w:top w:val="single" w:sz="6" w:color="B8C4CE"/>
@@ -2310,19 +3070,21 @@
                 <w:rFonts w:ascii="Calibri" w:hAnsi="Calibri" w:eastAsia="Calibri"/>
                 <w:b w:val="0"/>
                 <w:color w:val="17202A"/>
-                <w:sz w:val="15"/>
+                <w:sz w:val="14"/>
               </w:rPr>
               <w:t>Tipo: string; null: Sí.</w:t>
               <w:br/>
               <w:t>Dominio: Véase descripción y catálogo cuando corresponda.</w:t>
               <w:br/>
+              <w:t>Valores: Texto libre o catálogo amplio (1,663 valores observados)</w:t>
+              <w:br/>
               <w:t>Ejemplo: 16-006</w:t>
             </w:r>
           </w:p>
         </w:tc>
         <w:tc>
           <w:tcPr>
-            <w:tcW w:type="dxa" w:w="1460"/>
+            <w:tcW w:type="dxa" w:w="2310"/>
             <w:vAlign w:val="center"/>
             <w:tcBorders>
               <w:top w:val="single" w:sz="6" w:color="B8C4CE"/>
@@ -2350,9 +3112,17 @@
                 <w:rFonts w:ascii="Calibri" w:hAnsi="Calibri" w:eastAsia="Calibri"/>
                 <w:b w:val="0"/>
                 <w:color w:val="17202A"/>
-                <w:sz w:val="15"/>
-              </w:rPr>
-              <w:t>Derivación documentada</w:t>
+                <w:sz w:val="14"/>
+              </w:rPr>
+              <w:t>Derivada: Sí.</w:t>
+              <w:br/>
+              <w:t>Origen: DISTRITO.</w:t>
+              <w:br/>
+              <w:t>Método: Normalización y validación según el plan de la variable de origen.</w:t>
+              <w:br/>
+              <w:t>Uso: Análisis, control de calidad o metadatos.</w:t>
+              <w:br/>
+              <w:t>Tratamiento: Normalización y validación según el plan de la variable de origen.</w:t>
             </w:r>
           </w:p>
         </w:tc>
@@ -2363,7 +3133,7 @@
         </w:trPr>
         <w:tc>
           <w:tcPr>
-            <w:tcW w:type="dxa" w:w="1900"/>
+            <w:tcW w:type="dxa" w:w="1750"/>
             <w:vAlign w:val="center"/>
             <w:tcBorders>
               <w:top w:val="single" w:sz="6" w:color="B8C4CE"/>
@@ -2391,7 +3161,7 @@
                 <w:rFonts w:ascii="Calibri" w:hAnsi="Calibri" w:eastAsia="Calibri"/>
                 <w:b w:val="0"/>
                 <w:color w:val="17202A"/>
-                <w:sz w:val="15"/>
+                <w:sz w:val="14"/>
               </w:rPr>
               <w:t>DISTRITO_ESTADO</w:t>
             </w:r>
@@ -2399,7 +3169,7 @@
         </w:tc>
         <w:tc>
           <w:tcPr>
-            <w:tcW w:type="dxa" w:w="3000"/>
+            <w:tcW w:type="dxa" w:w="2700"/>
             <w:vAlign w:val="center"/>
             <w:tcBorders>
               <w:top w:val="single" w:sz="6" w:color="B8C4CE"/>
@@ -2427,7 +3197,7 @@
                 <w:rFonts w:ascii="Calibri" w:hAnsi="Calibri" w:eastAsia="Calibri"/>
                 <w:b w:val="0"/>
                 <w:color w:val="17202A"/>
-                <w:sz w:val="15"/>
+                <w:sz w:val="14"/>
               </w:rPr>
               <w:t>Clasificación de completitud del distrito: Válido, Vacío o Incompleto.</w:t>
             </w:r>
@@ -2435,7 +3205,7 @@
         </w:tc>
         <w:tc>
           <w:tcPr>
-            <w:tcW w:type="dxa" w:w="3000"/>
+            <w:tcW w:type="dxa" w:w="2600"/>
             <w:vAlign w:val="center"/>
             <w:tcBorders>
               <w:top w:val="single" w:sz="6" w:color="B8C4CE"/>
@@ -2463,19 +3233,21 @@
                 <w:rFonts w:ascii="Calibri" w:hAnsi="Calibri" w:eastAsia="Calibri"/>
                 <w:b w:val="0"/>
                 <w:color w:val="17202A"/>
-                <w:sz w:val="15"/>
+                <w:sz w:val="14"/>
               </w:rPr>
               <w:t>Tipo: string; null: No.</w:t>
               <w:br/>
               <w:t>Dominio: Véase descripción y catálogo cuando corresponda.</w:t>
               <w:br/>
+              <w:t>Valores: Válido; Vacío; Incompleto</w:t>
+              <w:br/>
               <w:t>Ejemplo: Válido</w:t>
             </w:r>
           </w:p>
         </w:tc>
         <w:tc>
           <w:tcPr>
-            <w:tcW w:type="dxa" w:w="1460"/>
+            <w:tcW w:type="dxa" w:w="2310"/>
             <w:vAlign w:val="center"/>
             <w:tcBorders>
               <w:top w:val="single" w:sz="6" w:color="B8C4CE"/>
@@ -2503,9 +3275,17 @@
                 <w:rFonts w:ascii="Calibri" w:hAnsi="Calibri" w:eastAsia="Calibri"/>
                 <w:b w:val="0"/>
                 <w:color w:val="17202A"/>
-                <w:sz w:val="15"/>
-              </w:rPr>
-              <w:t>Derivación documentada</w:t>
+                <w:sz w:val="14"/>
+              </w:rPr>
+              <w:t>Derivada: Sí.</w:t>
+              <w:br/>
+              <w:t>Origen: DISTRITO.</w:t>
+              <w:br/>
+              <w:t>Método: Clasificación derivada para distinguir valor válido, ausencia o formato no estándar.</w:t>
+              <w:br/>
+              <w:t>Uso: Análisis, control de calidad o metadatos.</w:t>
+              <w:br/>
+              <w:t>Tratamiento: Clasificación derivada para distinguir valor válido, ausencia o formato no estándar.</w:t>
             </w:r>
           </w:p>
         </w:tc>
@@ -2516,7 +3296,7 @@
         </w:trPr>
         <w:tc>
           <w:tcPr>
-            <w:tcW w:type="dxa" w:w="1900"/>
+            <w:tcW w:type="dxa" w:w="1750"/>
             <w:vAlign w:val="center"/>
             <w:tcBorders>
               <w:top w:val="single" w:sz="6" w:color="B8C4CE"/>
@@ -2544,7 +3324,7 @@
                 <w:rFonts w:ascii="Calibri" w:hAnsi="Calibri" w:eastAsia="Calibri"/>
                 <w:b w:val="0"/>
                 <w:color w:val="17202A"/>
-                <w:sz w:val="15"/>
+                <w:sz w:val="14"/>
               </w:rPr>
               <w:t>DEPARTAMENTO_ORIGINAL</w:t>
             </w:r>
@@ -2552,7 +3332,7 @@
         </w:tc>
         <w:tc>
           <w:tcPr>
-            <w:tcW w:type="dxa" w:w="3000"/>
+            <w:tcW w:type="dxa" w:w="2700"/>
             <w:vAlign w:val="center"/>
             <w:tcBorders>
               <w:top w:val="single" w:sz="6" w:color="B8C4CE"/>
@@ -2580,7 +3360,7 @@
                 <w:rFonts w:ascii="Calibri" w:hAnsi="Calibri" w:eastAsia="Calibri"/>
                 <w:b w:val="0"/>
                 <w:color w:val="17202A"/>
-                <w:sz w:val="15"/>
+                <w:sz w:val="14"/>
               </w:rPr>
               <w:t>Valor original: Categoría territorial de origen utilizada por el portal.</w:t>
             </w:r>
@@ -2588,7 +3368,7 @@
         </w:tc>
         <w:tc>
           <w:tcPr>
-            <w:tcW w:type="dxa" w:w="3000"/>
+            <w:tcW w:type="dxa" w:w="2600"/>
             <w:vAlign w:val="center"/>
             <w:tcBorders>
               <w:top w:val="single" w:sz="6" w:color="B8C4CE"/>
@@ -2616,19 +3396,21 @@
                 <w:rFonts w:ascii="Calibri" w:hAnsi="Calibri" w:eastAsia="Calibri"/>
                 <w:b w:val="0"/>
                 <w:color w:val="17202A"/>
-                <w:sz w:val="15"/>
+                <w:sz w:val="14"/>
               </w:rPr>
               <w:t>Tipo: string; null: No.</w:t>
               <w:br/>
               <w:t>Dominio: Texto publicado por MINEDUC; se conserva sin sobrescritura.</w:t>
               <w:br/>
+              <w:t>Valores: ALTA VERAPAZ; BAJA VERAPAZ; CHIMALTENANGO; CHIQUIMULA; CIUDAD CAPITAL; EL PROGRESO; ESCUINTLA; GUATEMALA; HUEHUETENANGO; IZABAL; JALAPA; JUTIAPA; PETEN; QUETZALTENANGO; QUICHE; RETALHULEU; SACATEPEQUEZ; SAN MARCOS; SANTA ROSA; SOLOLA; SUCHITEPEQUEZ; TOTONICAPAN; ZACAPA</w:t>
+              <w:br/>
               <w:t>Ejemplo: ALTA VERAPAZ</w:t>
             </w:r>
           </w:p>
         </w:tc>
         <w:tc>
           <w:tcPr>
-            <w:tcW w:type="dxa" w:w="1460"/>
+            <w:tcW w:type="dxa" w:w="2310"/>
             <w:vAlign w:val="center"/>
             <w:tcBorders>
               <w:top w:val="single" w:sz="6" w:color="B8C4CE"/>
@@ -2656,9 +3438,17 @@
                 <w:rFonts w:ascii="Calibri" w:hAnsi="Calibri" w:eastAsia="Calibri"/>
                 <w:b w:val="0"/>
                 <w:color w:val="17202A"/>
-                <w:sz w:val="15"/>
-              </w:rPr>
-              <w:t>Conservación del valor crudo</w:t>
+                <w:sz w:val="14"/>
+              </w:rPr>
+              <w:t>Derivada: No (campo preservado).</w:t>
+              <w:br/>
+              <w:t>Origen: DEPARTAMENTO.</w:t>
+              <w:br/>
+              <w:t>Método: Conservación textual</w:t>
+              <w:br/>
+              <w:t>Uso: Trazabilidad.</w:t>
+              <w:br/>
+              <w:t>Tratamiento: Copia sin sobrescritura del campo crudo.</w:t>
             </w:r>
           </w:p>
         </w:tc>
@@ -2669,7 +3459,7 @@
         </w:trPr>
         <w:tc>
           <w:tcPr>
-            <w:tcW w:type="dxa" w:w="1900"/>
+            <w:tcW w:type="dxa" w:w="1750"/>
             <w:vAlign w:val="center"/>
             <w:tcBorders>
               <w:top w:val="single" w:sz="6" w:color="B8C4CE"/>
@@ -2697,7 +3487,7 @@
                 <w:rFonts w:ascii="Calibri" w:hAnsi="Calibri" w:eastAsia="Calibri"/>
                 <w:b w:val="0"/>
                 <w:color w:val="17202A"/>
-                <w:sz w:val="15"/>
+                <w:sz w:val="14"/>
               </w:rPr>
               <w:t>DEPARTAMENTO_LIMPIO</w:t>
             </w:r>
@@ -2705,7 +3495,7 @@
         </w:tc>
         <w:tc>
           <w:tcPr>
-            <w:tcW w:type="dxa" w:w="3000"/>
+            <w:tcW w:type="dxa" w:w="2700"/>
             <w:vAlign w:val="center"/>
             <w:tcBorders>
               <w:top w:val="single" w:sz="6" w:color="B8C4CE"/>
@@ -2733,7 +3523,7 @@
                 <w:rFonts w:ascii="Calibri" w:hAnsi="Calibri" w:eastAsia="Calibri"/>
                 <w:b w:val="0"/>
                 <w:color w:val="17202A"/>
-                <w:sz w:val="15"/>
+                <w:sz w:val="14"/>
               </w:rPr>
               <w:t>Categoría de origen con presentación ortográfica.</w:t>
             </w:r>
@@ -2741,7 +3531,7 @@
         </w:tc>
         <w:tc>
           <w:tcPr>
-            <w:tcW w:type="dxa" w:w="3000"/>
+            <w:tcW w:type="dxa" w:w="2600"/>
             <w:vAlign w:val="center"/>
             <w:tcBorders>
               <w:top w:val="single" w:sz="6" w:color="B8C4CE"/>
@@ -2769,19 +3559,21 @@
                 <w:rFonts w:ascii="Calibri" w:hAnsi="Calibri" w:eastAsia="Calibri"/>
                 <w:b w:val="0"/>
                 <w:color w:val="17202A"/>
-                <w:sz w:val="15"/>
+                <w:sz w:val="14"/>
               </w:rPr>
               <w:t>Tipo: string; null: No.</w:t>
               <w:br/>
               <w:t>Dominio: Véase descripción y catálogo cuando corresponda.</w:t>
               <w:br/>
+              <w:t>Valores: Alta Verapaz; Baja Verapaz; Chimaltenango; Chiquimula; Ciudad Capital; El Progreso; Escuintla; Guatemala; Huehuetenango; Izabal; Jalapa; Jutiapa; Petén; Quetzaltenango; Quiché; Retalhuleu; Sacatepéquez; San Marcos; Santa Rosa; Sololá; Suchitepéquez; Totonicapán; Zacapa</w:t>
+              <w:br/>
               <w:t>Ejemplo: Alta Verapaz</w:t>
             </w:r>
           </w:p>
         </w:tc>
         <w:tc>
           <w:tcPr>
-            <w:tcW w:type="dxa" w:w="1460"/>
+            <w:tcW w:type="dxa" w:w="2310"/>
             <w:vAlign w:val="center"/>
             <w:tcBorders>
               <w:top w:val="single" w:sz="6" w:color="B8C4CE"/>
@@ -2809,9 +3601,17 @@
                 <w:rFonts w:ascii="Calibri" w:hAnsi="Calibri" w:eastAsia="Calibri"/>
                 <w:b w:val="0"/>
                 <w:color w:val="17202A"/>
-                <w:sz w:val="15"/>
-              </w:rPr>
-              <w:t>Derivación documentada</w:t>
+                <w:sz w:val="14"/>
+              </w:rPr>
+              <w:t>Derivada: Sí.</w:t>
+              <w:br/>
+              <w:t>Origen: DEPARTAMENTO; MUNICIPIO; CODIGO.</w:t>
+              <w:br/>
+              <w:t>Método: Normalización y validación según el plan de la variable de origen.</w:t>
+              <w:br/>
+              <w:t>Uso: Análisis, control de calidad o metadatos.</w:t>
+              <w:br/>
+              <w:t>Tratamiento: Normalización y validación según el plan de la variable de origen.</w:t>
             </w:r>
           </w:p>
         </w:tc>
@@ -2822,7 +3622,7 @@
         </w:trPr>
         <w:tc>
           <w:tcPr>
-            <w:tcW w:type="dxa" w:w="1900"/>
+            <w:tcW w:type="dxa" w:w="1750"/>
             <w:vAlign w:val="center"/>
             <w:tcBorders>
               <w:top w:val="single" w:sz="6" w:color="B8C4CE"/>
@@ -2850,7 +3650,7 @@
                 <w:rFonts w:ascii="Calibri" w:hAnsi="Calibri" w:eastAsia="Calibri"/>
                 <w:b w:val="0"/>
                 <w:color w:val="17202A"/>
-                <w:sz w:val="15"/>
+                <w:sz w:val="14"/>
               </w:rPr>
               <w:t>DEPARTAMENTO_ANALISIS</w:t>
             </w:r>
@@ -2858,7 +3658,7 @@
         </w:tc>
         <w:tc>
           <w:tcPr>
-            <w:tcW w:type="dxa" w:w="3000"/>
+            <w:tcW w:type="dxa" w:w="2700"/>
             <w:vAlign w:val="center"/>
             <w:tcBorders>
               <w:top w:val="single" w:sz="6" w:color="B8C4CE"/>
@@ -2886,7 +3686,7 @@
                 <w:rFonts w:ascii="Calibri" w:hAnsi="Calibri" w:eastAsia="Calibri"/>
                 <w:b w:val="0"/>
                 <w:color w:val="17202A"/>
-                <w:sz w:val="15"/>
+                <w:sz w:val="14"/>
               </w:rPr>
               <w:t>Departamento analítico de 22 categorías; Ciudad Capital se agrega a Guatemala.</w:t>
             </w:r>
@@ -2894,7 +3694,7 @@
         </w:tc>
         <w:tc>
           <w:tcPr>
-            <w:tcW w:type="dxa" w:w="3000"/>
+            <w:tcW w:type="dxa" w:w="2600"/>
             <w:vAlign w:val="center"/>
             <w:tcBorders>
               <w:top w:val="single" w:sz="6" w:color="B8C4CE"/>
@@ -2922,19 +3722,21 @@
                 <w:rFonts w:ascii="Calibri" w:hAnsi="Calibri" w:eastAsia="Calibri"/>
                 <w:b w:val="0"/>
                 <w:color w:val="17202A"/>
-                <w:sz w:val="15"/>
+                <w:sz w:val="14"/>
               </w:rPr>
               <w:t>Tipo: string; null: No.</w:t>
               <w:br/>
               <w:t>Dominio: 22 departamentos de Guatemala.</w:t>
               <w:br/>
+              <w:t>Valores: Alta Verapaz; Baja Verapaz; Chimaltenango; Chiquimula; Guatemala; El Progreso; Escuintla; Huehuetenango; Izabal; Jalapa; Jutiapa; Petén; Quetzaltenango; Quiché; Retalhuleu; Sacatepéquez; San Marcos; Santa Rosa; Sololá; Suchitepéquez; Totonicapán; Zacapa</w:t>
+              <w:br/>
               <w:t>Ejemplo: Alta Verapaz</w:t>
             </w:r>
           </w:p>
         </w:tc>
         <w:tc>
           <w:tcPr>
-            <w:tcW w:type="dxa" w:w="1460"/>
+            <w:tcW w:type="dxa" w:w="2310"/>
             <w:vAlign w:val="center"/>
             <w:tcBorders>
               <w:top w:val="single" w:sz="6" w:color="B8C4CE"/>
@@ -2962,9 +3764,17 @@
                 <w:rFonts w:ascii="Calibri" w:hAnsi="Calibri" w:eastAsia="Calibri"/>
                 <w:b w:val="0"/>
                 <w:color w:val="17202A"/>
-                <w:sz w:val="15"/>
-              </w:rPr>
-              <w:t>Derivación documentada</w:t>
+                <w:sz w:val="14"/>
+              </w:rPr>
+              <w:t>Derivada: Sí.</w:t>
+              <w:br/>
+              <w:t>Origen: DEPARTAMENTO; MUNICIPIO; CODIGO.</w:t>
+              <w:br/>
+              <w:t>Método: Derivación documentada y validada automáticamente.</w:t>
+              <w:br/>
+              <w:t>Uso: Análisis, control de calidad o metadatos.</w:t>
+              <w:br/>
+              <w:t>Tratamiento: Derivación documentada y validada automáticamente.</w:t>
             </w:r>
           </w:p>
         </w:tc>
@@ -2975,7 +3785,7 @@
         </w:trPr>
         <w:tc>
           <w:tcPr>
-            <w:tcW w:type="dxa" w:w="1900"/>
+            <w:tcW w:type="dxa" w:w="1750"/>
             <w:vAlign w:val="center"/>
             <w:tcBorders>
               <w:top w:val="single" w:sz="6" w:color="B8C4CE"/>
@@ -3003,7 +3813,7 @@
                 <w:rFonts w:ascii="Calibri" w:hAnsi="Calibri" w:eastAsia="Calibri"/>
                 <w:b w:val="0"/>
                 <w:color w:val="17202A"/>
-                <w:sz w:val="15"/>
+                <w:sz w:val="14"/>
               </w:rPr>
               <w:t>DEPARTAMENTO_ANALISIS_COD</w:t>
             </w:r>
@@ -3011,7 +3821,7 @@
         </w:tc>
         <w:tc>
           <w:tcPr>
-            <w:tcW w:type="dxa" w:w="3000"/>
+            <w:tcW w:type="dxa" w:w="2700"/>
             <w:vAlign w:val="center"/>
             <w:tcBorders>
               <w:top w:val="single" w:sz="6" w:color="B8C4CE"/>
@@ -3039,7 +3849,7 @@
                 <w:rFonts w:ascii="Calibri" w:hAnsi="Calibri" w:eastAsia="Calibri"/>
                 <w:b w:val="0"/>
                 <w:color w:val="17202A"/>
-                <w:sz w:val="15"/>
+                <w:sz w:val="14"/>
               </w:rPr>
               <w:t>Código territorial de dos dígitos del departamento analítico.</w:t>
             </w:r>
@@ -3047,7 +3857,7 @@
         </w:tc>
         <w:tc>
           <w:tcPr>
-            <w:tcW w:type="dxa" w:w="3000"/>
+            <w:tcW w:type="dxa" w:w="2600"/>
             <w:vAlign w:val="center"/>
             <w:tcBorders>
               <w:top w:val="single" w:sz="6" w:color="B8C4CE"/>
@@ -3075,19 +3885,21 @@
                 <w:rFonts w:ascii="Calibri" w:hAnsi="Calibri" w:eastAsia="Calibri"/>
                 <w:b w:val="0"/>
                 <w:color w:val="17202A"/>
-                <w:sz w:val="15"/>
+                <w:sz w:val="14"/>
               </w:rPr>
               <w:t>Tipo: string; null: No.</w:t>
               <w:br/>
               <w:t>Dominio: Catálogo documentado; identificador nominal salvo código territorial.</w:t>
               <w:br/>
+              <w:t>Valores: 16; 15; 04; 20; 01; 02; 05; 13; 18; 21; 22; 17; 09; 14; 11; 03; 12; 06; 07; 10; 08; 19</w:t>
+              <w:br/>
               <w:t>Ejemplo: 16</w:t>
             </w:r>
           </w:p>
         </w:tc>
         <w:tc>
           <w:tcPr>
-            <w:tcW w:type="dxa" w:w="1460"/>
+            <w:tcW w:type="dxa" w:w="2310"/>
             <w:vAlign w:val="center"/>
             <w:tcBorders>
               <w:top w:val="single" w:sz="6" w:color="B8C4CE"/>
@@ -3115,9 +3927,17 @@
                 <w:rFonts w:ascii="Calibri" w:hAnsi="Calibri" w:eastAsia="Calibri"/>
                 <w:b w:val="0"/>
                 <w:color w:val="17202A"/>
-                <w:sz w:val="15"/>
-              </w:rPr>
-              <w:t>Derivación documentada</w:t>
+                <w:sz w:val="14"/>
+              </w:rPr>
+              <w:t>Derivada: Sí.</w:t>
+              <w:br/>
+              <w:t>Origen: DEPARTAMENTO; MUNICIPIO; CODIGO.</w:t>
+              <w:br/>
+              <w:t>Método: Codificación nominal o territorial documentada en catálogo.</w:t>
+              <w:br/>
+              <w:t>Uso: Análisis, control de calidad o metadatos.</w:t>
+              <w:br/>
+              <w:t>Tratamiento: Codificación nominal o territorial documentada en catálogo.</w:t>
             </w:r>
           </w:p>
         </w:tc>
@@ -3128,7 +3948,7 @@
         </w:trPr>
         <w:tc>
           <w:tcPr>
-            <w:tcW w:type="dxa" w:w="1900"/>
+            <w:tcW w:type="dxa" w:w="1750"/>
             <w:vAlign w:val="center"/>
             <w:tcBorders>
               <w:top w:val="single" w:sz="6" w:color="B8C4CE"/>
@@ -3156,7 +3976,7 @@
                 <w:rFonts w:ascii="Calibri" w:hAnsi="Calibri" w:eastAsia="Calibri"/>
                 <w:b w:val="0"/>
                 <w:color w:val="17202A"/>
-                <w:sz w:val="15"/>
+                <w:sz w:val="14"/>
               </w:rPr>
               <w:t>MUNICIPIO_ORIGINAL</w:t>
             </w:r>
@@ -3164,7 +3984,7 @@
         </w:tc>
         <w:tc>
           <w:tcPr>
-            <w:tcW w:type="dxa" w:w="3000"/>
+            <w:tcW w:type="dxa" w:w="2700"/>
             <w:vAlign w:val="center"/>
             <w:tcBorders>
               <w:top w:val="single" w:sz="6" w:color="B8C4CE"/>
@@ -3192,7 +4012,7 @@
                 <w:rFonts w:ascii="Calibri" w:hAnsi="Calibri" w:eastAsia="Calibri"/>
                 <w:b w:val="0"/>
                 <w:color w:val="17202A"/>
-                <w:sz w:val="15"/>
+                <w:sz w:val="14"/>
               </w:rPr>
               <w:t>Valor original: Municipio o zona de Ciudad Capital publicado por el portal.</w:t>
             </w:r>
@@ -3200,7 +4020,7 @@
         </w:tc>
         <w:tc>
           <w:tcPr>
-            <w:tcW w:type="dxa" w:w="3000"/>
+            <w:tcW w:type="dxa" w:w="2600"/>
             <w:vAlign w:val="center"/>
             <w:tcBorders>
               <w:top w:val="single" w:sz="6" w:color="B8C4CE"/>
@@ -3228,19 +4048,21 @@
                 <w:rFonts w:ascii="Calibri" w:hAnsi="Calibri" w:eastAsia="Calibri"/>
                 <w:b w:val="0"/>
                 <w:color w:val="17202A"/>
-                <w:sz w:val="15"/>
+                <w:sz w:val="14"/>
               </w:rPr>
               <w:t>Tipo: string; null: No.</w:t>
               <w:br/>
               <w:t>Dominio: Texto publicado por MINEDUC; se conserva sin sobrescritura.</w:t>
               <w:br/>
+              <w:t>Valores: Texto libre o catálogo amplio (350 valores observados)</w:t>
+              <w:br/>
               <w:t>Ejemplo: COBAN</w:t>
             </w:r>
           </w:p>
         </w:tc>
         <w:tc>
           <w:tcPr>
-            <w:tcW w:type="dxa" w:w="1460"/>
+            <w:tcW w:type="dxa" w:w="2310"/>
             <w:vAlign w:val="center"/>
             <w:tcBorders>
               <w:top w:val="single" w:sz="6" w:color="B8C4CE"/>
@@ -3268,9 +4090,17 @@
                 <w:rFonts w:ascii="Calibri" w:hAnsi="Calibri" w:eastAsia="Calibri"/>
                 <w:b w:val="0"/>
                 <w:color w:val="17202A"/>
-                <w:sz w:val="15"/>
-              </w:rPr>
-              <w:t>Conservación del valor crudo</w:t>
+                <w:sz w:val="14"/>
+              </w:rPr>
+              <w:t>Derivada: No (campo preservado).</w:t>
+              <w:br/>
+              <w:t>Origen: MUNICIPIO.</w:t>
+              <w:br/>
+              <w:t>Método: Conservación textual</w:t>
+              <w:br/>
+              <w:t>Uso: Trazabilidad.</w:t>
+              <w:br/>
+              <w:t>Tratamiento: Copia sin sobrescritura del campo crudo.</w:t>
             </w:r>
           </w:p>
         </w:tc>
@@ -3281,7 +4111,7 @@
         </w:trPr>
         <w:tc>
           <w:tcPr>
-            <w:tcW w:type="dxa" w:w="1900"/>
+            <w:tcW w:type="dxa" w:w="1750"/>
             <w:vAlign w:val="center"/>
             <w:tcBorders>
               <w:top w:val="single" w:sz="6" w:color="B8C4CE"/>
@@ -3309,7 +4139,7 @@
                 <w:rFonts w:ascii="Calibri" w:hAnsi="Calibri" w:eastAsia="Calibri"/>
                 <w:b w:val="0"/>
                 <w:color w:val="17202A"/>
-                <w:sz w:val="15"/>
+                <w:sz w:val="14"/>
               </w:rPr>
               <w:t>MUNICIPIO_LIMPIO</w:t>
             </w:r>
@@ -3317,7 +4147,7 @@
         </w:tc>
         <w:tc>
           <w:tcPr>
-            <w:tcW w:type="dxa" w:w="3000"/>
+            <w:tcW w:type="dxa" w:w="2700"/>
             <w:vAlign w:val="center"/>
             <w:tcBorders>
               <w:top w:val="single" w:sz="6" w:color="B8C4CE"/>
@@ -3345,7 +4175,7 @@
                 <w:rFonts w:ascii="Calibri" w:hAnsi="Calibri" w:eastAsia="Calibri"/>
                 <w:b w:val="0"/>
                 <w:color w:val="17202A"/>
-                <w:sz w:val="15"/>
+                <w:sz w:val="14"/>
               </w:rPr>
               <w:t>Municipio o zona con presentación normalizada.</w:t>
             </w:r>
@@ -3353,7 +4183,7 @@
         </w:tc>
         <w:tc>
           <w:tcPr>
-            <w:tcW w:type="dxa" w:w="3000"/>
+            <w:tcW w:type="dxa" w:w="2600"/>
             <w:vAlign w:val="center"/>
             <w:tcBorders>
               <w:top w:val="single" w:sz="6" w:color="B8C4CE"/>
@@ -3381,19 +4211,21 @@
                 <w:rFonts w:ascii="Calibri" w:hAnsi="Calibri" w:eastAsia="Calibri"/>
                 <w:b w:val="0"/>
                 <w:color w:val="17202A"/>
-                <w:sz w:val="15"/>
+                <w:sz w:val="14"/>
               </w:rPr>
               <w:t>Tipo: string; null: No.</w:t>
               <w:br/>
               <w:t>Dominio: Véase descripción y catálogo cuando corresponda.</w:t>
               <w:br/>
+              <w:t>Valores: Texto libre o catálogo amplio (350 valores observados)</w:t>
+              <w:br/>
               <w:t>Ejemplo: Cobán</w:t>
             </w:r>
           </w:p>
         </w:tc>
         <w:tc>
           <w:tcPr>
-            <w:tcW w:type="dxa" w:w="1460"/>
+            <w:tcW w:type="dxa" w:w="2310"/>
             <w:vAlign w:val="center"/>
             <w:tcBorders>
               <w:top w:val="single" w:sz="6" w:color="B8C4CE"/>
@@ -3421,9 +4253,17 @@
                 <w:rFonts w:ascii="Calibri" w:hAnsi="Calibri" w:eastAsia="Calibri"/>
                 <w:b w:val="0"/>
                 <w:color w:val="17202A"/>
-                <w:sz w:val="15"/>
-              </w:rPr>
-              <w:t>Derivación documentada</w:t>
+                <w:sz w:val="14"/>
+              </w:rPr>
+              <w:t>Derivada: Sí.</w:t>
+              <w:br/>
+              <w:t>Origen: MUNICIPIO; CODIGO; DEPARTAMENTO.</w:t>
+              <w:br/>
+              <w:t>Método: Normalización y validación según el plan de la variable de origen.</w:t>
+              <w:br/>
+              <w:t>Uso: Análisis, control de calidad o metadatos.</w:t>
+              <w:br/>
+              <w:t>Tratamiento: Normalización y validación según el plan de la variable de origen.</w:t>
             </w:r>
           </w:p>
         </w:tc>
@@ -3434,7 +4274,7 @@
         </w:trPr>
         <w:tc>
           <w:tcPr>
-            <w:tcW w:type="dxa" w:w="1900"/>
+            <w:tcW w:type="dxa" w:w="1750"/>
             <w:vAlign w:val="center"/>
             <w:tcBorders>
               <w:top w:val="single" w:sz="6" w:color="B8C4CE"/>
@@ -3462,7 +4302,7 @@
                 <w:rFonts w:ascii="Calibri" w:hAnsi="Calibri" w:eastAsia="Calibri"/>
                 <w:b w:val="0"/>
                 <w:color w:val="17202A"/>
-                <w:sz w:val="15"/>
+                <w:sz w:val="14"/>
               </w:rPr>
               <w:t>UBICACION_GRUPO</w:t>
             </w:r>
@@ -3470,7 +4310,7 @@
         </w:tc>
         <w:tc>
           <w:tcPr>
-            <w:tcW w:type="dxa" w:w="3000"/>
+            <w:tcW w:type="dxa" w:w="2700"/>
             <w:vAlign w:val="center"/>
             <w:tcBorders>
               <w:top w:val="single" w:sz="6" w:color="B8C4CE"/>
@@ -3498,7 +4338,7 @@
                 <w:rFonts w:ascii="Calibri" w:hAnsi="Calibri" w:eastAsia="Calibri"/>
                 <w:b w:val="0"/>
                 <w:color w:val="17202A"/>
-                <w:sz w:val="15"/>
+                <w:sz w:val="14"/>
               </w:rPr>
               <w:t>Distingue Ciudad Capital de otros municipios.</w:t>
             </w:r>
@@ -3506,7 +4346,7 @@
         </w:tc>
         <w:tc>
           <w:tcPr>
-            <w:tcW w:type="dxa" w:w="3000"/>
+            <w:tcW w:type="dxa" w:w="2600"/>
             <w:vAlign w:val="center"/>
             <w:tcBorders>
               <w:top w:val="single" w:sz="6" w:color="B8C4CE"/>
@@ -3534,19 +4374,21 @@
                 <w:rFonts w:ascii="Calibri" w:hAnsi="Calibri" w:eastAsia="Calibri"/>
                 <w:b w:val="0"/>
                 <w:color w:val="17202A"/>
-                <w:sz w:val="15"/>
+                <w:sz w:val="14"/>
               </w:rPr>
               <w:t>Tipo: string; null: No.</w:t>
               <w:br/>
               <w:t>Dominio: Ciudad Capital; Otros municipios.</w:t>
               <w:br/>
+              <w:t>Valores: Otros municipios; Ciudad Capital</w:t>
+              <w:br/>
               <w:t>Ejemplo: Otros municipios</w:t>
             </w:r>
           </w:p>
         </w:tc>
         <w:tc>
           <w:tcPr>
-            <w:tcW w:type="dxa" w:w="1460"/>
+            <w:tcW w:type="dxa" w:w="2310"/>
             <w:vAlign w:val="center"/>
             <w:tcBorders>
               <w:top w:val="single" w:sz="6" w:color="B8C4CE"/>
@@ -3574,9 +4416,17 @@
                 <w:rFonts w:ascii="Calibri" w:hAnsi="Calibri" w:eastAsia="Calibri"/>
                 <w:b w:val="0"/>
                 <w:color w:val="17202A"/>
-                <w:sz w:val="15"/>
-              </w:rPr>
-              <w:t>Derivación documentada</w:t>
+                <w:sz w:val="14"/>
+              </w:rPr>
+              <w:t>Derivada: Sí.</w:t>
+              <w:br/>
+              <w:t>Origen: DEPARTAMENTO; MUNICIPIO; CODIGO.</w:t>
+              <w:br/>
+              <w:t>Método: Derivación documentada y validada automáticamente.</w:t>
+              <w:br/>
+              <w:t>Uso: Análisis, control de calidad o metadatos.</w:t>
+              <w:br/>
+              <w:t>Tratamiento: Derivación documentada y validada automáticamente.</w:t>
             </w:r>
           </w:p>
         </w:tc>
@@ -3587,7 +4437,7 @@
         </w:trPr>
         <w:tc>
           <w:tcPr>
-            <w:tcW w:type="dxa" w:w="1900"/>
+            <w:tcW w:type="dxa" w:w="1750"/>
             <w:vAlign w:val="center"/>
             <w:tcBorders>
               <w:top w:val="single" w:sz="6" w:color="B8C4CE"/>
@@ -3615,7 +4465,7 @@
                 <w:rFonts w:ascii="Calibri" w:hAnsi="Calibri" w:eastAsia="Calibri"/>
                 <w:b w:val="0"/>
                 <w:color w:val="17202A"/>
-                <w:sz w:val="15"/>
+                <w:sz w:val="14"/>
               </w:rPr>
               <w:t>TIPO_UBICACION</w:t>
             </w:r>
@@ -3623,7 +4473,7 @@
         </w:tc>
         <w:tc>
           <w:tcPr>
-            <w:tcW w:type="dxa" w:w="3000"/>
+            <w:tcW w:type="dxa" w:w="2700"/>
             <w:vAlign w:val="center"/>
             <w:tcBorders>
               <w:top w:val="single" w:sz="6" w:color="B8C4CE"/>
@@ -3651,7 +4501,7 @@
                 <w:rFonts w:ascii="Calibri" w:hAnsi="Calibri" w:eastAsia="Calibri"/>
                 <w:b w:val="0"/>
                 <w:color w:val="17202A"/>
-                <w:sz w:val="15"/>
+                <w:sz w:val="14"/>
               </w:rPr>
               <w:t>Indica si la etiqueta territorial es Zona capital o Municipio.</w:t>
             </w:r>
@@ -3659,7 +4509,7 @@
         </w:tc>
         <w:tc>
           <w:tcPr>
-            <w:tcW w:type="dxa" w:w="3000"/>
+            <w:tcW w:type="dxa" w:w="2600"/>
             <w:vAlign w:val="center"/>
             <w:tcBorders>
               <w:top w:val="single" w:sz="6" w:color="B8C4CE"/>
@@ -3687,19 +4537,21 @@
                 <w:rFonts w:ascii="Calibri" w:hAnsi="Calibri" w:eastAsia="Calibri"/>
                 <w:b w:val="0"/>
                 <w:color w:val="17202A"/>
-                <w:sz w:val="15"/>
+                <w:sz w:val="14"/>
               </w:rPr>
               <w:t>Tipo: string; null: No.</w:t>
               <w:br/>
               <w:t>Dominio: Zona capital; Municipio.</w:t>
               <w:br/>
+              <w:t>Valores: Municipio; Zona capital</w:t>
+              <w:br/>
               <w:t>Ejemplo: Municipio</w:t>
             </w:r>
           </w:p>
         </w:tc>
         <w:tc>
           <w:tcPr>
-            <w:tcW w:type="dxa" w:w="1460"/>
+            <w:tcW w:type="dxa" w:w="2310"/>
             <w:vAlign w:val="center"/>
             <w:tcBorders>
               <w:top w:val="single" w:sz="6" w:color="B8C4CE"/>
@@ -3727,9 +4579,17 @@
                 <w:rFonts w:ascii="Calibri" w:hAnsi="Calibri" w:eastAsia="Calibri"/>
                 <w:b w:val="0"/>
                 <w:color w:val="17202A"/>
-                <w:sz w:val="15"/>
-              </w:rPr>
-              <w:t>Derivación documentada</w:t>
+                <w:sz w:val="14"/>
+              </w:rPr>
+              <w:t>Derivada: Sí.</w:t>
+              <w:br/>
+              <w:t>Origen: DEPARTAMENTO; MUNICIPIO; CODIGO.</w:t>
+              <w:br/>
+              <w:t>Método: Derivación documentada y validada automáticamente.</w:t>
+              <w:br/>
+              <w:t>Uso: Análisis, control de calidad o metadatos.</w:t>
+              <w:br/>
+              <w:t>Tratamiento: Derivación documentada y validada automáticamente.</w:t>
             </w:r>
           </w:p>
         </w:tc>
@@ -3740,7 +4600,7 @@
         </w:trPr>
         <w:tc>
           <w:tcPr>
-            <w:tcW w:type="dxa" w:w="1900"/>
+            <w:tcW w:type="dxa" w:w="1750"/>
             <w:vAlign w:val="center"/>
             <w:tcBorders>
               <w:top w:val="single" w:sz="6" w:color="B8C4CE"/>
@@ -3768,7 +4628,7 @@
                 <w:rFonts w:ascii="Calibri" w:hAnsi="Calibri" w:eastAsia="Calibri"/>
                 <w:b w:val="0"/>
                 <w:color w:val="17202A"/>
-                <w:sz w:val="15"/>
+                <w:sz w:val="14"/>
               </w:rPr>
               <w:t>ES_CIUDAD_CAPITAL</w:t>
             </w:r>
@@ -3776,7 +4636,7 @@
         </w:tc>
         <w:tc>
           <w:tcPr>
-            <w:tcW w:type="dxa" w:w="3000"/>
+            <w:tcW w:type="dxa" w:w="2700"/>
             <w:vAlign w:val="center"/>
             <w:tcBorders>
               <w:top w:val="single" w:sz="6" w:color="B8C4CE"/>
@@ -3804,7 +4664,7 @@
                 <w:rFonts w:ascii="Calibri" w:hAnsi="Calibri" w:eastAsia="Calibri"/>
                 <w:b w:val="0"/>
                 <w:color w:val="17202A"/>
-                <w:sz w:val="15"/>
+                <w:sz w:val="14"/>
               </w:rPr>
               <w:t>Indicador binario: 1 para Ciudad Capital y 0 para otros municipios.</w:t>
             </w:r>
@@ -3812,7 +4672,7 @@
         </w:tc>
         <w:tc>
           <w:tcPr>
-            <w:tcW w:type="dxa" w:w="3000"/>
+            <w:tcW w:type="dxa" w:w="2600"/>
             <w:vAlign w:val="center"/>
             <w:tcBorders>
               <w:top w:val="single" w:sz="6" w:color="B8C4CE"/>
@@ -3840,19 +4700,21 @@
                 <w:rFonts w:ascii="Calibri" w:hAnsi="Calibri" w:eastAsia="Calibri"/>
                 <w:b w:val="0"/>
                 <w:color w:val="17202A"/>
-                <w:sz w:val="15"/>
+                <w:sz w:val="14"/>
               </w:rPr>
               <w:t>Tipo: Int8; null: No.</w:t>
               <w:br/>
               <w:t>Dominio: 0 = No; 1 = Sí.</w:t>
               <w:br/>
+              <w:t>Valores: 0; 1</w:t>
+              <w:br/>
               <w:t>Ejemplo: 0</w:t>
             </w:r>
           </w:p>
         </w:tc>
         <w:tc>
           <w:tcPr>
-            <w:tcW w:type="dxa" w:w="1460"/>
+            <w:tcW w:type="dxa" w:w="2310"/>
             <w:vAlign w:val="center"/>
             <w:tcBorders>
               <w:top w:val="single" w:sz="6" w:color="B8C4CE"/>
@@ -3880,9 +4742,17 @@
                 <w:rFonts w:ascii="Calibri" w:hAnsi="Calibri" w:eastAsia="Calibri"/>
                 <w:b w:val="0"/>
                 <w:color w:val="17202A"/>
-                <w:sz w:val="15"/>
-              </w:rPr>
-              <w:t>Derivación documentada</w:t>
+                <w:sz w:val="14"/>
+              </w:rPr>
+              <w:t>Derivada: Sí.</w:t>
+              <w:br/>
+              <w:t>Origen: DEPARTAMENTO; MUNICIPIO; CODIGO.</w:t>
+              <w:br/>
+              <w:t>Método: Derivación documentada y validada automáticamente.</w:t>
+              <w:br/>
+              <w:t>Uso: Análisis, control de calidad o metadatos.</w:t>
+              <w:br/>
+              <w:t>Tratamiento: Derivación documentada y validada automáticamente.</w:t>
             </w:r>
           </w:p>
         </w:tc>
@@ -3893,7 +4763,7 @@
         </w:trPr>
         <w:tc>
           <w:tcPr>
-            <w:tcW w:type="dxa" w:w="1900"/>
+            <w:tcW w:type="dxa" w:w="1750"/>
             <w:vAlign w:val="center"/>
             <w:tcBorders>
               <w:top w:val="single" w:sz="6" w:color="B8C4CE"/>
@@ -3921,7 +4791,7 @@
                 <w:rFonts w:ascii="Calibri" w:hAnsi="Calibri" w:eastAsia="Calibri"/>
                 <w:b w:val="0"/>
                 <w:color w:val="17202A"/>
-                <w:sz w:val="15"/>
+                <w:sz w:val="14"/>
               </w:rPr>
               <w:t>ZONA_CAPITAL_COD</w:t>
             </w:r>
@@ -3929,7 +4799,7 @@
         </w:tc>
         <w:tc>
           <w:tcPr>
-            <w:tcW w:type="dxa" w:w="3000"/>
+            <w:tcW w:type="dxa" w:w="2700"/>
             <w:vAlign w:val="center"/>
             <w:tcBorders>
               <w:top w:val="single" w:sz="6" w:color="B8C4CE"/>
@@ -3957,7 +4827,7 @@
                 <w:rFonts w:ascii="Calibri" w:hAnsi="Calibri" w:eastAsia="Calibri"/>
                 <w:b w:val="0"/>
                 <w:color w:val="17202A"/>
-                <w:sz w:val="15"/>
+                <w:sz w:val="14"/>
               </w:rPr>
               <w:t>Número de zona de Ciudad Capital; null fuera de la capital.</w:t>
             </w:r>
@@ -3965,7 +4835,7 @@
         </w:tc>
         <w:tc>
           <w:tcPr>
-            <w:tcW w:type="dxa" w:w="3000"/>
+            <w:tcW w:type="dxa" w:w="2600"/>
             <w:vAlign w:val="center"/>
             <w:tcBorders>
               <w:top w:val="single" w:sz="6" w:color="B8C4CE"/>
@@ -3993,19 +4863,21 @@
                 <w:rFonts w:ascii="Calibri" w:hAnsi="Calibri" w:eastAsia="Calibri"/>
                 <w:b w:val="0"/>
                 <w:color w:val="17202A"/>
-                <w:sz w:val="15"/>
+                <w:sz w:val="14"/>
               </w:rPr>
               <w:t>Tipo: Int8; null: Sí.</w:t>
               <w:br/>
               <w:t>Dominio: Catálogo documentado; identificador nominal salvo código territorial.</w:t>
               <w:br/>
+              <w:t>Valores: 1; 10; 11; 12; 13; 14; 15; 16; 17; 18; 19; 2; 21; 24; 25; 3; 4; 5; 6; 7; 8; 9</w:t>
+              <w:br/>
               <w:t>Ejemplo: 1</w:t>
             </w:r>
           </w:p>
         </w:tc>
         <w:tc>
           <w:tcPr>
-            <w:tcW w:type="dxa" w:w="1460"/>
+            <w:tcW w:type="dxa" w:w="2310"/>
             <w:vAlign w:val="center"/>
             <w:tcBorders>
               <w:top w:val="single" w:sz="6" w:color="B8C4CE"/>
@@ -4033,9 +4905,17 @@
                 <w:rFonts w:ascii="Calibri" w:hAnsi="Calibri" w:eastAsia="Calibri"/>
                 <w:b w:val="0"/>
                 <w:color w:val="17202A"/>
-                <w:sz w:val="15"/>
-              </w:rPr>
-              <w:t>Derivación documentada</w:t>
+                <w:sz w:val="14"/>
+              </w:rPr>
+              <w:t>Derivada: Sí.</w:t>
+              <w:br/>
+              <w:t>Origen: DEPARTAMENTO; MUNICIPIO; CODIGO.</w:t>
+              <w:br/>
+              <w:t>Método: Codificación nominal o territorial documentada en catálogo.</w:t>
+              <w:br/>
+              <w:t>Uso: Análisis, control de calidad o metadatos.</w:t>
+              <w:br/>
+              <w:t>Tratamiento: Codificación nominal o territorial documentada en catálogo.</w:t>
             </w:r>
           </w:p>
         </w:tc>
@@ -4046,7 +4926,7 @@
         </w:trPr>
         <w:tc>
           <w:tcPr>
-            <w:tcW w:type="dxa" w:w="1900"/>
+            <w:tcW w:type="dxa" w:w="1750"/>
             <w:vAlign w:val="center"/>
             <w:tcBorders>
               <w:top w:val="single" w:sz="6" w:color="B8C4CE"/>
@@ -4074,7 +4954,7 @@
                 <w:rFonts w:ascii="Calibri" w:hAnsi="Calibri" w:eastAsia="Calibri"/>
                 <w:b w:val="0"/>
                 <w:color w:val="17202A"/>
-                <w:sz w:val="15"/>
+                <w:sz w:val="14"/>
               </w:rPr>
               <w:t>MUNICIPIO_COD_FUENTE</w:t>
             </w:r>
@@ -4082,7 +4962,7 @@
         </w:tc>
         <w:tc>
           <w:tcPr>
-            <w:tcW w:type="dxa" w:w="3000"/>
+            <w:tcW w:type="dxa" w:w="2700"/>
             <w:vAlign w:val="center"/>
             <w:tcBorders>
               <w:top w:val="single" w:sz="6" w:color="B8C4CE"/>
@@ -4110,7 +4990,7 @@
                 <w:rFonts w:ascii="Calibri" w:hAnsi="Calibri" w:eastAsia="Calibri"/>
                 <w:b w:val="0"/>
                 <w:color w:val="17202A"/>
-                <w:sz w:val="15"/>
+                <w:sz w:val="14"/>
               </w:rPr>
               <w:t>Prefijo departamento-municipio del CODIGO; null para zonas capitalinas.</w:t>
             </w:r>
@@ -4118,7 +4998,7 @@
         </w:tc>
         <w:tc>
           <w:tcPr>
-            <w:tcW w:type="dxa" w:w="3000"/>
+            <w:tcW w:type="dxa" w:w="2600"/>
             <w:vAlign w:val="center"/>
             <w:tcBorders>
               <w:top w:val="single" w:sz="6" w:color="B8C4CE"/>
@@ -4146,19 +5026,21 @@
                 <w:rFonts w:ascii="Calibri" w:hAnsi="Calibri" w:eastAsia="Calibri"/>
                 <w:b w:val="0"/>
                 <w:color w:val="17202A"/>
-                <w:sz w:val="15"/>
+                <w:sz w:val="14"/>
               </w:rPr>
               <w:t>Tipo: string; null: Sí.</w:t>
               <w:br/>
               <w:t>Dominio: Véase descripción y catálogo cuando corresponda.</w:t>
               <w:br/>
+              <w:t>Valores: Texto libre o catálogo amplio (334 valores observados)</w:t>
+              <w:br/>
               <w:t>Ejemplo: 16-01</w:t>
             </w:r>
           </w:p>
         </w:tc>
         <w:tc>
           <w:tcPr>
-            <w:tcW w:type="dxa" w:w="1460"/>
+            <w:tcW w:type="dxa" w:w="2310"/>
             <w:vAlign w:val="center"/>
             <w:tcBorders>
               <w:top w:val="single" w:sz="6" w:color="B8C4CE"/>
@@ -4186,9 +5068,17 @@
                 <w:rFonts w:ascii="Calibri" w:hAnsi="Calibri" w:eastAsia="Calibri"/>
                 <w:b w:val="0"/>
                 <w:color w:val="17202A"/>
-                <w:sz w:val="15"/>
-              </w:rPr>
-              <w:t>Derivación documentada</w:t>
+                <w:sz w:val="14"/>
+              </w:rPr>
+              <w:t>Derivada: Sí.</w:t>
+              <w:br/>
+              <w:t>Origen: MUNICIPIO; CODIGO; DEPARTAMENTO.</w:t>
+              <w:br/>
+              <w:t>Método: Derivación documentada y validada automáticamente.</w:t>
+              <w:br/>
+              <w:t>Uso: Análisis, control de calidad o metadatos.</w:t>
+              <w:br/>
+              <w:t>Tratamiento: Derivación documentada y validada automáticamente.</w:t>
             </w:r>
           </w:p>
         </w:tc>
@@ -4218,10 +5108,10 @@
         <w:tblInd w:type="dxa" w:w="120"/>
       </w:tblPr>
       <w:tblGrid>
-        <w:gridCol w:w="1900"/>
-        <w:gridCol w:w="3000"/>
-        <w:gridCol w:w="3000"/>
-        <w:gridCol w:w="1460"/>
+        <w:gridCol w:w="1750"/>
+        <w:gridCol w:w="2700"/>
+        <w:gridCol w:w="2600"/>
+        <w:gridCol w:w="2310"/>
       </w:tblGrid>
       <w:tr>
         <w:trPr>
@@ -4230,7 +5120,7 @@
         </w:trPr>
         <w:tc>
           <w:tcPr>
-            <w:tcW w:type="dxa" w:w="1900"/>
+            <w:tcW w:type="dxa" w:w="1750"/>
             <w:shd w:fill="EAF2F8"/>
             <w:vAlign w:val="center"/>
             <w:tcBorders>
@@ -4259,7 +5149,7 @@
                 <w:rFonts w:ascii="Calibri" w:hAnsi="Calibri" w:eastAsia="Calibri"/>
                 <w:b/>
                 <w:color w:val="12355B"/>
-                <w:sz w:val="15"/>
+                <w:sz w:val="14"/>
               </w:rPr>
               <w:t>Variable</w:t>
             </w:r>
@@ -4267,7 +5157,7 @@
         </w:tc>
         <w:tc>
           <w:tcPr>
-            <w:tcW w:type="dxa" w:w="3000"/>
+            <w:tcW w:type="dxa" w:w="2700"/>
             <w:shd w:fill="EAF2F8"/>
             <w:vAlign w:val="center"/>
             <w:tcBorders>
@@ -4296,7 +5186,7 @@
                 <w:rFonts w:ascii="Calibri" w:hAnsi="Calibri" w:eastAsia="Calibri"/>
                 <w:b/>
                 <w:color w:val="12355B"/>
-                <w:sz w:val="15"/>
+                <w:sz w:val="14"/>
               </w:rPr>
               <w:t>Significado</w:t>
             </w:r>
@@ -4304,7 +5194,7 @@
         </w:tc>
         <w:tc>
           <w:tcPr>
-            <w:tcW w:type="dxa" w:w="3000"/>
+            <w:tcW w:type="dxa" w:w="2600"/>
             <w:shd w:fill="EAF2F8"/>
             <w:vAlign w:val="center"/>
             <w:tcBorders>
@@ -4333,7 +5223,7 @@
                 <w:rFonts w:ascii="Calibri" w:hAnsi="Calibri" w:eastAsia="Calibri"/>
                 <w:b/>
                 <w:color w:val="12355B"/>
-                <w:sz w:val="15"/>
+                <w:sz w:val="14"/>
               </w:rPr>
               <w:t>Tipo, dominio y ejemplo</w:t>
             </w:r>
@@ -4341,7 +5231,7 @@
         </w:tc>
         <w:tc>
           <w:tcPr>
-            <w:tcW w:type="dxa" w:w="1460"/>
+            <w:tcW w:type="dxa" w:w="2310"/>
             <w:shd w:fill="EAF2F8"/>
             <w:vAlign w:val="center"/>
             <w:tcBorders>
@@ -4370,9 +5260,9 @@
                 <w:rFonts w:ascii="Calibri" w:hAnsi="Calibri" w:eastAsia="Calibri"/>
                 <w:b/>
                 <w:color w:val="12355B"/>
-                <w:sz w:val="15"/>
-              </w:rPr>
-              <w:t>Origen/regla</w:t>
+                <w:sz w:val="14"/>
+              </w:rPr>
+              <w:t>Tratamiento y derivación</w:t>
             </w:r>
           </w:p>
         </w:tc>
@@ -4383,7 +5273,7 @@
         </w:trPr>
         <w:tc>
           <w:tcPr>
-            <w:tcW w:type="dxa" w:w="1900"/>
+            <w:tcW w:type="dxa" w:w="1750"/>
             <w:vAlign w:val="center"/>
             <w:tcBorders>
               <w:top w:val="single" w:sz="6" w:color="B8C4CE"/>
@@ -4411,7 +5301,7 @@
                 <w:rFonts w:ascii="Calibri" w:hAnsi="Calibri" w:eastAsia="Calibri"/>
                 <w:b w:val="0"/>
                 <w:color w:val="17202A"/>
-                <w:sz w:val="15"/>
+                <w:sz w:val="14"/>
               </w:rPr>
               <w:t>ESTABLECIMIENTO_ORIGINAL</w:t>
             </w:r>
@@ -4419,7 +5309,7 @@
         </w:tc>
         <w:tc>
           <w:tcPr>
-            <w:tcW w:type="dxa" w:w="3000"/>
+            <w:tcW w:type="dxa" w:w="2700"/>
             <w:vAlign w:val="center"/>
             <w:tcBorders>
               <w:top w:val="single" w:sz="6" w:color="B8C4CE"/>
@@ -4447,7 +5337,7 @@
                 <w:rFonts w:ascii="Calibri" w:hAnsi="Calibri" w:eastAsia="Calibri"/>
                 <w:b w:val="0"/>
                 <w:color w:val="17202A"/>
-                <w:sz w:val="15"/>
+                <w:sz w:val="14"/>
               </w:rPr>
               <w:t>Valor original: Nombre registrado del establecimiento educativo.</w:t>
             </w:r>
@@ -4455,7 +5345,7 @@
         </w:tc>
         <w:tc>
           <w:tcPr>
-            <w:tcW w:type="dxa" w:w="3000"/>
+            <w:tcW w:type="dxa" w:w="2600"/>
             <w:vAlign w:val="center"/>
             <w:tcBorders>
               <w:top w:val="single" w:sz="6" w:color="B8C4CE"/>
@@ -4483,19 +5373,21 @@
                 <w:rFonts w:ascii="Calibri" w:hAnsi="Calibri" w:eastAsia="Calibri"/>
                 <w:b w:val="0"/>
                 <w:color w:val="17202A"/>
-                <w:sz w:val="15"/>
+                <w:sz w:val="14"/>
               </w:rPr>
               <w:t>Tipo: string; null: No.</w:t>
               <w:br/>
               <w:t>Dominio: Texto publicado por MINEDUC; se conserva sin sobrescritura.</w:t>
               <w:br/>
+              <w:t>Valores: Texto libre o catálogo amplio (6,170 valores observados)</w:t>
+              <w:br/>
               <w:t>Ejemplo: INSTITUTO MIXTO NOCTURNO FRANCISCO MARROQUIN</w:t>
             </w:r>
           </w:p>
         </w:tc>
         <w:tc>
           <w:tcPr>
-            <w:tcW w:type="dxa" w:w="1460"/>
+            <w:tcW w:type="dxa" w:w="2310"/>
             <w:vAlign w:val="center"/>
             <w:tcBorders>
               <w:top w:val="single" w:sz="6" w:color="B8C4CE"/>
@@ -4523,9 +5415,17 @@
                 <w:rFonts w:ascii="Calibri" w:hAnsi="Calibri" w:eastAsia="Calibri"/>
                 <w:b w:val="0"/>
                 <w:color w:val="17202A"/>
-                <w:sz w:val="15"/>
-              </w:rPr>
-              <w:t>Conservación del valor crudo</w:t>
+                <w:sz w:val="14"/>
+              </w:rPr>
+              <w:t>Derivada: No (campo preservado).</w:t>
+              <w:br/>
+              <w:t>Origen: ESTABLECIMIENTO.</w:t>
+              <w:br/>
+              <w:t>Método: Conservación textual</w:t>
+              <w:br/>
+              <w:t>Uso: Trazabilidad.</w:t>
+              <w:br/>
+              <w:t>Tratamiento: Copia sin sobrescritura del campo crudo.</w:t>
             </w:r>
           </w:p>
         </w:tc>
@@ -4536,7 +5436,7 @@
         </w:trPr>
         <w:tc>
           <w:tcPr>
-            <w:tcW w:type="dxa" w:w="1900"/>
+            <w:tcW w:type="dxa" w:w="1750"/>
             <w:vAlign w:val="center"/>
             <w:tcBorders>
               <w:top w:val="single" w:sz="6" w:color="B8C4CE"/>
@@ -4564,7 +5464,7 @@
                 <w:rFonts w:ascii="Calibri" w:hAnsi="Calibri" w:eastAsia="Calibri"/>
                 <w:b w:val="0"/>
                 <w:color w:val="17202A"/>
-                <w:sz w:val="15"/>
+                <w:sz w:val="14"/>
               </w:rPr>
               <w:t>ESTABLECIMIENTO_LIMPIO</w:t>
             </w:r>
@@ -4572,7 +5472,7 @@
         </w:tc>
         <w:tc>
           <w:tcPr>
-            <w:tcW w:type="dxa" w:w="3000"/>
+            <w:tcW w:type="dxa" w:w="2700"/>
             <w:vAlign w:val="center"/>
             <w:tcBorders>
               <w:top w:val="single" w:sz="6" w:color="B8C4CE"/>
@@ -4600,7 +5500,7 @@
                 <w:rFonts w:ascii="Calibri" w:hAnsi="Calibri" w:eastAsia="Calibri"/>
                 <w:b w:val="0"/>
                 <w:color w:val="17202A"/>
-                <w:sz w:val="15"/>
+                <w:sz w:val="14"/>
               </w:rPr>
               <w:t>Nombre de presentación con ortografía conservadora y trazable.</w:t>
             </w:r>
@@ -4608,7 +5508,7 @@
         </w:tc>
         <w:tc>
           <w:tcPr>
-            <w:tcW w:type="dxa" w:w="3000"/>
+            <w:tcW w:type="dxa" w:w="2600"/>
             <w:vAlign w:val="center"/>
             <w:tcBorders>
               <w:top w:val="single" w:sz="6" w:color="B8C4CE"/>
@@ -4636,19 +5536,21 @@
                 <w:rFonts w:ascii="Calibri" w:hAnsi="Calibri" w:eastAsia="Calibri"/>
                 <w:b w:val="0"/>
                 <w:color w:val="17202A"/>
-                <w:sz w:val="15"/>
+                <w:sz w:val="14"/>
               </w:rPr>
               <w:t>Tipo: string; null: Sí.</w:t>
               <w:br/>
               <w:t>Dominio: Véase descripción y catálogo cuando corresponda.</w:t>
               <w:br/>
+              <w:t>Valores: Texto libre o catálogo amplio (4,970 valores observados)</w:t>
+              <w:br/>
               <w:t>Ejemplo: Instituto Mixto Nocturno Francisco Marroquín</w:t>
             </w:r>
           </w:p>
         </w:tc>
         <w:tc>
           <w:tcPr>
-            <w:tcW w:type="dxa" w:w="1460"/>
+            <w:tcW w:type="dxa" w:w="2310"/>
             <w:vAlign w:val="center"/>
             <w:tcBorders>
               <w:top w:val="single" w:sz="6" w:color="B8C4CE"/>
@@ -4676,9 +5578,17 @@
                 <w:rFonts w:ascii="Calibri" w:hAnsi="Calibri" w:eastAsia="Calibri"/>
                 <w:b w:val="0"/>
                 <w:color w:val="17202A"/>
-                <w:sz w:val="15"/>
-              </w:rPr>
-              <w:t>Derivación documentada</w:t>
+                <w:sz w:val="14"/>
+              </w:rPr>
+              <w:t>Derivada: Sí.</w:t>
+              <w:br/>
+              <w:t>Origen: ESTABLECIMIENTO.</w:t>
+              <w:br/>
+              <w:t>Método: Normalización y validación según el plan de la variable de origen.</w:t>
+              <w:br/>
+              <w:t>Uso: Análisis, control de calidad o metadatos.</w:t>
+              <w:br/>
+              <w:t>Tratamiento: Normalización y validación según el plan de la variable de origen.</w:t>
             </w:r>
           </w:p>
         </w:tc>
@@ -4689,7 +5599,7 @@
         </w:trPr>
         <w:tc>
           <w:tcPr>
-            <w:tcW w:type="dxa" w:w="1900"/>
+            <w:tcW w:type="dxa" w:w="1750"/>
             <w:vAlign w:val="center"/>
             <w:tcBorders>
               <w:top w:val="single" w:sz="6" w:color="B8C4CE"/>
@@ -4717,7 +5627,7 @@
                 <w:rFonts w:ascii="Calibri" w:hAnsi="Calibri" w:eastAsia="Calibri"/>
                 <w:b w:val="0"/>
                 <w:color w:val="17202A"/>
-                <w:sz w:val="15"/>
+                <w:sz w:val="14"/>
               </w:rPr>
               <w:t>ESTABLECIMIENTO_CLAVE_COMPARACION</w:t>
             </w:r>
@@ -4725,7 +5635,7 @@
         </w:tc>
         <w:tc>
           <w:tcPr>
-            <w:tcW w:type="dxa" w:w="3000"/>
+            <w:tcW w:type="dxa" w:w="2700"/>
             <w:vAlign w:val="center"/>
             <w:tcBorders>
               <w:top w:val="single" w:sz="6" w:color="B8C4CE"/>
@@ -4753,7 +5663,7 @@
                 <w:rFonts w:ascii="Calibri" w:hAnsi="Calibri" w:eastAsia="Calibri"/>
                 <w:b w:val="0"/>
                 <w:color w:val="17202A"/>
-                <w:sz w:val="15"/>
+                <w:sz w:val="14"/>
               </w:rPr>
               <w:t>Clave sin tildes ni puntuación usada solo para detectar candidatos.</w:t>
             </w:r>
@@ -4761,7 +5671,7 @@
         </w:tc>
         <w:tc>
           <w:tcPr>
-            <w:tcW w:type="dxa" w:w="3000"/>
+            <w:tcW w:type="dxa" w:w="2600"/>
             <w:vAlign w:val="center"/>
             <w:tcBorders>
               <w:top w:val="single" w:sz="6" w:color="B8C4CE"/>
@@ -4789,19 +5699,21 @@
                 <w:rFonts w:ascii="Calibri" w:hAnsi="Calibri" w:eastAsia="Calibri"/>
                 <w:b w:val="0"/>
                 <w:color w:val="17202A"/>
-                <w:sz w:val="15"/>
+                <w:sz w:val="14"/>
               </w:rPr>
               <w:t>Tipo: string; null: Sí.</w:t>
               <w:br/>
               <w:t>Dominio: Véase descripción y catálogo cuando corresponda.</w:t>
               <w:br/>
+              <w:t>Valores: Texto libre o catálogo amplio (4,970 valores observados)</w:t>
+              <w:br/>
               <w:t>Ejemplo: INSTITUTO MIXTO NOCTURNO FRANCISCO MARROQUIN</w:t>
             </w:r>
           </w:p>
         </w:tc>
         <w:tc>
           <w:tcPr>
-            <w:tcW w:type="dxa" w:w="1460"/>
+            <w:tcW w:type="dxa" w:w="2310"/>
             <w:vAlign w:val="center"/>
             <w:tcBorders>
               <w:top w:val="single" w:sz="6" w:color="B8C4CE"/>
@@ -4829,9 +5741,17 @@
                 <w:rFonts w:ascii="Calibri" w:hAnsi="Calibri" w:eastAsia="Calibri"/>
                 <w:b w:val="0"/>
                 <w:color w:val="17202A"/>
-                <w:sz w:val="15"/>
-              </w:rPr>
-              <w:t>Derivación documentada</w:t>
+                <w:sz w:val="14"/>
+              </w:rPr>
+              <w:t>Derivada: Sí.</w:t>
+              <w:br/>
+              <w:t>Origen: ESTABLECIMIENTO.</w:t>
+              <w:br/>
+              <w:t>Método: Derivación documentada y validada automáticamente.</w:t>
+              <w:br/>
+              <w:t>Uso: Análisis, control de calidad o metadatos.</w:t>
+              <w:br/>
+              <w:t>Tratamiento: Derivación documentada y validada automáticamente.</w:t>
             </w:r>
           </w:p>
         </w:tc>
@@ -4842,7 +5762,7 @@
         </w:trPr>
         <w:tc>
           <w:tcPr>
-            <w:tcW w:type="dxa" w:w="1900"/>
+            <w:tcW w:type="dxa" w:w="1750"/>
             <w:vAlign w:val="center"/>
             <w:tcBorders>
               <w:top w:val="single" w:sz="6" w:color="B8C4CE"/>
@@ -4870,7 +5790,7 @@
                 <w:rFonts w:ascii="Calibri" w:hAnsi="Calibri" w:eastAsia="Calibri"/>
                 <w:b w:val="0"/>
                 <w:color w:val="17202A"/>
-                <w:sz w:val="15"/>
+                <w:sz w:val="14"/>
               </w:rPr>
               <w:t>DIRECCION_ORIGINAL</w:t>
             </w:r>
@@ -4878,7 +5798,7 @@
         </w:tc>
         <w:tc>
           <w:tcPr>
-            <w:tcW w:type="dxa" w:w="3000"/>
+            <w:tcW w:type="dxa" w:w="2700"/>
             <w:vAlign w:val="center"/>
             <w:tcBorders>
               <w:top w:val="single" w:sz="6" w:color="B8C4CE"/>
@@ -4906,7 +5826,7 @@
                 <w:rFonts w:ascii="Calibri" w:hAnsi="Calibri" w:eastAsia="Calibri"/>
                 <w:b w:val="0"/>
                 <w:color w:val="17202A"/>
-                <w:sz w:val="15"/>
+                <w:sz w:val="14"/>
               </w:rPr>
               <w:t>Valor original: Dirección textual publicada.</w:t>
             </w:r>
@@ -4914,7 +5834,7 @@
         </w:tc>
         <w:tc>
           <w:tcPr>
-            <w:tcW w:type="dxa" w:w="3000"/>
+            <w:tcW w:type="dxa" w:w="2600"/>
             <w:vAlign w:val="center"/>
             <w:tcBorders>
               <w:top w:val="single" w:sz="6" w:color="B8C4CE"/>
@@ -4942,19 +5862,21 @@
                 <w:rFonts w:ascii="Calibri" w:hAnsi="Calibri" w:eastAsia="Calibri"/>
                 <w:b w:val="0"/>
                 <w:color w:val="17202A"/>
-                <w:sz w:val="15"/>
+                <w:sz w:val="14"/>
               </w:rPr>
               <w:t>Tipo: string; null: No.</w:t>
               <w:br/>
               <w:t>Dominio: Texto publicado por MINEDUC; se conserva sin sobrescritura.</w:t>
               <w:br/>
+              <w:t>Valores: Texto libre o catálogo amplio (7,260 valores observados)</w:t>
+              <w:br/>
               <w:t>Ejemplo: 6A. AVENIDA 1-15 ZONA 4</w:t>
             </w:r>
           </w:p>
         </w:tc>
         <w:tc>
           <w:tcPr>
-            <w:tcW w:type="dxa" w:w="1460"/>
+            <w:tcW w:type="dxa" w:w="2310"/>
             <w:vAlign w:val="center"/>
             <w:tcBorders>
               <w:top w:val="single" w:sz="6" w:color="B8C4CE"/>
@@ -4982,9 +5904,17 @@
                 <w:rFonts w:ascii="Calibri" w:hAnsi="Calibri" w:eastAsia="Calibri"/>
                 <w:b w:val="0"/>
                 <w:color w:val="17202A"/>
-                <w:sz w:val="15"/>
-              </w:rPr>
-              <w:t>Conservación del valor crudo</w:t>
+                <w:sz w:val="14"/>
+              </w:rPr>
+              <w:t>Derivada: No (campo preservado).</w:t>
+              <w:br/>
+              <w:t>Origen: DIRECCION.</w:t>
+              <w:br/>
+              <w:t>Método: Conservación textual</w:t>
+              <w:br/>
+              <w:t>Uso: Trazabilidad.</w:t>
+              <w:br/>
+              <w:t>Tratamiento: Copia sin sobrescritura del campo crudo.</w:t>
             </w:r>
           </w:p>
         </w:tc>
@@ -4995,7 +5925,7 @@
         </w:trPr>
         <w:tc>
           <w:tcPr>
-            <w:tcW w:type="dxa" w:w="1900"/>
+            <w:tcW w:type="dxa" w:w="1750"/>
             <w:vAlign w:val="center"/>
             <w:tcBorders>
               <w:top w:val="single" w:sz="6" w:color="B8C4CE"/>
@@ -5023,7 +5953,7 @@
                 <w:rFonts w:ascii="Calibri" w:hAnsi="Calibri" w:eastAsia="Calibri"/>
                 <w:b w:val="0"/>
                 <w:color w:val="17202A"/>
-                <w:sz w:val="15"/>
+                <w:sz w:val="14"/>
               </w:rPr>
               <w:t>DIRECCION_LIMPIA</w:t>
             </w:r>
@@ -5031,7 +5961,7 @@
         </w:tc>
         <w:tc>
           <w:tcPr>
-            <w:tcW w:type="dxa" w:w="3000"/>
+            <w:tcW w:type="dxa" w:w="2700"/>
             <w:vAlign w:val="center"/>
             <w:tcBorders>
               <w:top w:val="single" w:sz="6" w:color="B8C4CE"/>
@@ -5059,7 +5989,7 @@
                 <w:rFonts w:ascii="Calibri" w:hAnsi="Calibri" w:eastAsia="Calibri"/>
                 <w:b w:val="0"/>
                 <w:color w:val="17202A"/>
-                <w:sz w:val="15"/>
+                <w:sz w:val="14"/>
               </w:rPr>
               <w:t>Dirección de presentación; null cuando no existe contenido utilizable.</w:t>
             </w:r>
@@ -5067,7 +5997,7 @@
         </w:tc>
         <w:tc>
           <w:tcPr>
-            <w:tcW w:type="dxa" w:w="3000"/>
+            <w:tcW w:type="dxa" w:w="2600"/>
             <w:vAlign w:val="center"/>
             <w:tcBorders>
               <w:top w:val="single" w:sz="6" w:color="B8C4CE"/>
@@ -5095,19 +6025,21 @@
                 <w:rFonts w:ascii="Calibri" w:hAnsi="Calibri" w:eastAsia="Calibri"/>
                 <w:b w:val="0"/>
                 <w:color w:val="17202A"/>
-                <w:sz w:val="15"/>
+                <w:sz w:val="14"/>
               </w:rPr>
               <w:t>Tipo: string; null: Sí.</w:t>
               <w:br/>
               <w:t>Dominio: Véase descripción y catálogo cuando corresponda.</w:t>
               <w:br/>
+              <w:t>Valores: Texto libre o catálogo amplio (6,626 valores observados)</w:t>
+              <w:br/>
               <w:t>Ejemplo: 6A. Avenida 1-15, Zona 4</w:t>
             </w:r>
           </w:p>
         </w:tc>
         <w:tc>
           <w:tcPr>
-            <w:tcW w:type="dxa" w:w="1460"/>
+            <w:tcW w:type="dxa" w:w="2310"/>
             <w:vAlign w:val="center"/>
             <w:tcBorders>
               <w:top w:val="single" w:sz="6" w:color="B8C4CE"/>
@@ -5135,9 +6067,17 @@
                 <w:rFonts w:ascii="Calibri" w:hAnsi="Calibri" w:eastAsia="Calibri"/>
                 <w:b w:val="0"/>
                 <w:color w:val="17202A"/>
-                <w:sz w:val="15"/>
-              </w:rPr>
-              <w:t>Derivación documentada</w:t>
+                <w:sz w:val="14"/>
+              </w:rPr>
+              <w:t>Derivada: Sí.</w:t>
+              <w:br/>
+              <w:t>Origen: DIRECCION.</w:t>
+              <w:br/>
+              <w:t>Método: Normalización y validación según el plan de la variable de origen.</w:t>
+              <w:br/>
+              <w:t>Uso: Análisis, control de calidad o metadatos.</w:t>
+              <w:br/>
+              <w:t>Tratamiento: Normalización y validación según el plan de la variable de origen.</w:t>
             </w:r>
           </w:p>
         </w:tc>
@@ -5167,10 +6107,10 @@
         <w:tblInd w:type="dxa" w:w="120"/>
       </w:tblPr>
       <w:tblGrid>
-        <w:gridCol w:w="1900"/>
-        <w:gridCol w:w="3000"/>
-        <w:gridCol w:w="3000"/>
-        <w:gridCol w:w="1460"/>
+        <w:gridCol w:w="1750"/>
+        <w:gridCol w:w="2700"/>
+        <w:gridCol w:w="2600"/>
+        <w:gridCol w:w="2310"/>
       </w:tblGrid>
       <w:tr>
         <w:trPr>
@@ -5179,7 +6119,7 @@
         </w:trPr>
         <w:tc>
           <w:tcPr>
-            <w:tcW w:type="dxa" w:w="1900"/>
+            <w:tcW w:type="dxa" w:w="1750"/>
             <w:shd w:fill="EAF2F8"/>
             <w:vAlign w:val="center"/>
             <w:tcBorders>
@@ -5208,7 +6148,7 @@
                 <w:rFonts w:ascii="Calibri" w:hAnsi="Calibri" w:eastAsia="Calibri"/>
                 <w:b/>
                 <w:color w:val="12355B"/>
-                <w:sz w:val="15"/>
+                <w:sz w:val="14"/>
               </w:rPr>
               <w:t>Variable</w:t>
             </w:r>
@@ -5216,7 +6156,7 @@
         </w:tc>
         <w:tc>
           <w:tcPr>
-            <w:tcW w:type="dxa" w:w="3000"/>
+            <w:tcW w:type="dxa" w:w="2700"/>
             <w:shd w:fill="EAF2F8"/>
             <w:vAlign w:val="center"/>
             <w:tcBorders>
@@ -5245,7 +6185,7 @@
                 <w:rFonts w:ascii="Calibri" w:hAnsi="Calibri" w:eastAsia="Calibri"/>
                 <w:b/>
                 <w:color w:val="12355B"/>
-                <w:sz w:val="15"/>
+                <w:sz w:val="14"/>
               </w:rPr>
               <w:t>Significado</w:t>
             </w:r>
@@ -5253,7 +6193,7 @@
         </w:tc>
         <w:tc>
           <w:tcPr>
-            <w:tcW w:type="dxa" w:w="3000"/>
+            <w:tcW w:type="dxa" w:w="2600"/>
             <w:shd w:fill="EAF2F8"/>
             <w:vAlign w:val="center"/>
             <w:tcBorders>
@@ -5282,7 +6222,7 @@
                 <w:rFonts w:ascii="Calibri" w:hAnsi="Calibri" w:eastAsia="Calibri"/>
                 <w:b/>
                 <w:color w:val="12355B"/>
-                <w:sz w:val="15"/>
+                <w:sz w:val="14"/>
               </w:rPr>
               <w:t>Tipo, dominio y ejemplo</w:t>
             </w:r>
@@ -5290,7 +6230,7 @@
         </w:tc>
         <w:tc>
           <w:tcPr>
-            <w:tcW w:type="dxa" w:w="1460"/>
+            <w:tcW w:type="dxa" w:w="2310"/>
             <w:shd w:fill="EAF2F8"/>
             <w:vAlign w:val="center"/>
             <w:tcBorders>
@@ -5319,9 +6259,9 @@
                 <w:rFonts w:ascii="Calibri" w:hAnsi="Calibri" w:eastAsia="Calibri"/>
                 <w:b/>
                 <w:color w:val="12355B"/>
-                <w:sz w:val="15"/>
-              </w:rPr>
-              <w:t>Origen/regla</w:t>
+                <w:sz w:val="14"/>
+              </w:rPr>
+              <w:t>Tratamiento y derivación</w:t>
             </w:r>
           </w:p>
         </w:tc>
@@ -5332,7 +6272,7 @@
         </w:trPr>
         <w:tc>
           <w:tcPr>
-            <w:tcW w:type="dxa" w:w="1900"/>
+            <w:tcW w:type="dxa" w:w="1750"/>
             <w:vAlign w:val="center"/>
             <w:tcBorders>
               <w:top w:val="single" w:sz="6" w:color="B8C4CE"/>
@@ -5360,7 +6300,7 @@
                 <w:rFonts w:ascii="Calibri" w:hAnsi="Calibri" w:eastAsia="Calibri"/>
                 <w:b w:val="0"/>
                 <w:color w:val="17202A"/>
-                <w:sz w:val="15"/>
+                <w:sz w:val="14"/>
               </w:rPr>
               <w:t>TELEFONO_ORIGINAL</w:t>
             </w:r>
@@ -5368,7 +6308,7 @@
         </w:tc>
         <w:tc>
           <w:tcPr>
-            <w:tcW w:type="dxa" w:w="3000"/>
+            <w:tcW w:type="dxa" w:w="2700"/>
             <w:vAlign w:val="center"/>
             <w:tcBorders>
               <w:top w:val="single" w:sz="6" w:color="B8C4CE"/>
@@ -5396,7 +6336,7 @@
                 <w:rFonts w:ascii="Calibri" w:hAnsi="Calibri" w:eastAsia="Calibri"/>
                 <w:b w:val="0"/>
                 <w:color w:val="17202A"/>
-                <w:sz w:val="15"/>
+                <w:sz w:val="14"/>
               </w:rPr>
               <w:t>Valor original: Uno o varios contactos telefónicos publicados.</w:t>
             </w:r>
@@ -5404,7 +6344,7 @@
         </w:tc>
         <w:tc>
           <w:tcPr>
-            <w:tcW w:type="dxa" w:w="3000"/>
+            <w:tcW w:type="dxa" w:w="2600"/>
             <w:vAlign w:val="center"/>
             <w:tcBorders>
               <w:top w:val="single" w:sz="6" w:color="B8C4CE"/>
@@ -5432,19 +6372,21 @@
                 <w:rFonts w:ascii="Calibri" w:hAnsi="Calibri" w:eastAsia="Calibri"/>
                 <w:b w:val="0"/>
                 <w:color w:val="17202A"/>
-                <w:sz w:val="15"/>
+                <w:sz w:val="14"/>
               </w:rPr>
               <w:t>Tipo: string; null: No.</w:t>
               <w:br/>
               <w:t>Dominio: Texto publicado por MINEDUC; se conserva sin sobrescritura.</w:t>
               <w:br/>
+              <w:t>Valores: Texto libre o catálogo amplio (6,429 valores observados)</w:t>
+              <w:br/>
               <w:t xml:space="preserve">Ejemplo: </w:t>
             </w:r>
           </w:p>
         </w:tc>
         <w:tc>
           <w:tcPr>
-            <w:tcW w:type="dxa" w:w="1460"/>
+            <w:tcW w:type="dxa" w:w="2310"/>
             <w:vAlign w:val="center"/>
             <w:tcBorders>
               <w:top w:val="single" w:sz="6" w:color="B8C4CE"/>
@@ -5472,9 +6414,17 @@
                 <w:rFonts w:ascii="Calibri" w:hAnsi="Calibri" w:eastAsia="Calibri"/>
                 <w:b w:val="0"/>
                 <w:color w:val="17202A"/>
-                <w:sz w:val="15"/>
-              </w:rPr>
-              <w:t>Conservación del valor crudo</w:t>
+                <w:sz w:val="14"/>
+              </w:rPr>
+              <w:t>Derivada: No (campo preservado).</w:t>
+              <w:br/>
+              <w:t>Origen: TELEFONO.</w:t>
+              <w:br/>
+              <w:t>Método: Conservación textual</w:t>
+              <w:br/>
+              <w:t>Uso: Trazabilidad.</w:t>
+              <w:br/>
+              <w:t>Tratamiento: Copia sin sobrescritura del campo crudo.</w:t>
             </w:r>
           </w:p>
         </w:tc>
@@ -5485,7 +6435,7 @@
         </w:trPr>
         <w:tc>
           <w:tcPr>
-            <w:tcW w:type="dxa" w:w="1900"/>
+            <w:tcW w:type="dxa" w:w="1750"/>
             <w:vAlign w:val="center"/>
             <w:tcBorders>
               <w:top w:val="single" w:sz="6" w:color="B8C4CE"/>
@@ -5513,7 +6463,7 @@
                 <w:rFonts w:ascii="Calibri" w:hAnsi="Calibri" w:eastAsia="Calibri"/>
                 <w:b w:val="0"/>
                 <w:color w:val="17202A"/>
-                <w:sz w:val="15"/>
+                <w:sz w:val="14"/>
               </w:rPr>
               <w:t>TELEFONO_LIMPIO</w:t>
             </w:r>
@@ -5521,7 +6471,7 @@
         </w:tc>
         <w:tc>
           <w:tcPr>
-            <w:tcW w:type="dxa" w:w="3000"/>
+            <w:tcW w:type="dxa" w:w="2700"/>
             <w:vAlign w:val="center"/>
             <w:tcBorders>
               <w:top w:val="single" w:sz="6" w:color="B8C4CE"/>
@@ -5549,7 +6499,7 @@
                 <w:rFonts w:ascii="Calibri" w:hAnsi="Calibri" w:eastAsia="Calibri"/>
                 <w:b w:val="0"/>
                 <w:color w:val="17202A"/>
-                <w:sz w:val="15"/>
+                <w:sz w:val="14"/>
               </w:rPr>
               <w:t>Texto telefónico normalizado; conserva formatos históricos no interpretables.</w:t>
             </w:r>
@@ -5557,7 +6507,7 @@
         </w:tc>
         <w:tc>
           <w:tcPr>
-            <w:tcW w:type="dxa" w:w="3000"/>
+            <w:tcW w:type="dxa" w:w="2600"/>
             <w:vAlign w:val="center"/>
             <w:tcBorders>
               <w:top w:val="single" w:sz="6" w:color="B8C4CE"/>
@@ -5585,19 +6535,21 @@
                 <w:rFonts w:ascii="Calibri" w:hAnsi="Calibri" w:eastAsia="Calibri"/>
                 <w:b w:val="0"/>
                 <w:color w:val="17202A"/>
-                <w:sz w:val="15"/>
+                <w:sz w:val="14"/>
               </w:rPr>
               <w:t>Tipo: string; null: Sí.</w:t>
               <w:br/>
               <w:t>Dominio: Véase descripción y catálogo cuando corresponda.</w:t>
               <w:br/>
+              <w:t>Valores: Texto libre o catálogo amplio (6,327 valores observados)</w:t>
+              <w:br/>
               <w:t>Ejemplo: 7794-5104</w:t>
             </w:r>
           </w:p>
         </w:tc>
         <w:tc>
           <w:tcPr>
-            <w:tcW w:type="dxa" w:w="1460"/>
+            <w:tcW w:type="dxa" w:w="2310"/>
             <w:vAlign w:val="center"/>
             <w:tcBorders>
               <w:top w:val="single" w:sz="6" w:color="B8C4CE"/>
@@ -5625,9 +6577,17 @@
                 <w:rFonts w:ascii="Calibri" w:hAnsi="Calibri" w:eastAsia="Calibri"/>
                 <w:b w:val="0"/>
                 <w:color w:val="17202A"/>
-                <w:sz w:val="15"/>
-              </w:rPr>
-              <w:t>Derivación documentada</w:t>
+                <w:sz w:val="14"/>
+              </w:rPr>
+              <w:t>Derivada: Sí.</w:t>
+              <w:br/>
+              <w:t>Origen: TELEFONO.</w:t>
+              <w:br/>
+              <w:t>Método: Normalización y validación según el plan de la variable de origen.</w:t>
+              <w:br/>
+              <w:t>Uso: Análisis, control de calidad o metadatos.</w:t>
+              <w:br/>
+              <w:t>Tratamiento: Normalización y validación según el plan de la variable de origen.</w:t>
             </w:r>
           </w:p>
         </w:tc>
@@ -5638,7 +6598,7 @@
         </w:trPr>
         <w:tc>
           <w:tcPr>
-            <w:tcW w:type="dxa" w:w="1900"/>
+            <w:tcW w:type="dxa" w:w="1750"/>
             <w:vAlign w:val="center"/>
             <w:tcBorders>
               <w:top w:val="single" w:sz="6" w:color="B8C4CE"/>
@@ -5666,7 +6626,7 @@
                 <w:rFonts w:ascii="Calibri" w:hAnsi="Calibri" w:eastAsia="Calibri"/>
                 <w:b w:val="0"/>
                 <w:color w:val="17202A"/>
-                <w:sz w:val="15"/>
+                <w:sz w:val="14"/>
               </w:rPr>
               <w:t>TELEFONO_PRINCIPAL</w:t>
             </w:r>
@@ -5674,7 +6634,7 @@
         </w:tc>
         <w:tc>
           <w:tcPr>
-            <w:tcW w:type="dxa" w:w="3000"/>
+            <w:tcW w:type="dxa" w:w="2700"/>
             <w:vAlign w:val="center"/>
             <w:tcBorders>
               <w:top w:val="single" w:sz="6" w:color="B8C4CE"/>
@@ -5702,7 +6662,7 @@
                 <w:rFonts w:ascii="Calibri" w:hAnsi="Calibri" w:eastAsia="Calibri"/>
                 <w:b w:val="0"/>
                 <w:color w:val="17202A"/>
-                <w:sz w:val="15"/>
+                <w:sz w:val="14"/>
               </w:rPr>
               <w:t>Primer candidato de ocho dígitos con formato ####-####.</w:t>
             </w:r>
@@ -5710,7 +6670,7 @@
         </w:tc>
         <w:tc>
           <w:tcPr>
-            <w:tcW w:type="dxa" w:w="3000"/>
+            <w:tcW w:type="dxa" w:w="2600"/>
             <w:vAlign w:val="center"/>
             <w:tcBorders>
               <w:top w:val="single" w:sz="6" w:color="B8C4CE"/>
@@ -5738,19 +6698,21 @@
                 <w:rFonts w:ascii="Calibri" w:hAnsi="Calibri" w:eastAsia="Calibri"/>
                 <w:b w:val="0"/>
                 <w:color w:val="17202A"/>
-                <w:sz w:val="15"/>
+                <w:sz w:val="14"/>
               </w:rPr>
               <w:t>Tipo: string; null: Sí.</w:t>
               <w:br/>
               <w:t>Dominio: Véase descripción y catálogo cuando corresponda.</w:t>
               <w:br/>
+              <w:t>Valores: Texto libre o catálogo amplio (6,295 valores observados)</w:t>
+              <w:br/>
               <w:t>Ejemplo: 7794-5104</w:t>
             </w:r>
           </w:p>
         </w:tc>
         <w:tc>
           <w:tcPr>
-            <w:tcW w:type="dxa" w:w="1460"/>
+            <w:tcW w:type="dxa" w:w="2310"/>
             <w:vAlign w:val="center"/>
             <w:tcBorders>
               <w:top w:val="single" w:sz="6" w:color="B8C4CE"/>
@@ -5778,9 +6740,17 @@
                 <w:rFonts w:ascii="Calibri" w:hAnsi="Calibri" w:eastAsia="Calibri"/>
                 <w:b w:val="0"/>
                 <w:color w:val="17202A"/>
-                <w:sz w:val="15"/>
-              </w:rPr>
-              <w:t>Derivación documentada</w:t>
+                <w:sz w:val="14"/>
+              </w:rPr>
+              <w:t>Derivada: Sí.</w:t>
+              <w:br/>
+              <w:t>Origen: TELEFONO.</w:t>
+              <w:br/>
+              <w:t>Método: Derivación documentada y validada automáticamente.</w:t>
+              <w:br/>
+              <w:t>Uso: Análisis, control de calidad o metadatos.</w:t>
+              <w:br/>
+              <w:t>Tratamiento: Derivación documentada y validada automáticamente.</w:t>
             </w:r>
           </w:p>
         </w:tc>
@@ -5791,7 +6761,7 @@
         </w:trPr>
         <w:tc>
           <w:tcPr>
-            <w:tcW w:type="dxa" w:w="1900"/>
+            <w:tcW w:type="dxa" w:w="1750"/>
             <w:vAlign w:val="center"/>
             <w:tcBorders>
               <w:top w:val="single" w:sz="6" w:color="B8C4CE"/>
@@ -5819,7 +6789,7 @@
                 <w:rFonts w:ascii="Calibri" w:hAnsi="Calibri" w:eastAsia="Calibri"/>
                 <w:b w:val="0"/>
                 <w:color w:val="17202A"/>
-                <w:sz w:val="15"/>
+                <w:sz w:val="14"/>
               </w:rPr>
               <w:t>TELEFONO_ESTADO</w:t>
             </w:r>
@@ -5827,7 +6797,7 @@
         </w:tc>
         <w:tc>
           <w:tcPr>
-            <w:tcW w:type="dxa" w:w="3000"/>
+            <w:tcW w:type="dxa" w:w="2700"/>
             <w:vAlign w:val="center"/>
             <w:tcBorders>
               <w:top w:val="single" w:sz="6" w:color="B8C4CE"/>
@@ -5855,7 +6825,7 @@
                 <w:rFonts w:ascii="Calibri" w:hAnsi="Calibri" w:eastAsia="Calibri"/>
                 <w:b w:val="0"/>
                 <w:color w:val="17202A"/>
-                <w:sz w:val="15"/>
+                <w:sz w:val="14"/>
               </w:rPr>
               <w:t>Estado de interpretación del teléfono.</w:t>
             </w:r>
@@ -5863,7 +6833,7 @@
         </w:tc>
         <w:tc>
           <w:tcPr>
-            <w:tcW w:type="dxa" w:w="3000"/>
+            <w:tcW w:type="dxa" w:w="2600"/>
             <w:vAlign w:val="center"/>
             <w:tcBorders>
               <w:top w:val="single" w:sz="6" w:color="B8C4CE"/>
@@ -5891,19 +6861,21 @@
                 <w:rFonts w:ascii="Calibri" w:hAnsi="Calibri" w:eastAsia="Calibri"/>
                 <w:b w:val="0"/>
                 <w:color w:val="17202A"/>
-                <w:sz w:val="15"/>
+                <w:sz w:val="14"/>
               </w:rPr>
               <w:t>Tipo: string; null: No.</w:t>
               <w:br/>
               <w:t>Dominio: Véase descripción y catálogo cuando corresponda.</w:t>
               <w:br/>
+              <w:t>Valores: Vacío; Válido único; Formato no estándar; Válidos múltiples</w:t>
+              <w:br/>
               <w:t>Ejemplo: Vacío</w:t>
             </w:r>
           </w:p>
         </w:tc>
         <w:tc>
           <w:tcPr>
-            <w:tcW w:type="dxa" w:w="1460"/>
+            <w:tcW w:type="dxa" w:w="2310"/>
             <w:vAlign w:val="center"/>
             <w:tcBorders>
               <w:top w:val="single" w:sz="6" w:color="B8C4CE"/>
@@ -5931,9 +6903,17 @@
                 <w:rFonts w:ascii="Calibri" w:hAnsi="Calibri" w:eastAsia="Calibri"/>
                 <w:b w:val="0"/>
                 <w:color w:val="17202A"/>
-                <w:sz w:val="15"/>
-              </w:rPr>
-              <w:t>Derivación documentada</w:t>
+                <w:sz w:val="14"/>
+              </w:rPr>
+              <w:t>Derivada: Sí.</w:t>
+              <w:br/>
+              <w:t>Origen: TELEFONO.</w:t>
+              <w:br/>
+              <w:t>Método: Clasificación derivada para distinguir valor válido, ausencia o formato no estándar.</w:t>
+              <w:br/>
+              <w:t>Uso: Análisis, control de calidad o metadatos.</w:t>
+              <w:br/>
+              <w:t>Tratamiento: Clasificación derivada para distinguir valor válido, ausencia o formato no estándar.</w:t>
             </w:r>
           </w:p>
         </w:tc>
@@ -5963,10 +6943,10 @@
         <w:tblInd w:type="dxa" w:w="120"/>
       </w:tblPr>
       <w:tblGrid>
-        <w:gridCol w:w="1900"/>
-        <w:gridCol w:w="3000"/>
-        <w:gridCol w:w="3000"/>
-        <w:gridCol w:w="1460"/>
+        <w:gridCol w:w="1750"/>
+        <w:gridCol w:w="2700"/>
+        <w:gridCol w:w="2600"/>
+        <w:gridCol w:w="2310"/>
       </w:tblGrid>
       <w:tr>
         <w:trPr>
@@ -5975,7 +6955,7 @@
         </w:trPr>
         <w:tc>
           <w:tcPr>
-            <w:tcW w:type="dxa" w:w="1900"/>
+            <w:tcW w:type="dxa" w:w="1750"/>
             <w:shd w:fill="EAF2F8"/>
             <w:vAlign w:val="center"/>
             <w:tcBorders>
@@ -6004,7 +6984,7 @@
                 <w:rFonts w:ascii="Calibri" w:hAnsi="Calibri" w:eastAsia="Calibri"/>
                 <w:b/>
                 <w:color w:val="12355B"/>
-                <w:sz w:val="15"/>
+                <w:sz w:val="14"/>
               </w:rPr>
               <w:t>Variable</w:t>
             </w:r>
@@ -6012,7 +6992,7 @@
         </w:tc>
         <w:tc>
           <w:tcPr>
-            <w:tcW w:type="dxa" w:w="3000"/>
+            <w:tcW w:type="dxa" w:w="2700"/>
             <w:shd w:fill="EAF2F8"/>
             <w:vAlign w:val="center"/>
             <w:tcBorders>
@@ -6041,7 +7021,7 @@
                 <w:rFonts w:ascii="Calibri" w:hAnsi="Calibri" w:eastAsia="Calibri"/>
                 <w:b/>
                 <w:color w:val="12355B"/>
-                <w:sz w:val="15"/>
+                <w:sz w:val="14"/>
               </w:rPr>
               <w:t>Significado</w:t>
             </w:r>
@@ -6049,7 +7029,7 @@
         </w:tc>
         <w:tc>
           <w:tcPr>
-            <w:tcW w:type="dxa" w:w="3000"/>
+            <w:tcW w:type="dxa" w:w="2600"/>
             <w:shd w:fill="EAF2F8"/>
             <w:vAlign w:val="center"/>
             <w:tcBorders>
@@ -6078,7 +7058,7 @@
                 <w:rFonts w:ascii="Calibri" w:hAnsi="Calibri" w:eastAsia="Calibri"/>
                 <w:b/>
                 <w:color w:val="12355B"/>
-                <w:sz w:val="15"/>
+                <w:sz w:val="14"/>
               </w:rPr>
               <w:t>Tipo, dominio y ejemplo</w:t>
             </w:r>
@@ -6086,7 +7066,7 @@
         </w:tc>
         <w:tc>
           <w:tcPr>
-            <w:tcW w:type="dxa" w:w="1460"/>
+            <w:tcW w:type="dxa" w:w="2310"/>
             <w:shd w:fill="EAF2F8"/>
             <w:vAlign w:val="center"/>
             <w:tcBorders>
@@ -6115,9 +7095,9 @@
                 <w:rFonts w:ascii="Calibri" w:hAnsi="Calibri" w:eastAsia="Calibri"/>
                 <w:b/>
                 <w:color w:val="12355B"/>
-                <w:sz w:val="15"/>
-              </w:rPr>
-              <w:t>Origen/regla</w:t>
+                <w:sz w:val="14"/>
+              </w:rPr>
+              <w:t>Tratamiento y derivación</w:t>
             </w:r>
           </w:p>
         </w:tc>
@@ -6128,7 +7108,7 @@
         </w:trPr>
         <w:tc>
           <w:tcPr>
-            <w:tcW w:type="dxa" w:w="1900"/>
+            <w:tcW w:type="dxa" w:w="1750"/>
             <w:vAlign w:val="center"/>
             <w:tcBorders>
               <w:top w:val="single" w:sz="6" w:color="B8C4CE"/>
@@ -6156,7 +7136,7 @@
                 <w:rFonts w:ascii="Calibri" w:hAnsi="Calibri" w:eastAsia="Calibri"/>
                 <w:b w:val="0"/>
                 <w:color w:val="17202A"/>
-                <w:sz w:val="15"/>
+                <w:sz w:val="14"/>
               </w:rPr>
               <w:t>SUPERVISOR_ORIGINAL</w:t>
             </w:r>
@@ -6164,7 +7144,7 @@
         </w:tc>
         <w:tc>
           <w:tcPr>
-            <w:tcW w:type="dxa" w:w="3000"/>
+            <w:tcW w:type="dxa" w:w="2700"/>
             <w:vAlign w:val="center"/>
             <w:tcBorders>
               <w:top w:val="single" w:sz="6" w:color="B8C4CE"/>
@@ -6192,7 +7172,7 @@
                 <w:rFonts w:ascii="Calibri" w:hAnsi="Calibri" w:eastAsia="Calibri"/>
                 <w:b w:val="0"/>
                 <w:color w:val="17202A"/>
-                <w:sz w:val="15"/>
+                <w:sz w:val="14"/>
               </w:rPr>
               <w:t>Valor original: Nombre de la persona supervisora publicada.</w:t>
             </w:r>
@@ -6200,7 +7180,7 @@
         </w:tc>
         <w:tc>
           <w:tcPr>
-            <w:tcW w:type="dxa" w:w="3000"/>
+            <w:tcW w:type="dxa" w:w="2600"/>
             <w:vAlign w:val="center"/>
             <w:tcBorders>
               <w:top w:val="single" w:sz="6" w:color="B8C4CE"/>
@@ -6228,19 +7208,21 @@
                 <w:rFonts w:ascii="Calibri" w:hAnsi="Calibri" w:eastAsia="Calibri"/>
                 <w:b w:val="0"/>
                 <w:color w:val="17202A"/>
-                <w:sz w:val="15"/>
+                <w:sz w:val="14"/>
               </w:rPr>
               <w:t>Tipo: string; null: No.</w:t>
               <w:br/>
               <w:t>Dominio: Texto publicado por MINEDUC; se conserva sin sobrescritura.</w:t>
               <w:br/>
+              <w:t>Valores: Texto libre o catálogo amplio (1,268 valores observados)</w:t>
+              <w:br/>
               <w:t>Ejemplo: JORGE EDUARDO PAQUE LAZARO</w:t>
             </w:r>
           </w:p>
         </w:tc>
         <w:tc>
           <w:tcPr>
-            <w:tcW w:type="dxa" w:w="1460"/>
+            <w:tcW w:type="dxa" w:w="2310"/>
             <w:vAlign w:val="center"/>
             <w:tcBorders>
               <w:top w:val="single" w:sz="6" w:color="B8C4CE"/>
@@ -6268,9 +7250,17 @@
                 <w:rFonts w:ascii="Calibri" w:hAnsi="Calibri" w:eastAsia="Calibri"/>
                 <w:b w:val="0"/>
                 <w:color w:val="17202A"/>
-                <w:sz w:val="15"/>
-              </w:rPr>
-              <w:t>Conservación del valor crudo</w:t>
+                <w:sz w:val="14"/>
+              </w:rPr>
+              <w:t>Derivada: No (campo preservado).</w:t>
+              <w:br/>
+              <w:t>Origen: SUPERVISOR.</w:t>
+              <w:br/>
+              <w:t>Método: Conservación textual</w:t>
+              <w:br/>
+              <w:t>Uso: Trazabilidad.</w:t>
+              <w:br/>
+              <w:t>Tratamiento: Copia sin sobrescritura del campo crudo.</w:t>
             </w:r>
           </w:p>
         </w:tc>
@@ -6281,7 +7271,7 @@
         </w:trPr>
         <w:tc>
           <w:tcPr>
-            <w:tcW w:type="dxa" w:w="1900"/>
+            <w:tcW w:type="dxa" w:w="1750"/>
             <w:vAlign w:val="center"/>
             <w:tcBorders>
               <w:top w:val="single" w:sz="6" w:color="B8C4CE"/>
@@ -6309,7 +7299,7 @@
                 <w:rFonts w:ascii="Calibri" w:hAnsi="Calibri" w:eastAsia="Calibri"/>
                 <w:b w:val="0"/>
                 <w:color w:val="17202A"/>
-                <w:sz w:val="15"/>
+                <w:sz w:val="14"/>
               </w:rPr>
               <w:t>SUPERVISOR_LIMPIO</w:t>
             </w:r>
@@ -6317,7 +7307,7 @@
         </w:tc>
         <w:tc>
           <w:tcPr>
-            <w:tcW w:type="dxa" w:w="3000"/>
+            <w:tcW w:type="dxa" w:w="2700"/>
             <w:vAlign w:val="center"/>
             <w:tcBorders>
               <w:top w:val="single" w:sz="6" w:color="B8C4CE"/>
@@ -6345,7 +7335,7 @@
                 <w:rFonts w:ascii="Calibri" w:hAnsi="Calibri" w:eastAsia="Calibri"/>
                 <w:b w:val="0"/>
                 <w:color w:val="17202A"/>
-                <w:sz w:val="15"/>
+                <w:sz w:val="14"/>
               </w:rPr>
               <w:t>Nombre de supervisión de presentación o null.</w:t>
             </w:r>
@@ -6353,7 +7343,7 @@
         </w:tc>
         <w:tc>
           <w:tcPr>
-            <w:tcW w:type="dxa" w:w="3000"/>
+            <w:tcW w:type="dxa" w:w="2600"/>
             <w:vAlign w:val="center"/>
             <w:tcBorders>
               <w:top w:val="single" w:sz="6" w:color="B8C4CE"/>
@@ -6381,19 +7371,21 @@
                 <w:rFonts w:ascii="Calibri" w:hAnsi="Calibri" w:eastAsia="Calibri"/>
                 <w:b w:val="0"/>
                 <w:color w:val="17202A"/>
-                <w:sz w:val="15"/>
+                <w:sz w:val="14"/>
               </w:rPr>
               <w:t>Tipo: string; null: Sí.</w:t>
               <w:br/>
               <w:t>Dominio: Véase descripción y catálogo cuando corresponda.</w:t>
               <w:br/>
+              <w:t>Valores: Texto libre o catálogo amplio (1,085 valores observados)</w:t>
+              <w:br/>
               <w:t>Ejemplo: Jorge Eduardo Paque Lázaro</w:t>
             </w:r>
           </w:p>
         </w:tc>
         <w:tc>
           <w:tcPr>
-            <w:tcW w:type="dxa" w:w="1460"/>
+            <w:tcW w:type="dxa" w:w="2310"/>
             <w:vAlign w:val="center"/>
             <w:tcBorders>
               <w:top w:val="single" w:sz="6" w:color="B8C4CE"/>
@@ -6421,9 +7413,17 @@
                 <w:rFonts w:ascii="Calibri" w:hAnsi="Calibri" w:eastAsia="Calibri"/>
                 <w:b w:val="0"/>
                 <w:color w:val="17202A"/>
-                <w:sz w:val="15"/>
-              </w:rPr>
-              <w:t>Derivación documentada</w:t>
+                <w:sz w:val="14"/>
+              </w:rPr>
+              <w:t>Derivada: Sí.</w:t>
+              <w:br/>
+              <w:t>Origen: SUPERVISOR.</w:t>
+              <w:br/>
+              <w:t>Método: Normalización y validación según el plan de la variable de origen.</w:t>
+              <w:br/>
+              <w:t>Uso: Análisis, control de calidad o metadatos.</w:t>
+              <w:br/>
+              <w:t>Tratamiento: Normalización y validación según el plan de la variable de origen.</w:t>
             </w:r>
           </w:p>
         </w:tc>
@@ -6434,7 +7434,7 @@
         </w:trPr>
         <w:tc>
           <w:tcPr>
-            <w:tcW w:type="dxa" w:w="1900"/>
+            <w:tcW w:type="dxa" w:w="1750"/>
             <w:vAlign w:val="center"/>
             <w:tcBorders>
               <w:top w:val="single" w:sz="6" w:color="B8C4CE"/>
@@ -6462,7 +7462,7 @@
                 <w:rFonts w:ascii="Calibri" w:hAnsi="Calibri" w:eastAsia="Calibri"/>
                 <w:b w:val="0"/>
                 <w:color w:val="17202A"/>
-                <w:sz w:val="15"/>
+                <w:sz w:val="14"/>
               </w:rPr>
               <w:t>DIRECTOR_ORIGINAL</w:t>
             </w:r>
@@ -6470,7 +7470,7 @@
         </w:tc>
         <w:tc>
           <w:tcPr>
-            <w:tcW w:type="dxa" w:w="3000"/>
+            <w:tcW w:type="dxa" w:w="2700"/>
             <w:vAlign w:val="center"/>
             <w:tcBorders>
               <w:top w:val="single" w:sz="6" w:color="B8C4CE"/>
@@ -6498,7 +7498,7 @@
                 <w:rFonts w:ascii="Calibri" w:hAnsi="Calibri" w:eastAsia="Calibri"/>
                 <w:b w:val="0"/>
                 <w:color w:val="17202A"/>
-                <w:sz w:val="15"/>
+                <w:sz w:val="14"/>
               </w:rPr>
               <w:t>Valor original: Nombre de la persona directora publicada.</w:t>
             </w:r>
@@ -6506,7 +7506,7 @@
         </w:tc>
         <w:tc>
           <w:tcPr>
-            <w:tcW w:type="dxa" w:w="3000"/>
+            <w:tcW w:type="dxa" w:w="2600"/>
             <w:vAlign w:val="center"/>
             <w:tcBorders>
               <w:top w:val="single" w:sz="6" w:color="B8C4CE"/>
@@ -6534,19 +7534,21 @@
                 <w:rFonts w:ascii="Calibri" w:hAnsi="Calibri" w:eastAsia="Calibri"/>
                 <w:b w:val="0"/>
                 <w:color w:val="17202A"/>
-                <w:sz w:val="15"/>
+                <w:sz w:val="14"/>
               </w:rPr>
               <w:t>Tipo: string; null: No.</w:t>
               <w:br/>
               <w:t>Dominio: Texto publicado por MINEDUC; se conserva sin sobrescritura.</w:t>
               <w:br/>
+              <w:t>Valores: Texto libre o catálogo amplio (5,397 valores observados)</w:t>
+              <w:br/>
               <w:t>Ejemplo: --</w:t>
             </w:r>
           </w:p>
         </w:tc>
         <w:tc>
           <w:tcPr>
-            <w:tcW w:type="dxa" w:w="1460"/>
+            <w:tcW w:type="dxa" w:w="2310"/>
             <w:vAlign w:val="center"/>
             <w:tcBorders>
               <w:top w:val="single" w:sz="6" w:color="B8C4CE"/>
@@ -6574,9 +7576,17 @@
                 <w:rFonts w:ascii="Calibri" w:hAnsi="Calibri" w:eastAsia="Calibri"/>
                 <w:b w:val="0"/>
                 <w:color w:val="17202A"/>
-                <w:sz w:val="15"/>
-              </w:rPr>
-              <w:t>Conservación del valor crudo</w:t>
+                <w:sz w:val="14"/>
+              </w:rPr>
+              <w:t>Derivada: No (campo preservado).</w:t>
+              <w:br/>
+              <w:t>Origen: DIRECTOR.</w:t>
+              <w:br/>
+              <w:t>Método: Conservación textual</w:t>
+              <w:br/>
+              <w:t>Uso: Trazabilidad.</w:t>
+              <w:br/>
+              <w:t>Tratamiento: Copia sin sobrescritura del campo crudo.</w:t>
             </w:r>
           </w:p>
         </w:tc>
@@ -6587,7 +7597,7 @@
         </w:trPr>
         <w:tc>
           <w:tcPr>
-            <w:tcW w:type="dxa" w:w="1900"/>
+            <w:tcW w:type="dxa" w:w="1750"/>
             <w:vAlign w:val="center"/>
             <w:tcBorders>
               <w:top w:val="single" w:sz="6" w:color="B8C4CE"/>
@@ -6615,7 +7625,7 @@
                 <w:rFonts w:ascii="Calibri" w:hAnsi="Calibri" w:eastAsia="Calibri"/>
                 <w:b w:val="0"/>
                 <w:color w:val="17202A"/>
-                <w:sz w:val="15"/>
+                <w:sz w:val="14"/>
               </w:rPr>
               <w:t>DIRECTOR_LIMPIO</w:t>
             </w:r>
@@ -6623,7 +7633,7 @@
         </w:tc>
         <w:tc>
           <w:tcPr>
-            <w:tcW w:type="dxa" w:w="3000"/>
+            <w:tcW w:type="dxa" w:w="2700"/>
             <w:vAlign w:val="center"/>
             <w:tcBorders>
               <w:top w:val="single" w:sz="6" w:color="B8C4CE"/>
@@ -6651,7 +7661,7 @@
                 <w:rFonts w:ascii="Calibri" w:hAnsi="Calibri" w:eastAsia="Calibri"/>
                 <w:b w:val="0"/>
                 <w:color w:val="17202A"/>
-                <w:sz w:val="15"/>
+                <w:sz w:val="14"/>
               </w:rPr>
               <w:t>Nombre de dirección de presentación o null.</w:t>
             </w:r>
@@ -6659,7 +7669,7 @@
         </w:tc>
         <w:tc>
           <w:tcPr>
-            <w:tcW w:type="dxa" w:w="3000"/>
+            <w:tcW w:type="dxa" w:w="2600"/>
             <w:vAlign w:val="center"/>
             <w:tcBorders>
               <w:top w:val="single" w:sz="6" w:color="B8C4CE"/>
@@ -6687,19 +7697,21 @@
                 <w:rFonts w:ascii="Calibri" w:hAnsi="Calibri" w:eastAsia="Calibri"/>
                 <w:b w:val="0"/>
                 <w:color w:val="17202A"/>
-                <w:sz w:val="15"/>
+                <w:sz w:val="14"/>
               </w:rPr>
               <w:t>Tipo: string; null: Sí.</w:t>
               <w:br/>
               <w:t>Dominio: Véase descripción y catálogo cuando corresponda.</w:t>
               <w:br/>
+              <w:t>Valores: Texto libre o catálogo amplio (5,218 valores observados)</w:t>
+              <w:br/>
               <w:t>Ejemplo: Gustavo Adolfo Sierra Pop</w:t>
             </w:r>
           </w:p>
         </w:tc>
         <w:tc>
           <w:tcPr>
-            <w:tcW w:type="dxa" w:w="1460"/>
+            <w:tcW w:type="dxa" w:w="2310"/>
             <w:vAlign w:val="center"/>
             <w:tcBorders>
               <w:top w:val="single" w:sz="6" w:color="B8C4CE"/>
@@ -6727,9 +7739,17 @@
                 <w:rFonts w:ascii="Calibri" w:hAnsi="Calibri" w:eastAsia="Calibri"/>
                 <w:b w:val="0"/>
                 <w:color w:val="17202A"/>
-                <w:sz w:val="15"/>
-              </w:rPr>
-              <w:t>Derivación documentada</w:t>
+                <w:sz w:val="14"/>
+              </w:rPr>
+              <w:t>Derivada: Sí.</w:t>
+              <w:br/>
+              <w:t>Origen: DIRECTOR.</w:t>
+              <w:br/>
+              <w:t>Método: Normalización y validación según el plan de la variable de origen.</w:t>
+              <w:br/>
+              <w:t>Uso: Análisis, control de calidad o metadatos.</w:t>
+              <w:br/>
+              <w:t>Tratamiento: Normalización y validación según el plan de la variable de origen.</w:t>
             </w:r>
           </w:p>
         </w:tc>
@@ -6740,7 +7760,7 @@
         </w:trPr>
         <w:tc>
           <w:tcPr>
-            <w:tcW w:type="dxa" w:w="1900"/>
+            <w:tcW w:type="dxa" w:w="1750"/>
             <w:vAlign w:val="center"/>
             <w:tcBorders>
               <w:top w:val="single" w:sz="6" w:color="B8C4CE"/>
@@ -6768,7 +7788,7 @@
                 <w:rFonts w:ascii="Calibri" w:hAnsi="Calibri" w:eastAsia="Calibri"/>
                 <w:b w:val="0"/>
                 <w:color w:val="17202A"/>
-                <w:sz w:val="15"/>
+                <w:sz w:val="14"/>
               </w:rPr>
               <w:t>DIRECTOR_ESTADO</w:t>
             </w:r>
@@ -6776,7 +7796,7 @@
         </w:tc>
         <w:tc>
           <w:tcPr>
-            <w:tcW w:type="dxa" w:w="3000"/>
+            <w:tcW w:type="dxa" w:w="2700"/>
             <w:vAlign w:val="center"/>
             <w:tcBorders>
               <w:top w:val="single" w:sz="6" w:color="B8C4CE"/>
@@ -6804,7 +7824,7 @@
                 <w:rFonts w:ascii="Calibri" w:hAnsi="Calibri" w:eastAsia="Calibri"/>
                 <w:b w:val="0"/>
                 <w:color w:val="17202A"/>
-                <w:sz w:val="15"/>
+                <w:sz w:val="14"/>
               </w:rPr>
               <w:t>Informado, Vacío o Marcador.</w:t>
             </w:r>
@@ -6812,7 +7832,7 @@
         </w:tc>
         <w:tc>
           <w:tcPr>
-            <w:tcW w:type="dxa" w:w="3000"/>
+            <w:tcW w:type="dxa" w:w="2600"/>
             <w:vAlign w:val="center"/>
             <w:tcBorders>
               <w:top w:val="single" w:sz="6" w:color="B8C4CE"/>
@@ -6840,19 +7860,21 @@
                 <w:rFonts w:ascii="Calibri" w:hAnsi="Calibri" w:eastAsia="Calibri"/>
                 <w:b w:val="0"/>
                 <w:color w:val="17202A"/>
-                <w:sz w:val="15"/>
+                <w:sz w:val="14"/>
               </w:rPr>
               <w:t>Tipo: string; null: No.</w:t>
               <w:br/>
               <w:t>Dominio: Véase descripción y catálogo cuando corresponda.</w:t>
               <w:br/>
+              <w:t>Valores: Marcador; Informado; Vacío</w:t>
+              <w:br/>
               <w:t>Ejemplo: Marcador</w:t>
             </w:r>
           </w:p>
         </w:tc>
         <w:tc>
           <w:tcPr>
-            <w:tcW w:type="dxa" w:w="1460"/>
+            <w:tcW w:type="dxa" w:w="2310"/>
             <w:vAlign w:val="center"/>
             <w:tcBorders>
               <w:top w:val="single" w:sz="6" w:color="B8C4CE"/>
@@ -6880,9 +7902,17 @@
                 <w:rFonts w:ascii="Calibri" w:hAnsi="Calibri" w:eastAsia="Calibri"/>
                 <w:b w:val="0"/>
                 <w:color w:val="17202A"/>
-                <w:sz w:val="15"/>
-              </w:rPr>
-              <w:t>Derivación documentada</w:t>
+                <w:sz w:val="14"/>
+              </w:rPr>
+              <w:t>Derivada: Sí.</w:t>
+              <w:br/>
+              <w:t>Origen: DIRECTOR.</w:t>
+              <w:br/>
+              <w:t>Método: Clasificación derivada para distinguir valor válido, ausencia o formato no estándar.</w:t>
+              <w:br/>
+              <w:t>Uso: Análisis, control de calidad o metadatos.</w:t>
+              <w:br/>
+              <w:t>Tratamiento: Clasificación derivada para distinguir valor válido, ausencia o formato no estándar.</w:t>
             </w:r>
           </w:p>
         </w:tc>
@@ -6912,10 +7942,10 @@
         <w:tblInd w:type="dxa" w:w="120"/>
       </w:tblPr>
       <w:tblGrid>
-        <w:gridCol w:w="1900"/>
-        <w:gridCol w:w="3000"/>
-        <w:gridCol w:w="3000"/>
-        <w:gridCol w:w="1460"/>
+        <w:gridCol w:w="1750"/>
+        <w:gridCol w:w="2700"/>
+        <w:gridCol w:w="2600"/>
+        <w:gridCol w:w="2310"/>
       </w:tblGrid>
       <w:tr>
         <w:trPr>
@@ -6924,7 +7954,7 @@
         </w:trPr>
         <w:tc>
           <w:tcPr>
-            <w:tcW w:type="dxa" w:w="1900"/>
+            <w:tcW w:type="dxa" w:w="1750"/>
             <w:shd w:fill="EAF2F8"/>
             <w:vAlign w:val="center"/>
             <w:tcBorders>
@@ -6953,7 +7983,7 @@
                 <w:rFonts w:ascii="Calibri" w:hAnsi="Calibri" w:eastAsia="Calibri"/>
                 <w:b/>
                 <w:color w:val="12355B"/>
-                <w:sz w:val="15"/>
+                <w:sz w:val="14"/>
               </w:rPr>
               <w:t>Variable</w:t>
             </w:r>
@@ -6961,7 +7991,7 @@
         </w:tc>
         <w:tc>
           <w:tcPr>
-            <w:tcW w:type="dxa" w:w="3000"/>
+            <w:tcW w:type="dxa" w:w="2700"/>
             <w:shd w:fill="EAF2F8"/>
             <w:vAlign w:val="center"/>
             <w:tcBorders>
@@ -6990,7 +8020,7 @@
                 <w:rFonts w:ascii="Calibri" w:hAnsi="Calibri" w:eastAsia="Calibri"/>
                 <w:b/>
                 <w:color w:val="12355B"/>
-                <w:sz w:val="15"/>
+                <w:sz w:val="14"/>
               </w:rPr>
               <w:t>Significado</w:t>
             </w:r>
@@ -6998,7 +8028,7 @@
         </w:tc>
         <w:tc>
           <w:tcPr>
-            <w:tcW w:type="dxa" w:w="3000"/>
+            <w:tcW w:type="dxa" w:w="2600"/>
             <w:shd w:fill="EAF2F8"/>
             <w:vAlign w:val="center"/>
             <w:tcBorders>
@@ -7027,7 +8057,7 @@
                 <w:rFonts w:ascii="Calibri" w:hAnsi="Calibri" w:eastAsia="Calibri"/>
                 <w:b/>
                 <w:color w:val="12355B"/>
-                <w:sz w:val="15"/>
+                <w:sz w:val="14"/>
               </w:rPr>
               <w:t>Tipo, dominio y ejemplo</w:t>
             </w:r>
@@ -7035,7 +8065,7 @@
         </w:tc>
         <w:tc>
           <w:tcPr>
-            <w:tcW w:type="dxa" w:w="1460"/>
+            <w:tcW w:type="dxa" w:w="2310"/>
             <w:shd w:fill="EAF2F8"/>
             <w:vAlign w:val="center"/>
             <w:tcBorders>
@@ -7064,9 +8094,9 @@
                 <w:rFonts w:ascii="Calibri" w:hAnsi="Calibri" w:eastAsia="Calibri"/>
                 <w:b/>
                 <w:color w:val="12355B"/>
-                <w:sz w:val="15"/>
-              </w:rPr>
-              <w:t>Origen/regla</w:t>
+                <w:sz w:val="14"/>
+              </w:rPr>
+              <w:t>Tratamiento y derivación</w:t>
             </w:r>
           </w:p>
         </w:tc>
@@ -7077,7 +8107,7 @@
         </w:trPr>
         <w:tc>
           <w:tcPr>
-            <w:tcW w:type="dxa" w:w="1900"/>
+            <w:tcW w:type="dxa" w:w="1750"/>
             <w:vAlign w:val="center"/>
             <w:tcBorders>
               <w:top w:val="single" w:sz="6" w:color="B8C4CE"/>
@@ -7105,7 +8135,7 @@
                 <w:rFonts w:ascii="Calibri" w:hAnsi="Calibri" w:eastAsia="Calibri"/>
                 <w:b w:val="0"/>
                 <w:color w:val="17202A"/>
-                <w:sz w:val="15"/>
+                <w:sz w:val="14"/>
               </w:rPr>
               <w:t>NIVEL_ORIGINAL</w:t>
             </w:r>
@@ -7113,7 +8143,7 @@
         </w:tc>
         <w:tc>
           <w:tcPr>
-            <w:tcW w:type="dxa" w:w="3000"/>
+            <w:tcW w:type="dxa" w:w="2700"/>
             <w:vAlign w:val="center"/>
             <w:tcBorders>
               <w:top w:val="single" w:sz="6" w:color="B8C4CE"/>
@@ -7141,7 +8171,7 @@
                 <w:rFonts w:ascii="Calibri" w:hAnsi="Calibri" w:eastAsia="Calibri"/>
                 <w:b w:val="0"/>
                 <w:color w:val="17202A"/>
-                <w:sz w:val="15"/>
+                <w:sz w:val="14"/>
               </w:rPr>
               <w:t>Valor original: Nivel educativo consultado.</w:t>
             </w:r>
@@ -7149,7 +8179,7 @@
         </w:tc>
         <w:tc>
           <w:tcPr>
-            <w:tcW w:type="dxa" w:w="3000"/>
+            <w:tcW w:type="dxa" w:w="2600"/>
             <w:vAlign w:val="center"/>
             <w:tcBorders>
               <w:top w:val="single" w:sz="6" w:color="B8C4CE"/>
@@ -7177,19 +8207,21 @@
                 <w:rFonts w:ascii="Calibri" w:hAnsi="Calibri" w:eastAsia="Calibri"/>
                 <w:b w:val="0"/>
                 <w:color w:val="17202A"/>
-                <w:sz w:val="15"/>
+                <w:sz w:val="14"/>
               </w:rPr>
               <w:t>Tipo: string; null: No.</w:t>
               <w:br/>
               <w:t>Dominio: Texto publicado por MINEDUC; se conserva sin sobrescritura.</w:t>
               <w:br/>
+              <w:t>Valores: DIVERSIFICADO</w:t>
+              <w:br/>
               <w:t>Ejemplo: DIVERSIFICADO</w:t>
             </w:r>
           </w:p>
         </w:tc>
         <w:tc>
           <w:tcPr>
-            <w:tcW w:type="dxa" w:w="1460"/>
+            <w:tcW w:type="dxa" w:w="2310"/>
             <w:vAlign w:val="center"/>
             <w:tcBorders>
               <w:top w:val="single" w:sz="6" w:color="B8C4CE"/>
@@ -7217,9 +8249,17 @@
                 <w:rFonts w:ascii="Calibri" w:hAnsi="Calibri" w:eastAsia="Calibri"/>
                 <w:b w:val="0"/>
                 <w:color w:val="17202A"/>
-                <w:sz w:val="15"/>
-              </w:rPr>
-              <w:t>Conservación del valor crudo</w:t>
+                <w:sz w:val="14"/>
+              </w:rPr>
+              <w:t>Derivada: No (campo preservado).</w:t>
+              <w:br/>
+              <w:t>Origen: NIVEL.</w:t>
+              <w:br/>
+              <w:t>Método: Conservación textual</w:t>
+              <w:br/>
+              <w:t>Uso: Trazabilidad.</w:t>
+              <w:br/>
+              <w:t>Tratamiento: Copia sin sobrescritura del campo crudo.</w:t>
             </w:r>
           </w:p>
         </w:tc>
@@ -7230,7 +8270,7 @@
         </w:trPr>
         <w:tc>
           <w:tcPr>
-            <w:tcW w:type="dxa" w:w="1900"/>
+            <w:tcW w:type="dxa" w:w="1750"/>
             <w:vAlign w:val="center"/>
             <w:tcBorders>
               <w:top w:val="single" w:sz="6" w:color="B8C4CE"/>
@@ -7258,7 +8298,7 @@
                 <w:rFonts w:ascii="Calibri" w:hAnsi="Calibri" w:eastAsia="Calibri"/>
                 <w:b w:val="0"/>
                 <w:color w:val="17202A"/>
-                <w:sz w:val="15"/>
+                <w:sz w:val="14"/>
               </w:rPr>
               <w:t>NIVEL_LIMPIO</w:t>
             </w:r>
@@ -7266,7 +8306,7 @@
         </w:tc>
         <w:tc>
           <w:tcPr>
-            <w:tcW w:type="dxa" w:w="3000"/>
+            <w:tcW w:type="dxa" w:w="2700"/>
             <w:vAlign w:val="center"/>
             <w:tcBorders>
               <w:top w:val="single" w:sz="6" w:color="B8C4CE"/>
@@ -7294,7 +8334,7 @@
                 <w:rFonts w:ascii="Calibri" w:hAnsi="Calibri" w:eastAsia="Calibri"/>
                 <w:b w:val="0"/>
                 <w:color w:val="17202A"/>
-                <w:sz w:val="15"/>
+                <w:sz w:val="14"/>
               </w:rPr>
               <w:t>Nivel Diversificado con etiqueta legible.</w:t>
             </w:r>
@@ -7302,7 +8342,7 @@
         </w:tc>
         <w:tc>
           <w:tcPr>
-            <w:tcW w:type="dxa" w:w="3000"/>
+            <w:tcW w:type="dxa" w:w="2600"/>
             <w:vAlign w:val="center"/>
             <w:tcBorders>
               <w:top w:val="single" w:sz="6" w:color="B8C4CE"/>
@@ -7330,19 +8370,21 @@
                 <w:rFonts w:ascii="Calibri" w:hAnsi="Calibri" w:eastAsia="Calibri"/>
                 <w:b w:val="0"/>
                 <w:color w:val="17202A"/>
-                <w:sz w:val="15"/>
+                <w:sz w:val="14"/>
               </w:rPr>
               <w:t>Tipo: string; null: No.</w:t>
               <w:br/>
               <w:t>Dominio: Véase descripción y catálogo cuando corresponda.</w:t>
               <w:br/>
+              <w:t>Valores: Diversificado</w:t>
+              <w:br/>
               <w:t>Ejemplo: Diversificado</w:t>
             </w:r>
           </w:p>
         </w:tc>
         <w:tc>
           <w:tcPr>
-            <w:tcW w:type="dxa" w:w="1460"/>
+            <w:tcW w:type="dxa" w:w="2310"/>
             <w:vAlign w:val="center"/>
             <w:tcBorders>
               <w:top w:val="single" w:sz="6" w:color="B8C4CE"/>
@@ -7370,9 +8412,17 @@
                 <w:rFonts w:ascii="Calibri" w:hAnsi="Calibri" w:eastAsia="Calibri"/>
                 <w:b w:val="0"/>
                 <w:color w:val="17202A"/>
-                <w:sz w:val="15"/>
-              </w:rPr>
-              <w:t>Derivación documentada</w:t>
+                <w:sz w:val="14"/>
+              </w:rPr>
+              <w:t>Derivada: Sí.</w:t>
+              <w:br/>
+              <w:t>Origen: NIVEL.</w:t>
+              <w:br/>
+              <w:t>Método: Normalización y validación según el plan de la variable de origen.</w:t>
+              <w:br/>
+              <w:t>Uso: Análisis, control de calidad o metadatos.</w:t>
+              <w:br/>
+              <w:t>Tratamiento: Normalización y validación según el plan de la variable de origen.</w:t>
             </w:r>
           </w:p>
         </w:tc>
@@ -7383,7 +8433,7 @@
         </w:trPr>
         <w:tc>
           <w:tcPr>
-            <w:tcW w:type="dxa" w:w="1900"/>
+            <w:tcW w:type="dxa" w:w="1750"/>
             <w:vAlign w:val="center"/>
             <w:tcBorders>
               <w:top w:val="single" w:sz="6" w:color="B8C4CE"/>
@@ -7411,7 +8461,7 @@
                 <w:rFonts w:ascii="Calibri" w:hAnsi="Calibri" w:eastAsia="Calibri"/>
                 <w:b w:val="0"/>
                 <w:color w:val="17202A"/>
-                <w:sz w:val="15"/>
+                <w:sz w:val="14"/>
               </w:rPr>
               <w:t>SECTOR_ORIGINAL</w:t>
             </w:r>
@@ -7419,7 +8469,7 @@
         </w:tc>
         <w:tc>
           <w:tcPr>
-            <w:tcW w:type="dxa" w:w="3000"/>
+            <w:tcW w:type="dxa" w:w="2700"/>
             <w:vAlign w:val="center"/>
             <w:tcBorders>
               <w:top w:val="single" w:sz="6" w:color="B8C4CE"/>
@@ -7447,7 +8497,7 @@
                 <w:rFonts w:ascii="Calibri" w:hAnsi="Calibri" w:eastAsia="Calibri"/>
                 <w:b w:val="0"/>
                 <w:color w:val="17202A"/>
-                <w:sz w:val="15"/>
+                <w:sz w:val="14"/>
               </w:rPr>
               <w:t>Valor original: Sector administrativo del servicio.</w:t>
             </w:r>
@@ -7455,7 +8505,7 @@
         </w:tc>
         <w:tc>
           <w:tcPr>
-            <w:tcW w:type="dxa" w:w="3000"/>
+            <w:tcW w:type="dxa" w:w="2600"/>
             <w:vAlign w:val="center"/>
             <w:tcBorders>
               <w:top w:val="single" w:sz="6" w:color="B8C4CE"/>
@@ -7483,19 +8533,21 @@
                 <w:rFonts w:ascii="Calibri" w:hAnsi="Calibri" w:eastAsia="Calibri"/>
                 <w:b w:val="0"/>
                 <w:color w:val="17202A"/>
-                <w:sz w:val="15"/>
+                <w:sz w:val="14"/>
               </w:rPr>
               <w:t>Tipo: string; null: No.</w:t>
               <w:br/>
               <w:t>Dominio: Texto publicado por MINEDUC; se conserva sin sobrescritura.</w:t>
               <w:br/>
+              <w:t>Valores: PRIVADO; OFICIAL; MUNICIPAL; COOPERATIVA</w:t>
+              <w:br/>
               <w:t>Ejemplo: PRIVADO</w:t>
             </w:r>
           </w:p>
         </w:tc>
         <w:tc>
           <w:tcPr>
-            <w:tcW w:type="dxa" w:w="1460"/>
+            <w:tcW w:type="dxa" w:w="2310"/>
             <w:vAlign w:val="center"/>
             <w:tcBorders>
               <w:top w:val="single" w:sz="6" w:color="B8C4CE"/>
@@ -7523,9 +8575,17 @@
                 <w:rFonts w:ascii="Calibri" w:hAnsi="Calibri" w:eastAsia="Calibri"/>
                 <w:b w:val="0"/>
                 <w:color w:val="17202A"/>
-                <w:sz w:val="15"/>
-              </w:rPr>
-              <w:t>Conservación del valor crudo</w:t>
+                <w:sz w:val="14"/>
+              </w:rPr>
+              <w:t>Derivada: No (campo preservado).</w:t>
+              <w:br/>
+              <w:t>Origen: SECTOR.</w:t>
+              <w:br/>
+              <w:t>Método: Conservación textual</w:t>
+              <w:br/>
+              <w:t>Uso: Trazabilidad.</w:t>
+              <w:br/>
+              <w:t>Tratamiento: Copia sin sobrescritura del campo crudo.</w:t>
             </w:r>
           </w:p>
         </w:tc>
@@ -7536,7 +8596,7 @@
         </w:trPr>
         <w:tc>
           <w:tcPr>
-            <w:tcW w:type="dxa" w:w="1900"/>
+            <w:tcW w:type="dxa" w:w="1750"/>
             <w:vAlign w:val="center"/>
             <w:tcBorders>
               <w:top w:val="single" w:sz="6" w:color="B8C4CE"/>
@@ -7564,7 +8624,7 @@
                 <w:rFonts w:ascii="Calibri" w:hAnsi="Calibri" w:eastAsia="Calibri"/>
                 <w:b w:val="0"/>
                 <w:color w:val="17202A"/>
-                <w:sz w:val="15"/>
+                <w:sz w:val="14"/>
               </w:rPr>
               <w:t>SECTOR_LIMPIO</w:t>
             </w:r>
@@ -7572,7 +8632,7 @@
         </w:tc>
         <w:tc>
           <w:tcPr>
-            <w:tcW w:type="dxa" w:w="3000"/>
+            <w:tcW w:type="dxa" w:w="2700"/>
             <w:vAlign w:val="center"/>
             <w:tcBorders>
               <w:top w:val="single" w:sz="6" w:color="B8C4CE"/>
@@ -7600,7 +8660,7 @@
                 <w:rFonts w:ascii="Calibri" w:hAnsi="Calibri" w:eastAsia="Calibri"/>
                 <w:b w:val="0"/>
                 <w:color w:val="17202A"/>
-                <w:sz w:val="15"/>
+                <w:sz w:val="14"/>
               </w:rPr>
               <w:t>Etiqueta de sector legible.</w:t>
             </w:r>
@@ -7608,7 +8668,7 @@
         </w:tc>
         <w:tc>
           <w:tcPr>
-            <w:tcW w:type="dxa" w:w="3000"/>
+            <w:tcW w:type="dxa" w:w="2600"/>
             <w:vAlign w:val="center"/>
             <w:tcBorders>
               <w:top w:val="single" w:sz="6" w:color="B8C4CE"/>
@@ -7636,19 +8696,21 @@
                 <w:rFonts w:ascii="Calibri" w:hAnsi="Calibri" w:eastAsia="Calibri"/>
                 <w:b w:val="0"/>
                 <w:color w:val="17202A"/>
-                <w:sz w:val="15"/>
+                <w:sz w:val="14"/>
               </w:rPr>
               <w:t>Tipo: string; null: No.</w:t>
               <w:br/>
               <w:t>Dominio: Véase descripción y catálogo cuando corresponda.</w:t>
               <w:br/>
+              <w:t>Valores: Privado; Oficial; Municipal; Cooperativa</w:t>
+              <w:br/>
               <w:t>Ejemplo: Privado</w:t>
             </w:r>
           </w:p>
         </w:tc>
         <w:tc>
           <w:tcPr>
-            <w:tcW w:type="dxa" w:w="1460"/>
+            <w:tcW w:type="dxa" w:w="2310"/>
             <w:vAlign w:val="center"/>
             <w:tcBorders>
               <w:top w:val="single" w:sz="6" w:color="B8C4CE"/>
@@ -7676,9 +8738,17 @@
                 <w:rFonts w:ascii="Calibri" w:hAnsi="Calibri" w:eastAsia="Calibri"/>
                 <w:b w:val="0"/>
                 <w:color w:val="17202A"/>
-                <w:sz w:val="15"/>
-              </w:rPr>
-              <w:t>Derivación documentada</w:t>
+                <w:sz w:val="14"/>
+              </w:rPr>
+              <w:t>Derivada: Sí.</w:t>
+              <w:br/>
+              <w:t>Origen: SECTOR.</w:t>
+              <w:br/>
+              <w:t>Método: Normalización y validación según el plan de la variable de origen.</w:t>
+              <w:br/>
+              <w:t>Uso: Análisis, control de calidad o metadatos.</w:t>
+              <w:br/>
+              <w:t>Tratamiento: Normalización y validación según el plan de la variable de origen.</w:t>
             </w:r>
           </w:p>
         </w:tc>
@@ -7689,7 +8759,7 @@
         </w:trPr>
         <w:tc>
           <w:tcPr>
-            <w:tcW w:type="dxa" w:w="1900"/>
+            <w:tcW w:type="dxa" w:w="1750"/>
             <w:vAlign w:val="center"/>
             <w:tcBorders>
               <w:top w:val="single" w:sz="6" w:color="B8C4CE"/>
@@ -7717,7 +8787,7 @@
                 <w:rFonts w:ascii="Calibri" w:hAnsi="Calibri" w:eastAsia="Calibri"/>
                 <w:b w:val="0"/>
                 <w:color w:val="17202A"/>
-                <w:sz w:val="15"/>
+                <w:sz w:val="14"/>
               </w:rPr>
               <w:t>SECTOR_COD</w:t>
             </w:r>
@@ -7725,7 +8795,7 @@
         </w:tc>
         <w:tc>
           <w:tcPr>
-            <w:tcW w:type="dxa" w:w="3000"/>
+            <w:tcW w:type="dxa" w:w="2700"/>
             <w:vAlign w:val="center"/>
             <w:tcBorders>
               <w:top w:val="single" w:sz="6" w:color="B8C4CE"/>
@@ -7753,7 +8823,7 @@
                 <w:rFonts w:ascii="Calibri" w:hAnsi="Calibri" w:eastAsia="Calibri"/>
                 <w:b w:val="0"/>
                 <w:color w:val="17202A"/>
-                <w:sz w:val="15"/>
+                <w:sz w:val="14"/>
               </w:rPr>
               <w:t>Código nominal del sector.</w:t>
             </w:r>
@@ -7761,7 +8831,7 @@
         </w:tc>
         <w:tc>
           <w:tcPr>
-            <w:tcW w:type="dxa" w:w="3000"/>
+            <w:tcW w:type="dxa" w:w="2600"/>
             <w:vAlign w:val="center"/>
             <w:tcBorders>
               <w:top w:val="single" w:sz="6" w:color="B8C4CE"/>
@@ -7789,19 +8859,21 @@
                 <w:rFonts w:ascii="Calibri" w:hAnsi="Calibri" w:eastAsia="Calibri"/>
                 <w:b w:val="0"/>
                 <w:color w:val="17202A"/>
-                <w:sz w:val="15"/>
+                <w:sz w:val="14"/>
               </w:rPr>
               <w:t>Tipo: Int8; null: No.</w:t>
               <w:br/>
               <w:t>Dominio: Catálogo documentado; identificador nominal salvo código territorial.</w:t>
               <w:br/>
+              <w:t>Valores: 1; 2; 4; 3</w:t>
+              <w:br/>
               <w:t>Ejemplo: 1</w:t>
             </w:r>
           </w:p>
         </w:tc>
         <w:tc>
           <w:tcPr>
-            <w:tcW w:type="dxa" w:w="1460"/>
+            <w:tcW w:type="dxa" w:w="2310"/>
             <w:vAlign w:val="center"/>
             <w:tcBorders>
               <w:top w:val="single" w:sz="6" w:color="B8C4CE"/>
@@ -7829,9 +8901,17 @@
                 <w:rFonts w:ascii="Calibri" w:hAnsi="Calibri" w:eastAsia="Calibri"/>
                 <w:b w:val="0"/>
                 <w:color w:val="17202A"/>
-                <w:sz w:val="15"/>
-              </w:rPr>
-              <w:t>Derivación documentada</w:t>
+                <w:sz w:val="14"/>
+              </w:rPr>
+              <w:t>Derivada: Sí.</w:t>
+              <w:br/>
+              <w:t>Origen: SECTOR.</w:t>
+              <w:br/>
+              <w:t>Método: Codificación nominal o territorial documentada en catálogo.</w:t>
+              <w:br/>
+              <w:t>Uso: Análisis, control de calidad o metadatos.</w:t>
+              <w:br/>
+              <w:t>Tratamiento: Codificación nominal o territorial documentada en catálogo.</w:t>
             </w:r>
           </w:p>
         </w:tc>
@@ -7842,7 +8922,7 @@
         </w:trPr>
         <w:tc>
           <w:tcPr>
-            <w:tcW w:type="dxa" w:w="1900"/>
+            <w:tcW w:type="dxa" w:w="1750"/>
             <w:vAlign w:val="center"/>
             <w:tcBorders>
               <w:top w:val="single" w:sz="6" w:color="B8C4CE"/>
@@ -7870,7 +8950,7 @@
                 <w:rFonts w:ascii="Calibri" w:hAnsi="Calibri" w:eastAsia="Calibri"/>
                 <w:b w:val="0"/>
                 <w:color w:val="17202A"/>
-                <w:sz w:val="15"/>
+                <w:sz w:val="14"/>
               </w:rPr>
               <w:t>STATUS_ORIGINAL</w:t>
             </w:r>
@@ -7878,7 +8958,7 @@
         </w:tc>
         <w:tc>
           <w:tcPr>
-            <w:tcW w:type="dxa" w:w="3000"/>
+            <w:tcW w:type="dxa" w:w="2700"/>
             <w:vAlign w:val="center"/>
             <w:tcBorders>
               <w:top w:val="single" w:sz="6" w:color="B8C4CE"/>
@@ -7906,7 +8986,7 @@
                 <w:rFonts w:ascii="Calibri" w:hAnsi="Calibri" w:eastAsia="Calibri"/>
                 <w:b w:val="0"/>
                 <w:color w:val="17202A"/>
-                <w:sz w:val="15"/>
+                <w:sz w:val="14"/>
               </w:rPr>
               <w:t>Valor original: Estado administrativo del servicio.</w:t>
             </w:r>
@@ -7914,7 +8994,7 @@
         </w:tc>
         <w:tc>
           <w:tcPr>
-            <w:tcW w:type="dxa" w:w="3000"/>
+            <w:tcW w:type="dxa" w:w="2600"/>
             <w:vAlign w:val="center"/>
             <w:tcBorders>
               <w:top w:val="single" w:sz="6" w:color="B8C4CE"/>
@@ -7942,19 +9022,21 @@
                 <w:rFonts w:ascii="Calibri" w:hAnsi="Calibri" w:eastAsia="Calibri"/>
                 <w:b w:val="0"/>
                 <w:color w:val="17202A"/>
-                <w:sz w:val="15"/>
+                <w:sz w:val="14"/>
               </w:rPr>
               <w:t>Tipo: string; null: No.</w:t>
               <w:br/>
               <w:t>Dominio: Texto publicado por MINEDUC; se conserva sin sobrescritura.</w:t>
               <w:br/>
+              <w:t>Valores: CERRADA DEFINITIVAMENTE; ABIERTA; CERRADA TEMPORALMENTE; TEMPORAL NOMBRAMIENTO; TEMPORAL TITULOS</w:t>
+              <w:br/>
               <w:t>Ejemplo: CERRADA DEFINITIVAMENTE</w:t>
             </w:r>
           </w:p>
         </w:tc>
         <w:tc>
           <w:tcPr>
-            <w:tcW w:type="dxa" w:w="1460"/>
+            <w:tcW w:type="dxa" w:w="2310"/>
             <w:vAlign w:val="center"/>
             <w:tcBorders>
               <w:top w:val="single" w:sz="6" w:color="B8C4CE"/>
@@ -7982,9 +9064,17 @@
                 <w:rFonts w:ascii="Calibri" w:hAnsi="Calibri" w:eastAsia="Calibri"/>
                 <w:b w:val="0"/>
                 <w:color w:val="17202A"/>
-                <w:sz w:val="15"/>
-              </w:rPr>
-              <w:t>Conservación del valor crudo</w:t>
+                <w:sz w:val="14"/>
+              </w:rPr>
+              <w:t>Derivada: No (campo preservado).</w:t>
+              <w:br/>
+              <w:t>Origen: STATUS.</w:t>
+              <w:br/>
+              <w:t>Método: Conservación textual</w:t>
+              <w:br/>
+              <w:t>Uso: Trazabilidad.</w:t>
+              <w:br/>
+              <w:t>Tratamiento: Copia sin sobrescritura del campo crudo.</w:t>
             </w:r>
           </w:p>
         </w:tc>
@@ -7995,7 +9085,7 @@
         </w:trPr>
         <w:tc>
           <w:tcPr>
-            <w:tcW w:type="dxa" w:w="1900"/>
+            <w:tcW w:type="dxa" w:w="1750"/>
             <w:vAlign w:val="center"/>
             <w:tcBorders>
               <w:top w:val="single" w:sz="6" w:color="B8C4CE"/>
@@ -8023,7 +9113,7 @@
                 <w:rFonts w:ascii="Calibri" w:hAnsi="Calibri" w:eastAsia="Calibri"/>
                 <w:b w:val="0"/>
                 <w:color w:val="17202A"/>
-                <w:sz w:val="15"/>
+                <w:sz w:val="14"/>
               </w:rPr>
               <w:t>STATUS_LIMPIO</w:t>
             </w:r>
@@ -8031,7 +9121,7 @@
         </w:tc>
         <w:tc>
           <w:tcPr>
-            <w:tcW w:type="dxa" w:w="3000"/>
+            <w:tcW w:type="dxa" w:w="2700"/>
             <w:vAlign w:val="center"/>
             <w:tcBorders>
               <w:top w:val="single" w:sz="6" w:color="B8C4CE"/>
@@ -8059,7 +9149,7 @@
                 <w:rFonts w:ascii="Calibri" w:hAnsi="Calibri" w:eastAsia="Calibri"/>
                 <w:b w:val="0"/>
                 <w:color w:val="17202A"/>
-                <w:sz w:val="15"/>
+                <w:sz w:val="14"/>
               </w:rPr>
               <w:t>Estado administrativo con etiqueta legible.</w:t>
             </w:r>
@@ -8067,7 +9157,7 @@
         </w:tc>
         <w:tc>
           <w:tcPr>
-            <w:tcW w:type="dxa" w:w="3000"/>
+            <w:tcW w:type="dxa" w:w="2600"/>
             <w:vAlign w:val="center"/>
             <w:tcBorders>
               <w:top w:val="single" w:sz="6" w:color="B8C4CE"/>
@@ -8095,19 +9185,21 @@
                 <w:rFonts w:ascii="Calibri" w:hAnsi="Calibri" w:eastAsia="Calibri"/>
                 <w:b w:val="0"/>
                 <w:color w:val="17202A"/>
-                <w:sz w:val="15"/>
+                <w:sz w:val="14"/>
               </w:rPr>
               <w:t>Tipo: string; null: No.</w:t>
               <w:br/>
               <w:t>Dominio: Véase descripción y catálogo cuando corresponda.</w:t>
               <w:br/>
+              <w:t>Valores: Cerrada definitivamente; Abierta; Cerrada temporalmente; Temporal por nombramiento; Temporal por títulos</w:t>
+              <w:br/>
               <w:t>Ejemplo: Cerrada definitivamente</w:t>
             </w:r>
           </w:p>
         </w:tc>
         <w:tc>
           <w:tcPr>
-            <w:tcW w:type="dxa" w:w="1460"/>
+            <w:tcW w:type="dxa" w:w="2310"/>
             <w:vAlign w:val="center"/>
             <w:tcBorders>
               <w:top w:val="single" w:sz="6" w:color="B8C4CE"/>
@@ -8135,9 +9227,17 @@
                 <w:rFonts w:ascii="Calibri" w:hAnsi="Calibri" w:eastAsia="Calibri"/>
                 <w:b w:val="0"/>
                 <w:color w:val="17202A"/>
-                <w:sz w:val="15"/>
-              </w:rPr>
-              <w:t>Derivación documentada</w:t>
+                <w:sz w:val="14"/>
+              </w:rPr>
+              <w:t>Derivada: Sí.</w:t>
+              <w:br/>
+              <w:t>Origen: STATUS.</w:t>
+              <w:br/>
+              <w:t>Método: Normalización y validación según el plan de la variable de origen.</w:t>
+              <w:br/>
+              <w:t>Uso: Análisis, control de calidad o metadatos.</w:t>
+              <w:br/>
+              <w:t>Tratamiento: Normalización y validación según el plan de la variable de origen.</w:t>
             </w:r>
           </w:p>
         </w:tc>
@@ -8148,7 +9248,7 @@
         </w:trPr>
         <w:tc>
           <w:tcPr>
-            <w:tcW w:type="dxa" w:w="1900"/>
+            <w:tcW w:type="dxa" w:w="1750"/>
             <w:vAlign w:val="center"/>
             <w:tcBorders>
               <w:top w:val="single" w:sz="6" w:color="B8C4CE"/>
@@ -8176,7 +9276,7 @@
                 <w:rFonts w:ascii="Calibri" w:hAnsi="Calibri" w:eastAsia="Calibri"/>
                 <w:b w:val="0"/>
                 <w:color w:val="17202A"/>
-                <w:sz w:val="15"/>
+                <w:sz w:val="14"/>
               </w:rPr>
               <w:t>STATUS_COD</w:t>
             </w:r>
@@ -8184,7 +9284,7 @@
         </w:tc>
         <w:tc>
           <w:tcPr>
-            <w:tcW w:type="dxa" w:w="3000"/>
+            <w:tcW w:type="dxa" w:w="2700"/>
             <w:vAlign w:val="center"/>
             <w:tcBorders>
               <w:top w:val="single" w:sz="6" w:color="B8C4CE"/>
@@ -8212,7 +9312,7 @@
                 <w:rFonts w:ascii="Calibri" w:hAnsi="Calibri" w:eastAsia="Calibri"/>
                 <w:b w:val="0"/>
                 <w:color w:val="17202A"/>
-                <w:sz w:val="15"/>
+                <w:sz w:val="14"/>
               </w:rPr>
               <w:t>Código nominal del estado.</w:t>
             </w:r>
@@ -8220,7 +9320,7 @@
         </w:tc>
         <w:tc>
           <w:tcPr>
-            <w:tcW w:type="dxa" w:w="3000"/>
+            <w:tcW w:type="dxa" w:w="2600"/>
             <w:vAlign w:val="center"/>
             <w:tcBorders>
               <w:top w:val="single" w:sz="6" w:color="B8C4CE"/>
@@ -8248,19 +9348,21 @@
                 <w:rFonts w:ascii="Calibri" w:hAnsi="Calibri" w:eastAsia="Calibri"/>
                 <w:b w:val="0"/>
                 <w:color w:val="17202A"/>
-                <w:sz w:val="15"/>
+                <w:sz w:val="14"/>
               </w:rPr>
               <w:t>Tipo: Int8; null: No.</w:t>
               <w:br/>
               <w:t>Dominio: Catálogo documentado; identificador nominal salvo código territorial.</w:t>
               <w:br/>
+              <w:t>Valores: 3; 1; 2; 5; 4</w:t>
+              <w:br/>
               <w:t>Ejemplo: 3</w:t>
             </w:r>
           </w:p>
         </w:tc>
         <w:tc>
           <w:tcPr>
-            <w:tcW w:type="dxa" w:w="1460"/>
+            <w:tcW w:type="dxa" w:w="2310"/>
             <w:vAlign w:val="center"/>
             <w:tcBorders>
               <w:top w:val="single" w:sz="6" w:color="B8C4CE"/>
@@ -8288,9 +9390,17 @@
                 <w:rFonts w:ascii="Calibri" w:hAnsi="Calibri" w:eastAsia="Calibri"/>
                 <w:b w:val="0"/>
                 <w:color w:val="17202A"/>
-                <w:sz w:val="15"/>
-              </w:rPr>
-              <w:t>Derivación documentada</w:t>
+                <w:sz w:val="14"/>
+              </w:rPr>
+              <w:t>Derivada: Sí.</w:t>
+              <w:br/>
+              <w:t>Origen: STATUS.</w:t>
+              <w:br/>
+              <w:t>Método: Codificación nominal o territorial documentada en catálogo.</w:t>
+              <w:br/>
+              <w:t>Uso: Análisis, control de calidad o metadatos.</w:t>
+              <w:br/>
+              <w:t>Tratamiento: Codificación nominal o territorial documentada en catálogo.</w:t>
             </w:r>
           </w:p>
         </w:tc>
@@ -8301,7 +9411,7 @@
         </w:trPr>
         <w:tc>
           <w:tcPr>
-            <w:tcW w:type="dxa" w:w="1900"/>
+            <w:tcW w:type="dxa" w:w="1750"/>
             <w:vAlign w:val="center"/>
             <w:tcBorders>
               <w:top w:val="single" w:sz="6" w:color="B8C4CE"/>
@@ -8329,7 +9439,7 @@
                 <w:rFonts w:ascii="Calibri" w:hAnsi="Calibri" w:eastAsia="Calibri"/>
                 <w:b w:val="0"/>
                 <w:color w:val="17202A"/>
-                <w:sz w:val="15"/>
+                <w:sz w:val="14"/>
               </w:rPr>
               <w:t>MODALIDAD_ORIGINAL</w:t>
             </w:r>
@@ -8337,7 +9447,7 @@
         </w:tc>
         <w:tc>
           <w:tcPr>
-            <w:tcW w:type="dxa" w:w="3000"/>
+            <w:tcW w:type="dxa" w:w="2700"/>
             <w:vAlign w:val="center"/>
             <w:tcBorders>
               <w:top w:val="single" w:sz="6" w:color="B8C4CE"/>
@@ -8365,7 +9475,7 @@
                 <w:rFonts w:ascii="Calibri" w:hAnsi="Calibri" w:eastAsia="Calibri"/>
                 <w:b w:val="0"/>
                 <w:color w:val="17202A"/>
-                <w:sz w:val="15"/>
+                <w:sz w:val="14"/>
               </w:rPr>
               <w:t>Valor original: Modalidad lingüística.</w:t>
             </w:r>
@@ -8373,7 +9483,7 @@
         </w:tc>
         <w:tc>
           <w:tcPr>
-            <w:tcW w:type="dxa" w:w="3000"/>
+            <w:tcW w:type="dxa" w:w="2600"/>
             <w:vAlign w:val="center"/>
             <w:tcBorders>
               <w:top w:val="single" w:sz="6" w:color="B8C4CE"/>
@@ -8401,19 +9511,21 @@
                 <w:rFonts w:ascii="Calibri" w:hAnsi="Calibri" w:eastAsia="Calibri"/>
                 <w:b w:val="0"/>
                 <w:color w:val="17202A"/>
-                <w:sz w:val="15"/>
+                <w:sz w:val="14"/>
               </w:rPr>
               <w:t>Tipo: string; null: No.</w:t>
               <w:br/>
               <w:t>Dominio: Texto publicado por MINEDUC; se conserva sin sobrescritura.</w:t>
               <w:br/>
+              <w:t>Valores: MONOLINGUE; BILINGUE</w:t>
+              <w:br/>
               <w:t>Ejemplo: MONOLINGUE</w:t>
             </w:r>
           </w:p>
         </w:tc>
         <w:tc>
           <w:tcPr>
-            <w:tcW w:type="dxa" w:w="1460"/>
+            <w:tcW w:type="dxa" w:w="2310"/>
             <w:vAlign w:val="center"/>
             <w:tcBorders>
               <w:top w:val="single" w:sz="6" w:color="B8C4CE"/>
@@ -8441,9 +9553,17 @@
                 <w:rFonts w:ascii="Calibri" w:hAnsi="Calibri" w:eastAsia="Calibri"/>
                 <w:b w:val="0"/>
                 <w:color w:val="17202A"/>
-                <w:sz w:val="15"/>
-              </w:rPr>
-              <w:t>Conservación del valor crudo</w:t>
+                <w:sz w:val="14"/>
+              </w:rPr>
+              <w:t>Derivada: No (campo preservado).</w:t>
+              <w:br/>
+              <w:t>Origen: MODALIDAD.</w:t>
+              <w:br/>
+              <w:t>Método: Conservación textual</w:t>
+              <w:br/>
+              <w:t>Uso: Trazabilidad.</w:t>
+              <w:br/>
+              <w:t>Tratamiento: Copia sin sobrescritura del campo crudo.</w:t>
             </w:r>
           </w:p>
         </w:tc>
@@ -8454,7 +9574,7 @@
         </w:trPr>
         <w:tc>
           <w:tcPr>
-            <w:tcW w:type="dxa" w:w="1900"/>
+            <w:tcW w:type="dxa" w:w="1750"/>
             <w:vAlign w:val="center"/>
             <w:tcBorders>
               <w:top w:val="single" w:sz="6" w:color="B8C4CE"/>
@@ -8482,7 +9602,7 @@
                 <w:rFonts w:ascii="Calibri" w:hAnsi="Calibri" w:eastAsia="Calibri"/>
                 <w:b w:val="0"/>
                 <w:color w:val="17202A"/>
-                <w:sz w:val="15"/>
+                <w:sz w:val="14"/>
               </w:rPr>
               <w:t>MODALIDAD_LIMPIA</w:t>
             </w:r>
@@ -8490,7 +9610,7 @@
         </w:tc>
         <w:tc>
           <w:tcPr>
-            <w:tcW w:type="dxa" w:w="3000"/>
+            <w:tcW w:type="dxa" w:w="2700"/>
             <w:vAlign w:val="center"/>
             <w:tcBorders>
               <w:top w:val="single" w:sz="6" w:color="B8C4CE"/>
@@ -8518,7 +9638,7 @@
                 <w:rFonts w:ascii="Calibri" w:hAnsi="Calibri" w:eastAsia="Calibri"/>
                 <w:b w:val="0"/>
                 <w:color w:val="17202A"/>
-                <w:sz w:val="15"/>
+                <w:sz w:val="14"/>
               </w:rPr>
               <w:t>Modalidad con ortografía corregida.</w:t>
             </w:r>
@@ -8526,7 +9646,7 @@
         </w:tc>
         <w:tc>
           <w:tcPr>
-            <w:tcW w:type="dxa" w:w="3000"/>
+            <w:tcW w:type="dxa" w:w="2600"/>
             <w:vAlign w:val="center"/>
             <w:tcBorders>
               <w:top w:val="single" w:sz="6" w:color="B8C4CE"/>
@@ -8554,19 +9674,21 @@
                 <w:rFonts w:ascii="Calibri" w:hAnsi="Calibri" w:eastAsia="Calibri"/>
                 <w:b w:val="0"/>
                 <w:color w:val="17202A"/>
-                <w:sz w:val="15"/>
+                <w:sz w:val="14"/>
               </w:rPr>
               <w:t>Tipo: string; null: No.</w:t>
               <w:br/>
               <w:t>Dominio: Véase descripción y catálogo cuando corresponda.</w:t>
               <w:br/>
+              <w:t>Valores: Monolingüe; Bilingüe</w:t>
+              <w:br/>
               <w:t>Ejemplo: Monolingüe</w:t>
             </w:r>
           </w:p>
         </w:tc>
         <w:tc>
           <w:tcPr>
-            <w:tcW w:type="dxa" w:w="1460"/>
+            <w:tcW w:type="dxa" w:w="2310"/>
             <w:vAlign w:val="center"/>
             <w:tcBorders>
               <w:top w:val="single" w:sz="6" w:color="B8C4CE"/>
@@ -8594,9 +9716,17 @@
                 <w:rFonts w:ascii="Calibri" w:hAnsi="Calibri" w:eastAsia="Calibri"/>
                 <w:b w:val="0"/>
                 <w:color w:val="17202A"/>
-                <w:sz w:val="15"/>
-              </w:rPr>
-              <w:t>Derivación documentada</w:t>
+                <w:sz w:val="14"/>
+              </w:rPr>
+              <w:t>Derivada: Sí.</w:t>
+              <w:br/>
+              <w:t>Origen: MODALIDAD.</w:t>
+              <w:br/>
+              <w:t>Método: Normalización y validación según el plan de la variable de origen.</w:t>
+              <w:br/>
+              <w:t>Uso: Análisis, control de calidad o metadatos.</w:t>
+              <w:br/>
+              <w:t>Tratamiento: Normalización y validación según el plan de la variable de origen.</w:t>
             </w:r>
           </w:p>
         </w:tc>
@@ -8607,7 +9737,7 @@
         </w:trPr>
         <w:tc>
           <w:tcPr>
-            <w:tcW w:type="dxa" w:w="1900"/>
+            <w:tcW w:type="dxa" w:w="1750"/>
             <w:vAlign w:val="center"/>
             <w:tcBorders>
               <w:top w:val="single" w:sz="6" w:color="B8C4CE"/>
@@ -8635,7 +9765,7 @@
                 <w:rFonts w:ascii="Calibri" w:hAnsi="Calibri" w:eastAsia="Calibri"/>
                 <w:b w:val="0"/>
                 <w:color w:val="17202A"/>
-                <w:sz w:val="15"/>
+                <w:sz w:val="14"/>
               </w:rPr>
               <w:t>MODALIDAD_COD</w:t>
             </w:r>
@@ -8643,7 +9773,7 @@
         </w:tc>
         <w:tc>
           <w:tcPr>
-            <w:tcW w:type="dxa" w:w="3000"/>
+            <w:tcW w:type="dxa" w:w="2700"/>
             <w:vAlign w:val="center"/>
             <w:tcBorders>
               <w:top w:val="single" w:sz="6" w:color="B8C4CE"/>
@@ -8671,7 +9801,7 @@
                 <w:rFonts w:ascii="Calibri" w:hAnsi="Calibri" w:eastAsia="Calibri"/>
                 <w:b w:val="0"/>
                 <w:color w:val="17202A"/>
-                <w:sz w:val="15"/>
+                <w:sz w:val="14"/>
               </w:rPr>
               <w:t>Código nominal de modalidad.</w:t>
             </w:r>
@@ -8679,7 +9809,7 @@
         </w:tc>
         <w:tc>
           <w:tcPr>
-            <w:tcW w:type="dxa" w:w="3000"/>
+            <w:tcW w:type="dxa" w:w="2600"/>
             <w:vAlign w:val="center"/>
             <w:tcBorders>
               <w:top w:val="single" w:sz="6" w:color="B8C4CE"/>
@@ -8707,19 +9837,21 @@
                 <w:rFonts w:ascii="Calibri" w:hAnsi="Calibri" w:eastAsia="Calibri"/>
                 <w:b w:val="0"/>
                 <w:color w:val="17202A"/>
-                <w:sz w:val="15"/>
+                <w:sz w:val="14"/>
               </w:rPr>
               <w:t>Tipo: Int8; null: No.</w:t>
               <w:br/>
               <w:t>Dominio: Catálogo documentado; identificador nominal salvo código territorial.</w:t>
               <w:br/>
+              <w:t>Valores: 1; 2</w:t>
+              <w:br/>
               <w:t>Ejemplo: 1</w:t>
             </w:r>
           </w:p>
         </w:tc>
         <w:tc>
           <w:tcPr>
-            <w:tcW w:type="dxa" w:w="1460"/>
+            <w:tcW w:type="dxa" w:w="2310"/>
             <w:vAlign w:val="center"/>
             <w:tcBorders>
               <w:top w:val="single" w:sz="6" w:color="B8C4CE"/>
@@ -8747,9 +9879,17 @@
                 <w:rFonts w:ascii="Calibri" w:hAnsi="Calibri" w:eastAsia="Calibri"/>
                 <w:b w:val="0"/>
                 <w:color w:val="17202A"/>
-                <w:sz w:val="15"/>
-              </w:rPr>
-              <w:t>Derivación documentada</w:t>
+                <w:sz w:val="14"/>
+              </w:rPr>
+              <w:t>Derivada: Sí.</w:t>
+              <w:br/>
+              <w:t>Origen: MODALIDAD.</w:t>
+              <w:br/>
+              <w:t>Método: Codificación nominal o territorial documentada en catálogo.</w:t>
+              <w:br/>
+              <w:t>Uso: Análisis, control de calidad o metadatos.</w:t>
+              <w:br/>
+              <w:t>Tratamiento: Codificación nominal o territorial documentada en catálogo.</w:t>
             </w:r>
           </w:p>
         </w:tc>
@@ -8760,7 +9900,7 @@
         </w:trPr>
         <w:tc>
           <w:tcPr>
-            <w:tcW w:type="dxa" w:w="1900"/>
+            <w:tcW w:type="dxa" w:w="1750"/>
             <w:vAlign w:val="center"/>
             <w:tcBorders>
               <w:top w:val="single" w:sz="6" w:color="B8C4CE"/>
@@ -8788,7 +9928,7 @@
                 <w:rFonts w:ascii="Calibri" w:hAnsi="Calibri" w:eastAsia="Calibri"/>
                 <w:b w:val="0"/>
                 <w:color w:val="17202A"/>
-                <w:sz w:val="15"/>
+                <w:sz w:val="14"/>
               </w:rPr>
               <w:t>AREA_ORIGINAL</w:t>
             </w:r>
@@ -8796,7 +9936,7 @@
         </w:tc>
         <w:tc>
           <w:tcPr>
-            <w:tcW w:type="dxa" w:w="3000"/>
+            <w:tcW w:type="dxa" w:w="2700"/>
             <w:vAlign w:val="center"/>
             <w:tcBorders>
               <w:top w:val="single" w:sz="6" w:color="B8C4CE"/>
@@ -8824,7 +9964,7 @@
                 <w:rFonts w:ascii="Calibri" w:hAnsi="Calibri" w:eastAsia="Calibri"/>
                 <w:b w:val="0"/>
                 <w:color w:val="17202A"/>
-                <w:sz w:val="15"/>
+                <w:sz w:val="14"/>
               </w:rPr>
               <w:t>Valor original: Área territorial urbana o rural.</w:t>
             </w:r>
@@ -8832,7 +9972,7 @@
         </w:tc>
         <w:tc>
           <w:tcPr>
-            <w:tcW w:type="dxa" w:w="3000"/>
+            <w:tcW w:type="dxa" w:w="2600"/>
             <w:vAlign w:val="center"/>
             <w:tcBorders>
               <w:top w:val="single" w:sz="6" w:color="B8C4CE"/>
@@ -8860,19 +10000,21 @@
                 <w:rFonts w:ascii="Calibri" w:hAnsi="Calibri" w:eastAsia="Calibri"/>
                 <w:b w:val="0"/>
                 <w:color w:val="17202A"/>
-                <w:sz w:val="15"/>
+                <w:sz w:val="14"/>
               </w:rPr>
               <w:t>Tipo: string; null: No.</w:t>
               <w:br/>
               <w:t>Dominio: Texto publicado por MINEDUC; se conserva sin sobrescritura.</w:t>
               <w:br/>
+              <w:t>Valores: URBANA; RURAL; SIN ESPECIFICAR</w:t>
+              <w:br/>
               <w:t>Ejemplo: URBANA</w:t>
             </w:r>
           </w:p>
         </w:tc>
         <w:tc>
           <w:tcPr>
-            <w:tcW w:type="dxa" w:w="1460"/>
+            <w:tcW w:type="dxa" w:w="2310"/>
             <w:vAlign w:val="center"/>
             <w:tcBorders>
               <w:top w:val="single" w:sz="6" w:color="B8C4CE"/>
@@ -8900,9 +10042,17 @@
                 <w:rFonts w:ascii="Calibri" w:hAnsi="Calibri" w:eastAsia="Calibri"/>
                 <w:b w:val="0"/>
                 <w:color w:val="17202A"/>
-                <w:sz w:val="15"/>
-              </w:rPr>
-              <w:t>Conservación del valor crudo</w:t>
+                <w:sz w:val="14"/>
+              </w:rPr>
+              <w:t>Derivada: No (campo preservado).</w:t>
+              <w:br/>
+              <w:t>Origen: AREA.</w:t>
+              <w:br/>
+              <w:t>Método: Conservación textual</w:t>
+              <w:br/>
+              <w:t>Uso: Trazabilidad.</w:t>
+              <w:br/>
+              <w:t>Tratamiento: Copia sin sobrescritura del campo crudo.</w:t>
             </w:r>
           </w:p>
         </w:tc>
@@ -8913,7 +10063,7 @@
         </w:trPr>
         <w:tc>
           <w:tcPr>
-            <w:tcW w:type="dxa" w:w="1900"/>
+            <w:tcW w:type="dxa" w:w="1750"/>
             <w:vAlign w:val="center"/>
             <w:tcBorders>
               <w:top w:val="single" w:sz="6" w:color="B8C4CE"/>
@@ -8941,7 +10091,7 @@
                 <w:rFonts w:ascii="Calibri" w:hAnsi="Calibri" w:eastAsia="Calibri"/>
                 <w:b w:val="0"/>
                 <w:color w:val="17202A"/>
-                <w:sz w:val="15"/>
+                <w:sz w:val="14"/>
               </w:rPr>
               <w:t>AREA_LIMPIA</w:t>
             </w:r>
@@ -8949,7 +10099,7 @@
         </w:tc>
         <w:tc>
           <w:tcPr>
-            <w:tcW w:type="dxa" w:w="3000"/>
+            <w:tcW w:type="dxa" w:w="2700"/>
             <w:vAlign w:val="center"/>
             <w:tcBorders>
               <w:top w:val="single" w:sz="6" w:color="B8C4CE"/>
@@ -8977,7 +10127,7 @@
                 <w:rFonts w:ascii="Calibri" w:hAnsi="Calibri" w:eastAsia="Calibri"/>
                 <w:b w:val="0"/>
                 <w:color w:val="17202A"/>
-                <w:sz w:val="15"/>
+                <w:sz w:val="14"/>
               </w:rPr>
               <w:t>Urbana o Rural; null para SIN ESPECIFICAR.</w:t>
             </w:r>
@@ -8985,7 +10135,7 @@
         </w:tc>
         <w:tc>
           <w:tcPr>
-            <w:tcW w:type="dxa" w:w="3000"/>
+            <w:tcW w:type="dxa" w:w="2600"/>
             <w:vAlign w:val="center"/>
             <w:tcBorders>
               <w:top w:val="single" w:sz="6" w:color="B8C4CE"/>
@@ -9013,19 +10163,21 @@
                 <w:rFonts w:ascii="Calibri" w:hAnsi="Calibri" w:eastAsia="Calibri"/>
                 <w:b w:val="0"/>
                 <w:color w:val="17202A"/>
-                <w:sz w:val="15"/>
+                <w:sz w:val="14"/>
               </w:rPr>
               <w:t>Tipo: string; null: Sí.</w:t>
               <w:br/>
               <w:t>Dominio: Véase descripción y catálogo cuando corresponda.</w:t>
               <w:br/>
+              <w:t>Valores: Urbana; Rural</w:t>
+              <w:br/>
               <w:t>Ejemplo: Urbana</w:t>
             </w:r>
           </w:p>
         </w:tc>
         <w:tc>
           <w:tcPr>
-            <w:tcW w:type="dxa" w:w="1460"/>
+            <w:tcW w:type="dxa" w:w="2310"/>
             <w:vAlign w:val="center"/>
             <w:tcBorders>
               <w:top w:val="single" w:sz="6" w:color="B8C4CE"/>
@@ -9053,9 +10205,17 @@
                 <w:rFonts w:ascii="Calibri" w:hAnsi="Calibri" w:eastAsia="Calibri"/>
                 <w:b w:val="0"/>
                 <w:color w:val="17202A"/>
-                <w:sz w:val="15"/>
-              </w:rPr>
-              <w:t>Derivación documentada</w:t>
+                <w:sz w:val="14"/>
+              </w:rPr>
+              <w:t>Derivada: Sí.</w:t>
+              <w:br/>
+              <w:t>Origen: AREA.</w:t>
+              <w:br/>
+              <w:t>Método: Normalización y validación según el plan de la variable de origen.</w:t>
+              <w:br/>
+              <w:t>Uso: Análisis, control de calidad o metadatos.</w:t>
+              <w:br/>
+              <w:t>Tratamiento: Normalización y validación según el plan de la variable de origen.</w:t>
             </w:r>
           </w:p>
         </w:tc>
@@ -9066,7 +10226,7 @@
         </w:trPr>
         <w:tc>
           <w:tcPr>
-            <w:tcW w:type="dxa" w:w="1900"/>
+            <w:tcW w:type="dxa" w:w="1750"/>
             <w:vAlign w:val="center"/>
             <w:tcBorders>
               <w:top w:val="single" w:sz="6" w:color="B8C4CE"/>
@@ -9094,7 +10254,7 @@
                 <w:rFonts w:ascii="Calibri" w:hAnsi="Calibri" w:eastAsia="Calibri"/>
                 <w:b w:val="0"/>
                 <w:color w:val="17202A"/>
-                <w:sz w:val="15"/>
+                <w:sz w:val="14"/>
               </w:rPr>
               <w:t>AREA_COD</w:t>
             </w:r>
@@ -9102,7 +10262,7 @@
         </w:tc>
         <w:tc>
           <w:tcPr>
-            <w:tcW w:type="dxa" w:w="3000"/>
+            <w:tcW w:type="dxa" w:w="2700"/>
             <w:vAlign w:val="center"/>
             <w:tcBorders>
               <w:top w:val="single" w:sz="6" w:color="B8C4CE"/>
@@ -9130,7 +10290,7 @@
                 <w:rFonts w:ascii="Calibri" w:hAnsi="Calibri" w:eastAsia="Calibri"/>
                 <w:b w:val="0"/>
                 <w:color w:val="17202A"/>
-                <w:sz w:val="15"/>
+                <w:sz w:val="14"/>
               </w:rPr>
               <w:t>Código nominal del área.</w:t>
             </w:r>
@@ -9138,7 +10298,7 @@
         </w:tc>
         <w:tc>
           <w:tcPr>
-            <w:tcW w:type="dxa" w:w="3000"/>
+            <w:tcW w:type="dxa" w:w="2600"/>
             <w:vAlign w:val="center"/>
             <w:tcBorders>
               <w:top w:val="single" w:sz="6" w:color="B8C4CE"/>
@@ -9166,19 +10326,21 @@
                 <w:rFonts w:ascii="Calibri" w:hAnsi="Calibri" w:eastAsia="Calibri"/>
                 <w:b w:val="0"/>
                 <w:color w:val="17202A"/>
-                <w:sz w:val="15"/>
+                <w:sz w:val="14"/>
               </w:rPr>
               <w:t>Tipo: Int8; null: Sí.</w:t>
               <w:br/>
               <w:t>Dominio: Catálogo documentado; identificador nominal salvo código territorial.</w:t>
               <w:br/>
+              <w:t>Valores: 1; 2</w:t>
+              <w:br/>
               <w:t>Ejemplo: 1</w:t>
             </w:r>
           </w:p>
         </w:tc>
         <w:tc>
           <w:tcPr>
-            <w:tcW w:type="dxa" w:w="1460"/>
+            <w:tcW w:type="dxa" w:w="2310"/>
             <w:vAlign w:val="center"/>
             <w:tcBorders>
               <w:top w:val="single" w:sz="6" w:color="B8C4CE"/>
@@ -9206,9 +10368,17 @@
                 <w:rFonts w:ascii="Calibri" w:hAnsi="Calibri" w:eastAsia="Calibri"/>
                 <w:b w:val="0"/>
                 <w:color w:val="17202A"/>
-                <w:sz w:val="15"/>
-              </w:rPr>
-              <w:t>Derivación documentada</w:t>
+                <w:sz w:val="14"/>
+              </w:rPr>
+              <w:t>Derivada: Sí.</w:t>
+              <w:br/>
+              <w:t>Origen: AREA.</w:t>
+              <w:br/>
+              <w:t>Método: Codificación nominal o territorial documentada en catálogo.</w:t>
+              <w:br/>
+              <w:t>Uso: Análisis, control de calidad o metadatos.</w:t>
+              <w:br/>
+              <w:t>Tratamiento: Codificación nominal o territorial documentada en catálogo.</w:t>
             </w:r>
           </w:p>
         </w:tc>
@@ -9219,7 +10389,7 @@
         </w:trPr>
         <w:tc>
           <w:tcPr>
-            <w:tcW w:type="dxa" w:w="1900"/>
+            <w:tcW w:type="dxa" w:w="1750"/>
             <w:vAlign w:val="center"/>
             <w:tcBorders>
               <w:top w:val="single" w:sz="6" w:color="B8C4CE"/>
@@ -9247,7 +10417,7 @@
                 <w:rFonts w:ascii="Calibri" w:hAnsi="Calibri" w:eastAsia="Calibri"/>
                 <w:b w:val="0"/>
                 <w:color w:val="17202A"/>
-                <w:sz w:val="15"/>
+                <w:sz w:val="14"/>
               </w:rPr>
               <w:t>AREA_INFORMADA</w:t>
             </w:r>
@@ -9255,7 +10425,7 @@
         </w:tc>
         <w:tc>
           <w:tcPr>
-            <w:tcW w:type="dxa" w:w="3000"/>
+            <w:tcW w:type="dxa" w:w="2700"/>
             <w:vAlign w:val="center"/>
             <w:tcBorders>
               <w:top w:val="single" w:sz="6" w:color="B8C4CE"/>
@@ -9283,7 +10453,7 @@
                 <w:rFonts w:ascii="Calibri" w:hAnsi="Calibri" w:eastAsia="Calibri"/>
                 <w:b w:val="0"/>
                 <w:color w:val="17202A"/>
-                <w:sz w:val="15"/>
+                <w:sz w:val="14"/>
               </w:rPr>
               <w:t>Indicador binario de área informada.</w:t>
             </w:r>
@@ -9291,7 +10461,7 @@
         </w:tc>
         <w:tc>
           <w:tcPr>
-            <w:tcW w:type="dxa" w:w="3000"/>
+            <w:tcW w:type="dxa" w:w="2600"/>
             <w:vAlign w:val="center"/>
             <w:tcBorders>
               <w:top w:val="single" w:sz="6" w:color="B8C4CE"/>
@@ -9319,19 +10489,21 @@
                 <w:rFonts w:ascii="Calibri" w:hAnsi="Calibri" w:eastAsia="Calibri"/>
                 <w:b w:val="0"/>
                 <w:color w:val="17202A"/>
-                <w:sz w:val="15"/>
+                <w:sz w:val="14"/>
               </w:rPr>
               <w:t>Tipo: Int8; null: No.</w:t>
               <w:br/>
               <w:t>Dominio: 0 = No; 1 = Sí.</w:t>
               <w:br/>
+              <w:t>Valores: 1; 0</w:t>
+              <w:br/>
               <w:t>Ejemplo: 1</w:t>
             </w:r>
           </w:p>
         </w:tc>
         <w:tc>
           <w:tcPr>
-            <w:tcW w:type="dxa" w:w="1460"/>
+            <w:tcW w:type="dxa" w:w="2310"/>
             <w:vAlign w:val="center"/>
             <w:tcBorders>
               <w:top w:val="single" w:sz="6" w:color="B8C4CE"/>
@@ -9359,9 +10531,17 @@
                 <w:rFonts w:ascii="Calibri" w:hAnsi="Calibri" w:eastAsia="Calibri"/>
                 <w:b w:val="0"/>
                 <w:color w:val="17202A"/>
-                <w:sz w:val="15"/>
-              </w:rPr>
-              <w:t>Derivación documentada</w:t>
+                <w:sz w:val="14"/>
+              </w:rPr>
+              <w:t>Derivada: Sí.</w:t>
+              <w:br/>
+              <w:t>Origen: AREA.</w:t>
+              <w:br/>
+              <w:t>Método: Derivación documentada y validada automáticamente.</w:t>
+              <w:br/>
+              <w:t>Uso: Análisis, control de calidad o metadatos.</w:t>
+              <w:br/>
+              <w:t>Tratamiento: Derivación documentada y validada automáticamente.</w:t>
             </w:r>
           </w:p>
         </w:tc>
@@ -9372,7 +10552,7 @@
         </w:trPr>
         <w:tc>
           <w:tcPr>
-            <w:tcW w:type="dxa" w:w="1900"/>
+            <w:tcW w:type="dxa" w:w="1750"/>
             <w:vAlign w:val="center"/>
             <w:tcBorders>
               <w:top w:val="single" w:sz="6" w:color="B8C4CE"/>
@@ -9400,7 +10580,7 @@
                 <w:rFonts w:ascii="Calibri" w:hAnsi="Calibri" w:eastAsia="Calibri"/>
                 <w:b w:val="0"/>
                 <w:color w:val="17202A"/>
-                <w:sz w:val="15"/>
+                <w:sz w:val="14"/>
               </w:rPr>
               <w:t>JORNADA_ORIGINAL</w:t>
             </w:r>
@@ -9408,7 +10588,7 @@
         </w:tc>
         <w:tc>
           <w:tcPr>
-            <w:tcW w:type="dxa" w:w="3000"/>
+            <w:tcW w:type="dxa" w:w="2700"/>
             <w:vAlign w:val="center"/>
             <w:tcBorders>
               <w:top w:val="single" w:sz="6" w:color="B8C4CE"/>
@@ -9436,7 +10616,7 @@
                 <w:rFonts w:ascii="Calibri" w:hAnsi="Calibri" w:eastAsia="Calibri"/>
                 <w:b w:val="0"/>
                 <w:color w:val="17202A"/>
-                <w:sz w:val="15"/>
+                <w:sz w:val="14"/>
               </w:rPr>
               <w:t>Valor original: Jornada autorizada.</w:t>
             </w:r>
@@ -9444,7 +10624,7 @@
         </w:tc>
         <w:tc>
           <w:tcPr>
-            <w:tcW w:type="dxa" w:w="3000"/>
+            <w:tcW w:type="dxa" w:w="2600"/>
             <w:vAlign w:val="center"/>
             <w:tcBorders>
               <w:top w:val="single" w:sz="6" w:color="B8C4CE"/>
@@ -9472,19 +10652,21 @@
                 <w:rFonts w:ascii="Calibri" w:hAnsi="Calibri" w:eastAsia="Calibri"/>
                 <w:b w:val="0"/>
                 <w:color w:val="17202A"/>
-                <w:sz w:val="15"/>
+                <w:sz w:val="14"/>
               </w:rPr>
               <w:t>Tipo: string; null: No.</w:t>
               <w:br/>
               <w:t>Dominio: Texto publicado por MINEDUC; se conserva sin sobrescritura.</w:t>
               <w:br/>
+              <w:t>Valores: NOCTURNA; MATUTINA; VESPERTINA; DOBLE; SIN JORNADA; INTERMEDIA</w:t>
+              <w:br/>
               <w:t>Ejemplo: NOCTURNA</w:t>
             </w:r>
           </w:p>
         </w:tc>
         <w:tc>
           <w:tcPr>
-            <w:tcW w:type="dxa" w:w="1460"/>
+            <w:tcW w:type="dxa" w:w="2310"/>
             <w:vAlign w:val="center"/>
             <w:tcBorders>
               <w:top w:val="single" w:sz="6" w:color="B8C4CE"/>
@@ -9512,9 +10694,17 @@
                 <w:rFonts w:ascii="Calibri" w:hAnsi="Calibri" w:eastAsia="Calibri"/>
                 <w:b w:val="0"/>
                 <w:color w:val="17202A"/>
-                <w:sz w:val="15"/>
-              </w:rPr>
-              <w:t>Conservación del valor crudo</w:t>
+                <w:sz w:val="14"/>
+              </w:rPr>
+              <w:t>Derivada: No (campo preservado).</w:t>
+              <w:br/>
+              <w:t>Origen: JORNADA.</w:t>
+              <w:br/>
+              <w:t>Método: Conservación textual</w:t>
+              <w:br/>
+              <w:t>Uso: Trazabilidad.</w:t>
+              <w:br/>
+              <w:t>Tratamiento: Copia sin sobrescritura del campo crudo.</w:t>
             </w:r>
           </w:p>
         </w:tc>
@@ -9525,7 +10715,7 @@
         </w:trPr>
         <w:tc>
           <w:tcPr>
-            <w:tcW w:type="dxa" w:w="1900"/>
+            <w:tcW w:type="dxa" w:w="1750"/>
             <w:vAlign w:val="center"/>
             <w:tcBorders>
               <w:top w:val="single" w:sz="6" w:color="B8C4CE"/>
@@ -9553,7 +10743,7 @@
                 <w:rFonts w:ascii="Calibri" w:hAnsi="Calibri" w:eastAsia="Calibri"/>
                 <w:b w:val="0"/>
                 <w:color w:val="17202A"/>
-                <w:sz w:val="15"/>
+                <w:sz w:val="14"/>
               </w:rPr>
               <w:t>JORNADA_LIMPIA</w:t>
             </w:r>
@@ -9561,7 +10751,7 @@
         </w:tc>
         <w:tc>
           <w:tcPr>
-            <w:tcW w:type="dxa" w:w="3000"/>
+            <w:tcW w:type="dxa" w:w="2700"/>
             <w:vAlign w:val="center"/>
             <w:tcBorders>
               <w:top w:val="single" w:sz="6" w:color="B8C4CE"/>
@@ -9589,7 +10779,7 @@
                 <w:rFonts w:ascii="Calibri" w:hAnsi="Calibri" w:eastAsia="Calibri"/>
                 <w:b w:val="0"/>
                 <w:color w:val="17202A"/>
-                <w:sz w:val="15"/>
+                <w:sz w:val="14"/>
               </w:rPr>
               <w:t>Jornada real; null para SIN JORNADA.</w:t>
             </w:r>
@@ -9597,7 +10787,7 @@
         </w:tc>
         <w:tc>
           <w:tcPr>
-            <w:tcW w:type="dxa" w:w="3000"/>
+            <w:tcW w:type="dxa" w:w="2600"/>
             <w:vAlign w:val="center"/>
             <w:tcBorders>
               <w:top w:val="single" w:sz="6" w:color="B8C4CE"/>
@@ -9625,19 +10815,21 @@
                 <w:rFonts w:ascii="Calibri" w:hAnsi="Calibri" w:eastAsia="Calibri"/>
                 <w:b w:val="0"/>
                 <w:color w:val="17202A"/>
-                <w:sz w:val="15"/>
+                <w:sz w:val="14"/>
               </w:rPr>
               <w:t>Tipo: string; null: Sí.</w:t>
               <w:br/>
               <w:t>Dominio: Véase descripción y catálogo cuando corresponda.</w:t>
               <w:br/>
+              <w:t>Valores: Nocturna; Matutina; Vespertina; Doble; Intermedia</w:t>
+              <w:br/>
               <w:t>Ejemplo: Nocturna</w:t>
             </w:r>
           </w:p>
         </w:tc>
         <w:tc>
           <w:tcPr>
-            <w:tcW w:type="dxa" w:w="1460"/>
+            <w:tcW w:type="dxa" w:w="2310"/>
             <w:vAlign w:val="center"/>
             <w:tcBorders>
               <w:top w:val="single" w:sz="6" w:color="B8C4CE"/>
@@ -9665,9 +10857,17 @@
                 <w:rFonts w:ascii="Calibri" w:hAnsi="Calibri" w:eastAsia="Calibri"/>
                 <w:b w:val="0"/>
                 <w:color w:val="17202A"/>
-                <w:sz w:val="15"/>
-              </w:rPr>
-              <w:t>Derivación documentada</w:t>
+                <w:sz w:val="14"/>
+              </w:rPr>
+              <w:t>Derivada: Sí.</w:t>
+              <w:br/>
+              <w:t>Origen: JORNADA.</w:t>
+              <w:br/>
+              <w:t>Método: Normalización y validación según el plan de la variable de origen.</w:t>
+              <w:br/>
+              <w:t>Uso: Análisis, control de calidad o metadatos.</w:t>
+              <w:br/>
+              <w:t>Tratamiento: Normalización y validación según el plan de la variable de origen.</w:t>
             </w:r>
           </w:p>
         </w:tc>
@@ -9678,7 +10878,7 @@
         </w:trPr>
         <w:tc>
           <w:tcPr>
-            <w:tcW w:type="dxa" w:w="1900"/>
+            <w:tcW w:type="dxa" w:w="1750"/>
             <w:vAlign w:val="center"/>
             <w:tcBorders>
               <w:top w:val="single" w:sz="6" w:color="B8C4CE"/>
@@ -9706,7 +10906,7 @@
                 <w:rFonts w:ascii="Calibri" w:hAnsi="Calibri" w:eastAsia="Calibri"/>
                 <w:b w:val="0"/>
                 <w:color w:val="17202A"/>
-                <w:sz w:val="15"/>
+                <w:sz w:val="14"/>
               </w:rPr>
               <w:t>JORNADA_COD</w:t>
             </w:r>
@@ -9714,7 +10914,7 @@
         </w:tc>
         <w:tc>
           <w:tcPr>
-            <w:tcW w:type="dxa" w:w="3000"/>
+            <w:tcW w:type="dxa" w:w="2700"/>
             <w:vAlign w:val="center"/>
             <w:tcBorders>
               <w:top w:val="single" w:sz="6" w:color="B8C4CE"/>
@@ -9742,7 +10942,7 @@
                 <w:rFonts w:ascii="Calibri" w:hAnsi="Calibri" w:eastAsia="Calibri"/>
                 <w:b w:val="0"/>
                 <w:color w:val="17202A"/>
-                <w:sz w:val="15"/>
+                <w:sz w:val="14"/>
               </w:rPr>
               <w:t>Código nominal de jornada real.</w:t>
             </w:r>
@@ -9750,7 +10950,7 @@
         </w:tc>
         <w:tc>
           <w:tcPr>
-            <w:tcW w:type="dxa" w:w="3000"/>
+            <w:tcW w:type="dxa" w:w="2600"/>
             <w:vAlign w:val="center"/>
             <w:tcBorders>
               <w:top w:val="single" w:sz="6" w:color="B8C4CE"/>
@@ -9778,19 +10978,21 @@
                 <w:rFonts w:ascii="Calibri" w:hAnsi="Calibri" w:eastAsia="Calibri"/>
                 <w:b w:val="0"/>
                 <w:color w:val="17202A"/>
-                <w:sz w:val="15"/>
+                <w:sz w:val="14"/>
               </w:rPr>
               <w:t>Tipo: Int8; null: Sí.</w:t>
               <w:br/>
               <w:t>Dominio: Catálogo documentado; identificador nominal salvo código territorial.</w:t>
               <w:br/>
+              <w:t>Valores: 3; 1; 2; 4; 5</w:t>
+              <w:br/>
               <w:t>Ejemplo: 3</w:t>
             </w:r>
           </w:p>
         </w:tc>
         <w:tc>
           <w:tcPr>
-            <w:tcW w:type="dxa" w:w="1460"/>
+            <w:tcW w:type="dxa" w:w="2310"/>
             <w:vAlign w:val="center"/>
             <w:tcBorders>
               <w:top w:val="single" w:sz="6" w:color="B8C4CE"/>
@@ -9818,9 +11020,17 @@
                 <w:rFonts w:ascii="Calibri" w:hAnsi="Calibri" w:eastAsia="Calibri"/>
                 <w:b w:val="0"/>
                 <w:color w:val="17202A"/>
-                <w:sz w:val="15"/>
-              </w:rPr>
-              <w:t>Derivación documentada</w:t>
+                <w:sz w:val="14"/>
+              </w:rPr>
+              <w:t>Derivada: Sí.</w:t>
+              <w:br/>
+              <w:t>Origen: JORNADA.</w:t>
+              <w:br/>
+              <w:t>Método: Codificación nominal o territorial documentada en catálogo.</w:t>
+              <w:br/>
+              <w:t>Uso: Análisis, control de calidad o metadatos.</w:t>
+              <w:br/>
+              <w:t>Tratamiento: Codificación nominal o territorial documentada en catálogo.</w:t>
             </w:r>
           </w:p>
         </w:tc>
@@ -9831,7 +11041,7 @@
         </w:trPr>
         <w:tc>
           <w:tcPr>
-            <w:tcW w:type="dxa" w:w="1900"/>
+            <w:tcW w:type="dxa" w:w="1750"/>
             <w:vAlign w:val="center"/>
             <w:tcBorders>
               <w:top w:val="single" w:sz="6" w:color="B8C4CE"/>
@@ -9859,7 +11069,7 @@
                 <w:rFonts w:ascii="Calibri" w:hAnsi="Calibri" w:eastAsia="Calibri"/>
                 <w:b w:val="0"/>
                 <w:color w:val="17202A"/>
-                <w:sz w:val="15"/>
+                <w:sz w:val="14"/>
               </w:rPr>
               <w:t>JORNADA_INFORMADA</w:t>
             </w:r>
@@ -9867,7 +11077,7 @@
         </w:tc>
         <w:tc>
           <w:tcPr>
-            <w:tcW w:type="dxa" w:w="3000"/>
+            <w:tcW w:type="dxa" w:w="2700"/>
             <w:vAlign w:val="center"/>
             <w:tcBorders>
               <w:top w:val="single" w:sz="6" w:color="B8C4CE"/>
@@ -9895,7 +11105,7 @@
                 <w:rFonts w:ascii="Calibri" w:hAnsi="Calibri" w:eastAsia="Calibri"/>
                 <w:b w:val="0"/>
                 <w:color w:val="17202A"/>
-                <w:sz w:val="15"/>
+                <w:sz w:val="14"/>
               </w:rPr>
               <w:t>Indicador binario de jornada informada.</w:t>
             </w:r>
@@ -9903,7 +11113,7 @@
         </w:tc>
         <w:tc>
           <w:tcPr>
-            <w:tcW w:type="dxa" w:w="3000"/>
+            <w:tcW w:type="dxa" w:w="2600"/>
             <w:vAlign w:val="center"/>
             <w:tcBorders>
               <w:top w:val="single" w:sz="6" w:color="B8C4CE"/>
@@ -9931,19 +11141,21 @@
                 <w:rFonts w:ascii="Calibri" w:hAnsi="Calibri" w:eastAsia="Calibri"/>
                 <w:b w:val="0"/>
                 <w:color w:val="17202A"/>
-                <w:sz w:val="15"/>
+                <w:sz w:val="14"/>
               </w:rPr>
               <w:t>Tipo: Int8; null: No.</w:t>
               <w:br/>
               <w:t>Dominio: 0 = No; 1 = Sí.</w:t>
               <w:br/>
+              <w:t>Valores: 1; 0</w:t>
+              <w:br/>
               <w:t>Ejemplo: 1</w:t>
             </w:r>
           </w:p>
         </w:tc>
         <w:tc>
           <w:tcPr>
-            <w:tcW w:type="dxa" w:w="1460"/>
+            <w:tcW w:type="dxa" w:w="2310"/>
             <w:vAlign w:val="center"/>
             <w:tcBorders>
               <w:top w:val="single" w:sz="6" w:color="B8C4CE"/>
@@ -9971,9 +11183,17 @@
                 <w:rFonts w:ascii="Calibri" w:hAnsi="Calibri" w:eastAsia="Calibri"/>
                 <w:b w:val="0"/>
                 <w:color w:val="17202A"/>
-                <w:sz w:val="15"/>
-              </w:rPr>
-              <w:t>Derivación documentada</w:t>
+                <w:sz w:val="14"/>
+              </w:rPr>
+              <w:t>Derivada: Sí.</w:t>
+              <w:br/>
+              <w:t>Origen: JORNADA.</w:t>
+              <w:br/>
+              <w:t>Método: Derivación documentada y validada automáticamente.</w:t>
+              <w:br/>
+              <w:t>Uso: Análisis, control de calidad o metadatos.</w:t>
+              <w:br/>
+              <w:t>Tratamiento: Derivación documentada y validada automáticamente.</w:t>
             </w:r>
           </w:p>
         </w:tc>
@@ -9984,7 +11204,7 @@
         </w:trPr>
         <w:tc>
           <w:tcPr>
-            <w:tcW w:type="dxa" w:w="1900"/>
+            <w:tcW w:type="dxa" w:w="1750"/>
             <w:vAlign w:val="center"/>
             <w:tcBorders>
               <w:top w:val="single" w:sz="6" w:color="B8C4CE"/>
@@ -10012,7 +11232,7 @@
                 <w:rFonts w:ascii="Calibri" w:hAnsi="Calibri" w:eastAsia="Calibri"/>
                 <w:b w:val="0"/>
                 <w:color w:val="17202A"/>
-                <w:sz w:val="15"/>
+                <w:sz w:val="14"/>
               </w:rPr>
               <w:t>PLAN_ORIGINAL</w:t>
             </w:r>
@@ -10020,7 +11240,7 @@
         </w:tc>
         <w:tc>
           <w:tcPr>
-            <w:tcW w:type="dxa" w:w="3000"/>
+            <w:tcW w:type="dxa" w:w="2700"/>
             <w:vAlign w:val="center"/>
             <w:tcBorders>
               <w:top w:val="single" w:sz="6" w:color="B8C4CE"/>
@@ -10048,7 +11268,7 @@
                 <w:rFonts w:ascii="Calibri" w:hAnsi="Calibri" w:eastAsia="Calibri"/>
                 <w:b w:val="0"/>
                 <w:color w:val="17202A"/>
-                <w:sz w:val="15"/>
+                <w:sz w:val="14"/>
               </w:rPr>
               <w:t>Valor original: Plan o modalidad temporal de atención.</w:t>
             </w:r>
@@ -10056,7 +11276,7 @@
         </w:tc>
         <w:tc>
           <w:tcPr>
-            <w:tcW w:type="dxa" w:w="3000"/>
+            <w:tcW w:type="dxa" w:w="2600"/>
             <w:vAlign w:val="center"/>
             <w:tcBorders>
               <w:top w:val="single" w:sz="6" w:color="B8C4CE"/>
@@ -10084,19 +11304,21 @@
                 <w:rFonts w:ascii="Calibri" w:hAnsi="Calibri" w:eastAsia="Calibri"/>
                 <w:b w:val="0"/>
                 <w:color w:val="17202A"/>
-                <w:sz w:val="15"/>
+                <w:sz w:val="14"/>
               </w:rPr>
               <w:t>Tipo: string; null: No.</w:t>
               <w:br/>
               <w:t>Dominio: Texto publicado por MINEDUC; se conserva sin sobrescritura.</w:t>
               <w:br/>
+              <w:t>Valores: DIARIO(REGULAR); FIN DE SEMANA; A DISTANCIA; SEMIPRESENCIAL; VIRTUAL A DISTANCIA; SEMIPRESENCIAL (FIN DE SEMANA); SEMIPRESENCIAL (UN DÍA A LA SEMANA); SABATINO; SEMIPRESENCIAL (DOS DÍAS A LA SEMANA); DOMINICAL; MIXTO; INTERCALADO; IRREGULAR</w:t>
+              <w:br/>
               <w:t>Ejemplo: DIARIO(REGULAR)</w:t>
             </w:r>
           </w:p>
         </w:tc>
         <w:tc>
           <w:tcPr>
-            <w:tcW w:type="dxa" w:w="1460"/>
+            <w:tcW w:type="dxa" w:w="2310"/>
             <w:vAlign w:val="center"/>
             <w:tcBorders>
               <w:top w:val="single" w:sz="6" w:color="B8C4CE"/>
@@ -10124,9 +11346,17 @@
                 <w:rFonts w:ascii="Calibri" w:hAnsi="Calibri" w:eastAsia="Calibri"/>
                 <w:b w:val="0"/>
                 <w:color w:val="17202A"/>
-                <w:sz w:val="15"/>
-              </w:rPr>
-              <w:t>Conservación del valor crudo</w:t>
+                <w:sz w:val="14"/>
+              </w:rPr>
+              <w:t>Derivada: No (campo preservado).</w:t>
+              <w:br/>
+              <w:t>Origen: PLAN.</w:t>
+              <w:br/>
+              <w:t>Método: Conservación textual</w:t>
+              <w:br/>
+              <w:t>Uso: Trazabilidad.</w:t>
+              <w:br/>
+              <w:t>Tratamiento: Copia sin sobrescritura del campo crudo.</w:t>
             </w:r>
           </w:p>
         </w:tc>
@@ -10137,7 +11367,7 @@
         </w:trPr>
         <w:tc>
           <w:tcPr>
-            <w:tcW w:type="dxa" w:w="1900"/>
+            <w:tcW w:type="dxa" w:w="1750"/>
             <w:vAlign w:val="center"/>
             <w:tcBorders>
               <w:top w:val="single" w:sz="6" w:color="B8C4CE"/>
@@ -10165,7 +11395,7 @@
                 <w:rFonts w:ascii="Calibri" w:hAnsi="Calibri" w:eastAsia="Calibri"/>
                 <w:b w:val="0"/>
                 <w:color w:val="17202A"/>
-                <w:sz w:val="15"/>
+                <w:sz w:val="14"/>
               </w:rPr>
               <w:t>PLAN_LIMPIO</w:t>
             </w:r>
@@ -10173,7 +11403,7 @@
         </w:tc>
         <w:tc>
           <w:tcPr>
-            <w:tcW w:type="dxa" w:w="3000"/>
+            <w:tcW w:type="dxa" w:w="2700"/>
             <w:vAlign w:val="center"/>
             <w:tcBorders>
               <w:top w:val="single" w:sz="6" w:color="B8C4CE"/>
@@ -10201,7 +11431,7 @@
                 <w:rFonts w:ascii="Calibri" w:hAnsi="Calibri" w:eastAsia="Calibri"/>
                 <w:b w:val="0"/>
                 <w:color w:val="17202A"/>
-                <w:sz w:val="15"/>
+                <w:sz w:val="14"/>
               </w:rPr>
               <w:t>Plan con presentación normalizada.</w:t>
             </w:r>
@@ -10209,7 +11439,7 @@
         </w:tc>
         <w:tc>
           <w:tcPr>
-            <w:tcW w:type="dxa" w:w="3000"/>
+            <w:tcW w:type="dxa" w:w="2600"/>
             <w:vAlign w:val="center"/>
             <w:tcBorders>
               <w:top w:val="single" w:sz="6" w:color="B8C4CE"/>
@@ -10237,19 +11467,21 @@
                 <w:rFonts w:ascii="Calibri" w:hAnsi="Calibri" w:eastAsia="Calibri"/>
                 <w:b w:val="0"/>
                 <w:color w:val="17202A"/>
-                <w:sz w:val="15"/>
+                <w:sz w:val="14"/>
               </w:rPr>
               <w:t>Tipo: string; null: No.</w:t>
               <w:br/>
               <w:t>Dominio: Véase descripción y catálogo cuando corresponda.</w:t>
               <w:br/>
+              <w:t>Valores: Diario (regular); Fin de Semana; A Distancia; Semipresencial; Virtual a Distancia; Semipresencial (Fin de Semana); Semipresencial (Un Día a la Semana); Sabatino; Semipresencial (Dos Días a la Semana); Dominical; Mixto; Intercalado; Irregular</w:t>
+              <w:br/>
               <w:t>Ejemplo: Diario (regular)</w:t>
             </w:r>
           </w:p>
         </w:tc>
         <w:tc>
           <w:tcPr>
-            <w:tcW w:type="dxa" w:w="1460"/>
+            <w:tcW w:type="dxa" w:w="2310"/>
             <w:vAlign w:val="center"/>
             <w:tcBorders>
               <w:top w:val="single" w:sz="6" w:color="B8C4CE"/>
@@ -10277,9 +11509,17 @@
                 <w:rFonts w:ascii="Calibri" w:hAnsi="Calibri" w:eastAsia="Calibri"/>
                 <w:b w:val="0"/>
                 <w:color w:val="17202A"/>
-                <w:sz w:val="15"/>
-              </w:rPr>
-              <w:t>Derivación documentada</w:t>
+                <w:sz w:val="14"/>
+              </w:rPr>
+              <w:t>Derivada: Sí.</w:t>
+              <w:br/>
+              <w:t>Origen: PLAN.</w:t>
+              <w:br/>
+              <w:t>Método: Normalización y validación según el plan de la variable de origen.</w:t>
+              <w:br/>
+              <w:t>Uso: Análisis, control de calidad o metadatos.</w:t>
+              <w:br/>
+              <w:t>Tratamiento: Normalización y validación según el plan de la variable de origen.</w:t>
             </w:r>
           </w:p>
         </w:tc>
@@ -10290,7 +11530,7 @@
         </w:trPr>
         <w:tc>
           <w:tcPr>
-            <w:tcW w:type="dxa" w:w="1900"/>
+            <w:tcW w:type="dxa" w:w="1750"/>
             <w:vAlign w:val="center"/>
             <w:tcBorders>
               <w:top w:val="single" w:sz="6" w:color="B8C4CE"/>
@@ -10318,7 +11558,7 @@
                 <w:rFonts w:ascii="Calibri" w:hAnsi="Calibri" w:eastAsia="Calibri"/>
                 <w:b w:val="0"/>
                 <w:color w:val="17202A"/>
-                <w:sz w:val="15"/>
+                <w:sz w:val="14"/>
               </w:rPr>
               <w:t>PLAN_COD</w:t>
             </w:r>
@@ -10326,7 +11566,7 @@
         </w:tc>
         <w:tc>
           <w:tcPr>
-            <w:tcW w:type="dxa" w:w="3000"/>
+            <w:tcW w:type="dxa" w:w="2700"/>
             <w:vAlign w:val="center"/>
             <w:tcBorders>
               <w:top w:val="single" w:sz="6" w:color="B8C4CE"/>
@@ -10354,7 +11594,7 @@
                 <w:rFonts w:ascii="Calibri" w:hAnsi="Calibri" w:eastAsia="Calibri"/>
                 <w:b w:val="0"/>
                 <w:color w:val="17202A"/>
-                <w:sz w:val="15"/>
+                <w:sz w:val="14"/>
               </w:rPr>
               <w:t>Código nominal del plan.</w:t>
             </w:r>
@@ -10362,7 +11602,7 @@
         </w:tc>
         <w:tc>
           <w:tcPr>
-            <w:tcW w:type="dxa" w:w="3000"/>
+            <w:tcW w:type="dxa" w:w="2600"/>
             <w:vAlign w:val="center"/>
             <w:tcBorders>
               <w:top w:val="single" w:sz="6" w:color="B8C4CE"/>
@@ -10390,19 +11630,21 @@
                 <w:rFonts w:ascii="Calibri" w:hAnsi="Calibri" w:eastAsia="Calibri"/>
                 <w:b w:val="0"/>
                 <w:color w:val="17202A"/>
-                <w:sz w:val="15"/>
+                <w:sz w:val="14"/>
               </w:rPr>
               <w:t>Tipo: Int8; null: No.</w:t>
               <w:br/>
               <w:t>Dominio: Catálogo documentado; identificador nominal salvo código territorial.</w:t>
               <w:br/>
+              <w:t>Valores: 1; 2; 5; 6; 8; 3; 4; 9; 7; 10; 11; 13; 12</w:t>
+              <w:br/>
               <w:t>Ejemplo: 1</w:t>
             </w:r>
           </w:p>
         </w:tc>
         <w:tc>
           <w:tcPr>
-            <w:tcW w:type="dxa" w:w="1460"/>
+            <w:tcW w:type="dxa" w:w="2310"/>
             <w:vAlign w:val="center"/>
             <w:tcBorders>
               <w:top w:val="single" w:sz="6" w:color="B8C4CE"/>
@@ -10430,9 +11672,17 @@
                 <w:rFonts w:ascii="Calibri" w:hAnsi="Calibri" w:eastAsia="Calibri"/>
                 <w:b w:val="0"/>
                 <w:color w:val="17202A"/>
-                <w:sz w:val="15"/>
-              </w:rPr>
-              <w:t>Derivación documentada</w:t>
+                <w:sz w:val="14"/>
+              </w:rPr>
+              <w:t>Derivada: Sí.</w:t>
+              <w:br/>
+              <w:t>Origen: PLAN.</w:t>
+              <w:br/>
+              <w:t>Método: Codificación nominal o territorial documentada en catálogo.</w:t>
+              <w:br/>
+              <w:t>Uso: Análisis, control de calidad o metadatos.</w:t>
+              <w:br/>
+              <w:t>Tratamiento: Codificación nominal o territorial documentada en catálogo.</w:t>
             </w:r>
           </w:p>
         </w:tc>
@@ -10443,7 +11693,7 @@
         </w:trPr>
         <w:tc>
           <w:tcPr>
-            <w:tcW w:type="dxa" w:w="1900"/>
+            <w:tcW w:type="dxa" w:w="1750"/>
             <w:vAlign w:val="center"/>
             <w:tcBorders>
               <w:top w:val="single" w:sz="6" w:color="B8C4CE"/>
@@ -10471,7 +11721,7 @@
                 <w:rFonts w:ascii="Calibri" w:hAnsi="Calibri" w:eastAsia="Calibri"/>
                 <w:b w:val="0"/>
                 <w:color w:val="17202A"/>
-                <w:sz w:val="15"/>
+                <w:sz w:val="14"/>
               </w:rPr>
               <w:t>DEPARTAMENTAL_ORIGINAL</w:t>
             </w:r>
@@ -10479,7 +11729,7 @@
         </w:tc>
         <w:tc>
           <w:tcPr>
-            <w:tcW w:type="dxa" w:w="3000"/>
+            <w:tcW w:type="dxa" w:w="2700"/>
             <w:vAlign w:val="center"/>
             <w:tcBorders>
               <w:top w:val="single" w:sz="6" w:color="B8C4CE"/>
@@ -10507,7 +11757,7 @@
                 <w:rFonts w:ascii="Calibri" w:hAnsi="Calibri" w:eastAsia="Calibri"/>
                 <w:b w:val="0"/>
                 <w:color w:val="17202A"/>
-                <w:sz w:val="15"/>
+                <w:sz w:val="14"/>
               </w:rPr>
               <w:t>Valor original: Dirección departamental responsable.</w:t>
             </w:r>
@@ -10515,7 +11765,7 @@
         </w:tc>
         <w:tc>
           <w:tcPr>
-            <w:tcW w:type="dxa" w:w="3000"/>
+            <w:tcW w:type="dxa" w:w="2600"/>
             <w:vAlign w:val="center"/>
             <w:tcBorders>
               <w:top w:val="single" w:sz="6" w:color="B8C4CE"/>
@@ -10543,19 +11793,21 @@
                 <w:rFonts w:ascii="Calibri" w:hAnsi="Calibri" w:eastAsia="Calibri"/>
                 <w:b w:val="0"/>
                 <w:color w:val="17202A"/>
-                <w:sz w:val="15"/>
+                <w:sz w:val="14"/>
               </w:rPr>
               <w:t>Tipo: string; null: No.</w:t>
               <w:br/>
               <w:t>Dominio: Texto publicado por MINEDUC; se conserva sin sobrescritura.</w:t>
               <w:br/>
+              <w:t>Valores: Texto libre o catálogo amplio (26 valores observados)</w:t>
+              <w:br/>
               <w:t>Ejemplo: ALTA VERAPAZ</w:t>
             </w:r>
           </w:p>
         </w:tc>
         <w:tc>
           <w:tcPr>
-            <w:tcW w:type="dxa" w:w="1460"/>
+            <w:tcW w:type="dxa" w:w="2310"/>
             <w:vAlign w:val="center"/>
             <w:tcBorders>
               <w:top w:val="single" w:sz="6" w:color="B8C4CE"/>
@@ -10583,9 +11835,17 @@
                 <w:rFonts w:ascii="Calibri" w:hAnsi="Calibri" w:eastAsia="Calibri"/>
                 <w:b w:val="0"/>
                 <w:color w:val="17202A"/>
-                <w:sz w:val="15"/>
-              </w:rPr>
-              <w:t>Conservación del valor crudo</w:t>
+                <w:sz w:val="14"/>
+              </w:rPr>
+              <w:t>Derivada: No (campo preservado).</w:t>
+              <w:br/>
+              <w:t>Origen: DEPARTAMENTAL.</w:t>
+              <w:br/>
+              <w:t>Método: Conservación textual</w:t>
+              <w:br/>
+              <w:t>Uso: Trazabilidad.</w:t>
+              <w:br/>
+              <w:t>Tratamiento: Copia sin sobrescritura del campo crudo.</w:t>
             </w:r>
           </w:p>
         </w:tc>
@@ -10596,7 +11856,7 @@
         </w:trPr>
         <w:tc>
           <w:tcPr>
-            <w:tcW w:type="dxa" w:w="1900"/>
+            <w:tcW w:type="dxa" w:w="1750"/>
             <w:vAlign w:val="center"/>
             <w:tcBorders>
               <w:top w:val="single" w:sz="6" w:color="B8C4CE"/>
@@ -10624,7 +11884,7 @@
                 <w:rFonts w:ascii="Calibri" w:hAnsi="Calibri" w:eastAsia="Calibri"/>
                 <w:b w:val="0"/>
                 <w:color w:val="17202A"/>
-                <w:sz w:val="15"/>
+                <w:sz w:val="14"/>
               </w:rPr>
               <w:t>DEPARTAMENTAL_LIMPIO</w:t>
             </w:r>
@@ -10632,7 +11892,7 @@
         </w:tc>
         <w:tc>
           <w:tcPr>
-            <w:tcW w:type="dxa" w:w="3000"/>
+            <w:tcW w:type="dxa" w:w="2700"/>
             <w:vAlign w:val="center"/>
             <w:tcBorders>
               <w:top w:val="single" w:sz="6" w:color="B8C4CE"/>
@@ -10660,7 +11920,7 @@
                 <w:rFonts w:ascii="Calibri" w:hAnsi="Calibri" w:eastAsia="Calibri"/>
                 <w:b w:val="0"/>
                 <w:color w:val="17202A"/>
-                <w:sz w:val="15"/>
+                <w:sz w:val="14"/>
               </w:rPr>
               <w:t>Dirección departamental con presentación ortográfica.</w:t>
             </w:r>
@@ -10668,7 +11928,7 @@
         </w:tc>
         <w:tc>
           <w:tcPr>
-            <w:tcW w:type="dxa" w:w="3000"/>
+            <w:tcW w:type="dxa" w:w="2600"/>
             <w:vAlign w:val="center"/>
             <w:tcBorders>
               <w:top w:val="single" w:sz="6" w:color="B8C4CE"/>
@@ -10696,19 +11956,21 @@
                 <w:rFonts w:ascii="Calibri" w:hAnsi="Calibri" w:eastAsia="Calibri"/>
                 <w:b w:val="0"/>
                 <w:color w:val="17202A"/>
-                <w:sz w:val="15"/>
+                <w:sz w:val="14"/>
               </w:rPr>
               <w:t>Tipo: string; null: No.</w:t>
               <w:br/>
               <w:t>Dominio: Véase descripción y catálogo cuando corresponda.</w:t>
               <w:br/>
+              <w:t>Valores: Texto libre o catálogo amplio (26 valores observados)</w:t>
+              <w:br/>
               <w:t>Ejemplo: Alta Verapaz</w:t>
             </w:r>
           </w:p>
         </w:tc>
         <w:tc>
           <w:tcPr>
-            <w:tcW w:type="dxa" w:w="1460"/>
+            <w:tcW w:type="dxa" w:w="2310"/>
             <w:vAlign w:val="center"/>
             <w:tcBorders>
               <w:top w:val="single" w:sz="6" w:color="B8C4CE"/>
@@ -10736,9 +11998,17 @@
                 <w:rFonts w:ascii="Calibri" w:hAnsi="Calibri" w:eastAsia="Calibri"/>
                 <w:b w:val="0"/>
                 <w:color w:val="17202A"/>
-                <w:sz w:val="15"/>
-              </w:rPr>
-              <w:t>Derivación documentada</w:t>
+                <w:sz w:val="14"/>
+              </w:rPr>
+              <w:t>Derivada: Sí.</w:t>
+              <w:br/>
+              <w:t>Origen: DEPARTAMENTAL.</w:t>
+              <w:br/>
+              <w:t>Método: Normalización y validación según el plan de la variable de origen.</w:t>
+              <w:br/>
+              <w:t>Uso: Análisis, control de calidad o metadatos.</w:t>
+              <w:br/>
+              <w:t>Tratamiento: Normalización y validación según el plan de la variable de origen.</w:t>
             </w:r>
           </w:p>
         </w:tc>
@@ -10749,7 +12019,7 @@
         </w:trPr>
         <w:tc>
           <w:tcPr>
-            <w:tcW w:type="dxa" w:w="1900"/>
+            <w:tcW w:type="dxa" w:w="1750"/>
             <w:vAlign w:val="center"/>
             <w:tcBorders>
               <w:top w:val="single" w:sz="6" w:color="B8C4CE"/>
@@ -10777,7 +12047,7 @@
                 <w:rFonts w:ascii="Calibri" w:hAnsi="Calibri" w:eastAsia="Calibri"/>
                 <w:b w:val="0"/>
                 <w:color w:val="17202A"/>
-                <w:sz w:val="15"/>
+                <w:sz w:val="14"/>
               </w:rPr>
               <w:t>DEPARTAMENTAL_COD</w:t>
             </w:r>
@@ -10785,7 +12055,7 @@
         </w:tc>
         <w:tc>
           <w:tcPr>
-            <w:tcW w:type="dxa" w:w="3000"/>
+            <w:tcW w:type="dxa" w:w="2700"/>
             <w:vAlign w:val="center"/>
             <w:tcBorders>
               <w:top w:val="single" w:sz="6" w:color="B8C4CE"/>
@@ -10813,7 +12083,7 @@
                 <w:rFonts w:ascii="Calibri" w:hAnsi="Calibri" w:eastAsia="Calibri"/>
                 <w:b w:val="0"/>
                 <w:color w:val="17202A"/>
-                <w:sz w:val="15"/>
+                <w:sz w:val="14"/>
               </w:rPr>
               <w:t>Código nominal de dirección departamental.</w:t>
             </w:r>
@@ -10821,7 +12091,7 @@
         </w:tc>
         <w:tc>
           <w:tcPr>
-            <w:tcW w:type="dxa" w:w="3000"/>
+            <w:tcW w:type="dxa" w:w="2600"/>
             <w:vAlign w:val="center"/>
             <w:tcBorders>
               <w:top w:val="single" w:sz="6" w:color="B8C4CE"/>
@@ -10849,19 +12119,21 @@
                 <w:rFonts w:ascii="Calibri" w:hAnsi="Calibri" w:eastAsia="Calibri"/>
                 <w:b w:val="0"/>
                 <w:color w:val="17202A"/>
-                <w:sz w:val="15"/>
+                <w:sz w:val="14"/>
               </w:rPr>
               <w:t>Tipo: Int8; null: No.</w:t>
               <w:br/>
               <w:t>Dominio: Catálogo documentado; identificador nominal salvo código territorial.</w:t>
               <w:br/>
+              <w:t>Valores: Texto libre o catálogo amplio (26 valores observados)</w:t>
+              <w:br/>
               <w:t>Ejemplo: 1</w:t>
             </w:r>
           </w:p>
         </w:tc>
         <w:tc>
           <w:tcPr>
-            <w:tcW w:type="dxa" w:w="1460"/>
+            <w:tcW w:type="dxa" w:w="2310"/>
             <w:vAlign w:val="center"/>
             <w:tcBorders>
               <w:top w:val="single" w:sz="6" w:color="B8C4CE"/>
@@ -10889,9 +12161,17 @@
                 <w:rFonts w:ascii="Calibri" w:hAnsi="Calibri" w:eastAsia="Calibri"/>
                 <w:b w:val="0"/>
                 <w:color w:val="17202A"/>
-                <w:sz w:val="15"/>
-              </w:rPr>
-              <w:t>Derivación documentada</w:t>
+                <w:sz w:val="14"/>
+              </w:rPr>
+              <w:t>Derivada: Sí.</w:t>
+              <w:br/>
+              <w:t>Origen: DEPARTAMENTAL.</w:t>
+              <w:br/>
+              <w:t>Método: Codificación nominal o territorial documentada en catálogo.</w:t>
+              <w:br/>
+              <w:t>Uso: Análisis, control de calidad o metadatos.</w:t>
+              <w:br/>
+              <w:t>Tratamiento: Codificación nominal o territorial documentada en catálogo.</w:t>
             </w:r>
           </w:p>
         </w:tc>
@@ -24280,6 +25560,40 @@
     </w:p>
     <w:p>
       <w:pPr>
+        <w:numPr>
+          <w:ilvl w:val="0"/>
+          <w:numId w:val="10"/>
+        </w:numPr>
+        <w:spacing w:before="0" w:after="160" w:line="280" w:lineRule="auto"/>
+        <w:widowControl w:val="1"/>
+      </w:pPr>
+      <w:r>
+        <w:rPr>
+          <w:rFonts w:ascii="Calibri" w:hAnsi="Calibri" w:eastAsia="Calibri"/>
+          <w:color w:val="17202A"/>
+        </w:rPr>
+        <w:t>Consultar candidatos_duplicados_parciales.csv antes de fusionar códigos con nombres iguales o similares.</w:t>
+      </w:r>
+    </w:p>
+    <w:p>
+      <w:pPr>
+        <w:numPr>
+          <w:ilvl w:val="0"/>
+          <w:numId w:val="10"/>
+        </w:numPr>
+        <w:spacing w:before="0" w:after="160" w:line="280" w:lineRule="auto"/>
+        <w:widowControl w:val="1"/>
+      </w:pPr>
+      <w:r>
+        <w:rPr>
+          <w:rFonts w:ascii="Calibri" w:hAnsi="Calibri" w:eastAsia="Calibri"/>
+          <w:color w:val="17202A"/>
+        </w:rPr>
+        <w:t>Mantener FUENTE_URL, FECHA_EXTRACCION y VERSION_CONJUNTO al publicar una derivación.</w:t>
+      </w:r>
+    </w:p>
+    <w:p>
+      <w:pPr>
         <w:pStyle w:val="Heading1"/>
         <w:keepNext/>
       </w:pPr>
@@ -24402,7 +25716,7 @@
         <w:color w:val="5F6B76"/>
         <w:sz w:val="16"/>
       </w:rPr>
-      <w:t>CC3066 · DATA SCIENCE</w:t>
+      <w:t>CC3084 · DATA SCIENCE · 2026</w:t>
     </w:r>
   </w:p>
 </w:hdr>

--- a/Entrega_Final_Proyecto_1_MINEDUC/documentacion/Libro_de_Codigos_MINEDUC.docx
+++ b/Entrega_Final_Proyecto_1_MINEDUC/documentacion/Libro_de_Codigos_MINEDUC.docx
@@ -194,10 +194,15 @@
     <w:tbl>
       <w:tblPr>
         <w:tblW w:type="dxa" w:w="9360"/>
-        <w:jc w:val="left"/>
         <w:tblLayout w:type="fixed"/>
         <w:tblLook w:firstColumn="1" w:firstRow="1" w:lastColumn="0" w:lastRow="0" w:noHBand="0" w:noVBand="1" w:val="04A0"/>
         <w:tblInd w:type="dxa" w:w="120"/>
+        <w:tblCellMar>
+          <w:top w:type="dxa" w:w="100"/>
+          <w:bottom w:type="dxa" w:w="100"/>
+          <w:start w:type="dxa" w:w="70"/>
+          <w:end w:type="dxa" w:w="70"/>
+        </w:tblCellMar>
       </w:tblPr>
       <w:tblGrid>
         <w:gridCol w:w="1872"/>
@@ -207,7 +212,6 @@
         <w:gridCol w:w="1872"/>
       </w:tblGrid>
       <w:tr>
-        <w:trPr/>
         <w:tc>
           <w:tcPr>
             <w:tcW w:type="dxa" w:w="1872"/>
@@ -221,12 +225,6 @@
               <w:insideH w:val="single" w:sz="10" w:color="FFFFFF"/>
               <w:insideV w:val="single" w:sz="10" w:color="FFFFFF"/>
             </w:tcBorders>
-            <w:tcMar>
-              <w:top w:w="100" w:type="dxa"/>
-              <w:bottom w:w="100" w:type="dxa"/>
-              <w:start w:w="70" w:type="dxa"/>
-              <w:end w:w="70" w:type="dxa"/>
-            </w:tcMar>
           </w:tcPr>
           <w:p>
             <w:pPr>
@@ -258,12 +256,6 @@
               <w:insideH w:val="single" w:sz="10" w:color="FFFFFF"/>
               <w:insideV w:val="single" w:sz="10" w:color="FFFFFF"/>
             </w:tcBorders>
-            <w:tcMar>
-              <w:top w:w="100" w:type="dxa"/>
-              <w:bottom w:w="100" w:type="dxa"/>
-              <w:start w:w="70" w:type="dxa"/>
-              <w:end w:w="70" w:type="dxa"/>
-            </w:tcMar>
           </w:tcPr>
           <w:p>
             <w:pPr>
@@ -295,12 +287,6 @@
               <w:insideH w:val="single" w:sz="10" w:color="FFFFFF"/>
               <w:insideV w:val="single" w:sz="10" w:color="FFFFFF"/>
             </w:tcBorders>
-            <w:tcMar>
-              <w:top w:w="100" w:type="dxa"/>
-              <w:bottom w:w="100" w:type="dxa"/>
-              <w:start w:w="70" w:type="dxa"/>
-              <w:end w:w="70" w:type="dxa"/>
-            </w:tcMar>
           </w:tcPr>
           <w:p>
             <w:pPr>
@@ -332,12 +318,6 @@
               <w:insideH w:val="single" w:sz="10" w:color="FFFFFF"/>
               <w:insideV w:val="single" w:sz="10" w:color="FFFFFF"/>
             </w:tcBorders>
-            <w:tcMar>
-              <w:top w:w="100" w:type="dxa"/>
-              <w:bottom w:w="100" w:type="dxa"/>
-              <w:start w:w="70" w:type="dxa"/>
-              <w:end w:w="70" w:type="dxa"/>
-            </w:tcMar>
           </w:tcPr>
           <w:p>
             <w:pPr>
@@ -369,12 +349,6 @@
               <w:insideH w:val="single" w:sz="10" w:color="FFFFFF"/>
               <w:insideV w:val="single" w:sz="10" w:color="FFFFFF"/>
             </w:tcBorders>
-            <w:tcMar>
-              <w:top w:w="100" w:type="dxa"/>
-              <w:bottom w:w="100" w:type="dxa"/>
-              <w:start w:w="70" w:type="dxa"/>
-              <w:end w:w="70" w:type="dxa"/>
-            </w:tcMar>
           </w:tcPr>
           <w:p>
             <w:pPr>
@@ -395,7 +369,6 @@
         </w:tc>
       </w:tr>
       <w:tr>
-        <w:trPr/>
         <w:tc>
           <w:tcPr>
             <w:tcW w:type="dxa" w:w="1872"/>
@@ -409,12 +382,6 @@
               <w:insideH w:val="single" w:sz="10" w:color="FFFFFF"/>
               <w:insideV w:val="single" w:sz="10" w:color="FFFFFF"/>
             </w:tcBorders>
-            <w:tcMar>
-              <w:top w:w="100" w:type="dxa"/>
-              <w:bottom w:w="100" w:type="dxa"/>
-              <w:start w:w="70" w:type="dxa"/>
-              <w:end w:w="70" w:type="dxa"/>
-            </w:tcMar>
           </w:tcPr>
           <w:p>
             <w:pPr>
@@ -446,12 +413,6 @@
               <w:insideH w:val="single" w:sz="10" w:color="FFFFFF"/>
               <w:insideV w:val="single" w:sz="10" w:color="FFFFFF"/>
             </w:tcBorders>
-            <w:tcMar>
-              <w:top w:w="100" w:type="dxa"/>
-              <w:bottom w:w="100" w:type="dxa"/>
-              <w:start w:w="70" w:type="dxa"/>
-              <w:end w:w="70" w:type="dxa"/>
-            </w:tcMar>
           </w:tcPr>
           <w:p>
             <w:pPr>
@@ -483,12 +444,6 @@
               <w:insideH w:val="single" w:sz="10" w:color="FFFFFF"/>
               <w:insideV w:val="single" w:sz="10" w:color="FFFFFF"/>
             </w:tcBorders>
-            <w:tcMar>
-              <w:top w:w="100" w:type="dxa"/>
-              <w:bottom w:w="100" w:type="dxa"/>
-              <w:start w:w="70" w:type="dxa"/>
-              <w:end w:w="70" w:type="dxa"/>
-            </w:tcMar>
           </w:tcPr>
           <w:p>
             <w:pPr>
@@ -520,12 +475,6 @@
               <w:insideH w:val="single" w:sz="10" w:color="FFFFFF"/>
               <w:insideV w:val="single" w:sz="10" w:color="FFFFFF"/>
             </w:tcBorders>
-            <w:tcMar>
-              <w:top w:w="100" w:type="dxa"/>
-              <w:bottom w:w="100" w:type="dxa"/>
-              <w:start w:w="70" w:type="dxa"/>
-              <w:end w:w="70" w:type="dxa"/>
-            </w:tcMar>
           </w:tcPr>
           <w:p>
             <w:pPr>
@@ -557,12 +506,6 @@
               <w:insideH w:val="single" w:sz="10" w:color="FFFFFF"/>
               <w:insideV w:val="single" w:sz="10" w:color="FFFFFF"/>
             </w:tcBorders>
-            <w:tcMar>
-              <w:top w:w="100" w:type="dxa"/>
-              <w:bottom w:w="100" w:type="dxa"/>
-              <w:start w:w="70" w:type="dxa"/>
-              <w:end w:w="70" w:type="dxa"/>
-            </w:tcMar>
           </w:tcPr>
           <w:p>
             <w:pPr>
@@ -591,16 +534,20 @@
     <w:tbl>
       <w:tblPr>
         <w:tblW w:type="dxa" w:w="9360"/>
-        <w:jc w:val="left"/>
         <w:tblLayout w:type="fixed"/>
         <w:tblLook w:firstColumn="1" w:firstRow="1" w:lastColumn="0" w:lastRow="0" w:noHBand="0" w:noVBand="1" w:val="04A0"/>
         <w:tblInd w:type="dxa" w:w="160"/>
+        <w:tblCellMar>
+          <w:top w:type="dxa" w:w="120"/>
+          <w:bottom w:type="dxa" w:w="120"/>
+          <w:start w:type="dxa" w:w="160"/>
+          <w:end w:type="dxa" w:w="160"/>
+        </w:tblCellMar>
       </w:tblPr>
       <w:tblGrid>
         <w:gridCol w:w="9360"/>
       </w:tblGrid>
       <w:tr>
-        <w:trPr/>
         <w:tc>
           <w:tcPr>
             <w:tcW w:type="dxa" w:w="9360"/>
@@ -613,12 +560,6 @@
               <w:insideH w:val="single" w:sz="14" w:color="12355B"/>
               <w:insideV w:val="single" w:sz="14" w:color="12355B"/>
             </w:tcBorders>
-            <w:tcMar>
-              <w:top w:w="120" w:type="dxa"/>
-              <w:bottom w:w="120" w:type="dxa"/>
-              <w:start w:w="160" w:type="dxa"/>
-              <w:end w:w="160" w:type="dxa"/>
-            </w:tcMar>
           </w:tcPr>
           <w:p>
             <w:pPr>
@@ -664,10 +605,15 @@
       <w:tblPr>
         <w:tblStyle w:val="TableGrid"/>
         <w:tblW w:type="dxa" w:w="9360"/>
-        <w:jc w:val="left"/>
         <w:tblLayout w:type="fixed"/>
         <w:tblLook w:firstColumn="1" w:firstRow="1" w:lastColumn="0" w:lastRow="0" w:noHBand="0" w:noVBand="1" w:val="04A0"/>
         <w:tblInd w:type="dxa" w:w="120"/>
+        <w:tblCellMar>
+          <w:top w:type="dxa" w:w="100"/>
+          <w:bottom w:type="dxa" w:w="100"/>
+          <w:start w:type="dxa" w:w="120"/>
+          <w:end w:type="dxa" w:w="120"/>
+        </w:tblCellMar>
       </w:tblPr>
       <w:tblGrid>
         <w:gridCol w:w="2300"/>
@@ -691,12 +637,6 @@
               <w:insideH w:val="single" w:sz="6" w:color="B8C4CE"/>
               <w:insideV w:val="single" w:sz="6" w:color="B8C4CE"/>
             </w:tcBorders>
-            <w:tcMar>
-              <w:top w:w="100" w:type="dxa"/>
-              <w:bottom w:w="100" w:type="dxa"/>
-              <w:start w:w="120" w:type="dxa"/>
-              <w:end w:w="120" w:type="dxa"/>
-            </w:tcMar>
           </w:tcPr>
           <w:p>
             <w:pPr>
@@ -728,12 +668,6 @@
               <w:insideH w:val="single" w:sz="6" w:color="B8C4CE"/>
               <w:insideV w:val="single" w:sz="6" w:color="B8C4CE"/>
             </w:tcBorders>
-            <w:tcMar>
-              <w:top w:w="100" w:type="dxa"/>
-              <w:bottom w:w="100" w:type="dxa"/>
-              <w:start w:w="120" w:type="dxa"/>
-              <w:end w:w="120" w:type="dxa"/>
-            </w:tcMar>
           </w:tcPr>
           <w:p>
             <w:pPr>
@@ -769,12 +703,6 @@
               <w:insideH w:val="single" w:sz="6" w:color="B8C4CE"/>
               <w:insideV w:val="single" w:sz="6" w:color="B8C4CE"/>
             </w:tcBorders>
-            <w:tcMar>
-              <w:top w:w="100" w:type="dxa"/>
-              <w:bottom w:w="100" w:type="dxa"/>
-              <w:start w:w="120" w:type="dxa"/>
-              <w:end w:w="120" w:type="dxa"/>
-            </w:tcMar>
           </w:tcPr>
           <w:p>
             <w:pPr>
@@ -805,12 +733,6 @@
               <w:insideH w:val="single" w:sz="6" w:color="B8C4CE"/>
               <w:insideV w:val="single" w:sz="6" w:color="B8C4CE"/>
             </w:tcBorders>
-            <w:tcMar>
-              <w:top w:w="100" w:type="dxa"/>
-              <w:bottom w:w="100" w:type="dxa"/>
-              <w:start w:w="120" w:type="dxa"/>
-              <w:end w:w="120" w:type="dxa"/>
-            </w:tcMar>
           </w:tcPr>
           <w:p>
             <w:pPr>
@@ -846,12 +768,6 @@
               <w:insideH w:val="single" w:sz="6" w:color="B8C4CE"/>
               <w:insideV w:val="single" w:sz="6" w:color="B8C4CE"/>
             </w:tcBorders>
-            <w:tcMar>
-              <w:top w:w="100" w:type="dxa"/>
-              <w:bottom w:w="100" w:type="dxa"/>
-              <w:start w:w="120" w:type="dxa"/>
-              <w:end w:w="120" w:type="dxa"/>
-            </w:tcMar>
           </w:tcPr>
           <w:p>
             <w:pPr>
@@ -882,12 +798,6 @@
               <w:insideH w:val="single" w:sz="6" w:color="B8C4CE"/>
               <w:insideV w:val="single" w:sz="6" w:color="B8C4CE"/>
             </w:tcBorders>
-            <w:tcMar>
-              <w:top w:w="100" w:type="dxa"/>
-              <w:bottom w:w="100" w:type="dxa"/>
-              <w:start w:w="120" w:type="dxa"/>
-              <w:end w:w="120" w:type="dxa"/>
-            </w:tcMar>
           </w:tcPr>
           <w:p>
             <w:pPr>
@@ -923,12 +833,6 @@
               <w:insideH w:val="single" w:sz="6" w:color="B8C4CE"/>
               <w:insideV w:val="single" w:sz="6" w:color="B8C4CE"/>
             </w:tcBorders>
-            <w:tcMar>
-              <w:top w:w="100" w:type="dxa"/>
-              <w:bottom w:w="100" w:type="dxa"/>
-              <w:start w:w="120" w:type="dxa"/>
-              <w:end w:w="120" w:type="dxa"/>
-            </w:tcMar>
           </w:tcPr>
           <w:p>
             <w:pPr>
@@ -959,12 +863,6 @@
               <w:insideH w:val="single" w:sz="6" w:color="B8C4CE"/>
               <w:insideV w:val="single" w:sz="6" w:color="B8C4CE"/>
             </w:tcBorders>
-            <w:tcMar>
-              <w:top w:w="100" w:type="dxa"/>
-              <w:bottom w:w="100" w:type="dxa"/>
-              <w:start w:w="120" w:type="dxa"/>
-              <w:end w:w="120" w:type="dxa"/>
-            </w:tcMar>
           </w:tcPr>
           <w:p>
             <w:pPr>
@@ -1000,12 +898,6 @@
               <w:insideH w:val="single" w:sz="6" w:color="B8C4CE"/>
               <w:insideV w:val="single" w:sz="6" w:color="B8C4CE"/>
             </w:tcBorders>
-            <w:tcMar>
-              <w:top w:w="100" w:type="dxa"/>
-              <w:bottom w:w="100" w:type="dxa"/>
-              <w:start w:w="120" w:type="dxa"/>
-              <w:end w:w="120" w:type="dxa"/>
-            </w:tcMar>
           </w:tcPr>
           <w:p>
             <w:pPr>
@@ -1036,12 +928,6 @@
               <w:insideH w:val="single" w:sz="6" w:color="B8C4CE"/>
               <w:insideV w:val="single" w:sz="6" w:color="B8C4CE"/>
             </w:tcBorders>
-            <w:tcMar>
-              <w:top w:w="100" w:type="dxa"/>
-              <w:bottom w:w="100" w:type="dxa"/>
-              <w:start w:w="120" w:type="dxa"/>
-              <w:end w:w="120" w:type="dxa"/>
-            </w:tcMar>
           </w:tcPr>
           <w:p>
             <w:pPr>
@@ -1077,12 +963,6 @@
               <w:insideH w:val="single" w:sz="6" w:color="B8C4CE"/>
               <w:insideV w:val="single" w:sz="6" w:color="B8C4CE"/>
             </w:tcBorders>
-            <w:tcMar>
-              <w:top w:w="100" w:type="dxa"/>
-              <w:bottom w:w="100" w:type="dxa"/>
-              <w:start w:w="120" w:type="dxa"/>
-              <w:end w:w="120" w:type="dxa"/>
-            </w:tcMar>
           </w:tcPr>
           <w:p>
             <w:pPr>
@@ -1113,12 +993,6 @@
               <w:insideH w:val="single" w:sz="6" w:color="B8C4CE"/>
               <w:insideV w:val="single" w:sz="6" w:color="B8C4CE"/>
             </w:tcBorders>
-            <w:tcMar>
-              <w:top w:w="100" w:type="dxa"/>
-              <w:bottom w:w="100" w:type="dxa"/>
-              <w:start w:w="120" w:type="dxa"/>
-              <w:end w:w="120" w:type="dxa"/>
-            </w:tcMar>
           </w:tcPr>
           <w:p>
             <w:pPr>
@@ -1154,12 +1028,6 @@
               <w:insideH w:val="single" w:sz="6" w:color="B8C4CE"/>
               <w:insideV w:val="single" w:sz="6" w:color="B8C4CE"/>
             </w:tcBorders>
-            <w:tcMar>
-              <w:top w:w="100" w:type="dxa"/>
-              <w:bottom w:w="100" w:type="dxa"/>
-              <w:start w:w="120" w:type="dxa"/>
-              <w:end w:w="120" w:type="dxa"/>
-            </w:tcMar>
           </w:tcPr>
           <w:p>
             <w:pPr>
@@ -1190,12 +1058,6 @@
               <w:insideH w:val="single" w:sz="6" w:color="B8C4CE"/>
               <w:insideV w:val="single" w:sz="6" w:color="B8C4CE"/>
             </w:tcBorders>
-            <w:tcMar>
-              <w:top w:w="100" w:type="dxa"/>
-              <w:bottom w:w="100" w:type="dxa"/>
-              <w:start w:w="120" w:type="dxa"/>
-              <w:end w:w="120" w:type="dxa"/>
-            </w:tcMar>
           </w:tcPr>
           <w:p>
             <w:pPr>
@@ -1231,12 +1093,6 @@
               <w:insideH w:val="single" w:sz="6" w:color="B8C4CE"/>
               <w:insideV w:val="single" w:sz="6" w:color="B8C4CE"/>
             </w:tcBorders>
-            <w:tcMar>
-              <w:top w:w="100" w:type="dxa"/>
-              <w:bottom w:w="100" w:type="dxa"/>
-              <w:start w:w="120" w:type="dxa"/>
-              <w:end w:w="120" w:type="dxa"/>
-            </w:tcMar>
           </w:tcPr>
           <w:p>
             <w:pPr>
@@ -1267,12 +1123,6 @@
               <w:insideH w:val="single" w:sz="6" w:color="B8C4CE"/>
               <w:insideV w:val="single" w:sz="6" w:color="B8C4CE"/>
             </w:tcBorders>
-            <w:tcMar>
-              <w:top w:w="100" w:type="dxa"/>
-              <w:bottom w:w="100" w:type="dxa"/>
-              <w:start w:w="120" w:type="dxa"/>
-              <w:end w:w="120" w:type="dxa"/>
-            </w:tcMar>
           </w:tcPr>
           <w:p>
             <w:pPr>
@@ -1308,12 +1158,6 @@
               <w:insideH w:val="single" w:sz="6" w:color="B8C4CE"/>
               <w:insideV w:val="single" w:sz="6" w:color="B8C4CE"/>
             </w:tcBorders>
-            <w:tcMar>
-              <w:top w:w="100" w:type="dxa"/>
-              <w:bottom w:w="100" w:type="dxa"/>
-              <w:start w:w="120" w:type="dxa"/>
-              <w:end w:w="120" w:type="dxa"/>
-            </w:tcMar>
           </w:tcPr>
           <w:p>
             <w:pPr>
@@ -1344,12 +1188,6 @@
               <w:insideH w:val="single" w:sz="6" w:color="B8C4CE"/>
               <w:insideV w:val="single" w:sz="6" w:color="B8C4CE"/>
             </w:tcBorders>
-            <w:tcMar>
-              <w:top w:w="100" w:type="dxa"/>
-              <w:bottom w:w="100" w:type="dxa"/>
-              <w:start w:w="120" w:type="dxa"/>
-              <w:end w:w="120" w:type="dxa"/>
-            </w:tcMar>
           </w:tcPr>
           <w:p>
             <w:pPr>
@@ -1385,12 +1223,6 @@
               <w:insideH w:val="single" w:sz="6" w:color="B8C4CE"/>
               <w:insideV w:val="single" w:sz="6" w:color="B8C4CE"/>
             </w:tcBorders>
-            <w:tcMar>
-              <w:top w:w="100" w:type="dxa"/>
-              <w:bottom w:w="100" w:type="dxa"/>
-              <w:start w:w="120" w:type="dxa"/>
-              <w:end w:w="120" w:type="dxa"/>
-            </w:tcMar>
           </w:tcPr>
           <w:p>
             <w:pPr>
@@ -1421,12 +1253,6 @@
               <w:insideH w:val="single" w:sz="6" w:color="B8C4CE"/>
               <w:insideV w:val="single" w:sz="6" w:color="B8C4CE"/>
             </w:tcBorders>
-            <w:tcMar>
-              <w:top w:w="100" w:type="dxa"/>
-              <w:bottom w:w="100" w:type="dxa"/>
-              <w:start w:w="120" w:type="dxa"/>
-              <w:end w:w="120" w:type="dxa"/>
-            </w:tcMar>
           </w:tcPr>
           <w:p>
             <w:pPr>
@@ -1474,10 +1300,15 @@
       <w:tblPr>
         <w:tblStyle w:val="TableGrid"/>
         <w:tblW w:type="dxa" w:w="9360"/>
-        <w:jc w:val="left"/>
         <w:tblLayout w:type="fixed"/>
         <w:tblLook w:firstColumn="1" w:firstRow="1" w:lastColumn="0" w:lastRow="0" w:noHBand="0" w:noVBand="1" w:val="04A0"/>
         <w:tblInd w:type="dxa" w:w="120"/>
+        <w:tblCellMar>
+          <w:top w:type="dxa" w:w="100"/>
+          <w:bottom w:type="dxa" w:w="100"/>
+          <w:start w:type="dxa" w:w="120"/>
+          <w:end w:type="dxa" w:w="120"/>
+        </w:tblCellMar>
       </w:tblPr>
       <w:tblGrid>
         <w:gridCol w:w="1750"/>
@@ -1503,12 +1334,6 @@
               <w:insideH w:val="single" w:sz="6" w:color="B8C4CE"/>
               <w:insideV w:val="single" w:sz="6" w:color="B8C4CE"/>
             </w:tcBorders>
-            <w:tcMar>
-              <w:top w:w="100" w:type="dxa"/>
-              <w:bottom w:w="100" w:type="dxa"/>
-              <w:start w:w="120" w:type="dxa"/>
-              <w:end w:w="120" w:type="dxa"/>
-            </w:tcMar>
           </w:tcPr>
           <w:p>
             <w:pPr>
@@ -1540,12 +1365,6 @@
               <w:insideH w:val="single" w:sz="6" w:color="B8C4CE"/>
               <w:insideV w:val="single" w:sz="6" w:color="B8C4CE"/>
             </w:tcBorders>
-            <w:tcMar>
-              <w:top w:w="100" w:type="dxa"/>
-              <w:bottom w:w="100" w:type="dxa"/>
-              <w:start w:w="120" w:type="dxa"/>
-              <w:end w:w="120" w:type="dxa"/>
-            </w:tcMar>
           </w:tcPr>
           <w:p>
             <w:pPr>
@@ -1577,12 +1396,6 @@
               <w:insideH w:val="single" w:sz="6" w:color="B8C4CE"/>
               <w:insideV w:val="single" w:sz="6" w:color="B8C4CE"/>
             </w:tcBorders>
-            <w:tcMar>
-              <w:top w:w="100" w:type="dxa"/>
-              <w:bottom w:w="100" w:type="dxa"/>
-              <w:start w:w="120" w:type="dxa"/>
-              <w:end w:w="120" w:type="dxa"/>
-            </w:tcMar>
           </w:tcPr>
           <w:p>
             <w:pPr>
@@ -1614,12 +1427,6 @@
               <w:insideH w:val="single" w:sz="6" w:color="B8C4CE"/>
               <w:insideV w:val="single" w:sz="6" w:color="B8C4CE"/>
             </w:tcBorders>
-            <w:tcMar>
-              <w:top w:w="100" w:type="dxa"/>
-              <w:bottom w:w="100" w:type="dxa"/>
-              <w:start w:w="120" w:type="dxa"/>
-              <w:end w:w="120" w:type="dxa"/>
-            </w:tcMar>
           </w:tcPr>
           <w:p>
             <w:pPr>
@@ -1655,12 +1462,6 @@
               <w:insideH w:val="single" w:sz="6" w:color="B8C4CE"/>
               <w:insideV w:val="single" w:sz="6" w:color="B8C4CE"/>
             </w:tcBorders>
-            <w:tcMar>
-              <w:top w:w="100" w:type="dxa"/>
-              <w:bottom w:w="100" w:type="dxa"/>
-              <w:start w:w="120" w:type="dxa"/>
-              <w:end w:w="120" w:type="dxa"/>
-            </w:tcMar>
           </w:tcPr>
           <w:p>
             <w:pPr>
@@ -1691,12 +1492,6 @@
               <w:insideH w:val="single" w:sz="6" w:color="B8C4CE"/>
               <w:insideV w:val="single" w:sz="6" w:color="B8C4CE"/>
             </w:tcBorders>
-            <w:tcMar>
-              <w:top w:w="100" w:type="dxa"/>
-              <w:bottom w:w="100" w:type="dxa"/>
-              <w:start w:w="120" w:type="dxa"/>
-              <w:end w:w="120" w:type="dxa"/>
-            </w:tcMar>
           </w:tcPr>
           <w:p>
             <w:pPr>
@@ -1727,12 +1522,6 @@
               <w:insideH w:val="single" w:sz="6" w:color="B8C4CE"/>
               <w:insideV w:val="single" w:sz="6" w:color="B8C4CE"/>
             </w:tcBorders>
-            <w:tcMar>
-              <w:top w:w="100" w:type="dxa"/>
-              <w:bottom w:w="100" w:type="dxa"/>
-              <w:start w:w="120" w:type="dxa"/>
-              <w:end w:w="120" w:type="dxa"/>
-            </w:tcMar>
           </w:tcPr>
           <w:p>
             <w:pPr>
@@ -1769,12 +1558,6 @@
               <w:insideH w:val="single" w:sz="6" w:color="B8C4CE"/>
               <w:insideV w:val="single" w:sz="6" w:color="B8C4CE"/>
             </w:tcBorders>
-            <w:tcMar>
-              <w:top w:w="100" w:type="dxa"/>
-              <w:bottom w:w="100" w:type="dxa"/>
-              <w:start w:w="120" w:type="dxa"/>
-              <w:end w:w="120" w:type="dxa"/>
-            </w:tcMar>
           </w:tcPr>
           <w:p>
             <w:pPr>
@@ -1818,12 +1601,6 @@
               <w:insideH w:val="single" w:sz="6" w:color="B8C4CE"/>
               <w:insideV w:val="single" w:sz="6" w:color="B8C4CE"/>
             </w:tcBorders>
-            <w:tcMar>
-              <w:top w:w="100" w:type="dxa"/>
-              <w:bottom w:w="100" w:type="dxa"/>
-              <w:start w:w="120" w:type="dxa"/>
-              <w:end w:w="120" w:type="dxa"/>
-            </w:tcMar>
           </w:tcPr>
           <w:p>
             <w:pPr>
@@ -1854,12 +1631,6 @@
               <w:insideH w:val="single" w:sz="6" w:color="B8C4CE"/>
               <w:insideV w:val="single" w:sz="6" w:color="B8C4CE"/>
             </w:tcBorders>
-            <w:tcMar>
-              <w:top w:w="100" w:type="dxa"/>
-              <w:bottom w:w="100" w:type="dxa"/>
-              <w:start w:w="120" w:type="dxa"/>
-              <w:end w:w="120" w:type="dxa"/>
-            </w:tcMar>
           </w:tcPr>
           <w:p>
             <w:pPr>
@@ -1890,12 +1661,6 @@
               <w:insideH w:val="single" w:sz="6" w:color="B8C4CE"/>
               <w:insideV w:val="single" w:sz="6" w:color="B8C4CE"/>
             </w:tcBorders>
-            <w:tcMar>
-              <w:top w:w="100" w:type="dxa"/>
-              <w:bottom w:w="100" w:type="dxa"/>
-              <w:start w:w="120" w:type="dxa"/>
-              <w:end w:w="120" w:type="dxa"/>
-            </w:tcMar>
           </w:tcPr>
           <w:p>
             <w:pPr>
@@ -1932,12 +1697,6 @@
               <w:insideH w:val="single" w:sz="6" w:color="B8C4CE"/>
               <w:insideV w:val="single" w:sz="6" w:color="B8C4CE"/>
             </w:tcBorders>
-            <w:tcMar>
-              <w:top w:w="100" w:type="dxa"/>
-              <w:bottom w:w="100" w:type="dxa"/>
-              <w:start w:w="120" w:type="dxa"/>
-              <w:end w:w="120" w:type="dxa"/>
-            </w:tcMar>
           </w:tcPr>
           <w:p>
             <w:pPr>
@@ -1981,12 +1740,6 @@
               <w:insideH w:val="single" w:sz="6" w:color="B8C4CE"/>
               <w:insideV w:val="single" w:sz="6" w:color="B8C4CE"/>
             </w:tcBorders>
-            <w:tcMar>
-              <w:top w:w="100" w:type="dxa"/>
-              <w:bottom w:w="100" w:type="dxa"/>
-              <w:start w:w="120" w:type="dxa"/>
-              <w:end w:w="120" w:type="dxa"/>
-            </w:tcMar>
           </w:tcPr>
           <w:p>
             <w:pPr>
@@ -2017,12 +1770,6 @@
               <w:insideH w:val="single" w:sz="6" w:color="B8C4CE"/>
               <w:insideV w:val="single" w:sz="6" w:color="B8C4CE"/>
             </w:tcBorders>
-            <w:tcMar>
-              <w:top w:w="100" w:type="dxa"/>
-              <w:bottom w:w="100" w:type="dxa"/>
-              <w:start w:w="120" w:type="dxa"/>
-              <w:end w:w="120" w:type="dxa"/>
-            </w:tcMar>
           </w:tcPr>
           <w:p>
             <w:pPr>
@@ -2053,12 +1800,6 @@
               <w:insideH w:val="single" w:sz="6" w:color="B8C4CE"/>
               <w:insideV w:val="single" w:sz="6" w:color="B8C4CE"/>
             </w:tcBorders>
-            <w:tcMar>
-              <w:top w:w="100" w:type="dxa"/>
-              <w:bottom w:w="100" w:type="dxa"/>
-              <w:start w:w="120" w:type="dxa"/>
-              <w:end w:w="120" w:type="dxa"/>
-            </w:tcMar>
           </w:tcPr>
           <w:p>
             <w:pPr>
@@ -2095,12 +1836,6 @@
               <w:insideH w:val="single" w:sz="6" w:color="B8C4CE"/>
               <w:insideV w:val="single" w:sz="6" w:color="B8C4CE"/>
             </w:tcBorders>
-            <w:tcMar>
-              <w:top w:w="100" w:type="dxa"/>
-              <w:bottom w:w="100" w:type="dxa"/>
-              <w:start w:w="120" w:type="dxa"/>
-              <w:end w:w="120" w:type="dxa"/>
-            </w:tcMar>
           </w:tcPr>
           <w:p>
             <w:pPr>
@@ -2144,12 +1879,6 @@
               <w:insideH w:val="single" w:sz="6" w:color="B8C4CE"/>
               <w:insideV w:val="single" w:sz="6" w:color="B8C4CE"/>
             </w:tcBorders>
-            <w:tcMar>
-              <w:top w:w="100" w:type="dxa"/>
-              <w:bottom w:w="100" w:type="dxa"/>
-              <w:start w:w="120" w:type="dxa"/>
-              <w:end w:w="120" w:type="dxa"/>
-            </w:tcMar>
           </w:tcPr>
           <w:p>
             <w:pPr>
@@ -2180,12 +1909,6 @@
               <w:insideH w:val="single" w:sz="6" w:color="B8C4CE"/>
               <w:insideV w:val="single" w:sz="6" w:color="B8C4CE"/>
             </w:tcBorders>
-            <w:tcMar>
-              <w:top w:w="100" w:type="dxa"/>
-              <w:bottom w:w="100" w:type="dxa"/>
-              <w:start w:w="120" w:type="dxa"/>
-              <w:end w:w="120" w:type="dxa"/>
-            </w:tcMar>
           </w:tcPr>
           <w:p>
             <w:pPr>
@@ -2216,12 +1939,6 @@
               <w:insideH w:val="single" w:sz="6" w:color="B8C4CE"/>
               <w:insideV w:val="single" w:sz="6" w:color="B8C4CE"/>
             </w:tcBorders>
-            <w:tcMar>
-              <w:top w:w="100" w:type="dxa"/>
-              <w:bottom w:w="100" w:type="dxa"/>
-              <w:start w:w="120" w:type="dxa"/>
-              <w:end w:w="120" w:type="dxa"/>
-            </w:tcMar>
           </w:tcPr>
           <w:p>
             <w:pPr>
@@ -2258,12 +1975,6 @@
               <w:insideH w:val="single" w:sz="6" w:color="B8C4CE"/>
               <w:insideV w:val="single" w:sz="6" w:color="B8C4CE"/>
             </w:tcBorders>
-            <w:tcMar>
-              <w:top w:w="100" w:type="dxa"/>
-              <w:bottom w:w="100" w:type="dxa"/>
-              <w:start w:w="120" w:type="dxa"/>
-              <w:end w:w="120" w:type="dxa"/>
-            </w:tcMar>
           </w:tcPr>
           <w:p>
             <w:pPr>
@@ -2307,12 +2018,6 @@
               <w:insideH w:val="single" w:sz="6" w:color="B8C4CE"/>
               <w:insideV w:val="single" w:sz="6" w:color="B8C4CE"/>
             </w:tcBorders>
-            <w:tcMar>
-              <w:top w:w="100" w:type="dxa"/>
-              <w:bottom w:w="100" w:type="dxa"/>
-              <w:start w:w="120" w:type="dxa"/>
-              <w:end w:w="120" w:type="dxa"/>
-            </w:tcMar>
           </w:tcPr>
           <w:p>
             <w:pPr>
@@ -2343,12 +2048,6 @@
               <w:insideH w:val="single" w:sz="6" w:color="B8C4CE"/>
               <w:insideV w:val="single" w:sz="6" w:color="B8C4CE"/>
             </w:tcBorders>
-            <w:tcMar>
-              <w:top w:w="100" w:type="dxa"/>
-              <w:bottom w:w="100" w:type="dxa"/>
-              <w:start w:w="120" w:type="dxa"/>
-              <w:end w:w="120" w:type="dxa"/>
-            </w:tcMar>
           </w:tcPr>
           <w:p>
             <w:pPr>
@@ -2379,12 +2078,6 @@
               <w:insideH w:val="single" w:sz="6" w:color="B8C4CE"/>
               <w:insideV w:val="single" w:sz="6" w:color="B8C4CE"/>
             </w:tcBorders>
-            <w:tcMar>
-              <w:top w:w="100" w:type="dxa"/>
-              <w:bottom w:w="100" w:type="dxa"/>
-              <w:start w:w="120" w:type="dxa"/>
-              <w:end w:w="120" w:type="dxa"/>
-            </w:tcMar>
           </w:tcPr>
           <w:p>
             <w:pPr>
@@ -2421,12 +2114,6 @@
               <w:insideH w:val="single" w:sz="6" w:color="B8C4CE"/>
               <w:insideV w:val="single" w:sz="6" w:color="B8C4CE"/>
             </w:tcBorders>
-            <w:tcMar>
-              <w:top w:w="100" w:type="dxa"/>
-              <w:bottom w:w="100" w:type="dxa"/>
-              <w:start w:w="120" w:type="dxa"/>
-              <w:end w:w="120" w:type="dxa"/>
-            </w:tcMar>
           </w:tcPr>
           <w:p>
             <w:pPr>
@@ -2470,12 +2157,6 @@
               <w:insideH w:val="single" w:sz="6" w:color="B8C4CE"/>
               <w:insideV w:val="single" w:sz="6" w:color="B8C4CE"/>
             </w:tcBorders>
-            <w:tcMar>
-              <w:top w:w="100" w:type="dxa"/>
-              <w:bottom w:w="100" w:type="dxa"/>
-              <w:start w:w="120" w:type="dxa"/>
-              <w:end w:w="120" w:type="dxa"/>
-            </w:tcMar>
           </w:tcPr>
           <w:p>
             <w:pPr>
@@ -2506,12 +2187,6 @@
               <w:insideH w:val="single" w:sz="6" w:color="B8C4CE"/>
               <w:insideV w:val="single" w:sz="6" w:color="B8C4CE"/>
             </w:tcBorders>
-            <w:tcMar>
-              <w:top w:w="100" w:type="dxa"/>
-              <w:bottom w:w="100" w:type="dxa"/>
-              <w:start w:w="120" w:type="dxa"/>
-              <w:end w:w="120" w:type="dxa"/>
-            </w:tcMar>
           </w:tcPr>
           <w:p>
             <w:pPr>
@@ -2542,12 +2217,6 @@
               <w:insideH w:val="single" w:sz="6" w:color="B8C4CE"/>
               <w:insideV w:val="single" w:sz="6" w:color="B8C4CE"/>
             </w:tcBorders>
-            <w:tcMar>
-              <w:top w:w="100" w:type="dxa"/>
-              <w:bottom w:w="100" w:type="dxa"/>
-              <w:start w:w="120" w:type="dxa"/>
-              <w:end w:w="120" w:type="dxa"/>
-            </w:tcMar>
           </w:tcPr>
           <w:p>
             <w:pPr>
@@ -2584,12 +2253,6 @@
               <w:insideH w:val="single" w:sz="6" w:color="B8C4CE"/>
               <w:insideV w:val="single" w:sz="6" w:color="B8C4CE"/>
             </w:tcBorders>
-            <w:tcMar>
-              <w:top w:w="100" w:type="dxa"/>
-              <w:bottom w:w="100" w:type="dxa"/>
-              <w:start w:w="120" w:type="dxa"/>
-              <w:end w:w="120" w:type="dxa"/>
-            </w:tcMar>
           </w:tcPr>
           <w:p>
             <w:pPr>
@@ -2636,10 +2299,15 @@
       <w:tblPr>
         <w:tblStyle w:val="TableGrid"/>
         <w:tblW w:type="dxa" w:w="9360"/>
-        <w:jc w:val="left"/>
         <w:tblLayout w:type="fixed"/>
         <w:tblLook w:firstColumn="1" w:firstRow="1" w:lastColumn="0" w:lastRow="0" w:noHBand="0" w:noVBand="1" w:val="04A0"/>
         <w:tblInd w:type="dxa" w:w="120"/>
+        <w:tblCellMar>
+          <w:top w:type="dxa" w:w="100"/>
+          <w:bottom w:type="dxa" w:w="100"/>
+          <w:start w:type="dxa" w:w="120"/>
+          <w:end w:type="dxa" w:w="120"/>
+        </w:tblCellMar>
       </w:tblPr>
       <w:tblGrid>
         <w:gridCol w:w="1750"/>
@@ -2665,12 +2333,6 @@
               <w:insideH w:val="single" w:sz="6" w:color="B8C4CE"/>
               <w:insideV w:val="single" w:sz="6" w:color="B8C4CE"/>
             </w:tcBorders>
-            <w:tcMar>
-              <w:top w:w="100" w:type="dxa"/>
-              <w:bottom w:w="100" w:type="dxa"/>
-              <w:start w:w="120" w:type="dxa"/>
-              <w:end w:w="120" w:type="dxa"/>
-            </w:tcMar>
           </w:tcPr>
           <w:p>
             <w:pPr>
@@ -2702,12 +2364,6 @@
               <w:insideH w:val="single" w:sz="6" w:color="B8C4CE"/>
               <w:insideV w:val="single" w:sz="6" w:color="B8C4CE"/>
             </w:tcBorders>
-            <w:tcMar>
-              <w:top w:w="100" w:type="dxa"/>
-              <w:bottom w:w="100" w:type="dxa"/>
-              <w:start w:w="120" w:type="dxa"/>
-              <w:end w:w="120" w:type="dxa"/>
-            </w:tcMar>
           </w:tcPr>
           <w:p>
             <w:pPr>
@@ -2739,12 +2395,6 @@
               <w:insideH w:val="single" w:sz="6" w:color="B8C4CE"/>
               <w:insideV w:val="single" w:sz="6" w:color="B8C4CE"/>
             </w:tcBorders>
-            <w:tcMar>
-              <w:top w:w="100" w:type="dxa"/>
-              <w:bottom w:w="100" w:type="dxa"/>
-              <w:start w:w="120" w:type="dxa"/>
-              <w:end w:w="120" w:type="dxa"/>
-            </w:tcMar>
           </w:tcPr>
           <w:p>
             <w:pPr>
@@ -2776,12 +2426,6 @@
               <w:insideH w:val="single" w:sz="6" w:color="B8C4CE"/>
               <w:insideV w:val="single" w:sz="6" w:color="B8C4CE"/>
             </w:tcBorders>
-            <w:tcMar>
-              <w:top w:w="100" w:type="dxa"/>
-              <w:bottom w:w="100" w:type="dxa"/>
-              <w:start w:w="120" w:type="dxa"/>
-              <w:end w:w="120" w:type="dxa"/>
-            </w:tcMar>
           </w:tcPr>
           <w:p>
             <w:pPr>
@@ -2817,12 +2461,6 @@
               <w:insideH w:val="single" w:sz="6" w:color="B8C4CE"/>
               <w:insideV w:val="single" w:sz="6" w:color="B8C4CE"/>
             </w:tcBorders>
-            <w:tcMar>
-              <w:top w:w="100" w:type="dxa"/>
-              <w:bottom w:w="100" w:type="dxa"/>
-              <w:start w:w="120" w:type="dxa"/>
-              <w:end w:w="120" w:type="dxa"/>
-            </w:tcMar>
           </w:tcPr>
           <w:p>
             <w:pPr>
@@ -2853,12 +2491,6 @@
               <w:insideH w:val="single" w:sz="6" w:color="B8C4CE"/>
               <w:insideV w:val="single" w:sz="6" w:color="B8C4CE"/>
             </w:tcBorders>
-            <w:tcMar>
-              <w:top w:w="100" w:type="dxa"/>
-              <w:bottom w:w="100" w:type="dxa"/>
-              <w:start w:w="120" w:type="dxa"/>
-              <w:end w:w="120" w:type="dxa"/>
-            </w:tcMar>
           </w:tcPr>
           <w:p>
             <w:pPr>
@@ -2889,12 +2521,6 @@
               <w:insideH w:val="single" w:sz="6" w:color="B8C4CE"/>
               <w:insideV w:val="single" w:sz="6" w:color="B8C4CE"/>
             </w:tcBorders>
-            <w:tcMar>
-              <w:top w:w="100" w:type="dxa"/>
-              <w:bottom w:w="100" w:type="dxa"/>
-              <w:start w:w="120" w:type="dxa"/>
-              <w:end w:w="120" w:type="dxa"/>
-            </w:tcMar>
           </w:tcPr>
           <w:p>
             <w:pPr>
@@ -2931,12 +2557,6 @@
               <w:insideH w:val="single" w:sz="6" w:color="B8C4CE"/>
               <w:insideV w:val="single" w:sz="6" w:color="B8C4CE"/>
             </w:tcBorders>
-            <w:tcMar>
-              <w:top w:w="100" w:type="dxa"/>
-              <w:bottom w:w="100" w:type="dxa"/>
-              <w:start w:w="120" w:type="dxa"/>
-              <w:end w:w="120" w:type="dxa"/>
-            </w:tcMar>
           </w:tcPr>
           <w:p>
             <w:pPr>
@@ -2980,12 +2600,6 @@
               <w:insideH w:val="single" w:sz="6" w:color="B8C4CE"/>
               <w:insideV w:val="single" w:sz="6" w:color="B8C4CE"/>
             </w:tcBorders>
-            <w:tcMar>
-              <w:top w:w="100" w:type="dxa"/>
-              <w:bottom w:w="100" w:type="dxa"/>
-              <w:start w:w="120" w:type="dxa"/>
-              <w:end w:w="120" w:type="dxa"/>
-            </w:tcMar>
           </w:tcPr>
           <w:p>
             <w:pPr>
@@ -3016,12 +2630,6 @@
               <w:insideH w:val="single" w:sz="6" w:color="B8C4CE"/>
               <w:insideV w:val="single" w:sz="6" w:color="B8C4CE"/>
             </w:tcBorders>
-            <w:tcMar>
-              <w:top w:w="100" w:type="dxa"/>
-              <w:bottom w:w="100" w:type="dxa"/>
-              <w:start w:w="120" w:type="dxa"/>
-              <w:end w:w="120" w:type="dxa"/>
-            </w:tcMar>
           </w:tcPr>
           <w:p>
             <w:pPr>
@@ -3052,12 +2660,6 @@
               <w:insideH w:val="single" w:sz="6" w:color="B8C4CE"/>
               <w:insideV w:val="single" w:sz="6" w:color="B8C4CE"/>
             </w:tcBorders>
-            <w:tcMar>
-              <w:top w:w="100" w:type="dxa"/>
-              <w:bottom w:w="100" w:type="dxa"/>
-              <w:start w:w="120" w:type="dxa"/>
-              <w:end w:w="120" w:type="dxa"/>
-            </w:tcMar>
           </w:tcPr>
           <w:p>
             <w:pPr>
@@ -3094,12 +2696,6 @@
               <w:insideH w:val="single" w:sz="6" w:color="B8C4CE"/>
               <w:insideV w:val="single" w:sz="6" w:color="B8C4CE"/>
             </w:tcBorders>
-            <w:tcMar>
-              <w:top w:w="100" w:type="dxa"/>
-              <w:bottom w:w="100" w:type="dxa"/>
-              <w:start w:w="120" w:type="dxa"/>
-              <w:end w:w="120" w:type="dxa"/>
-            </w:tcMar>
           </w:tcPr>
           <w:p>
             <w:pPr>
@@ -3143,12 +2739,6 @@
               <w:insideH w:val="single" w:sz="6" w:color="B8C4CE"/>
               <w:insideV w:val="single" w:sz="6" w:color="B8C4CE"/>
             </w:tcBorders>
-            <w:tcMar>
-              <w:top w:w="100" w:type="dxa"/>
-              <w:bottom w:w="100" w:type="dxa"/>
-              <w:start w:w="120" w:type="dxa"/>
-              <w:end w:w="120" w:type="dxa"/>
-            </w:tcMar>
           </w:tcPr>
           <w:p>
             <w:pPr>
@@ -3179,12 +2769,6 @@
               <w:insideH w:val="single" w:sz="6" w:color="B8C4CE"/>
               <w:insideV w:val="single" w:sz="6" w:color="B8C4CE"/>
             </w:tcBorders>
-            <w:tcMar>
-              <w:top w:w="100" w:type="dxa"/>
-              <w:bottom w:w="100" w:type="dxa"/>
-              <w:start w:w="120" w:type="dxa"/>
-              <w:end w:w="120" w:type="dxa"/>
-            </w:tcMar>
           </w:tcPr>
           <w:p>
             <w:pPr>
@@ -3215,12 +2799,6 @@
               <w:insideH w:val="single" w:sz="6" w:color="B8C4CE"/>
               <w:insideV w:val="single" w:sz="6" w:color="B8C4CE"/>
             </w:tcBorders>
-            <w:tcMar>
-              <w:top w:w="100" w:type="dxa"/>
-              <w:bottom w:w="100" w:type="dxa"/>
-              <w:start w:w="120" w:type="dxa"/>
-              <w:end w:w="120" w:type="dxa"/>
-            </w:tcMar>
           </w:tcPr>
           <w:p>
             <w:pPr>
@@ -3257,12 +2835,6 @@
               <w:insideH w:val="single" w:sz="6" w:color="B8C4CE"/>
               <w:insideV w:val="single" w:sz="6" w:color="B8C4CE"/>
             </w:tcBorders>
-            <w:tcMar>
-              <w:top w:w="100" w:type="dxa"/>
-              <w:bottom w:w="100" w:type="dxa"/>
-              <w:start w:w="120" w:type="dxa"/>
-              <w:end w:w="120" w:type="dxa"/>
-            </w:tcMar>
           </w:tcPr>
           <w:p>
             <w:pPr>
@@ -3306,12 +2878,6 @@
               <w:insideH w:val="single" w:sz="6" w:color="B8C4CE"/>
               <w:insideV w:val="single" w:sz="6" w:color="B8C4CE"/>
             </w:tcBorders>
-            <w:tcMar>
-              <w:top w:w="100" w:type="dxa"/>
-              <w:bottom w:w="100" w:type="dxa"/>
-              <w:start w:w="120" w:type="dxa"/>
-              <w:end w:w="120" w:type="dxa"/>
-            </w:tcMar>
           </w:tcPr>
           <w:p>
             <w:pPr>
@@ -3342,12 +2908,6 @@
               <w:insideH w:val="single" w:sz="6" w:color="B8C4CE"/>
               <w:insideV w:val="single" w:sz="6" w:color="B8C4CE"/>
             </w:tcBorders>
-            <w:tcMar>
-              <w:top w:w="100" w:type="dxa"/>
-              <w:bottom w:w="100" w:type="dxa"/>
-              <w:start w:w="120" w:type="dxa"/>
-              <w:end w:w="120" w:type="dxa"/>
-            </w:tcMar>
           </w:tcPr>
           <w:p>
             <w:pPr>
@@ -3378,12 +2938,6 @@
               <w:insideH w:val="single" w:sz="6" w:color="B8C4CE"/>
               <w:insideV w:val="single" w:sz="6" w:color="B8C4CE"/>
             </w:tcBorders>
-            <w:tcMar>
-              <w:top w:w="100" w:type="dxa"/>
-              <w:bottom w:w="100" w:type="dxa"/>
-              <w:start w:w="120" w:type="dxa"/>
-              <w:end w:w="120" w:type="dxa"/>
-            </w:tcMar>
           </w:tcPr>
           <w:p>
             <w:pPr>
@@ -3420,12 +2974,6 @@
               <w:insideH w:val="single" w:sz="6" w:color="B8C4CE"/>
               <w:insideV w:val="single" w:sz="6" w:color="B8C4CE"/>
             </w:tcBorders>
-            <w:tcMar>
-              <w:top w:w="100" w:type="dxa"/>
-              <w:bottom w:w="100" w:type="dxa"/>
-              <w:start w:w="120" w:type="dxa"/>
-              <w:end w:w="120" w:type="dxa"/>
-            </w:tcMar>
           </w:tcPr>
           <w:p>
             <w:pPr>
@@ -3469,12 +3017,6 @@
               <w:insideH w:val="single" w:sz="6" w:color="B8C4CE"/>
               <w:insideV w:val="single" w:sz="6" w:color="B8C4CE"/>
             </w:tcBorders>
-            <w:tcMar>
-              <w:top w:w="100" w:type="dxa"/>
-              <w:bottom w:w="100" w:type="dxa"/>
-              <w:start w:w="120" w:type="dxa"/>
-              <w:end w:w="120" w:type="dxa"/>
-            </w:tcMar>
           </w:tcPr>
           <w:p>
             <w:pPr>
@@ -3505,12 +3047,6 @@
               <w:insideH w:val="single" w:sz="6" w:color="B8C4CE"/>
               <w:insideV w:val="single" w:sz="6" w:color="B8C4CE"/>
             </w:tcBorders>
-            <w:tcMar>
-              <w:top w:w="100" w:type="dxa"/>
-              <w:bottom w:w="100" w:type="dxa"/>
-              <w:start w:w="120" w:type="dxa"/>
-              <w:end w:w="120" w:type="dxa"/>
-            </w:tcMar>
           </w:tcPr>
           <w:p>
             <w:pPr>
@@ -3541,12 +3077,6 @@
               <w:insideH w:val="single" w:sz="6" w:color="B8C4CE"/>
               <w:insideV w:val="single" w:sz="6" w:color="B8C4CE"/>
             </w:tcBorders>
-            <w:tcMar>
-              <w:top w:w="100" w:type="dxa"/>
-              <w:bottom w:w="100" w:type="dxa"/>
-              <w:start w:w="120" w:type="dxa"/>
-              <w:end w:w="120" w:type="dxa"/>
-            </w:tcMar>
           </w:tcPr>
           <w:p>
             <w:pPr>
@@ -3583,12 +3113,6 @@
               <w:insideH w:val="single" w:sz="6" w:color="B8C4CE"/>
               <w:insideV w:val="single" w:sz="6" w:color="B8C4CE"/>
             </w:tcBorders>
-            <w:tcMar>
-              <w:top w:w="100" w:type="dxa"/>
-              <w:bottom w:w="100" w:type="dxa"/>
-              <w:start w:w="120" w:type="dxa"/>
-              <w:end w:w="120" w:type="dxa"/>
-            </w:tcMar>
           </w:tcPr>
           <w:p>
             <w:pPr>
@@ -3632,12 +3156,6 @@
               <w:insideH w:val="single" w:sz="6" w:color="B8C4CE"/>
               <w:insideV w:val="single" w:sz="6" w:color="B8C4CE"/>
             </w:tcBorders>
-            <w:tcMar>
-              <w:top w:w="100" w:type="dxa"/>
-              <w:bottom w:w="100" w:type="dxa"/>
-              <w:start w:w="120" w:type="dxa"/>
-              <w:end w:w="120" w:type="dxa"/>
-            </w:tcMar>
           </w:tcPr>
           <w:p>
             <w:pPr>
@@ -3668,12 +3186,6 @@
               <w:insideH w:val="single" w:sz="6" w:color="B8C4CE"/>
               <w:insideV w:val="single" w:sz="6" w:color="B8C4CE"/>
             </w:tcBorders>
-            <w:tcMar>
-              <w:top w:w="100" w:type="dxa"/>
-              <w:bottom w:w="100" w:type="dxa"/>
-              <w:start w:w="120" w:type="dxa"/>
-              <w:end w:w="120" w:type="dxa"/>
-            </w:tcMar>
           </w:tcPr>
           <w:p>
             <w:pPr>
@@ -3704,12 +3216,6 @@
               <w:insideH w:val="single" w:sz="6" w:color="B8C4CE"/>
               <w:insideV w:val="single" w:sz="6" w:color="B8C4CE"/>
             </w:tcBorders>
-            <w:tcMar>
-              <w:top w:w="100" w:type="dxa"/>
-              <w:bottom w:w="100" w:type="dxa"/>
-              <w:start w:w="120" w:type="dxa"/>
-              <w:end w:w="120" w:type="dxa"/>
-            </w:tcMar>
           </w:tcPr>
           <w:p>
             <w:pPr>
@@ -3746,12 +3252,6 @@
               <w:insideH w:val="single" w:sz="6" w:color="B8C4CE"/>
               <w:insideV w:val="single" w:sz="6" w:color="B8C4CE"/>
             </w:tcBorders>
-            <w:tcMar>
-              <w:top w:w="100" w:type="dxa"/>
-              <w:bottom w:w="100" w:type="dxa"/>
-              <w:start w:w="120" w:type="dxa"/>
-              <w:end w:w="120" w:type="dxa"/>
-            </w:tcMar>
           </w:tcPr>
           <w:p>
             <w:pPr>
@@ -3795,12 +3295,6 @@
               <w:insideH w:val="single" w:sz="6" w:color="B8C4CE"/>
               <w:insideV w:val="single" w:sz="6" w:color="B8C4CE"/>
             </w:tcBorders>
-            <w:tcMar>
-              <w:top w:w="100" w:type="dxa"/>
-              <w:bottom w:w="100" w:type="dxa"/>
-              <w:start w:w="120" w:type="dxa"/>
-              <w:end w:w="120" w:type="dxa"/>
-            </w:tcMar>
           </w:tcPr>
           <w:p>
             <w:pPr>
@@ -3831,12 +3325,6 @@
               <w:insideH w:val="single" w:sz="6" w:color="B8C4CE"/>
               <w:insideV w:val="single" w:sz="6" w:color="B8C4CE"/>
             </w:tcBorders>
-            <w:tcMar>
-              <w:top w:w="100" w:type="dxa"/>
-              <w:bottom w:w="100" w:type="dxa"/>
-              <w:start w:w="120" w:type="dxa"/>
-              <w:end w:w="120" w:type="dxa"/>
-            </w:tcMar>
           </w:tcPr>
           <w:p>
             <w:pPr>
@@ -3867,12 +3355,6 @@
               <w:insideH w:val="single" w:sz="6" w:color="B8C4CE"/>
               <w:insideV w:val="single" w:sz="6" w:color="B8C4CE"/>
             </w:tcBorders>
-            <w:tcMar>
-              <w:top w:w="100" w:type="dxa"/>
-              <w:bottom w:w="100" w:type="dxa"/>
-              <w:start w:w="120" w:type="dxa"/>
-              <w:end w:w="120" w:type="dxa"/>
-            </w:tcMar>
           </w:tcPr>
           <w:p>
             <w:pPr>
@@ -3909,12 +3391,6 @@
               <w:insideH w:val="single" w:sz="6" w:color="B8C4CE"/>
               <w:insideV w:val="single" w:sz="6" w:color="B8C4CE"/>
             </w:tcBorders>
-            <w:tcMar>
-              <w:top w:w="100" w:type="dxa"/>
-              <w:bottom w:w="100" w:type="dxa"/>
-              <w:start w:w="120" w:type="dxa"/>
-              <w:end w:w="120" w:type="dxa"/>
-            </w:tcMar>
           </w:tcPr>
           <w:p>
             <w:pPr>
@@ -3958,12 +3434,6 @@
               <w:insideH w:val="single" w:sz="6" w:color="B8C4CE"/>
               <w:insideV w:val="single" w:sz="6" w:color="B8C4CE"/>
             </w:tcBorders>
-            <w:tcMar>
-              <w:top w:w="100" w:type="dxa"/>
-              <w:bottom w:w="100" w:type="dxa"/>
-              <w:start w:w="120" w:type="dxa"/>
-              <w:end w:w="120" w:type="dxa"/>
-            </w:tcMar>
           </w:tcPr>
           <w:p>
             <w:pPr>
@@ -3994,12 +3464,6 @@
               <w:insideH w:val="single" w:sz="6" w:color="B8C4CE"/>
               <w:insideV w:val="single" w:sz="6" w:color="B8C4CE"/>
             </w:tcBorders>
-            <w:tcMar>
-              <w:top w:w="100" w:type="dxa"/>
-              <w:bottom w:w="100" w:type="dxa"/>
-              <w:start w:w="120" w:type="dxa"/>
-              <w:end w:w="120" w:type="dxa"/>
-            </w:tcMar>
           </w:tcPr>
           <w:p>
             <w:pPr>
@@ -4030,12 +3494,6 @@
               <w:insideH w:val="single" w:sz="6" w:color="B8C4CE"/>
               <w:insideV w:val="single" w:sz="6" w:color="B8C4CE"/>
             </w:tcBorders>
-            <w:tcMar>
-              <w:top w:w="100" w:type="dxa"/>
-              <w:bottom w:w="100" w:type="dxa"/>
-              <w:start w:w="120" w:type="dxa"/>
-              <w:end w:w="120" w:type="dxa"/>
-            </w:tcMar>
           </w:tcPr>
           <w:p>
             <w:pPr>
@@ -4072,12 +3530,6 @@
               <w:insideH w:val="single" w:sz="6" w:color="B8C4CE"/>
               <w:insideV w:val="single" w:sz="6" w:color="B8C4CE"/>
             </w:tcBorders>
-            <w:tcMar>
-              <w:top w:w="100" w:type="dxa"/>
-              <w:bottom w:w="100" w:type="dxa"/>
-              <w:start w:w="120" w:type="dxa"/>
-              <w:end w:w="120" w:type="dxa"/>
-            </w:tcMar>
           </w:tcPr>
           <w:p>
             <w:pPr>
@@ -4121,12 +3573,6 @@
               <w:insideH w:val="single" w:sz="6" w:color="B8C4CE"/>
               <w:insideV w:val="single" w:sz="6" w:color="B8C4CE"/>
             </w:tcBorders>
-            <w:tcMar>
-              <w:top w:w="100" w:type="dxa"/>
-              <w:bottom w:w="100" w:type="dxa"/>
-              <w:start w:w="120" w:type="dxa"/>
-              <w:end w:w="120" w:type="dxa"/>
-            </w:tcMar>
           </w:tcPr>
           <w:p>
             <w:pPr>
@@ -4157,12 +3603,6 @@
               <w:insideH w:val="single" w:sz="6" w:color="B8C4CE"/>
               <w:insideV w:val="single" w:sz="6" w:color="B8C4CE"/>
             </w:tcBorders>
-            <w:tcMar>
-              <w:top w:w="100" w:type="dxa"/>
-              <w:bottom w:w="100" w:type="dxa"/>
-              <w:start w:w="120" w:type="dxa"/>
-              <w:end w:w="120" w:type="dxa"/>
-            </w:tcMar>
           </w:tcPr>
           <w:p>
             <w:pPr>
@@ -4193,12 +3633,6 @@
               <w:insideH w:val="single" w:sz="6" w:color="B8C4CE"/>
               <w:insideV w:val="single" w:sz="6" w:color="B8C4CE"/>
             </w:tcBorders>
-            <w:tcMar>
-              <w:top w:w="100" w:type="dxa"/>
-              <w:bottom w:w="100" w:type="dxa"/>
-              <w:start w:w="120" w:type="dxa"/>
-              <w:end w:w="120" w:type="dxa"/>
-            </w:tcMar>
           </w:tcPr>
           <w:p>
             <w:pPr>
@@ -4235,12 +3669,6 @@
               <w:insideH w:val="single" w:sz="6" w:color="B8C4CE"/>
               <w:insideV w:val="single" w:sz="6" w:color="B8C4CE"/>
             </w:tcBorders>
-            <w:tcMar>
-              <w:top w:w="100" w:type="dxa"/>
-              <w:bottom w:w="100" w:type="dxa"/>
-              <w:start w:w="120" w:type="dxa"/>
-              <w:end w:w="120" w:type="dxa"/>
-            </w:tcMar>
           </w:tcPr>
           <w:p>
             <w:pPr>
@@ -4284,12 +3712,6 @@
               <w:insideH w:val="single" w:sz="6" w:color="B8C4CE"/>
               <w:insideV w:val="single" w:sz="6" w:color="B8C4CE"/>
             </w:tcBorders>
-            <w:tcMar>
-              <w:top w:w="100" w:type="dxa"/>
-              <w:bottom w:w="100" w:type="dxa"/>
-              <w:start w:w="120" w:type="dxa"/>
-              <w:end w:w="120" w:type="dxa"/>
-            </w:tcMar>
           </w:tcPr>
           <w:p>
             <w:pPr>
@@ -4320,12 +3742,6 @@
               <w:insideH w:val="single" w:sz="6" w:color="B8C4CE"/>
               <w:insideV w:val="single" w:sz="6" w:color="B8C4CE"/>
             </w:tcBorders>
-            <w:tcMar>
-              <w:top w:w="100" w:type="dxa"/>
-              <w:bottom w:w="100" w:type="dxa"/>
-              <w:start w:w="120" w:type="dxa"/>
-              <w:end w:w="120" w:type="dxa"/>
-            </w:tcMar>
           </w:tcPr>
           <w:p>
             <w:pPr>
@@ -4356,12 +3772,6 @@
               <w:insideH w:val="single" w:sz="6" w:color="B8C4CE"/>
               <w:insideV w:val="single" w:sz="6" w:color="B8C4CE"/>
             </w:tcBorders>
-            <w:tcMar>
-              <w:top w:w="100" w:type="dxa"/>
-              <w:bottom w:w="100" w:type="dxa"/>
-              <w:start w:w="120" w:type="dxa"/>
-              <w:end w:w="120" w:type="dxa"/>
-            </w:tcMar>
           </w:tcPr>
           <w:p>
             <w:pPr>
@@ -4398,12 +3808,6 @@
               <w:insideH w:val="single" w:sz="6" w:color="B8C4CE"/>
               <w:insideV w:val="single" w:sz="6" w:color="B8C4CE"/>
             </w:tcBorders>
-            <w:tcMar>
-              <w:top w:w="100" w:type="dxa"/>
-              <w:bottom w:w="100" w:type="dxa"/>
-              <w:start w:w="120" w:type="dxa"/>
-              <w:end w:w="120" w:type="dxa"/>
-            </w:tcMar>
           </w:tcPr>
           <w:p>
             <w:pPr>
@@ -4447,12 +3851,6 @@
               <w:insideH w:val="single" w:sz="6" w:color="B8C4CE"/>
               <w:insideV w:val="single" w:sz="6" w:color="B8C4CE"/>
             </w:tcBorders>
-            <w:tcMar>
-              <w:top w:w="100" w:type="dxa"/>
-              <w:bottom w:w="100" w:type="dxa"/>
-              <w:start w:w="120" w:type="dxa"/>
-              <w:end w:w="120" w:type="dxa"/>
-            </w:tcMar>
           </w:tcPr>
           <w:p>
             <w:pPr>
@@ -4483,12 +3881,6 @@
               <w:insideH w:val="single" w:sz="6" w:color="B8C4CE"/>
               <w:insideV w:val="single" w:sz="6" w:color="B8C4CE"/>
             </w:tcBorders>
-            <w:tcMar>
-              <w:top w:w="100" w:type="dxa"/>
-              <w:bottom w:w="100" w:type="dxa"/>
-              <w:start w:w="120" w:type="dxa"/>
-              <w:end w:w="120" w:type="dxa"/>
-            </w:tcMar>
           </w:tcPr>
           <w:p>
             <w:pPr>
@@ -4519,12 +3911,6 @@
               <w:insideH w:val="single" w:sz="6" w:color="B8C4CE"/>
               <w:insideV w:val="single" w:sz="6" w:color="B8C4CE"/>
             </w:tcBorders>
-            <w:tcMar>
-              <w:top w:w="100" w:type="dxa"/>
-              <w:bottom w:w="100" w:type="dxa"/>
-              <w:start w:w="120" w:type="dxa"/>
-              <w:end w:w="120" w:type="dxa"/>
-            </w:tcMar>
           </w:tcPr>
           <w:p>
             <w:pPr>
@@ -4561,12 +3947,6 @@
               <w:insideH w:val="single" w:sz="6" w:color="B8C4CE"/>
               <w:insideV w:val="single" w:sz="6" w:color="B8C4CE"/>
             </w:tcBorders>
-            <w:tcMar>
-              <w:top w:w="100" w:type="dxa"/>
-              <w:bottom w:w="100" w:type="dxa"/>
-              <w:start w:w="120" w:type="dxa"/>
-              <w:end w:w="120" w:type="dxa"/>
-            </w:tcMar>
           </w:tcPr>
           <w:p>
             <w:pPr>
@@ -4610,12 +3990,6 @@
               <w:insideH w:val="single" w:sz="6" w:color="B8C4CE"/>
               <w:insideV w:val="single" w:sz="6" w:color="B8C4CE"/>
             </w:tcBorders>
-            <w:tcMar>
-              <w:top w:w="100" w:type="dxa"/>
-              <w:bottom w:w="100" w:type="dxa"/>
-              <w:start w:w="120" w:type="dxa"/>
-              <w:end w:w="120" w:type="dxa"/>
-            </w:tcMar>
           </w:tcPr>
           <w:p>
             <w:pPr>
@@ -4646,12 +4020,6 @@
               <w:insideH w:val="single" w:sz="6" w:color="B8C4CE"/>
               <w:insideV w:val="single" w:sz="6" w:color="B8C4CE"/>
             </w:tcBorders>
-            <w:tcMar>
-              <w:top w:w="100" w:type="dxa"/>
-              <w:bottom w:w="100" w:type="dxa"/>
-              <w:start w:w="120" w:type="dxa"/>
-              <w:end w:w="120" w:type="dxa"/>
-            </w:tcMar>
           </w:tcPr>
           <w:p>
             <w:pPr>
@@ -4682,12 +4050,6 @@
               <w:insideH w:val="single" w:sz="6" w:color="B8C4CE"/>
               <w:insideV w:val="single" w:sz="6" w:color="B8C4CE"/>
             </w:tcBorders>
-            <w:tcMar>
-              <w:top w:w="100" w:type="dxa"/>
-              <w:bottom w:w="100" w:type="dxa"/>
-              <w:start w:w="120" w:type="dxa"/>
-              <w:end w:w="120" w:type="dxa"/>
-            </w:tcMar>
           </w:tcPr>
           <w:p>
             <w:pPr>
@@ -4724,12 +4086,6 @@
               <w:insideH w:val="single" w:sz="6" w:color="B8C4CE"/>
               <w:insideV w:val="single" w:sz="6" w:color="B8C4CE"/>
             </w:tcBorders>
-            <w:tcMar>
-              <w:top w:w="100" w:type="dxa"/>
-              <w:bottom w:w="100" w:type="dxa"/>
-              <w:start w:w="120" w:type="dxa"/>
-              <w:end w:w="120" w:type="dxa"/>
-            </w:tcMar>
           </w:tcPr>
           <w:p>
             <w:pPr>
@@ -4773,12 +4129,6 @@
               <w:insideH w:val="single" w:sz="6" w:color="B8C4CE"/>
               <w:insideV w:val="single" w:sz="6" w:color="B8C4CE"/>
             </w:tcBorders>
-            <w:tcMar>
-              <w:top w:w="100" w:type="dxa"/>
-              <w:bottom w:w="100" w:type="dxa"/>
-              <w:start w:w="120" w:type="dxa"/>
-              <w:end w:w="120" w:type="dxa"/>
-            </w:tcMar>
           </w:tcPr>
           <w:p>
             <w:pPr>
@@ -4809,12 +4159,6 @@
               <w:insideH w:val="single" w:sz="6" w:color="B8C4CE"/>
               <w:insideV w:val="single" w:sz="6" w:color="B8C4CE"/>
             </w:tcBorders>
-            <w:tcMar>
-              <w:top w:w="100" w:type="dxa"/>
-              <w:bottom w:w="100" w:type="dxa"/>
-              <w:start w:w="120" w:type="dxa"/>
-              <w:end w:w="120" w:type="dxa"/>
-            </w:tcMar>
           </w:tcPr>
           <w:p>
             <w:pPr>
@@ -4845,12 +4189,6 @@
               <w:insideH w:val="single" w:sz="6" w:color="B8C4CE"/>
               <w:insideV w:val="single" w:sz="6" w:color="B8C4CE"/>
             </w:tcBorders>
-            <w:tcMar>
-              <w:top w:w="100" w:type="dxa"/>
-              <w:bottom w:w="100" w:type="dxa"/>
-              <w:start w:w="120" w:type="dxa"/>
-              <w:end w:w="120" w:type="dxa"/>
-            </w:tcMar>
           </w:tcPr>
           <w:p>
             <w:pPr>
@@ -4887,12 +4225,6 @@
               <w:insideH w:val="single" w:sz="6" w:color="B8C4CE"/>
               <w:insideV w:val="single" w:sz="6" w:color="B8C4CE"/>
             </w:tcBorders>
-            <w:tcMar>
-              <w:top w:w="100" w:type="dxa"/>
-              <w:bottom w:w="100" w:type="dxa"/>
-              <w:start w:w="120" w:type="dxa"/>
-              <w:end w:w="120" w:type="dxa"/>
-            </w:tcMar>
           </w:tcPr>
           <w:p>
             <w:pPr>
@@ -4936,12 +4268,6 @@
               <w:insideH w:val="single" w:sz="6" w:color="B8C4CE"/>
               <w:insideV w:val="single" w:sz="6" w:color="B8C4CE"/>
             </w:tcBorders>
-            <w:tcMar>
-              <w:top w:w="100" w:type="dxa"/>
-              <w:bottom w:w="100" w:type="dxa"/>
-              <w:start w:w="120" w:type="dxa"/>
-              <w:end w:w="120" w:type="dxa"/>
-            </w:tcMar>
           </w:tcPr>
           <w:p>
             <w:pPr>
@@ -4972,12 +4298,6 @@
               <w:insideH w:val="single" w:sz="6" w:color="B8C4CE"/>
               <w:insideV w:val="single" w:sz="6" w:color="B8C4CE"/>
             </w:tcBorders>
-            <w:tcMar>
-              <w:top w:w="100" w:type="dxa"/>
-              <w:bottom w:w="100" w:type="dxa"/>
-              <w:start w:w="120" w:type="dxa"/>
-              <w:end w:w="120" w:type="dxa"/>
-            </w:tcMar>
           </w:tcPr>
           <w:p>
             <w:pPr>
@@ -5008,12 +4328,6 @@
               <w:insideH w:val="single" w:sz="6" w:color="B8C4CE"/>
               <w:insideV w:val="single" w:sz="6" w:color="B8C4CE"/>
             </w:tcBorders>
-            <w:tcMar>
-              <w:top w:w="100" w:type="dxa"/>
-              <w:bottom w:w="100" w:type="dxa"/>
-              <w:start w:w="120" w:type="dxa"/>
-              <w:end w:w="120" w:type="dxa"/>
-            </w:tcMar>
           </w:tcPr>
           <w:p>
             <w:pPr>
@@ -5050,12 +4364,6 @@
               <w:insideH w:val="single" w:sz="6" w:color="B8C4CE"/>
               <w:insideV w:val="single" w:sz="6" w:color="B8C4CE"/>
             </w:tcBorders>
-            <w:tcMar>
-              <w:top w:w="100" w:type="dxa"/>
-              <w:bottom w:w="100" w:type="dxa"/>
-              <w:start w:w="120" w:type="dxa"/>
-              <w:end w:w="120" w:type="dxa"/>
-            </w:tcMar>
           </w:tcPr>
           <w:p>
             <w:pPr>
@@ -5102,10 +4410,15 @@
       <w:tblPr>
         <w:tblStyle w:val="TableGrid"/>
         <w:tblW w:type="dxa" w:w="9360"/>
-        <w:jc w:val="left"/>
         <w:tblLayout w:type="fixed"/>
         <w:tblLook w:firstColumn="1" w:firstRow="1" w:lastColumn="0" w:lastRow="0" w:noHBand="0" w:noVBand="1" w:val="04A0"/>
         <w:tblInd w:type="dxa" w:w="120"/>
+        <w:tblCellMar>
+          <w:top w:type="dxa" w:w="100"/>
+          <w:bottom w:type="dxa" w:w="100"/>
+          <w:start w:type="dxa" w:w="120"/>
+          <w:end w:type="dxa" w:w="120"/>
+        </w:tblCellMar>
       </w:tblPr>
       <w:tblGrid>
         <w:gridCol w:w="1750"/>
@@ -5131,12 +4444,6 @@
               <w:insideH w:val="single" w:sz="6" w:color="B8C4CE"/>
               <w:insideV w:val="single" w:sz="6" w:color="B8C4CE"/>
             </w:tcBorders>
-            <w:tcMar>
-              <w:top w:w="100" w:type="dxa"/>
-              <w:bottom w:w="100" w:type="dxa"/>
-              <w:start w:w="120" w:type="dxa"/>
-              <w:end w:w="120" w:type="dxa"/>
-            </w:tcMar>
           </w:tcPr>
           <w:p>
             <w:pPr>
@@ -5168,12 +4475,6 @@
               <w:insideH w:val="single" w:sz="6" w:color="B8C4CE"/>
               <w:insideV w:val="single" w:sz="6" w:color="B8C4CE"/>
             </w:tcBorders>
-            <w:tcMar>
-              <w:top w:w="100" w:type="dxa"/>
-              <w:bottom w:w="100" w:type="dxa"/>
-              <w:start w:w="120" w:type="dxa"/>
-              <w:end w:w="120" w:type="dxa"/>
-            </w:tcMar>
           </w:tcPr>
           <w:p>
             <w:pPr>
@@ -5205,12 +4506,6 @@
               <w:insideH w:val="single" w:sz="6" w:color="B8C4CE"/>
               <w:insideV w:val="single" w:sz="6" w:color="B8C4CE"/>
             </w:tcBorders>
-            <w:tcMar>
-              <w:top w:w="100" w:type="dxa"/>
-              <w:bottom w:w="100" w:type="dxa"/>
-              <w:start w:w="120" w:type="dxa"/>
-              <w:end w:w="120" w:type="dxa"/>
-            </w:tcMar>
           </w:tcPr>
           <w:p>
             <w:pPr>
@@ -5242,12 +4537,6 @@
               <w:insideH w:val="single" w:sz="6" w:color="B8C4CE"/>
               <w:insideV w:val="single" w:sz="6" w:color="B8C4CE"/>
             </w:tcBorders>
-            <w:tcMar>
-              <w:top w:w="100" w:type="dxa"/>
-              <w:bottom w:w="100" w:type="dxa"/>
-              <w:start w:w="120" w:type="dxa"/>
-              <w:end w:w="120" w:type="dxa"/>
-            </w:tcMar>
           </w:tcPr>
           <w:p>
             <w:pPr>
@@ -5283,12 +4572,6 @@
               <w:insideH w:val="single" w:sz="6" w:color="B8C4CE"/>
               <w:insideV w:val="single" w:sz="6" w:color="B8C4CE"/>
             </w:tcBorders>
-            <w:tcMar>
-              <w:top w:w="100" w:type="dxa"/>
-              <w:bottom w:w="100" w:type="dxa"/>
-              <w:start w:w="120" w:type="dxa"/>
-              <w:end w:w="120" w:type="dxa"/>
-            </w:tcMar>
           </w:tcPr>
           <w:p>
             <w:pPr>
@@ -5319,12 +4602,6 @@
               <w:insideH w:val="single" w:sz="6" w:color="B8C4CE"/>
               <w:insideV w:val="single" w:sz="6" w:color="B8C4CE"/>
             </w:tcBorders>
-            <w:tcMar>
-              <w:top w:w="100" w:type="dxa"/>
-              <w:bottom w:w="100" w:type="dxa"/>
-              <w:start w:w="120" w:type="dxa"/>
-              <w:end w:w="120" w:type="dxa"/>
-            </w:tcMar>
           </w:tcPr>
           <w:p>
             <w:pPr>
@@ -5355,12 +4632,6 @@
               <w:insideH w:val="single" w:sz="6" w:color="B8C4CE"/>
               <w:insideV w:val="single" w:sz="6" w:color="B8C4CE"/>
             </w:tcBorders>
-            <w:tcMar>
-              <w:top w:w="100" w:type="dxa"/>
-              <w:bottom w:w="100" w:type="dxa"/>
-              <w:start w:w="120" w:type="dxa"/>
-              <w:end w:w="120" w:type="dxa"/>
-            </w:tcMar>
           </w:tcPr>
           <w:p>
             <w:pPr>
@@ -5397,12 +4668,6 @@
               <w:insideH w:val="single" w:sz="6" w:color="B8C4CE"/>
               <w:insideV w:val="single" w:sz="6" w:color="B8C4CE"/>
             </w:tcBorders>
-            <w:tcMar>
-              <w:top w:w="100" w:type="dxa"/>
-              <w:bottom w:w="100" w:type="dxa"/>
-              <w:start w:w="120" w:type="dxa"/>
-              <w:end w:w="120" w:type="dxa"/>
-            </w:tcMar>
           </w:tcPr>
           <w:p>
             <w:pPr>
@@ -5446,12 +4711,6 @@
               <w:insideH w:val="single" w:sz="6" w:color="B8C4CE"/>
               <w:insideV w:val="single" w:sz="6" w:color="B8C4CE"/>
             </w:tcBorders>
-            <w:tcMar>
-              <w:top w:w="100" w:type="dxa"/>
-              <w:bottom w:w="100" w:type="dxa"/>
-              <w:start w:w="120" w:type="dxa"/>
-              <w:end w:w="120" w:type="dxa"/>
-            </w:tcMar>
           </w:tcPr>
           <w:p>
             <w:pPr>
@@ -5482,12 +4741,6 @@
               <w:insideH w:val="single" w:sz="6" w:color="B8C4CE"/>
               <w:insideV w:val="single" w:sz="6" w:color="B8C4CE"/>
             </w:tcBorders>
-            <w:tcMar>
-              <w:top w:w="100" w:type="dxa"/>
-              <w:bottom w:w="100" w:type="dxa"/>
-              <w:start w:w="120" w:type="dxa"/>
-              <w:end w:w="120" w:type="dxa"/>
-            </w:tcMar>
           </w:tcPr>
           <w:p>
             <w:pPr>
@@ -5518,12 +4771,6 @@
               <w:insideH w:val="single" w:sz="6" w:color="B8C4CE"/>
               <w:insideV w:val="single" w:sz="6" w:color="B8C4CE"/>
             </w:tcBorders>
-            <w:tcMar>
-              <w:top w:w="100" w:type="dxa"/>
-              <w:bottom w:w="100" w:type="dxa"/>
-              <w:start w:w="120" w:type="dxa"/>
-              <w:end w:w="120" w:type="dxa"/>
-            </w:tcMar>
           </w:tcPr>
           <w:p>
             <w:pPr>
@@ -5560,12 +4807,6 @@
               <w:insideH w:val="single" w:sz="6" w:color="B8C4CE"/>
               <w:insideV w:val="single" w:sz="6" w:color="B8C4CE"/>
             </w:tcBorders>
-            <w:tcMar>
-              <w:top w:w="100" w:type="dxa"/>
-              <w:bottom w:w="100" w:type="dxa"/>
-              <w:start w:w="120" w:type="dxa"/>
-              <w:end w:w="120" w:type="dxa"/>
-            </w:tcMar>
           </w:tcPr>
           <w:p>
             <w:pPr>
@@ -5609,12 +4850,6 @@
               <w:insideH w:val="single" w:sz="6" w:color="B8C4CE"/>
               <w:insideV w:val="single" w:sz="6" w:color="B8C4CE"/>
             </w:tcBorders>
-            <w:tcMar>
-              <w:top w:w="100" w:type="dxa"/>
-              <w:bottom w:w="100" w:type="dxa"/>
-              <w:start w:w="120" w:type="dxa"/>
-              <w:end w:w="120" w:type="dxa"/>
-            </w:tcMar>
           </w:tcPr>
           <w:p>
             <w:pPr>
@@ -5645,12 +4880,6 @@
               <w:insideH w:val="single" w:sz="6" w:color="B8C4CE"/>
               <w:insideV w:val="single" w:sz="6" w:color="B8C4CE"/>
             </w:tcBorders>
-            <w:tcMar>
-              <w:top w:w="100" w:type="dxa"/>
-              <w:bottom w:w="100" w:type="dxa"/>
-              <w:start w:w="120" w:type="dxa"/>
-              <w:end w:w="120" w:type="dxa"/>
-            </w:tcMar>
           </w:tcPr>
           <w:p>
             <w:pPr>
@@ -5681,12 +4910,6 @@
               <w:insideH w:val="single" w:sz="6" w:color="B8C4CE"/>
               <w:insideV w:val="single" w:sz="6" w:color="B8C4CE"/>
             </w:tcBorders>
-            <w:tcMar>
-              <w:top w:w="100" w:type="dxa"/>
-              <w:bottom w:w="100" w:type="dxa"/>
-              <w:start w:w="120" w:type="dxa"/>
-              <w:end w:w="120" w:type="dxa"/>
-            </w:tcMar>
           </w:tcPr>
           <w:p>
             <w:pPr>
@@ -5723,12 +4946,6 @@
               <w:insideH w:val="single" w:sz="6" w:color="B8C4CE"/>
               <w:insideV w:val="single" w:sz="6" w:color="B8C4CE"/>
             </w:tcBorders>
-            <w:tcMar>
-              <w:top w:w="100" w:type="dxa"/>
-              <w:bottom w:w="100" w:type="dxa"/>
-              <w:start w:w="120" w:type="dxa"/>
-              <w:end w:w="120" w:type="dxa"/>
-            </w:tcMar>
           </w:tcPr>
           <w:p>
             <w:pPr>
@@ -5772,12 +4989,6 @@
               <w:insideH w:val="single" w:sz="6" w:color="B8C4CE"/>
               <w:insideV w:val="single" w:sz="6" w:color="B8C4CE"/>
             </w:tcBorders>
-            <w:tcMar>
-              <w:top w:w="100" w:type="dxa"/>
-              <w:bottom w:w="100" w:type="dxa"/>
-              <w:start w:w="120" w:type="dxa"/>
-              <w:end w:w="120" w:type="dxa"/>
-            </w:tcMar>
           </w:tcPr>
           <w:p>
             <w:pPr>
@@ -5808,12 +5019,6 @@
               <w:insideH w:val="single" w:sz="6" w:color="B8C4CE"/>
               <w:insideV w:val="single" w:sz="6" w:color="B8C4CE"/>
             </w:tcBorders>
-            <w:tcMar>
-              <w:top w:w="100" w:type="dxa"/>
-              <w:bottom w:w="100" w:type="dxa"/>
-              <w:start w:w="120" w:type="dxa"/>
-              <w:end w:w="120" w:type="dxa"/>
-            </w:tcMar>
           </w:tcPr>
           <w:p>
             <w:pPr>
@@ -5844,12 +5049,6 @@
               <w:insideH w:val="single" w:sz="6" w:color="B8C4CE"/>
               <w:insideV w:val="single" w:sz="6" w:color="B8C4CE"/>
             </w:tcBorders>
-            <w:tcMar>
-              <w:top w:w="100" w:type="dxa"/>
-              <w:bottom w:w="100" w:type="dxa"/>
-              <w:start w:w="120" w:type="dxa"/>
-              <w:end w:w="120" w:type="dxa"/>
-            </w:tcMar>
           </w:tcPr>
           <w:p>
             <w:pPr>
@@ -5886,12 +5085,6 @@
               <w:insideH w:val="single" w:sz="6" w:color="B8C4CE"/>
               <w:insideV w:val="single" w:sz="6" w:color="B8C4CE"/>
             </w:tcBorders>
-            <w:tcMar>
-              <w:top w:w="100" w:type="dxa"/>
-              <w:bottom w:w="100" w:type="dxa"/>
-              <w:start w:w="120" w:type="dxa"/>
-              <w:end w:w="120" w:type="dxa"/>
-            </w:tcMar>
           </w:tcPr>
           <w:p>
             <w:pPr>
@@ -5935,12 +5128,6 @@
               <w:insideH w:val="single" w:sz="6" w:color="B8C4CE"/>
               <w:insideV w:val="single" w:sz="6" w:color="B8C4CE"/>
             </w:tcBorders>
-            <w:tcMar>
-              <w:top w:w="100" w:type="dxa"/>
-              <w:bottom w:w="100" w:type="dxa"/>
-              <w:start w:w="120" w:type="dxa"/>
-              <w:end w:w="120" w:type="dxa"/>
-            </w:tcMar>
           </w:tcPr>
           <w:p>
             <w:pPr>
@@ -5971,12 +5158,6 @@
               <w:insideH w:val="single" w:sz="6" w:color="B8C4CE"/>
               <w:insideV w:val="single" w:sz="6" w:color="B8C4CE"/>
             </w:tcBorders>
-            <w:tcMar>
-              <w:top w:w="100" w:type="dxa"/>
-              <w:bottom w:w="100" w:type="dxa"/>
-              <w:start w:w="120" w:type="dxa"/>
-              <w:end w:w="120" w:type="dxa"/>
-            </w:tcMar>
           </w:tcPr>
           <w:p>
             <w:pPr>
@@ -6007,12 +5188,6 @@
               <w:insideH w:val="single" w:sz="6" w:color="B8C4CE"/>
               <w:insideV w:val="single" w:sz="6" w:color="B8C4CE"/>
             </w:tcBorders>
-            <w:tcMar>
-              <w:top w:w="100" w:type="dxa"/>
-              <w:bottom w:w="100" w:type="dxa"/>
-              <w:start w:w="120" w:type="dxa"/>
-              <w:end w:w="120" w:type="dxa"/>
-            </w:tcMar>
           </w:tcPr>
           <w:p>
             <w:pPr>
@@ -6049,12 +5224,6 @@
               <w:insideH w:val="single" w:sz="6" w:color="B8C4CE"/>
               <w:insideV w:val="single" w:sz="6" w:color="B8C4CE"/>
             </w:tcBorders>
-            <w:tcMar>
-              <w:top w:w="100" w:type="dxa"/>
-              <w:bottom w:w="100" w:type="dxa"/>
-              <w:start w:w="120" w:type="dxa"/>
-              <w:end w:w="120" w:type="dxa"/>
-            </w:tcMar>
           </w:tcPr>
           <w:p>
             <w:pPr>
@@ -6101,10 +5270,15 @@
       <w:tblPr>
         <w:tblStyle w:val="TableGrid"/>
         <w:tblW w:type="dxa" w:w="9360"/>
-        <w:jc w:val="left"/>
         <w:tblLayout w:type="fixed"/>
         <w:tblLook w:firstColumn="1" w:firstRow="1" w:lastColumn="0" w:lastRow="0" w:noHBand="0" w:noVBand="1" w:val="04A0"/>
         <w:tblInd w:type="dxa" w:w="120"/>
+        <w:tblCellMar>
+          <w:top w:type="dxa" w:w="100"/>
+          <w:bottom w:type="dxa" w:w="100"/>
+          <w:start w:type="dxa" w:w="120"/>
+          <w:end w:type="dxa" w:w="120"/>
+        </w:tblCellMar>
       </w:tblPr>
       <w:tblGrid>
         <w:gridCol w:w="1750"/>
@@ -6130,12 +5304,6 @@
               <w:insideH w:val="single" w:sz="6" w:color="B8C4CE"/>
               <w:insideV w:val="single" w:sz="6" w:color="B8C4CE"/>
             </w:tcBorders>
-            <w:tcMar>
-              <w:top w:w="100" w:type="dxa"/>
-              <w:bottom w:w="100" w:type="dxa"/>
-              <w:start w:w="120" w:type="dxa"/>
-              <w:end w:w="120" w:type="dxa"/>
-            </w:tcMar>
           </w:tcPr>
           <w:p>
             <w:pPr>
@@ -6167,12 +5335,6 @@
               <w:insideH w:val="single" w:sz="6" w:color="B8C4CE"/>
               <w:insideV w:val="single" w:sz="6" w:color="B8C4CE"/>
             </w:tcBorders>
-            <w:tcMar>
-              <w:top w:w="100" w:type="dxa"/>
-              <w:bottom w:w="100" w:type="dxa"/>
-              <w:start w:w="120" w:type="dxa"/>
-              <w:end w:w="120" w:type="dxa"/>
-            </w:tcMar>
           </w:tcPr>
           <w:p>
             <w:pPr>
@@ -6204,12 +5366,6 @@
               <w:insideH w:val="single" w:sz="6" w:color="B8C4CE"/>
               <w:insideV w:val="single" w:sz="6" w:color="B8C4CE"/>
             </w:tcBorders>
-            <w:tcMar>
-              <w:top w:w="100" w:type="dxa"/>
-              <w:bottom w:w="100" w:type="dxa"/>
-              <w:start w:w="120" w:type="dxa"/>
-              <w:end w:w="120" w:type="dxa"/>
-            </w:tcMar>
           </w:tcPr>
           <w:p>
             <w:pPr>
@@ -6241,12 +5397,6 @@
               <w:insideH w:val="single" w:sz="6" w:color="B8C4CE"/>
               <w:insideV w:val="single" w:sz="6" w:color="B8C4CE"/>
             </w:tcBorders>
-            <w:tcMar>
-              <w:top w:w="100" w:type="dxa"/>
-              <w:bottom w:w="100" w:type="dxa"/>
-              <w:start w:w="120" w:type="dxa"/>
-              <w:end w:w="120" w:type="dxa"/>
-            </w:tcMar>
           </w:tcPr>
           <w:p>
             <w:pPr>
@@ -6282,12 +5432,6 @@
               <w:insideH w:val="single" w:sz="6" w:color="B8C4CE"/>
               <w:insideV w:val="single" w:sz="6" w:color="B8C4CE"/>
             </w:tcBorders>
-            <w:tcMar>
-              <w:top w:w="100" w:type="dxa"/>
-              <w:bottom w:w="100" w:type="dxa"/>
-              <w:start w:w="120" w:type="dxa"/>
-              <w:end w:w="120" w:type="dxa"/>
-            </w:tcMar>
           </w:tcPr>
           <w:p>
             <w:pPr>
@@ -6318,12 +5462,6 @@
               <w:insideH w:val="single" w:sz="6" w:color="B8C4CE"/>
               <w:insideV w:val="single" w:sz="6" w:color="B8C4CE"/>
             </w:tcBorders>
-            <w:tcMar>
-              <w:top w:w="100" w:type="dxa"/>
-              <w:bottom w:w="100" w:type="dxa"/>
-              <w:start w:w="120" w:type="dxa"/>
-              <w:end w:w="120" w:type="dxa"/>
-            </w:tcMar>
           </w:tcPr>
           <w:p>
             <w:pPr>
@@ -6354,12 +5492,6 @@
               <w:insideH w:val="single" w:sz="6" w:color="B8C4CE"/>
               <w:insideV w:val="single" w:sz="6" w:color="B8C4CE"/>
             </w:tcBorders>
-            <w:tcMar>
-              <w:top w:w="100" w:type="dxa"/>
-              <w:bottom w:w="100" w:type="dxa"/>
-              <w:start w:w="120" w:type="dxa"/>
-              <w:end w:w="120" w:type="dxa"/>
-            </w:tcMar>
           </w:tcPr>
           <w:p>
             <w:pPr>
@@ -6396,12 +5528,6 @@
               <w:insideH w:val="single" w:sz="6" w:color="B8C4CE"/>
               <w:insideV w:val="single" w:sz="6" w:color="B8C4CE"/>
             </w:tcBorders>
-            <w:tcMar>
-              <w:top w:w="100" w:type="dxa"/>
-              <w:bottom w:w="100" w:type="dxa"/>
-              <w:start w:w="120" w:type="dxa"/>
-              <w:end w:w="120" w:type="dxa"/>
-            </w:tcMar>
           </w:tcPr>
           <w:p>
             <w:pPr>
@@ -6445,12 +5571,6 @@
               <w:insideH w:val="single" w:sz="6" w:color="B8C4CE"/>
               <w:insideV w:val="single" w:sz="6" w:color="B8C4CE"/>
             </w:tcBorders>
-            <w:tcMar>
-              <w:top w:w="100" w:type="dxa"/>
-              <w:bottom w:w="100" w:type="dxa"/>
-              <w:start w:w="120" w:type="dxa"/>
-              <w:end w:w="120" w:type="dxa"/>
-            </w:tcMar>
           </w:tcPr>
           <w:p>
             <w:pPr>
@@ -6481,12 +5601,6 @@
               <w:insideH w:val="single" w:sz="6" w:color="B8C4CE"/>
               <w:insideV w:val="single" w:sz="6" w:color="B8C4CE"/>
             </w:tcBorders>
-            <w:tcMar>
-              <w:top w:w="100" w:type="dxa"/>
-              <w:bottom w:w="100" w:type="dxa"/>
-              <w:start w:w="120" w:type="dxa"/>
-              <w:end w:w="120" w:type="dxa"/>
-            </w:tcMar>
           </w:tcPr>
           <w:p>
             <w:pPr>
@@ -6517,12 +5631,6 @@
               <w:insideH w:val="single" w:sz="6" w:color="B8C4CE"/>
               <w:insideV w:val="single" w:sz="6" w:color="B8C4CE"/>
             </w:tcBorders>
-            <w:tcMar>
-              <w:top w:w="100" w:type="dxa"/>
-              <w:bottom w:w="100" w:type="dxa"/>
-              <w:start w:w="120" w:type="dxa"/>
-              <w:end w:w="120" w:type="dxa"/>
-            </w:tcMar>
           </w:tcPr>
           <w:p>
             <w:pPr>
@@ -6541,7 +5649,7 @@
               <w:br/>
               <w:t>Dominio: Véase descripción y catálogo cuando corresponda.</w:t>
               <w:br/>
-              <w:t>Valores: Texto libre o catálogo amplio (6,327 valores observados)</w:t>
+              <w:t>Valores: Texto libre o catálogo amplio (6,369 valores observados)</w:t>
               <w:br/>
               <w:t>Ejemplo: 7794-5104</w:t>
             </w:r>
@@ -6559,12 +5667,6 @@
               <w:insideH w:val="single" w:sz="6" w:color="B8C4CE"/>
               <w:insideV w:val="single" w:sz="6" w:color="B8C4CE"/>
             </w:tcBorders>
-            <w:tcMar>
-              <w:top w:w="100" w:type="dxa"/>
-              <w:bottom w:w="100" w:type="dxa"/>
-              <w:start w:w="120" w:type="dxa"/>
-              <w:end w:w="120" w:type="dxa"/>
-            </w:tcMar>
           </w:tcPr>
           <w:p>
             <w:pPr>
@@ -6608,12 +5710,6 @@
               <w:insideH w:val="single" w:sz="6" w:color="B8C4CE"/>
               <w:insideV w:val="single" w:sz="6" w:color="B8C4CE"/>
             </w:tcBorders>
-            <w:tcMar>
-              <w:top w:w="100" w:type="dxa"/>
-              <w:bottom w:w="100" w:type="dxa"/>
-              <w:start w:w="120" w:type="dxa"/>
-              <w:end w:w="120" w:type="dxa"/>
-            </w:tcMar>
           </w:tcPr>
           <w:p>
             <w:pPr>
@@ -6644,12 +5740,6 @@
               <w:insideH w:val="single" w:sz="6" w:color="B8C4CE"/>
               <w:insideV w:val="single" w:sz="6" w:color="B8C4CE"/>
             </w:tcBorders>
-            <w:tcMar>
-              <w:top w:w="100" w:type="dxa"/>
-              <w:bottom w:w="100" w:type="dxa"/>
-              <w:start w:w="120" w:type="dxa"/>
-              <w:end w:w="120" w:type="dxa"/>
-            </w:tcMar>
           </w:tcPr>
           <w:p>
             <w:pPr>
@@ -6680,12 +5770,6 @@
               <w:insideH w:val="single" w:sz="6" w:color="B8C4CE"/>
               <w:insideV w:val="single" w:sz="6" w:color="B8C4CE"/>
             </w:tcBorders>
-            <w:tcMar>
-              <w:top w:w="100" w:type="dxa"/>
-              <w:bottom w:w="100" w:type="dxa"/>
-              <w:start w:w="120" w:type="dxa"/>
-              <w:end w:w="120" w:type="dxa"/>
-            </w:tcMar>
           </w:tcPr>
           <w:p>
             <w:pPr>
@@ -6704,7 +5788,7 @@
               <w:br/>
               <w:t>Dominio: Véase descripción y catálogo cuando corresponda.</w:t>
               <w:br/>
-              <w:t>Valores: Texto libre o catálogo amplio (6,295 valores observados)</w:t>
+              <w:t>Valores: Texto libre o catálogo amplio (6,337 valores observados)</w:t>
               <w:br/>
               <w:t>Ejemplo: 7794-5104</w:t>
             </w:r>
@@ -6722,12 +5806,6 @@
               <w:insideH w:val="single" w:sz="6" w:color="B8C4CE"/>
               <w:insideV w:val="single" w:sz="6" w:color="B8C4CE"/>
             </w:tcBorders>
-            <w:tcMar>
-              <w:top w:w="100" w:type="dxa"/>
-              <w:bottom w:w="100" w:type="dxa"/>
-              <w:start w:w="120" w:type="dxa"/>
-              <w:end w:w="120" w:type="dxa"/>
-            </w:tcMar>
           </w:tcPr>
           <w:p>
             <w:pPr>
@@ -6771,12 +5849,6 @@
               <w:insideH w:val="single" w:sz="6" w:color="B8C4CE"/>
               <w:insideV w:val="single" w:sz="6" w:color="B8C4CE"/>
             </w:tcBorders>
-            <w:tcMar>
-              <w:top w:w="100" w:type="dxa"/>
-              <w:bottom w:w="100" w:type="dxa"/>
-              <w:start w:w="120" w:type="dxa"/>
-              <w:end w:w="120" w:type="dxa"/>
-            </w:tcMar>
           </w:tcPr>
           <w:p>
             <w:pPr>
@@ -6807,12 +5879,6 @@
               <w:insideH w:val="single" w:sz="6" w:color="B8C4CE"/>
               <w:insideV w:val="single" w:sz="6" w:color="B8C4CE"/>
             </w:tcBorders>
-            <w:tcMar>
-              <w:top w:w="100" w:type="dxa"/>
-              <w:bottom w:w="100" w:type="dxa"/>
-              <w:start w:w="120" w:type="dxa"/>
-              <w:end w:w="120" w:type="dxa"/>
-            </w:tcMar>
           </w:tcPr>
           <w:p>
             <w:pPr>
@@ -6843,12 +5909,6 @@
               <w:insideH w:val="single" w:sz="6" w:color="B8C4CE"/>
               <w:insideV w:val="single" w:sz="6" w:color="B8C4CE"/>
             </w:tcBorders>
-            <w:tcMar>
-              <w:top w:w="100" w:type="dxa"/>
-              <w:bottom w:w="100" w:type="dxa"/>
-              <w:start w:w="120" w:type="dxa"/>
-              <w:end w:w="120" w:type="dxa"/>
-            </w:tcMar>
           </w:tcPr>
           <w:p>
             <w:pPr>
@@ -6885,12 +5945,6 @@
               <w:insideH w:val="single" w:sz="6" w:color="B8C4CE"/>
               <w:insideV w:val="single" w:sz="6" w:color="B8C4CE"/>
             </w:tcBorders>
-            <w:tcMar>
-              <w:top w:w="100" w:type="dxa"/>
-              <w:bottom w:w="100" w:type="dxa"/>
-              <w:start w:w="120" w:type="dxa"/>
-              <w:end w:w="120" w:type="dxa"/>
-            </w:tcMar>
           </w:tcPr>
           <w:p>
             <w:pPr>
@@ -6937,10 +5991,15 @@
       <w:tblPr>
         <w:tblStyle w:val="TableGrid"/>
         <w:tblW w:type="dxa" w:w="9360"/>
-        <w:jc w:val="left"/>
         <w:tblLayout w:type="fixed"/>
         <w:tblLook w:firstColumn="1" w:firstRow="1" w:lastColumn="0" w:lastRow="0" w:noHBand="0" w:noVBand="1" w:val="04A0"/>
         <w:tblInd w:type="dxa" w:w="120"/>
+        <w:tblCellMar>
+          <w:top w:type="dxa" w:w="100"/>
+          <w:bottom w:type="dxa" w:w="100"/>
+          <w:start w:type="dxa" w:w="120"/>
+          <w:end w:type="dxa" w:w="120"/>
+        </w:tblCellMar>
       </w:tblPr>
       <w:tblGrid>
         <w:gridCol w:w="1750"/>
@@ -6966,12 +6025,6 @@
               <w:insideH w:val="single" w:sz="6" w:color="B8C4CE"/>
               <w:insideV w:val="single" w:sz="6" w:color="B8C4CE"/>
             </w:tcBorders>
-            <w:tcMar>
-              <w:top w:w="100" w:type="dxa"/>
-              <w:bottom w:w="100" w:type="dxa"/>
-              <w:start w:w="120" w:type="dxa"/>
-              <w:end w:w="120" w:type="dxa"/>
-            </w:tcMar>
           </w:tcPr>
           <w:p>
             <w:pPr>
@@ -7003,12 +6056,6 @@
               <w:insideH w:val="single" w:sz="6" w:color="B8C4CE"/>
               <w:insideV w:val="single" w:sz="6" w:color="B8C4CE"/>
             </w:tcBorders>
-            <w:tcMar>
-              <w:top w:w="100" w:type="dxa"/>
-              <w:bottom w:w="100" w:type="dxa"/>
-              <w:start w:w="120" w:type="dxa"/>
-              <w:end w:w="120" w:type="dxa"/>
-            </w:tcMar>
           </w:tcPr>
           <w:p>
             <w:pPr>
@@ -7040,12 +6087,6 @@
               <w:insideH w:val="single" w:sz="6" w:color="B8C4CE"/>
               <w:insideV w:val="single" w:sz="6" w:color="B8C4CE"/>
             </w:tcBorders>
-            <w:tcMar>
-              <w:top w:w="100" w:type="dxa"/>
-              <w:bottom w:w="100" w:type="dxa"/>
-              <w:start w:w="120" w:type="dxa"/>
-              <w:end w:w="120" w:type="dxa"/>
-            </w:tcMar>
           </w:tcPr>
           <w:p>
             <w:pPr>
@@ -7077,12 +6118,6 @@
               <w:insideH w:val="single" w:sz="6" w:color="B8C4CE"/>
               <w:insideV w:val="single" w:sz="6" w:color="B8C4CE"/>
             </w:tcBorders>
-            <w:tcMar>
-              <w:top w:w="100" w:type="dxa"/>
-              <w:bottom w:w="100" w:type="dxa"/>
-              <w:start w:w="120" w:type="dxa"/>
-              <w:end w:w="120" w:type="dxa"/>
-            </w:tcMar>
           </w:tcPr>
           <w:p>
             <w:pPr>
@@ -7118,12 +6153,6 @@
               <w:insideH w:val="single" w:sz="6" w:color="B8C4CE"/>
               <w:insideV w:val="single" w:sz="6" w:color="B8C4CE"/>
             </w:tcBorders>
-            <w:tcMar>
-              <w:top w:w="100" w:type="dxa"/>
-              <w:bottom w:w="100" w:type="dxa"/>
-              <w:start w:w="120" w:type="dxa"/>
-              <w:end w:w="120" w:type="dxa"/>
-            </w:tcMar>
           </w:tcPr>
           <w:p>
             <w:pPr>
@@ -7154,12 +6183,6 @@
               <w:insideH w:val="single" w:sz="6" w:color="B8C4CE"/>
               <w:insideV w:val="single" w:sz="6" w:color="B8C4CE"/>
             </w:tcBorders>
-            <w:tcMar>
-              <w:top w:w="100" w:type="dxa"/>
-              <w:bottom w:w="100" w:type="dxa"/>
-              <w:start w:w="120" w:type="dxa"/>
-              <w:end w:w="120" w:type="dxa"/>
-            </w:tcMar>
           </w:tcPr>
           <w:p>
             <w:pPr>
@@ -7190,12 +6213,6 @@
               <w:insideH w:val="single" w:sz="6" w:color="B8C4CE"/>
               <w:insideV w:val="single" w:sz="6" w:color="B8C4CE"/>
             </w:tcBorders>
-            <w:tcMar>
-              <w:top w:w="100" w:type="dxa"/>
-              <w:bottom w:w="100" w:type="dxa"/>
-              <w:start w:w="120" w:type="dxa"/>
-              <w:end w:w="120" w:type="dxa"/>
-            </w:tcMar>
           </w:tcPr>
           <w:p>
             <w:pPr>
@@ -7232,12 +6249,6 @@
               <w:insideH w:val="single" w:sz="6" w:color="B8C4CE"/>
               <w:insideV w:val="single" w:sz="6" w:color="B8C4CE"/>
             </w:tcBorders>
-            <w:tcMar>
-              <w:top w:w="100" w:type="dxa"/>
-              <w:bottom w:w="100" w:type="dxa"/>
-              <w:start w:w="120" w:type="dxa"/>
-              <w:end w:w="120" w:type="dxa"/>
-            </w:tcMar>
           </w:tcPr>
           <w:p>
             <w:pPr>
@@ -7281,12 +6292,6 @@
               <w:insideH w:val="single" w:sz="6" w:color="B8C4CE"/>
               <w:insideV w:val="single" w:sz="6" w:color="B8C4CE"/>
             </w:tcBorders>
-            <w:tcMar>
-              <w:top w:w="100" w:type="dxa"/>
-              <w:bottom w:w="100" w:type="dxa"/>
-              <w:start w:w="120" w:type="dxa"/>
-              <w:end w:w="120" w:type="dxa"/>
-            </w:tcMar>
           </w:tcPr>
           <w:p>
             <w:pPr>
@@ -7317,12 +6322,6 @@
               <w:insideH w:val="single" w:sz="6" w:color="B8C4CE"/>
               <w:insideV w:val="single" w:sz="6" w:color="B8C4CE"/>
             </w:tcBorders>
-            <w:tcMar>
-              <w:top w:w="100" w:type="dxa"/>
-              <w:bottom w:w="100" w:type="dxa"/>
-              <w:start w:w="120" w:type="dxa"/>
-              <w:end w:w="120" w:type="dxa"/>
-            </w:tcMar>
           </w:tcPr>
           <w:p>
             <w:pPr>
@@ -7353,12 +6352,6 @@
               <w:insideH w:val="single" w:sz="6" w:color="B8C4CE"/>
               <w:insideV w:val="single" w:sz="6" w:color="B8C4CE"/>
             </w:tcBorders>
-            <w:tcMar>
-              <w:top w:w="100" w:type="dxa"/>
-              <w:bottom w:w="100" w:type="dxa"/>
-              <w:start w:w="120" w:type="dxa"/>
-              <w:end w:w="120" w:type="dxa"/>
-            </w:tcMar>
           </w:tcPr>
           <w:p>
             <w:pPr>
@@ -7395,12 +6388,6 @@
               <w:insideH w:val="single" w:sz="6" w:color="B8C4CE"/>
               <w:insideV w:val="single" w:sz="6" w:color="B8C4CE"/>
             </w:tcBorders>
-            <w:tcMar>
-              <w:top w:w="100" w:type="dxa"/>
-              <w:bottom w:w="100" w:type="dxa"/>
-              <w:start w:w="120" w:type="dxa"/>
-              <w:end w:w="120" w:type="dxa"/>
-            </w:tcMar>
           </w:tcPr>
           <w:p>
             <w:pPr>
@@ -7444,12 +6431,6 @@
               <w:insideH w:val="single" w:sz="6" w:color="B8C4CE"/>
               <w:insideV w:val="single" w:sz="6" w:color="B8C4CE"/>
             </w:tcBorders>
-            <w:tcMar>
-              <w:top w:w="100" w:type="dxa"/>
-              <w:bottom w:w="100" w:type="dxa"/>
-              <w:start w:w="120" w:type="dxa"/>
-              <w:end w:w="120" w:type="dxa"/>
-            </w:tcMar>
           </w:tcPr>
           <w:p>
             <w:pPr>
@@ -7480,12 +6461,6 @@
               <w:insideH w:val="single" w:sz="6" w:color="B8C4CE"/>
               <w:insideV w:val="single" w:sz="6" w:color="B8C4CE"/>
             </w:tcBorders>
-            <w:tcMar>
-              <w:top w:w="100" w:type="dxa"/>
-              <w:bottom w:w="100" w:type="dxa"/>
-              <w:start w:w="120" w:type="dxa"/>
-              <w:end w:w="120" w:type="dxa"/>
-            </w:tcMar>
           </w:tcPr>
           <w:p>
             <w:pPr>
@@ -7516,12 +6491,6 @@
               <w:insideH w:val="single" w:sz="6" w:color="B8C4CE"/>
               <w:insideV w:val="single" w:sz="6" w:color="B8C4CE"/>
             </w:tcBorders>
-            <w:tcMar>
-              <w:top w:w="100" w:type="dxa"/>
-              <w:bottom w:w="100" w:type="dxa"/>
-              <w:start w:w="120" w:type="dxa"/>
-              <w:end w:w="120" w:type="dxa"/>
-            </w:tcMar>
           </w:tcPr>
           <w:p>
             <w:pPr>
@@ -7558,12 +6527,6 @@
               <w:insideH w:val="single" w:sz="6" w:color="B8C4CE"/>
               <w:insideV w:val="single" w:sz="6" w:color="B8C4CE"/>
             </w:tcBorders>
-            <w:tcMar>
-              <w:top w:w="100" w:type="dxa"/>
-              <w:bottom w:w="100" w:type="dxa"/>
-              <w:start w:w="120" w:type="dxa"/>
-              <w:end w:w="120" w:type="dxa"/>
-            </w:tcMar>
           </w:tcPr>
           <w:p>
             <w:pPr>
@@ -7607,12 +6570,6 @@
               <w:insideH w:val="single" w:sz="6" w:color="B8C4CE"/>
               <w:insideV w:val="single" w:sz="6" w:color="B8C4CE"/>
             </w:tcBorders>
-            <w:tcMar>
-              <w:top w:w="100" w:type="dxa"/>
-              <w:bottom w:w="100" w:type="dxa"/>
-              <w:start w:w="120" w:type="dxa"/>
-              <w:end w:w="120" w:type="dxa"/>
-            </w:tcMar>
           </w:tcPr>
           <w:p>
             <w:pPr>
@@ -7643,12 +6600,6 @@
               <w:insideH w:val="single" w:sz="6" w:color="B8C4CE"/>
               <w:insideV w:val="single" w:sz="6" w:color="B8C4CE"/>
             </w:tcBorders>
-            <w:tcMar>
-              <w:top w:w="100" w:type="dxa"/>
-              <w:bottom w:w="100" w:type="dxa"/>
-              <w:start w:w="120" w:type="dxa"/>
-              <w:end w:w="120" w:type="dxa"/>
-            </w:tcMar>
           </w:tcPr>
           <w:p>
             <w:pPr>
@@ -7679,12 +6630,6 @@
               <w:insideH w:val="single" w:sz="6" w:color="B8C4CE"/>
               <w:insideV w:val="single" w:sz="6" w:color="B8C4CE"/>
             </w:tcBorders>
-            <w:tcMar>
-              <w:top w:w="100" w:type="dxa"/>
-              <w:bottom w:w="100" w:type="dxa"/>
-              <w:start w:w="120" w:type="dxa"/>
-              <w:end w:w="120" w:type="dxa"/>
-            </w:tcMar>
           </w:tcPr>
           <w:p>
             <w:pPr>
@@ -7721,12 +6666,6 @@
               <w:insideH w:val="single" w:sz="6" w:color="B8C4CE"/>
               <w:insideV w:val="single" w:sz="6" w:color="B8C4CE"/>
             </w:tcBorders>
-            <w:tcMar>
-              <w:top w:w="100" w:type="dxa"/>
-              <w:bottom w:w="100" w:type="dxa"/>
-              <w:start w:w="120" w:type="dxa"/>
-              <w:end w:w="120" w:type="dxa"/>
-            </w:tcMar>
           </w:tcPr>
           <w:p>
             <w:pPr>
@@ -7770,12 +6709,6 @@
               <w:insideH w:val="single" w:sz="6" w:color="B8C4CE"/>
               <w:insideV w:val="single" w:sz="6" w:color="B8C4CE"/>
             </w:tcBorders>
-            <w:tcMar>
-              <w:top w:w="100" w:type="dxa"/>
-              <w:bottom w:w="100" w:type="dxa"/>
-              <w:start w:w="120" w:type="dxa"/>
-              <w:end w:w="120" w:type="dxa"/>
-            </w:tcMar>
           </w:tcPr>
           <w:p>
             <w:pPr>
@@ -7806,12 +6739,6 @@
               <w:insideH w:val="single" w:sz="6" w:color="B8C4CE"/>
               <w:insideV w:val="single" w:sz="6" w:color="B8C4CE"/>
             </w:tcBorders>
-            <w:tcMar>
-              <w:top w:w="100" w:type="dxa"/>
-              <w:bottom w:w="100" w:type="dxa"/>
-              <w:start w:w="120" w:type="dxa"/>
-              <w:end w:w="120" w:type="dxa"/>
-            </w:tcMar>
           </w:tcPr>
           <w:p>
             <w:pPr>
@@ -7842,12 +6769,6 @@
               <w:insideH w:val="single" w:sz="6" w:color="B8C4CE"/>
               <w:insideV w:val="single" w:sz="6" w:color="B8C4CE"/>
             </w:tcBorders>
-            <w:tcMar>
-              <w:top w:w="100" w:type="dxa"/>
-              <w:bottom w:w="100" w:type="dxa"/>
-              <w:start w:w="120" w:type="dxa"/>
-              <w:end w:w="120" w:type="dxa"/>
-            </w:tcMar>
           </w:tcPr>
           <w:p>
             <w:pPr>
@@ -7884,12 +6805,6 @@
               <w:insideH w:val="single" w:sz="6" w:color="B8C4CE"/>
               <w:insideV w:val="single" w:sz="6" w:color="B8C4CE"/>
             </w:tcBorders>
-            <w:tcMar>
-              <w:top w:w="100" w:type="dxa"/>
-              <w:bottom w:w="100" w:type="dxa"/>
-              <w:start w:w="120" w:type="dxa"/>
-              <w:end w:w="120" w:type="dxa"/>
-            </w:tcMar>
           </w:tcPr>
           <w:p>
             <w:pPr>
@@ -7936,10 +6851,15 @@
       <w:tblPr>
         <w:tblStyle w:val="TableGrid"/>
         <w:tblW w:type="dxa" w:w="9360"/>
-        <w:jc w:val="left"/>
         <w:tblLayout w:type="fixed"/>
         <w:tblLook w:firstColumn="1" w:firstRow="1" w:lastColumn="0" w:lastRow="0" w:noHBand="0" w:noVBand="1" w:val="04A0"/>
         <w:tblInd w:type="dxa" w:w="120"/>
+        <w:tblCellMar>
+          <w:top w:type="dxa" w:w="100"/>
+          <w:bottom w:type="dxa" w:w="100"/>
+          <w:start w:type="dxa" w:w="120"/>
+          <w:end w:type="dxa" w:w="120"/>
+        </w:tblCellMar>
       </w:tblPr>
       <w:tblGrid>
         <w:gridCol w:w="1750"/>
@@ -7965,12 +6885,6 @@
               <w:insideH w:val="single" w:sz="6" w:color="B8C4CE"/>
               <w:insideV w:val="single" w:sz="6" w:color="B8C4CE"/>
             </w:tcBorders>
-            <w:tcMar>
-              <w:top w:w="100" w:type="dxa"/>
-              <w:bottom w:w="100" w:type="dxa"/>
-              <w:start w:w="120" w:type="dxa"/>
-              <w:end w:w="120" w:type="dxa"/>
-            </w:tcMar>
           </w:tcPr>
           <w:p>
             <w:pPr>
@@ -8002,12 +6916,6 @@
               <w:insideH w:val="single" w:sz="6" w:color="B8C4CE"/>
               <w:insideV w:val="single" w:sz="6" w:color="B8C4CE"/>
             </w:tcBorders>
-            <w:tcMar>
-              <w:top w:w="100" w:type="dxa"/>
-              <w:bottom w:w="100" w:type="dxa"/>
-              <w:start w:w="120" w:type="dxa"/>
-              <w:end w:w="120" w:type="dxa"/>
-            </w:tcMar>
           </w:tcPr>
           <w:p>
             <w:pPr>
@@ -8039,12 +6947,6 @@
               <w:insideH w:val="single" w:sz="6" w:color="B8C4CE"/>
               <w:insideV w:val="single" w:sz="6" w:color="B8C4CE"/>
             </w:tcBorders>
-            <w:tcMar>
-              <w:top w:w="100" w:type="dxa"/>
-              <w:bottom w:w="100" w:type="dxa"/>
-              <w:start w:w="120" w:type="dxa"/>
-              <w:end w:w="120" w:type="dxa"/>
-            </w:tcMar>
           </w:tcPr>
           <w:p>
             <w:pPr>
@@ -8076,12 +6978,6 @@
               <w:insideH w:val="single" w:sz="6" w:color="B8C4CE"/>
               <w:insideV w:val="single" w:sz="6" w:color="B8C4CE"/>
             </w:tcBorders>
-            <w:tcMar>
-              <w:top w:w="100" w:type="dxa"/>
-              <w:bottom w:w="100" w:type="dxa"/>
-              <w:start w:w="120" w:type="dxa"/>
-              <w:end w:w="120" w:type="dxa"/>
-            </w:tcMar>
           </w:tcPr>
           <w:p>
             <w:pPr>
@@ -8117,12 +7013,6 @@
               <w:insideH w:val="single" w:sz="6" w:color="B8C4CE"/>
               <w:insideV w:val="single" w:sz="6" w:color="B8C4CE"/>
             </w:tcBorders>
-            <w:tcMar>
-              <w:top w:w="100" w:type="dxa"/>
-              <w:bottom w:w="100" w:type="dxa"/>
-              <w:start w:w="120" w:type="dxa"/>
-              <w:end w:w="120" w:type="dxa"/>
-            </w:tcMar>
           </w:tcPr>
           <w:p>
             <w:pPr>
@@ -8153,12 +7043,6 @@
               <w:insideH w:val="single" w:sz="6" w:color="B8C4CE"/>
               <w:insideV w:val="single" w:sz="6" w:color="B8C4CE"/>
             </w:tcBorders>
-            <w:tcMar>
-              <w:top w:w="100" w:type="dxa"/>
-              <w:bottom w:w="100" w:type="dxa"/>
-              <w:start w:w="120" w:type="dxa"/>
-              <w:end w:w="120" w:type="dxa"/>
-            </w:tcMar>
           </w:tcPr>
           <w:p>
             <w:pPr>
@@ -8189,12 +7073,6 @@
               <w:insideH w:val="single" w:sz="6" w:color="B8C4CE"/>
               <w:insideV w:val="single" w:sz="6" w:color="B8C4CE"/>
             </w:tcBorders>
-            <w:tcMar>
-              <w:top w:w="100" w:type="dxa"/>
-              <w:bottom w:w="100" w:type="dxa"/>
-              <w:start w:w="120" w:type="dxa"/>
-              <w:end w:w="120" w:type="dxa"/>
-            </w:tcMar>
           </w:tcPr>
           <w:p>
             <w:pPr>
@@ -8231,12 +7109,6 @@
               <w:insideH w:val="single" w:sz="6" w:color="B8C4CE"/>
               <w:insideV w:val="single" w:sz="6" w:color="B8C4CE"/>
             </w:tcBorders>
-            <w:tcMar>
-              <w:top w:w="100" w:type="dxa"/>
-              <w:bottom w:w="100" w:type="dxa"/>
-              <w:start w:w="120" w:type="dxa"/>
-              <w:end w:w="120" w:type="dxa"/>
-            </w:tcMar>
           </w:tcPr>
           <w:p>
             <w:pPr>
@@ -8280,12 +7152,6 @@
               <w:insideH w:val="single" w:sz="6" w:color="B8C4CE"/>
               <w:insideV w:val="single" w:sz="6" w:color="B8C4CE"/>
             </w:tcBorders>
-            <w:tcMar>
-              <w:top w:w="100" w:type="dxa"/>
-              <w:bottom w:w="100" w:type="dxa"/>
-              <w:start w:w="120" w:type="dxa"/>
-              <w:end w:w="120" w:type="dxa"/>
-            </w:tcMar>
           </w:tcPr>
           <w:p>
             <w:pPr>
@@ -8316,12 +7182,6 @@
               <w:insideH w:val="single" w:sz="6" w:color="B8C4CE"/>
               <w:insideV w:val="single" w:sz="6" w:color="B8C4CE"/>
             </w:tcBorders>
-            <w:tcMar>
-              <w:top w:w="100" w:type="dxa"/>
-              <w:bottom w:w="100" w:type="dxa"/>
-              <w:start w:w="120" w:type="dxa"/>
-              <w:end w:w="120" w:type="dxa"/>
-            </w:tcMar>
           </w:tcPr>
           <w:p>
             <w:pPr>
@@ -8352,12 +7212,6 @@
               <w:insideH w:val="single" w:sz="6" w:color="B8C4CE"/>
               <w:insideV w:val="single" w:sz="6" w:color="B8C4CE"/>
             </w:tcBorders>
-            <w:tcMar>
-              <w:top w:w="100" w:type="dxa"/>
-              <w:bottom w:w="100" w:type="dxa"/>
-              <w:start w:w="120" w:type="dxa"/>
-              <w:end w:w="120" w:type="dxa"/>
-            </w:tcMar>
           </w:tcPr>
           <w:p>
             <w:pPr>
@@ -8394,12 +7248,6 @@
               <w:insideH w:val="single" w:sz="6" w:color="B8C4CE"/>
               <w:insideV w:val="single" w:sz="6" w:color="B8C4CE"/>
             </w:tcBorders>
-            <w:tcMar>
-              <w:top w:w="100" w:type="dxa"/>
-              <w:bottom w:w="100" w:type="dxa"/>
-              <w:start w:w="120" w:type="dxa"/>
-              <w:end w:w="120" w:type="dxa"/>
-            </w:tcMar>
           </w:tcPr>
           <w:p>
             <w:pPr>
@@ -8443,12 +7291,6 @@
               <w:insideH w:val="single" w:sz="6" w:color="B8C4CE"/>
               <w:insideV w:val="single" w:sz="6" w:color="B8C4CE"/>
             </w:tcBorders>
-            <w:tcMar>
-              <w:top w:w="100" w:type="dxa"/>
-              <w:bottom w:w="100" w:type="dxa"/>
-              <w:start w:w="120" w:type="dxa"/>
-              <w:end w:w="120" w:type="dxa"/>
-            </w:tcMar>
           </w:tcPr>
           <w:p>
             <w:pPr>
@@ -8479,12 +7321,6 @@
               <w:insideH w:val="single" w:sz="6" w:color="B8C4CE"/>
               <w:insideV w:val="single" w:sz="6" w:color="B8C4CE"/>
             </w:tcBorders>
-            <w:tcMar>
-              <w:top w:w="100" w:type="dxa"/>
-              <w:bottom w:w="100" w:type="dxa"/>
-              <w:start w:w="120" w:type="dxa"/>
-              <w:end w:w="120" w:type="dxa"/>
-            </w:tcMar>
           </w:tcPr>
           <w:p>
             <w:pPr>
@@ -8515,12 +7351,6 @@
               <w:insideH w:val="single" w:sz="6" w:color="B8C4CE"/>
               <w:insideV w:val="single" w:sz="6" w:color="B8C4CE"/>
             </w:tcBorders>
-            <w:tcMar>
-              <w:top w:w="100" w:type="dxa"/>
-              <w:bottom w:w="100" w:type="dxa"/>
-              <w:start w:w="120" w:type="dxa"/>
-              <w:end w:w="120" w:type="dxa"/>
-            </w:tcMar>
           </w:tcPr>
           <w:p>
             <w:pPr>
@@ -8557,12 +7387,6 @@
               <w:insideH w:val="single" w:sz="6" w:color="B8C4CE"/>
               <w:insideV w:val="single" w:sz="6" w:color="B8C4CE"/>
             </w:tcBorders>
-            <w:tcMar>
-              <w:top w:w="100" w:type="dxa"/>
-              <w:bottom w:w="100" w:type="dxa"/>
-              <w:start w:w="120" w:type="dxa"/>
-              <w:end w:w="120" w:type="dxa"/>
-            </w:tcMar>
           </w:tcPr>
           <w:p>
             <w:pPr>
@@ -8606,12 +7430,6 @@
               <w:insideH w:val="single" w:sz="6" w:color="B8C4CE"/>
               <w:insideV w:val="single" w:sz="6" w:color="B8C4CE"/>
             </w:tcBorders>
-            <w:tcMar>
-              <w:top w:w="100" w:type="dxa"/>
-              <w:bottom w:w="100" w:type="dxa"/>
-              <w:start w:w="120" w:type="dxa"/>
-              <w:end w:w="120" w:type="dxa"/>
-            </w:tcMar>
           </w:tcPr>
           <w:p>
             <w:pPr>
@@ -8642,12 +7460,6 @@
               <w:insideH w:val="single" w:sz="6" w:color="B8C4CE"/>
               <w:insideV w:val="single" w:sz="6" w:color="B8C4CE"/>
             </w:tcBorders>
-            <w:tcMar>
-              <w:top w:w="100" w:type="dxa"/>
-              <w:bottom w:w="100" w:type="dxa"/>
-              <w:start w:w="120" w:type="dxa"/>
-              <w:end w:w="120" w:type="dxa"/>
-            </w:tcMar>
           </w:tcPr>
           <w:p>
             <w:pPr>
@@ -8678,12 +7490,6 @@
               <w:insideH w:val="single" w:sz="6" w:color="B8C4CE"/>
               <w:insideV w:val="single" w:sz="6" w:color="B8C4CE"/>
             </w:tcBorders>
-            <w:tcMar>
-              <w:top w:w="100" w:type="dxa"/>
-              <w:bottom w:w="100" w:type="dxa"/>
-              <w:start w:w="120" w:type="dxa"/>
-              <w:end w:w="120" w:type="dxa"/>
-            </w:tcMar>
           </w:tcPr>
           <w:p>
             <w:pPr>
@@ -8720,12 +7526,6 @@
               <w:insideH w:val="single" w:sz="6" w:color="B8C4CE"/>
               <w:insideV w:val="single" w:sz="6" w:color="B8C4CE"/>
             </w:tcBorders>
-            <w:tcMar>
-              <w:top w:w="100" w:type="dxa"/>
-              <w:bottom w:w="100" w:type="dxa"/>
-              <w:start w:w="120" w:type="dxa"/>
-              <w:end w:w="120" w:type="dxa"/>
-            </w:tcMar>
           </w:tcPr>
           <w:p>
             <w:pPr>
@@ -8769,12 +7569,6 @@
               <w:insideH w:val="single" w:sz="6" w:color="B8C4CE"/>
               <w:insideV w:val="single" w:sz="6" w:color="B8C4CE"/>
             </w:tcBorders>
-            <w:tcMar>
-              <w:top w:w="100" w:type="dxa"/>
-              <w:bottom w:w="100" w:type="dxa"/>
-              <w:start w:w="120" w:type="dxa"/>
-              <w:end w:w="120" w:type="dxa"/>
-            </w:tcMar>
           </w:tcPr>
           <w:p>
             <w:pPr>
@@ -8805,12 +7599,6 @@
               <w:insideH w:val="single" w:sz="6" w:color="B8C4CE"/>
               <w:insideV w:val="single" w:sz="6" w:color="B8C4CE"/>
             </w:tcBorders>
-            <w:tcMar>
-              <w:top w:w="100" w:type="dxa"/>
-              <w:bottom w:w="100" w:type="dxa"/>
-              <w:start w:w="120" w:type="dxa"/>
-              <w:end w:w="120" w:type="dxa"/>
-            </w:tcMar>
           </w:tcPr>
           <w:p>
             <w:pPr>
@@ -8841,12 +7629,6 @@
               <w:insideH w:val="single" w:sz="6" w:color="B8C4CE"/>
               <w:insideV w:val="single" w:sz="6" w:color="B8C4CE"/>
             </w:tcBorders>
-            <w:tcMar>
-              <w:top w:w="100" w:type="dxa"/>
-              <w:bottom w:w="100" w:type="dxa"/>
-              <w:start w:w="120" w:type="dxa"/>
-              <w:end w:w="120" w:type="dxa"/>
-            </w:tcMar>
           </w:tcPr>
           <w:p>
             <w:pPr>
@@ -8883,12 +7665,6 @@
               <w:insideH w:val="single" w:sz="6" w:color="B8C4CE"/>
               <w:insideV w:val="single" w:sz="6" w:color="B8C4CE"/>
             </w:tcBorders>
-            <w:tcMar>
-              <w:top w:w="100" w:type="dxa"/>
-              <w:bottom w:w="100" w:type="dxa"/>
-              <w:start w:w="120" w:type="dxa"/>
-              <w:end w:w="120" w:type="dxa"/>
-            </w:tcMar>
           </w:tcPr>
           <w:p>
             <w:pPr>
@@ -8932,12 +7708,6 @@
               <w:insideH w:val="single" w:sz="6" w:color="B8C4CE"/>
               <w:insideV w:val="single" w:sz="6" w:color="B8C4CE"/>
             </w:tcBorders>
-            <w:tcMar>
-              <w:top w:w="100" w:type="dxa"/>
-              <w:bottom w:w="100" w:type="dxa"/>
-              <w:start w:w="120" w:type="dxa"/>
-              <w:end w:w="120" w:type="dxa"/>
-            </w:tcMar>
           </w:tcPr>
           <w:p>
             <w:pPr>
@@ -8968,12 +7738,6 @@
               <w:insideH w:val="single" w:sz="6" w:color="B8C4CE"/>
               <w:insideV w:val="single" w:sz="6" w:color="B8C4CE"/>
             </w:tcBorders>
-            <w:tcMar>
-              <w:top w:w="100" w:type="dxa"/>
-              <w:bottom w:w="100" w:type="dxa"/>
-              <w:start w:w="120" w:type="dxa"/>
-              <w:end w:w="120" w:type="dxa"/>
-            </w:tcMar>
           </w:tcPr>
           <w:p>
             <w:pPr>
@@ -9004,12 +7768,6 @@
               <w:insideH w:val="single" w:sz="6" w:color="B8C4CE"/>
               <w:insideV w:val="single" w:sz="6" w:color="B8C4CE"/>
             </w:tcBorders>
-            <w:tcMar>
-              <w:top w:w="100" w:type="dxa"/>
-              <w:bottom w:w="100" w:type="dxa"/>
-              <w:start w:w="120" w:type="dxa"/>
-              <w:end w:w="120" w:type="dxa"/>
-            </w:tcMar>
           </w:tcPr>
           <w:p>
             <w:pPr>
@@ -9046,12 +7804,6 @@
               <w:insideH w:val="single" w:sz="6" w:color="B8C4CE"/>
               <w:insideV w:val="single" w:sz="6" w:color="B8C4CE"/>
             </w:tcBorders>
-            <w:tcMar>
-              <w:top w:w="100" w:type="dxa"/>
-              <w:bottom w:w="100" w:type="dxa"/>
-              <w:start w:w="120" w:type="dxa"/>
-              <w:end w:w="120" w:type="dxa"/>
-            </w:tcMar>
           </w:tcPr>
           <w:p>
             <w:pPr>
@@ -9095,12 +7847,6 @@
               <w:insideH w:val="single" w:sz="6" w:color="B8C4CE"/>
               <w:insideV w:val="single" w:sz="6" w:color="B8C4CE"/>
             </w:tcBorders>
-            <w:tcMar>
-              <w:top w:w="100" w:type="dxa"/>
-              <w:bottom w:w="100" w:type="dxa"/>
-              <w:start w:w="120" w:type="dxa"/>
-              <w:end w:w="120" w:type="dxa"/>
-            </w:tcMar>
           </w:tcPr>
           <w:p>
             <w:pPr>
@@ -9131,12 +7877,6 @@
               <w:insideH w:val="single" w:sz="6" w:color="B8C4CE"/>
               <w:insideV w:val="single" w:sz="6" w:color="B8C4CE"/>
             </w:tcBorders>
-            <w:tcMar>
-              <w:top w:w="100" w:type="dxa"/>
-              <w:bottom w:w="100" w:type="dxa"/>
-              <w:start w:w="120" w:type="dxa"/>
-              <w:end w:w="120" w:type="dxa"/>
-            </w:tcMar>
           </w:tcPr>
           <w:p>
             <w:pPr>
@@ -9167,12 +7907,6 @@
               <w:insideH w:val="single" w:sz="6" w:color="B8C4CE"/>
               <w:insideV w:val="single" w:sz="6" w:color="B8C4CE"/>
             </w:tcBorders>
-            <w:tcMar>
-              <w:top w:w="100" w:type="dxa"/>
-              <w:bottom w:w="100" w:type="dxa"/>
-              <w:start w:w="120" w:type="dxa"/>
-              <w:end w:w="120" w:type="dxa"/>
-            </w:tcMar>
           </w:tcPr>
           <w:p>
             <w:pPr>
@@ -9209,12 +7943,6 @@
               <w:insideH w:val="single" w:sz="6" w:color="B8C4CE"/>
               <w:insideV w:val="single" w:sz="6" w:color="B8C4CE"/>
             </w:tcBorders>
-            <w:tcMar>
-              <w:top w:w="100" w:type="dxa"/>
-              <w:bottom w:w="100" w:type="dxa"/>
-              <w:start w:w="120" w:type="dxa"/>
-              <w:end w:w="120" w:type="dxa"/>
-            </w:tcMar>
           </w:tcPr>
           <w:p>
             <w:pPr>
@@ -9258,12 +7986,6 @@
               <w:insideH w:val="single" w:sz="6" w:color="B8C4CE"/>
               <w:insideV w:val="single" w:sz="6" w:color="B8C4CE"/>
             </w:tcBorders>
-            <w:tcMar>
-              <w:top w:w="100" w:type="dxa"/>
-              <w:bottom w:w="100" w:type="dxa"/>
-              <w:start w:w="120" w:type="dxa"/>
-              <w:end w:w="120" w:type="dxa"/>
-            </w:tcMar>
           </w:tcPr>
           <w:p>
             <w:pPr>
@@ -9294,12 +8016,6 @@
               <w:insideH w:val="single" w:sz="6" w:color="B8C4CE"/>
               <w:insideV w:val="single" w:sz="6" w:color="B8C4CE"/>
             </w:tcBorders>
-            <w:tcMar>
-              <w:top w:w="100" w:type="dxa"/>
-              <w:bottom w:w="100" w:type="dxa"/>
-              <w:start w:w="120" w:type="dxa"/>
-              <w:end w:w="120" w:type="dxa"/>
-            </w:tcMar>
           </w:tcPr>
           <w:p>
             <w:pPr>
@@ -9330,12 +8046,6 @@
               <w:insideH w:val="single" w:sz="6" w:color="B8C4CE"/>
               <w:insideV w:val="single" w:sz="6" w:color="B8C4CE"/>
             </w:tcBorders>
-            <w:tcMar>
-              <w:top w:w="100" w:type="dxa"/>
-              <w:bottom w:w="100" w:type="dxa"/>
-              <w:start w:w="120" w:type="dxa"/>
-              <w:end w:w="120" w:type="dxa"/>
-            </w:tcMar>
           </w:tcPr>
           <w:p>
             <w:pPr>
@@ -9372,12 +8082,6 @@
               <w:insideH w:val="single" w:sz="6" w:color="B8C4CE"/>
               <w:insideV w:val="single" w:sz="6" w:color="B8C4CE"/>
             </w:tcBorders>
-            <w:tcMar>
-              <w:top w:w="100" w:type="dxa"/>
-              <w:bottom w:w="100" w:type="dxa"/>
-              <w:start w:w="120" w:type="dxa"/>
-              <w:end w:w="120" w:type="dxa"/>
-            </w:tcMar>
           </w:tcPr>
           <w:p>
             <w:pPr>
@@ -9421,12 +8125,6 @@
               <w:insideH w:val="single" w:sz="6" w:color="B8C4CE"/>
               <w:insideV w:val="single" w:sz="6" w:color="B8C4CE"/>
             </w:tcBorders>
-            <w:tcMar>
-              <w:top w:w="100" w:type="dxa"/>
-              <w:bottom w:w="100" w:type="dxa"/>
-              <w:start w:w="120" w:type="dxa"/>
-              <w:end w:w="120" w:type="dxa"/>
-            </w:tcMar>
           </w:tcPr>
           <w:p>
             <w:pPr>
@@ -9457,12 +8155,6 @@
               <w:insideH w:val="single" w:sz="6" w:color="B8C4CE"/>
               <w:insideV w:val="single" w:sz="6" w:color="B8C4CE"/>
             </w:tcBorders>
-            <w:tcMar>
-              <w:top w:w="100" w:type="dxa"/>
-              <w:bottom w:w="100" w:type="dxa"/>
-              <w:start w:w="120" w:type="dxa"/>
-              <w:end w:w="120" w:type="dxa"/>
-            </w:tcMar>
           </w:tcPr>
           <w:p>
             <w:pPr>
@@ -9493,12 +8185,6 @@
               <w:insideH w:val="single" w:sz="6" w:color="B8C4CE"/>
               <w:insideV w:val="single" w:sz="6" w:color="B8C4CE"/>
             </w:tcBorders>
-            <w:tcMar>
-              <w:top w:w="100" w:type="dxa"/>
-              <w:bottom w:w="100" w:type="dxa"/>
-              <w:start w:w="120" w:type="dxa"/>
-              <w:end w:w="120" w:type="dxa"/>
-            </w:tcMar>
           </w:tcPr>
           <w:p>
             <w:pPr>
@@ -9535,12 +8221,6 @@
               <w:insideH w:val="single" w:sz="6" w:color="B8C4CE"/>
               <w:insideV w:val="single" w:sz="6" w:color="B8C4CE"/>
             </w:tcBorders>
-            <w:tcMar>
-              <w:top w:w="100" w:type="dxa"/>
-              <w:bottom w:w="100" w:type="dxa"/>
-              <w:start w:w="120" w:type="dxa"/>
-              <w:end w:w="120" w:type="dxa"/>
-            </w:tcMar>
           </w:tcPr>
           <w:p>
             <w:pPr>
@@ -9584,12 +8264,6 @@
               <w:insideH w:val="single" w:sz="6" w:color="B8C4CE"/>
               <w:insideV w:val="single" w:sz="6" w:color="B8C4CE"/>
             </w:tcBorders>
-            <w:tcMar>
-              <w:top w:w="100" w:type="dxa"/>
-              <w:bottom w:w="100" w:type="dxa"/>
-              <w:start w:w="120" w:type="dxa"/>
-              <w:end w:w="120" w:type="dxa"/>
-            </w:tcMar>
           </w:tcPr>
           <w:p>
             <w:pPr>
@@ -9620,12 +8294,6 @@
               <w:insideH w:val="single" w:sz="6" w:color="B8C4CE"/>
               <w:insideV w:val="single" w:sz="6" w:color="B8C4CE"/>
             </w:tcBorders>
-            <w:tcMar>
-              <w:top w:w="100" w:type="dxa"/>
-              <w:bottom w:w="100" w:type="dxa"/>
-              <w:start w:w="120" w:type="dxa"/>
-              <w:end w:w="120" w:type="dxa"/>
-            </w:tcMar>
           </w:tcPr>
           <w:p>
             <w:pPr>
@@ -9656,12 +8324,6 @@
               <w:insideH w:val="single" w:sz="6" w:color="B8C4CE"/>
               <w:insideV w:val="single" w:sz="6" w:color="B8C4CE"/>
             </w:tcBorders>
-            <w:tcMar>
-              <w:top w:w="100" w:type="dxa"/>
-              <w:bottom w:w="100" w:type="dxa"/>
-              <w:start w:w="120" w:type="dxa"/>
-              <w:end w:w="120" w:type="dxa"/>
-            </w:tcMar>
           </w:tcPr>
           <w:p>
             <w:pPr>
@@ -9698,12 +8360,6 @@
               <w:insideH w:val="single" w:sz="6" w:color="B8C4CE"/>
               <w:insideV w:val="single" w:sz="6" w:color="B8C4CE"/>
             </w:tcBorders>
-            <w:tcMar>
-              <w:top w:w="100" w:type="dxa"/>
-              <w:bottom w:w="100" w:type="dxa"/>
-              <w:start w:w="120" w:type="dxa"/>
-              <w:end w:w="120" w:type="dxa"/>
-            </w:tcMar>
           </w:tcPr>
           <w:p>
             <w:pPr>
@@ -9747,12 +8403,6 @@
               <w:insideH w:val="single" w:sz="6" w:color="B8C4CE"/>
               <w:insideV w:val="single" w:sz="6" w:color="B8C4CE"/>
             </w:tcBorders>
-            <w:tcMar>
-              <w:top w:w="100" w:type="dxa"/>
-              <w:bottom w:w="100" w:type="dxa"/>
-              <w:start w:w="120" w:type="dxa"/>
-              <w:end w:w="120" w:type="dxa"/>
-            </w:tcMar>
           </w:tcPr>
           <w:p>
             <w:pPr>
@@ -9783,12 +8433,6 @@
               <w:insideH w:val="single" w:sz="6" w:color="B8C4CE"/>
               <w:insideV w:val="single" w:sz="6" w:color="B8C4CE"/>
             </w:tcBorders>
-            <w:tcMar>
-              <w:top w:w="100" w:type="dxa"/>
-              <w:bottom w:w="100" w:type="dxa"/>
-              <w:start w:w="120" w:type="dxa"/>
-              <w:end w:w="120" w:type="dxa"/>
-            </w:tcMar>
           </w:tcPr>
           <w:p>
             <w:pPr>
@@ -9819,12 +8463,6 @@
               <w:insideH w:val="single" w:sz="6" w:color="B8C4CE"/>
               <w:insideV w:val="single" w:sz="6" w:color="B8C4CE"/>
             </w:tcBorders>
-            <w:tcMar>
-              <w:top w:w="100" w:type="dxa"/>
-              <w:bottom w:w="100" w:type="dxa"/>
-              <w:start w:w="120" w:type="dxa"/>
-              <w:end w:w="120" w:type="dxa"/>
-            </w:tcMar>
           </w:tcPr>
           <w:p>
             <w:pPr>
@@ -9861,12 +8499,6 @@
               <w:insideH w:val="single" w:sz="6" w:color="B8C4CE"/>
               <w:insideV w:val="single" w:sz="6" w:color="B8C4CE"/>
             </w:tcBorders>
-            <w:tcMar>
-              <w:top w:w="100" w:type="dxa"/>
-              <w:bottom w:w="100" w:type="dxa"/>
-              <w:start w:w="120" w:type="dxa"/>
-              <w:end w:w="120" w:type="dxa"/>
-            </w:tcMar>
           </w:tcPr>
           <w:p>
             <w:pPr>
@@ -9910,12 +8542,6 @@
               <w:insideH w:val="single" w:sz="6" w:color="B8C4CE"/>
               <w:insideV w:val="single" w:sz="6" w:color="B8C4CE"/>
             </w:tcBorders>
-            <w:tcMar>
-              <w:top w:w="100" w:type="dxa"/>
-              <w:bottom w:w="100" w:type="dxa"/>
-              <w:start w:w="120" w:type="dxa"/>
-              <w:end w:w="120" w:type="dxa"/>
-            </w:tcMar>
           </w:tcPr>
           <w:p>
             <w:pPr>
@@ -9946,12 +8572,6 @@
               <w:insideH w:val="single" w:sz="6" w:color="B8C4CE"/>
               <w:insideV w:val="single" w:sz="6" w:color="B8C4CE"/>
             </w:tcBorders>
-            <w:tcMar>
-              <w:top w:w="100" w:type="dxa"/>
-              <w:bottom w:w="100" w:type="dxa"/>
-              <w:start w:w="120" w:type="dxa"/>
-              <w:end w:w="120" w:type="dxa"/>
-            </w:tcMar>
           </w:tcPr>
           <w:p>
             <w:pPr>
@@ -9982,12 +8602,6 @@
               <w:insideH w:val="single" w:sz="6" w:color="B8C4CE"/>
               <w:insideV w:val="single" w:sz="6" w:color="B8C4CE"/>
             </w:tcBorders>
-            <w:tcMar>
-              <w:top w:w="100" w:type="dxa"/>
-              <w:bottom w:w="100" w:type="dxa"/>
-              <w:start w:w="120" w:type="dxa"/>
-              <w:end w:w="120" w:type="dxa"/>
-            </w:tcMar>
           </w:tcPr>
           <w:p>
             <w:pPr>
@@ -10024,12 +8638,6 @@
               <w:insideH w:val="single" w:sz="6" w:color="B8C4CE"/>
               <w:insideV w:val="single" w:sz="6" w:color="B8C4CE"/>
             </w:tcBorders>
-            <w:tcMar>
-              <w:top w:w="100" w:type="dxa"/>
-              <w:bottom w:w="100" w:type="dxa"/>
-              <w:start w:w="120" w:type="dxa"/>
-              <w:end w:w="120" w:type="dxa"/>
-            </w:tcMar>
           </w:tcPr>
           <w:p>
             <w:pPr>
@@ -10073,12 +8681,6 @@
               <w:insideH w:val="single" w:sz="6" w:color="B8C4CE"/>
               <w:insideV w:val="single" w:sz="6" w:color="B8C4CE"/>
             </w:tcBorders>
-            <w:tcMar>
-              <w:top w:w="100" w:type="dxa"/>
-              <w:bottom w:w="100" w:type="dxa"/>
-              <w:start w:w="120" w:type="dxa"/>
-              <w:end w:w="120" w:type="dxa"/>
-            </w:tcMar>
           </w:tcPr>
           <w:p>
             <w:pPr>
@@ -10109,12 +8711,6 @@
               <w:insideH w:val="single" w:sz="6" w:color="B8C4CE"/>
               <w:insideV w:val="single" w:sz="6" w:color="B8C4CE"/>
             </w:tcBorders>
-            <w:tcMar>
-              <w:top w:w="100" w:type="dxa"/>
-              <w:bottom w:w="100" w:type="dxa"/>
-              <w:start w:w="120" w:type="dxa"/>
-              <w:end w:w="120" w:type="dxa"/>
-            </w:tcMar>
           </w:tcPr>
           <w:p>
             <w:pPr>
@@ -10145,12 +8741,6 @@
               <w:insideH w:val="single" w:sz="6" w:color="B8C4CE"/>
               <w:insideV w:val="single" w:sz="6" w:color="B8C4CE"/>
             </w:tcBorders>
-            <w:tcMar>
-              <w:top w:w="100" w:type="dxa"/>
-              <w:bottom w:w="100" w:type="dxa"/>
-              <w:start w:w="120" w:type="dxa"/>
-              <w:end w:w="120" w:type="dxa"/>
-            </w:tcMar>
           </w:tcPr>
           <w:p>
             <w:pPr>
@@ -10187,12 +8777,6 @@
               <w:insideH w:val="single" w:sz="6" w:color="B8C4CE"/>
               <w:insideV w:val="single" w:sz="6" w:color="B8C4CE"/>
             </w:tcBorders>
-            <w:tcMar>
-              <w:top w:w="100" w:type="dxa"/>
-              <w:bottom w:w="100" w:type="dxa"/>
-              <w:start w:w="120" w:type="dxa"/>
-              <w:end w:w="120" w:type="dxa"/>
-            </w:tcMar>
           </w:tcPr>
           <w:p>
             <w:pPr>
@@ -10236,12 +8820,6 @@
               <w:insideH w:val="single" w:sz="6" w:color="B8C4CE"/>
               <w:insideV w:val="single" w:sz="6" w:color="B8C4CE"/>
             </w:tcBorders>
-            <w:tcMar>
-              <w:top w:w="100" w:type="dxa"/>
-              <w:bottom w:w="100" w:type="dxa"/>
-              <w:start w:w="120" w:type="dxa"/>
-              <w:end w:w="120" w:type="dxa"/>
-            </w:tcMar>
           </w:tcPr>
           <w:p>
             <w:pPr>
@@ -10272,12 +8850,6 @@
               <w:insideH w:val="single" w:sz="6" w:color="B8C4CE"/>
               <w:insideV w:val="single" w:sz="6" w:color="B8C4CE"/>
             </w:tcBorders>
-            <w:tcMar>
-              <w:top w:w="100" w:type="dxa"/>
-              <w:bottom w:w="100" w:type="dxa"/>
-              <w:start w:w="120" w:type="dxa"/>
-              <w:end w:w="120" w:type="dxa"/>
-            </w:tcMar>
           </w:tcPr>
           <w:p>
             <w:pPr>
@@ -10308,12 +8880,6 @@
               <w:insideH w:val="single" w:sz="6" w:color="B8C4CE"/>
               <w:insideV w:val="single" w:sz="6" w:color="B8C4CE"/>
             </w:tcBorders>
-            <w:tcMar>
-              <w:top w:w="100" w:type="dxa"/>
-              <w:bottom w:w="100" w:type="dxa"/>
-              <w:start w:w="120" w:type="dxa"/>
-              <w:end w:w="120" w:type="dxa"/>
-            </w:tcMar>
           </w:tcPr>
           <w:p>
             <w:pPr>
@@ -10350,12 +8916,6 @@
               <w:insideH w:val="single" w:sz="6" w:color="B8C4CE"/>
               <w:insideV w:val="single" w:sz="6" w:color="B8C4CE"/>
             </w:tcBorders>
-            <w:tcMar>
-              <w:top w:w="100" w:type="dxa"/>
-              <w:bottom w:w="100" w:type="dxa"/>
-              <w:start w:w="120" w:type="dxa"/>
-              <w:end w:w="120" w:type="dxa"/>
-            </w:tcMar>
           </w:tcPr>
           <w:p>
             <w:pPr>
@@ -10399,12 +8959,6 @@
               <w:insideH w:val="single" w:sz="6" w:color="B8C4CE"/>
               <w:insideV w:val="single" w:sz="6" w:color="B8C4CE"/>
             </w:tcBorders>
-            <w:tcMar>
-              <w:top w:w="100" w:type="dxa"/>
-              <w:bottom w:w="100" w:type="dxa"/>
-              <w:start w:w="120" w:type="dxa"/>
-              <w:end w:w="120" w:type="dxa"/>
-            </w:tcMar>
           </w:tcPr>
           <w:p>
             <w:pPr>
@@ -10435,12 +8989,6 @@
               <w:insideH w:val="single" w:sz="6" w:color="B8C4CE"/>
               <w:insideV w:val="single" w:sz="6" w:color="B8C4CE"/>
             </w:tcBorders>
-            <w:tcMar>
-              <w:top w:w="100" w:type="dxa"/>
-              <w:bottom w:w="100" w:type="dxa"/>
-              <w:start w:w="120" w:type="dxa"/>
-              <w:end w:w="120" w:type="dxa"/>
-            </w:tcMar>
           </w:tcPr>
           <w:p>
             <w:pPr>
@@ -10471,12 +9019,6 @@
               <w:insideH w:val="single" w:sz="6" w:color="B8C4CE"/>
               <w:insideV w:val="single" w:sz="6" w:color="B8C4CE"/>
             </w:tcBorders>
-            <w:tcMar>
-              <w:top w:w="100" w:type="dxa"/>
-              <w:bottom w:w="100" w:type="dxa"/>
-              <w:start w:w="120" w:type="dxa"/>
-              <w:end w:w="120" w:type="dxa"/>
-            </w:tcMar>
           </w:tcPr>
           <w:p>
             <w:pPr>
@@ -10513,12 +9055,6 @@
               <w:insideH w:val="single" w:sz="6" w:color="B8C4CE"/>
               <w:insideV w:val="single" w:sz="6" w:color="B8C4CE"/>
             </w:tcBorders>
-            <w:tcMar>
-              <w:top w:w="100" w:type="dxa"/>
-              <w:bottom w:w="100" w:type="dxa"/>
-              <w:start w:w="120" w:type="dxa"/>
-              <w:end w:w="120" w:type="dxa"/>
-            </w:tcMar>
           </w:tcPr>
           <w:p>
             <w:pPr>
@@ -10562,12 +9098,6 @@
               <w:insideH w:val="single" w:sz="6" w:color="B8C4CE"/>
               <w:insideV w:val="single" w:sz="6" w:color="B8C4CE"/>
             </w:tcBorders>
-            <w:tcMar>
-              <w:top w:w="100" w:type="dxa"/>
-              <w:bottom w:w="100" w:type="dxa"/>
-              <w:start w:w="120" w:type="dxa"/>
-              <w:end w:w="120" w:type="dxa"/>
-            </w:tcMar>
           </w:tcPr>
           <w:p>
             <w:pPr>
@@ -10598,12 +9128,6 @@
               <w:insideH w:val="single" w:sz="6" w:color="B8C4CE"/>
               <w:insideV w:val="single" w:sz="6" w:color="B8C4CE"/>
             </w:tcBorders>
-            <w:tcMar>
-              <w:top w:w="100" w:type="dxa"/>
-              <w:bottom w:w="100" w:type="dxa"/>
-              <w:start w:w="120" w:type="dxa"/>
-              <w:end w:w="120" w:type="dxa"/>
-            </w:tcMar>
           </w:tcPr>
           <w:p>
             <w:pPr>
@@ -10634,12 +9158,6 @@
               <w:insideH w:val="single" w:sz="6" w:color="B8C4CE"/>
               <w:insideV w:val="single" w:sz="6" w:color="B8C4CE"/>
             </w:tcBorders>
-            <w:tcMar>
-              <w:top w:w="100" w:type="dxa"/>
-              <w:bottom w:w="100" w:type="dxa"/>
-              <w:start w:w="120" w:type="dxa"/>
-              <w:end w:w="120" w:type="dxa"/>
-            </w:tcMar>
           </w:tcPr>
           <w:p>
             <w:pPr>
@@ -10676,12 +9194,6 @@
               <w:insideH w:val="single" w:sz="6" w:color="B8C4CE"/>
               <w:insideV w:val="single" w:sz="6" w:color="B8C4CE"/>
             </w:tcBorders>
-            <w:tcMar>
-              <w:top w:w="100" w:type="dxa"/>
-              <w:bottom w:w="100" w:type="dxa"/>
-              <w:start w:w="120" w:type="dxa"/>
-              <w:end w:w="120" w:type="dxa"/>
-            </w:tcMar>
           </w:tcPr>
           <w:p>
             <w:pPr>
@@ -10725,12 +9237,6 @@
               <w:insideH w:val="single" w:sz="6" w:color="B8C4CE"/>
               <w:insideV w:val="single" w:sz="6" w:color="B8C4CE"/>
             </w:tcBorders>
-            <w:tcMar>
-              <w:top w:w="100" w:type="dxa"/>
-              <w:bottom w:w="100" w:type="dxa"/>
-              <w:start w:w="120" w:type="dxa"/>
-              <w:end w:w="120" w:type="dxa"/>
-            </w:tcMar>
           </w:tcPr>
           <w:p>
             <w:pPr>
@@ -10761,12 +9267,6 @@
               <w:insideH w:val="single" w:sz="6" w:color="B8C4CE"/>
               <w:insideV w:val="single" w:sz="6" w:color="B8C4CE"/>
             </w:tcBorders>
-            <w:tcMar>
-              <w:top w:w="100" w:type="dxa"/>
-              <w:bottom w:w="100" w:type="dxa"/>
-              <w:start w:w="120" w:type="dxa"/>
-              <w:end w:w="120" w:type="dxa"/>
-            </w:tcMar>
           </w:tcPr>
           <w:p>
             <w:pPr>
@@ -10797,12 +9297,6 @@
               <w:insideH w:val="single" w:sz="6" w:color="B8C4CE"/>
               <w:insideV w:val="single" w:sz="6" w:color="B8C4CE"/>
             </w:tcBorders>
-            <w:tcMar>
-              <w:top w:w="100" w:type="dxa"/>
-              <w:bottom w:w="100" w:type="dxa"/>
-              <w:start w:w="120" w:type="dxa"/>
-              <w:end w:w="120" w:type="dxa"/>
-            </w:tcMar>
           </w:tcPr>
           <w:p>
             <w:pPr>
@@ -10839,12 +9333,6 @@
               <w:insideH w:val="single" w:sz="6" w:color="B8C4CE"/>
               <w:insideV w:val="single" w:sz="6" w:color="B8C4CE"/>
             </w:tcBorders>
-            <w:tcMar>
-              <w:top w:w="100" w:type="dxa"/>
-              <w:bottom w:w="100" w:type="dxa"/>
-              <w:start w:w="120" w:type="dxa"/>
-              <w:end w:w="120" w:type="dxa"/>
-            </w:tcMar>
           </w:tcPr>
           <w:p>
             <w:pPr>
@@ -10888,12 +9376,6 @@
               <w:insideH w:val="single" w:sz="6" w:color="B8C4CE"/>
               <w:insideV w:val="single" w:sz="6" w:color="B8C4CE"/>
             </w:tcBorders>
-            <w:tcMar>
-              <w:top w:w="100" w:type="dxa"/>
-              <w:bottom w:w="100" w:type="dxa"/>
-              <w:start w:w="120" w:type="dxa"/>
-              <w:end w:w="120" w:type="dxa"/>
-            </w:tcMar>
           </w:tcPr>
           <w:p>
             <w:pPr>
@@ -10924,12 +9406,6 @@
               <w:insideH w:val="single" w:sz="6" w:color="B8C4CE"/>
               <w:insideV w:val="single" w:sz="6" w:color="B8C4CE"/>
             </w:tcBorders>
-            <w:tcMar>
-              <w:top w:w="100" w:type="dxa"/>
-              <w:bottom w:w="100" w:type="dxa"/>
-              <w:start w:w="120" w:type="dxa"/>
-              <w:end w:w="120" w:type="dxa"/>
-            </w:tcMar>
           </w:tcPr>
           <w:p>
             <w:pPr>
@@ -10960,12 +9436,6 @@
               <w:insideH w:val="single" w:sz="6" w:color="B8C4CE"/>
               <w:insideV w:val="single" w:sz="6" w:color="B8C4CE"/>
             </w:tcBorders>
-            <w:tcMar>
-              <w:top w:w="100" w:type="dxa"/>
-              <w:bottom w:w="100" w:type="dxa"/>
-              <w:start w:w="120" w:type="dxa"/>
-              <w:end w:w="120" w:type="dxa"/>
-            </w:tcMar>
           </w:tcPr>
           <w:p>
             <w:pPr>
@@ -11002,12 +9472,6 @@
               <w:insideH w:val="single" w:sz="6" w:color="B8C4CE"/>
               <w:insideV w:val="single" w:sz="6" w:color="B8C4CE"/>
             </w:tcBorders>
-            <w:tcMar>
-              <w:top w:w="100" w:type="dxa"/>
-              <w:bottom w:w="100" w:type="dxa"/>
-              <w:start w:w="120" w:type="dxa"/>
-              <w:end w:w="120" w:type="dxa"/>
-            </w:tcMar>
           </w:tcPr>
           <w:p>
             <w:pPr>
@@ -11051,12 +9515,6 @@
               <w:insideH w:val="single" w:sz="6" w:color="B8C4CE"/>
               <w:insideV w:val="single" w:sz="6" w:color="B8C4CE"/>
             </w:tcBorders>
-            <w:tcMar>
-              <w:top w:w="100" w:type="dxa"/>
-              <w:bottom w:w="100" w:type="dxa"/>
-              <w:start w:w="120" w:type="dxa"/>
-              <w:end w:w="120" w:type="dxa"/>
-            </w:tcMar>
           </w:tcPr>
           <w:p>
             <w:pPr>
@@ -11087,12 +9545,6 @@
               <w:insideH w:val="single" w:sz="6" w:color="B8C4CE"/>
               <w:insideV w:val="single" w:sz="6" w:color="B8C4CE"/>
             </w:tcBorders>
-            <w:tcMar>
-              <w:top w:w="100" w:type="dxa"/>
-              <w:bottom w:w="100" w:type="dxa"/>
-              <w:start w:w="120" w:type="dxa"/>
-              <w:end w:w="120" w:type="dxa"/>
-            </w:tcMar>
           </w:tcPr>
           <w:p>
             <w:pPr>
@@ -11123,12 +9575,6 @@
               <w:insideH w:val="single" w:sz="6" w:color="B8C4CE"/>
               <w:insideV w:val="single" w:sz="6" w:color="B8C4CE"/>
             </w:tcBorders>
-            <w:tcMar>
-              <w:top w:w="100" w:type="dxa"/>
-              <w:bottom w:w="100" w:type="dxa"/>
-              <w:start w:w="120" w:type="dxa"/>
-              <w:end w:w="120" w:type="dxa"/>
-            </w:tcMar>
           </w:tcPr>
           <w:p>
             <w:pPr>
@@ -11165,12 +9611,6 @@
               <w:insideH w:val="single" w:sz="6" w:color="B8C4CE"/>
               <w:insideV w:val="single" w:sz="6" w:color="B8C4CE"/>
             </w:tcBorders>
-            <w:tcMar>
-              <w:top w:w="100" w:type="dxa"/>
-              <w:bottom w:w="100" w:type="dxa"/>
-              <w:start w:w="120" w:type="dxa"/>
-              <w:end w:w="120" w:type="dxa"/>
-            </w:tcMar>
           </w:tcPr>
           <w:p>
             <w:pPr>
@@ -11214,12 +9654,6 @@
               <w:insideH w:val="single" w:sz="6" w:color="B8C4CE"/>
               <w:insideV w:val="single" w:sz="6" w:color="B8C4CE"/>
             </w:tcBorders>
-            <w:tcMar>
-              <w:top w:w="100" w:type="dxa"/>
-              <w:bottom w:w="100" w:type="dxa"/>
-              <w:start w:w="120" w:type="dxa"/>
-              <w:end w:w="120" w:type="dxa"/>
-            </w:tcMar>
           </w:tcPr>
           <w:p>
             <w:pPr>
@@ -11250,12 +9684,6 @@
               <w:insideH w:val="single" w:sz="6" w:color="B8C4CE"/>
               <w:insideV w:val="single" w:sz="6" w:color="B8C4CE"/>
             </w:tcBorders>
-            <w:tcMar>
-              <w:top w:w="100" w:type="dxa"/>
-              <w:bottom w:w="100" w:type="dxa"/>
-              <w:start w:w="120" w:type="dxa"/>
-              <w:end w:w="120" w:type="dxa"/>
-            </w:tcMar>
           </w:tcPr>
           <w:p>
             <w:pPr>
@@ -11286,12 +9714,6 @@
               <w:insideH w:val="single" w:sz="6" w:color="B8C4CE"/>
               <w:insideV w:val="single" w:sz="6" w:color="B8C4CE"/>
             </w:tcBorders>
-            <w:tcMar>
-              <w:top w:w="100" w:type="dxa"/>
-              <w:bottom w:w="100" w:type="dxa"/>
-              <w:start w:w="120" w:type="dxa"/>
-              <w:end w:w="120" w:type="dxa"/>
-            </w:tcMar>
           </w:tcPr>
           <w:p>
             <w:pPr>
@@ -11328,12 +9750,6 @@
               <w:insideH w:val="single" w:sz="6" w:color="B8C4CE"/>
               <w:insideV w:val="single" w:sz="6" w:color="B8C4CE"/>
             </w:tcBorders>
-            <w:tcMar>
-              <w:top w:w="100" w:type="dxa"/>
-              <w:bottom w:w="100" w:type="dxa"/>
-              <w:start w:w="120" w:type="dxa"/>
-              <w:end w:w="120" w:type="dxa"/>
-            </w:tcMar>
           </w:tcPr>
           <w:p>
             <w:pPr>
@@ -11377,12 +9793,6 @@
               <w:insideH w:val="single" w:sz="6" w:color="B8C4CE"/>
               <w:insideV w:val="single" w:sz="6" w:color="B8C4CE"/>
             </w:tcBorders>
-            <w:tcMar>
-              <w:top w:w="100" w:type="dxa"/>
-              <w:bottom w:w="100" w:type="dxa"/>
-              <w:start w:w="120" w:type="dxa"/>
-              <w:end w:w="120" w:type="dxa"/>
-            </w:tcMar>
           </w:tcPr>
           <w:p>
             <w:pPr>
@@ -11413,12 +9823,6 @@
               <w:insideH w:val="single" w:sz="6" w:color="B8C4CE"/>
               <w:insideV w:val="single" w:sz="6" w:color="B8C4CE"/>
             </w:tcBorders>
-            <w:tcMar>
-              <w:top w:w="100" w:type="dxa"/>
-              <w:bottom w:w="100" w:type="dxa"/>
-              <w:start w:w="120" w:type="dxa"/>
-              <w:end w:w="120" w:type="dxa"/>
-            </w:tcMar>
           </w:tcPr>
           <w:p>
             <w:pPr>
@@ -11449,12 +9853,6 @@
               <w:insideH w:val="single" w:sz="6" w:color="B8C4CE"/>
               <w:insideV w:val="single" w:sz="6" w:color="B8C4CE"/>
             </w:tcBorders>
-            <w:tcMar>
-              <w:top w:w="100" w:type="dxa"/>
-              <w:bottom w:w="100" w:type="dxa"/>
-              <w:start w:w="120" w:type="dxa"/>
-              <w:end w:w="120" w:type="dxa"/>
-            </w:tcMar>
           </w:tcPr>
           <w:p>
             <w:pPr>
@@ -11491,12 +9889,6 @@
               <w:insideH w:val="single" w:sz="6" w:color="B8C4CE"/>
               <w:insideV w:val="single" w:sz="6" w:color="B8C4CE"/>
             </w:tcBorders>
-            <w:tcMar>
-              <w:top w:w="100" w:type="dxa"/>
-              <w:bottom w:w="100" w:type="dxa"/>
-              <w:start w:w="120" w:type="dxa"/>
-              <w:end w:w="120" w:type="dxa"/>
-            </w:tcMar>
           </w:tcPr>
           <w:p>
             <w:pPr>
@@ -11540,12 +9932,6 @@
               <w:insideH w:val="single" w:sz="6" w:color="B8C4CE"/>
               <w:insideV w:val="single" w:sz="6" w:color="B8C4CE"/>
             </w:tcBorders>
-            <w:tcMar>
-              <w:top w:w="100" w:type="dxa"/>
-              <w:bottom w:w="100" w:type="dxa"/>
-              <w:start w:w="120" w:type="dxa"/>
-              <w:end w:w="120" w:type="dxa"/>
-            </w:tcMar>
           </w:tcPr>
           <w:p>
             <w:pPr>
@@ -11576,12 +9962,6 @@
               <w:insideH w:val="single" w:sz="6" w:color="B8C4CE"/>
               <w:insideV w:val="single" w:sz="6" w:color="B8C4CE"/>
             </w:tcBorders>
-            <w:tcMar>
-              <w:top w:w="100" w:type="dxa"/>
-              <w:bottom w:w="100" w:type="dxa"/>
-              <w:start w:w="120" w:type="dxa"/>
-              <w:end w:w="120" w:type="dxa"/>
-            </w:tcMar>
           </w:tcPr>
           <w:p>
             <w:pPr>
@@ -11612,12 +9992,6 @@
               <w:insideH w:val="single" w:sz="6" w:color="B8C4CE"/>
               <w:insideV w:val="single" w:sz="6" w:color="B8C4CE"/>
             </w:tcBorders>
-            <w:tcMar>
-              <w:top w:w="100" w:type="dxa"/>
-              <w:bottom w:w="100" w:type="dxa"/>
-              <w:start w:w="120" w:type="dxa"/>
-              <w:end w:w="120" w:type="dxa"/>
-            </w:tcMar>
           </w:tcPr>
           <w:p>
             <w:pPr>
@@ -11654,12 +10028,6 @@
               <w:insideH w:val="single" w:sz="6" w:color="B8C4CE"/>
               <w:insideV w:val="single" w:sz="6" w:color="B8C4CE"/>
             </w:tcBorders>
-            <w:tcMar>
-              <w:top w:w="100" w:type="dxa"/>
-              <w:bottom w:w="100" w:type="dxa"/>
-              <w:start w:w="120" w:type="dxa"/>
-              <w:end w:w="120" w:type="dxa"/>
-            </w:tcMar>
           </w:tcPr>
           <w:p>
             <w:pPr>
@@ -11703,12 +10071,6 @@
               <w:insideH w:val="single" w:sz="6" w:color="B8C4CE"/>
               <w:insideV w:val="single" w:sz="6" w:color="B8C4CE"/>
             </w:tcBorders>
-            <w:tcMar>
-              <w:top w:w="100" w:type="dxa"/>
-              <w:bottom w:w="100" w:type="dxa"/>
-              <w:start w:w="120" w:type="dxa"/>
-              <w:end w:w="120" w:type="dxa"/>
-            </w:tcMar>
           </w:tcPr>
           <w:p>
             <w:pPr>
@@ -11739,12 +10101,6 @@
               <w:insideH w:val="single" w:sz="6" w:color="B8C4CE"/>
               <w:insideV w:val="single" w:sz="6" w:color="B8C4CE"/>
             </w:tcBorders>
-            <w:tcMar>
-              <w:top w:w="100" w:type="dxa"/>
-              <w:bottom w:w="100" w:type="dxa"/>
-              <w:start w:w="120" w:type="dxa"/>
-              <w:end w:w="120" w:type="dxa"/>
-            </w:tcMar>
           </w:tcPr>
           <w:p>
             <w:pPr>
@@ -11775,12 +10131,6 @@
               <w:insideH w:val="single" w:sz="6" w:color="B8C4CE"/>
               <w:insideV w:val="single" w:sz="6" w:color="B8C4CE"/>
             </w:tcBorders>
-            <w:tcMar>
-              <w:top w:w="100" w:type="dxa"/>
-              <w:bottom w:w="100" w:type="dxa"/>
-              <w:start w:w="120" w:type="dxa"/>
-              <w:end w:w="120" w:type="dxa"/>
-            </w:tcMar>
           </w:tcPr>
           <w:p>
             <w:pPr>
@@ -11817,12 +10167,6 @@
               <w:insideH w:val="single" w:sz="6" w:color="B8C4CE"/>
               <w:insideV w:val="single" w:sz="6" w:color="B8C4CE"/>
             </w:tcBorders>
-            <w:tcMar>
-              <w:top w:w="100" w:type="dxa"/>
-              <w:bottom w:w="100" w:type="dxa"/>
-              <w:start w:w="120" w:type="dxa"/>
-              <w:end w:w="120" w:type="dxa"/>
-            </w:tcMar>
           </w:tcPr>
           <w:p>
             <w:pPr>
@@ -11866,12 +10210,6 @@
               <w:insideH w:val="single" w:sz="6" w:color="B8C4CE"/>
               <w:insideV w:val="single" w:sz="6" w:color="B8C4CE"/>
             </w:tcBorders>
-            <w:tcMar>
-              <w:top w:w="100" w:type="dxa"/>
-              <w:bottom w:w="100" w:type="dxa"/>
-              <w:start w:w="120" w:type="dxa"/>
-              <w:end w:w="120" w:type="dxa"/>
-            </w:tcMar>
           </w:tcPr>
           <w:p>
             <w:pPr>
@@ -11902,12 +10240,6 @@
               <w:insideH w:val="single" w:sz="6" w:color="B8C4CE"/>
               <w:insideV w:val="single" w:sz="6" w:color="B8C4CE"/>
             </w:tcBorders>
-            <w:tcMar>
-              <w:top w:w="100" w:type="dxa"/>
-              <w:bottom w:w="100" w:type="dxa"/>
-              <w:start w:w="120" w:type="dxa"/>
-              <w:end w:w="120" w:type="dxa"/>
-            </w:tcMar>
           </w:tcPr>
           <w:p>
             <w:pPr>
@@ -11938,12 +10270,6 @@
               <w:insideH w:val="single" w:sz="6" w:color="B8C4CE"/>
               <w:insideV w:val="single" w:sz="6" w:color="B8C4CE"/>
             </w:tcBorders>
-            <w:tcMar>
-              <w:top w:w="100" w:type="dxa"/>
-              <w:bottom w:w="100" w:type="dxa"/>
-              <w:start w:w="120" w:type="dxa"/>
-              <w:end w:w="120" w:type="dxa"/>
-            </w:tcMar>
           </w:tcPr>
           <w:p>
             <w:pPr>
@@ -11980,12 +10306,6 @@
               <w:insideH w:val="single" w:sz="6" w:color="B8C4CE"/>
               <w:insideV w:val="single" w:sz="6" w:color="B8C4CE"/>
             </w:tcBorders>
-            <w:tcMar>
-              <w:top w:w="100" w:type="dxa"/>
-              <w:bottom w:w="100" w:type="dxa"/>
-              <w:start w:w="120" w:type="dxa"/>
-              <w:end w:w="120" w:type="dxa"/>
-            </w:tcMar>
           </w:tcPr>
           <w:p>
             <w:pPr>
@@ -12029,12 +10349,6 @@
               <w:insideH w:val="single" w:sz="6" w:color="B8C4CE"/>
               <w:insideV w:val="single" w:sz="6" w:color="B8C4CE"/>
             </w:tcBorders>
-            <w:tcMar>
-              <w:top w:w="100" w:type="dxa"/>
-              <w:bottom w:w="100" w:type="dxa"/>
-              <w:start w:w="120" w:type="dxa"/>
-              <w:end w:w="120" w:type="dxa"/>
-            </w:tcMar>
           </w:tcPr>
           <w:p>
             <w:pPr>
@@ -12065,12 +10379,6 @@
               <w:insideH w:val="single" w:sz="6" w:color="B8C4CE"/>
               <w:insideV w:val="single" w:sz="6" w:color="B8C4CE"/>
             </w:tcBorders>
-            <w:tcMar>
-              <w:top w:w="100" w:type="dxa"/>
-              <w:bottom w:w="100" w:type="dxa"/>
-              <w:start w:w="120" w:type="dxa"/>
-              <w:end w:w="120" w:type="dxa"/>
-            </w:tcMar>
           </w:tcPr>
           <w:p>
             <w:pPr>
@@ -12101,12 +10409,6 @@
               <w:insideH w:val="single" w:sz="6" w:color="B8C4CE"/>
               <w:insideV w:val="single" w:sz="6" w:color="B8C4CE"/>
             </w:tcBorders>
-            <w:tcMar>
-              <w:top w:w="100" w:type="dxa"/>
-              <w:bottom w:w="100" w:type="dxa"/>
-              <w:start w:w="120" w:type="dxa"/>
-              <w:end w:w="120" w:type="dxa"/>
-            </w:tcMar>
           </w:tcPr>
           <w:p>
             <w:pPr>
@@ -12143,12 +10445,6 @@
               <w:insideH w:val="single" w:sz="6" w:color="B8C4CE"/>
               <w:insideV w:val="single" w:sz="6" w:color="B8C4CE"/>
             </w:tcBorders>
-            <w:tcMar>
-              <w:top w:w="100" w:type="dxa"/>
-              <w:bottom w:w="100" w:type="dxa"/>
-              <w:start w:w="120" w:type="dxa"/>
-              <w:end w:w="120" w:type="dxa"/>
-            </w:tcMar>
           </w:tcPr>
           <w:p>
             <w:pPr>
@@ -12217,10 +10513,15 @@
       <w:tblPr>
         <w:tblStyle w:val="TableGrid"/>
         <w:tblW w:type="dxa" w:w="9360"/>
-        <w:jc w:val="left"/>
         <w:tblLayout w:type="fixed"/>
         <w:tblLook w:firstColumn="1" w:firstRow="1" w:lastColumn="0" w:lastRow="0" w:noHBand="0" w:noVBand="1" w:val="04A0"/>
         <w:tblInd w:type="dxa" w:w="120"/>
+        <w:tblCellMar>
+          <w:top w:type="dxa" w:w="100"/>
+          <w:bottom w:type="dxa" w:w="100"/>
+          <w:start w:type="dxa" w:w="120"/>
+          <w:end w:type="dxa" w:w="120"/>
+        </w:tblCellMar>
       </w:tblPr>
       <w:tblGrid>
         <w:gridCol w:w="2500"/>
@@ -12246,12 +10547,6 @@
               <w:insideH w:val="single" w:sz="6" w:color="B8C4CE"/>
               <w:insideV w:val="single" w:sz="6" w:color="B8C4CE"/>
             </w:tcBorders>
-            <w:tcMar>
-              <w:top w:w="100" w:type="dxa"/>
-              <w:bottom w:w="100" w:type="dxa"/>
-              <w:start w:w="120" w:type="dxa"/>
-              <w:end w:w="120" w:type="dxa"/>
-            </w:tcMar>
           </w:tcPr>
           <w:p>
             <w:pPr>
@@ -12283,12 +10578,6 @@
               <w:insideH w:val="single" w:sz="6" w:color="B8C4CE"/>
               <w:insideV w:val="single" w:sz="6" w:color="B8C4CE"/>
             </w:tcBorders>
-            <w:tcMar>
-              <w:top w:w="100" w:type="dxa"/>
-              <w:bottom w:w="100" w:type="dxa"/>
-              <w:start w:w="120" w:type="dxa"/>
-              <w:end w:w="120" w:type="dxa"/>
-            </w:tcMar>
           </w:tcPr>
           <w:p>
             <w:pPr>
@@ -12320,12 +10609,6 @@
               <w:insideH w:val="single" w:sz="6" w:color="B8C4CE"/>
               <w:insideV w:val="single" w:sz="6" w:color="B8C4CE"/>
             </w:tcBorders>
-            <w:tcMar>
-              <w:top w:w="100" w:type="dxa"/>
-              <w:bottom w:w="100" w:type="dxa"/>
-              <w:start w:w="120" w:type="dxa"/>
-              <w:end w:w="120" w:type="dxa"/>
-            </w:tcMar>
           </w:tcPr>
           <w:p>
             <w:pPr>
@@ -12357,12 +10640,6 @@
               <w:insideH w:val="single" w:sz="6" w:color="B8C4CE"/>
               <w:insideV w:val="single" w:sz="6" w:color="B8C4CE"/>
             </w:tcBorders>
-            <w:tcMar>
-              <w:top w:w="100" w:type="dxa"/>
-              <w:bottom w:w="100" w:type="dxa"/>
-              <w:start w:w="120" w:type="dxa"/>
-              <w:end w:w="120" w:type="dxa"/>
-            </w:tcMar>
           </w:tcPr>
           <w:p>
             <w:pPr>
@@ -12398,12 +10675,6 @@
               <w:insideH w:val="single" w:sz="6" w:color="B8C4CE"/>
               <w:insideV w:val="single" w:sz="6" w:color="B8C4CE"/>
             </w:tcBorders>
-            <w:tcMar>
-              <w:top w:w="100" w:type="dxa"/>
-              <w:bottom w:w="100" w:type="dxa"/>
-              <w:start w:w="120" w:type="dxa"/>
-              <w:end w:w="120" w:type="dxa"/>
-            </w:tcMar>
           </w:tcPr>
           <w:p>
             <w:pPr>
@@ -12434,12 +10705,6 @@
               <w:insideH w:val="single" w:sz="6" w:color="B8C4CE"/>
               <w:insideV w:val="single" w:sz="6" w:color="B8C4CE"/>
             </w:tcBorders>
-            <w:tcMar>
-              <w:top w:w="100" w:type="dxa"/>
-              <w:bottom w:w="100" w:type="dxa"/>
-              <w:start w:w="120" w:type="dxa"/>
-              <w:end w:w="120" w:type="dxa"/>
-            </w:tcMar>
           </w:tcPr>
           <w:p>
             <w:pPr>
@@ -12470,12 +10735,6 @@
               <w:insideH w:val="single" w:sz="6" w:color="B8C4CE"/>
               <w:insideV w:val="single" w:sz="6" w:color="B8C4CE"/>
             </w:tcBorders>
-            <w:tcMar>
-              <w:top w:w="100" w:type="dxa"/>
-              <w:bottom w:w="100" w:type="dxa"/>
-              <w:start w:w="120" w:type="dxa"/>
-              <w:end w:w="120" w:type="dxa"/>
-            </w:tcMar>
           </w:tcPr>
           <w:p>
             <w:pPr>
@@ -12506,12 +10765,6 @@
               <w:insideH w:val="single" w:sz="6" w:color="B8C4CE"/>
               <w:insideV w:val="single" w:sz="6" w:color="B8C4CE"/>
             </w:tcBorders>
-            <w:tcMar>
-              <w:top w:w="100" w:type="dxa"/>
-              <w:bottom w:w="100" w:type="dxa"/>
-              <w:start w:w="120" w:type="dxa"/>
-              <w:end w:w="120" w:type="dxa"/>
-            </w:tcMar>
           </w:tcPr>
           <w:p>
             <w:pPr>
@@ -12547,12 +10800,6 @@
               <w:insideH w:val="single" w:sz="6" w:color="B8C4CE"/>
               <w:insideV w:val="single" w:sz="6" w:color="B8C4CE"/>
             </w:tcBorders>
-            <w:tcMar>
-              <w:top w:w="100" w:type="dxa"/>
-              <w:bottom w:w="100" w:type="dxa"/>
-              <w:start w:w="120" w:type="dxa"/>
-              <w:end w:w="120" w:type="dxa"/>
-            </w:tcMar>
           </w:tcPr>
           <w:p>
             <w:pPr>
@@ -12583,12 +10830,6 @@
               <w:insideH w:val="single" w:sz="6" w:color="B8C4CE"/>
               <w:insideV w:val="single" w:sz="6" w:color="B8C4CE"/>
             </w:tcBorders>
-            <w:tcMar>
-              <w:top w:w="100" w:type="dxa"/>
-              <w:bottom w:w="100" w:type="dxa"/>
-              <w:start w:w="120" w:type="dxa"/>
-              <w:end w:w="120" w:type="dxa"/>
-            </w:tcMar>
           </w:tcPr>
           <w:p>
             <w:pPr>
@@ -12619,12 +10860,6 @@
               <w:insideH w:val="single" w:sz="6" w:color="B8C4CE"/>
               <w:insideV w:val="single" w:sz="6" w:color="B8C4CE"/>
             </w:tcBorders>
-            <w:tcMar>
-              <w:top w:w="100" w:type="dxa"/>
-              <w:bottom w:w="100" w:type="dxa"/>
-              <w:start w:w="120" w:type="dxa"/>
-              <w:end w:w="120" w:type="dxa"/>
-            </w:tcMar>
           </w:tcPr>
           <w:p>
             <w:pPr>
@@ -12655,12 +10890,6 @@
               <w:insideH w:val="single" w:sz="6" w:color="B8C4CE"/>
               <w:insideV w:val="single" w:sz="6" w:color="B8C4CE"/>
             </w:tcBorders>
-            <w:tcMar>
-              <w:top w:w="100" w:type="dxa"/>
-              <w:bottom w:w="100" w:type="dxa"/>
-              <w:start w:w="120" w:type="dxa"/>
-              <w:end w:w="120" w:type="dxa"/>
-            </w:tcMar>
           </w:tcPr>
           <w:p>
             <w:pPr>
@@ -12696,12 +10925,6 @@
               <w:insideH w:val="single" w:sz="6" w:color="B8C4CE"/>
               <w:insideV w:val="single" w:sz="6" w:color="B8C4CE"/>
             </w:tcBorders>
-            <w:tcMar>
-              <w:top w:w="100" w:type="dxa"/>
-              <w:bottom w:w="100" w:type="dxa"/>
-              <w:start w:w="120" w:type="dxa"/>
-              <w:end w:w="120" w:type="dxa"/>
-            </w:tcMar>
           </w:tcPr>
           <w:p>
             <w:pPr>
@@ -12732,12 +10955,6 @@
               <w:insideH w:val="single" w:sz="6" w:color="B8C4CE"/>
               <w:insideV w:val="single" w:sz="6" w:color="B8C4CE"/>
             </w:tcBorders>
-            <w:tcMar>
-              <w:top w:w="100" w:type="dxa"/>
-              <w:bottom w:w="100" w:type="dxa"/>
-              <w:start w:w="120" w:type="dxa"/>
-              <w:end w:w="120" w:type="dxa"/>
-            </w:tcMar>
           </w:tcPr>
           <w:p>
             <w:pPr>
@@ -12768,12 +10985,6 @@
               <w:insideH w:val="single" w:sz="6" w:color="B8C4CE"/>
               <w:insideV w:val="single" w:sz="6" w:color="B8C4CE"/>
             </w:tcBorders>
-            <w:tcMar>
-              <w:top w:w="100" w:type="dxa"/>
-              <w:bottom w:w="100" w:type="dxa"/>
-              <w:start w:w="120" w:type="dxa"/>
-              <w:end w:w="120" w:type="dxa"/>
-            </w:tcMar>
           </w:tcPr>
           <w:p>
             <w:pPr>
@@ -12804,12 +11015,6 @@
               <w:insideH w:val="single" w:sz="6" w:color="B8C4CE"/>
               <w:insideV w:val="single" w:sz="6" w:color="B8C4CE"/>
             </w:tcBorders>
-            <w:tcMar>
-              <w:top w:w="100" w:type="dxa"/>
-              <w:bottom w:w="100" w:type="dxa"/>
-              <w:start w:w="120" w:type="dxa"/>
-              <w:end w:w="120" w:type="dxa"/>
-            </w:tcMar>
           </w:tcPr>
           <w:p>
             <w:pPr>
@@ -12845,12 +11050,6 @@
               <w:insideH w:val="single" w:sz="6" w:color="B8C4CE"/>
               <w:insideV w:val="single" w:sz="6" w:color="B8C4CE"/>
             </w:tcBorders>
-            <w:tcMar>
-              <w:top w:w="100" w:type="dxa"/>
-              <w:bottom w:w="100" w:type="dxa"/>
-              <w:start w:w="120" w:type="dxa"/>
-              <w:end w:w="120" w:type="dxa"/>
-            </w:tcMar>
           </w:tcPr>
           <w:p>
             <w:pPr>
@@ -12881,12 +11080,6 @@
               <w:insideH w:val="single" w:sz="6" w:color="B8C4CE"/>
               <w:insideV w:val="single" w:sz="6" w:color="B8C4CE"/>
             </w:tcBorders>
-            <w:tcMar>
-              <w:top w:w="100" w:type="dxa"/>
-              <w:bottom w:w="100" w:type="dxa"/>
-              <w:start w:w="120" w:type="dxa"/>
-              <w:end w:w="120" w:type="dxa"/>
-            </w:tcMar>
           </w:tcPr>
           <w:p>
             <w:pPr>
@@ -12917,12 +11110,6 @@
               <w:insideH w:val="single" w:sz="6" w:color="B8C4CE"/>
               <w:insideV w:val="single" w:sz="6" w:color="B8C4CE"/>
             </w:tcBorders>
-            <w:tcMar>
-              <w:top w:w="100" w:type="dxa"/>
-              <w:bottom w:w="100" w:type="dxa"/>
-              <w:start w:w="120" w:type="dxa"/>
-              <w:end w:w="120" w:type="dxa"/>
-            </w:tcMar>
           </w:tcPr>
           <w:p>
             <w:pPr>
@@ -12953,12 +11140,6 @@
               <w:insideH w:val="single" w:sz="6" w:color="B8C4CE"/>
               <w:insideV w:val="single" w:sz="6" w:color="B8C4CE"/>
             </w:tcBorders>
-            <w:tcMar>
-              <w:top w:w="100" w:type="dxa"/>
-              <w:bottom w:w="100" w:type="dxa"/>
-              <w:start w:w="120" w:type="dxa"/>
-              <w:end w:w="120" w:type="dxa"/>
-            </w:tcMar>
           </w:tcPr>
           <w:p>
             <w:pPr>
@@ -12997,10 +11178,15 @@
       <w:tblPr>
         <w:tblStyle w:val="TableGrid"/>
         <w:tblW w:type="dxa" w:w="9360"/>
-        <w:jc w:val="left"/>
         <w:tblLayout w:type="fixed"/>
         <w:tblLook w:firstColumn="1" w:firstRow="1" w:lastColumn="0" w:lastRow="0" w:noHBand="0" w:noVBand="1" w:val="04A0"/>
         <w:tblInd w:type="dxa" w:w="120"/>
+        <w:tblCellMar>
+          <w:top w:type="dxa" w:w="100"/>
+          <w:bottom w:type="dxa" w:w="100"/>
+          <w:start w:type="dxa" w:w="120"/>
+          <w:end w:type="dxa" w:w="120"/>
+        </w:tblCellMar>
       </w:tblPr>
       <w:tblGrid>
         <w:gridCol w:w="2500"/>
@@ -13026,12 +11212,6 @@
               <w:insideH w:val="single" w:sz="6" w:color="B8C4CE"/>
               <w:insideV w:val="single" w:sz="6" w:color="B8C4CE"/>
             </w:tcBorders>
-            <w:tcMar>
-              <w:top w:w="100" w:type="dxa"/>
-              <w:bottom w:w="100" w:type="dxa"/>
-              <w:start w:w="120" w:type="dxa"/>
-              <w:end w:w="120" w:type="dxa"/>
-            </w:tcMar>
           </w:tcPr>
           <w:p>
             <w:pPr>
@@ -13063,12 +11243,6 @@
               <w:insideH w:val="single" w:sz="6" w:color="B8C4CE"/>
               <w:insideV w:val="single" w:sz="6" w:color="B8C4CE"/>
             </w:tcBorders>
-            <w:tcMar>
-              <w:top w:w="100" w:type="dxa"/>
-              <w:bottom w:w="100" w:type="dxa"/>
-              <w:start w:w="120" w:type="dxa"/>
-              <w:end w:w="120" w:type="dxa"/>
-            </w:tcMar>
           </w:tcPr>
           <w:p>
             <w:pPr>
@@ -13100,12 +11274,6 @@
               <w:insideH w:val="single" w:sz="6" w:color="B8C4CE"/>
               <w:insideV w:val="single" w:sz="6" w:color="B8C4CE"/>
             </w:tcBorders>
-            <w:tcMar>
-              <w:top w:w="100" w:type="dxa"/>
-              <w:bottom w:w="100" w:type="dxa"/>
-              <w:start w:w="120" w:type="dxa"/>
-              <w:end w:w="120" w:type="dxa"/>
-            </w:tcMar>
           </w:tcPr>
           <w:p>
             <w:pPr>
@@ -13137,12 +11305,6 @@
               <w:insideH w:val="single" w:sz="6" w:color="B8C4CE"/>
               <w:insideV w:val="single" w:sz="6" w:color="B8C4CE"/>
             </w:tcBorders>
-            <w:tcMar>
-              <w:top w:w="100" w:type="dxa"/>
-              <w:bottom w:w="100" w:type="dxa"/>
-              <w:start w:w="120" w:type="dxa"/>
-              <w:end w:w="120" w:type="dxa"/>
-            </w:tcMar>
           </w:tcPr>
           <w:p>
             <w:pPr>
@@ -13178,12 +11340,6 @@
               <w:insideH w:val="single" w:sz="6" w:color="B8C4CE"/>
               <w:insideV w:val="single" w:sz="6" w:color="B8C4CE"/>
             </w:tcBorders>
-            <w:tcMar>
-              <w:top w:w="100" w:type="dxa"/>
-              <w:bottom w:w="100" w:type="dxa"/>
-              <w:start w:w="120" w:type="dxa"/>
-              <w:end w:w="120" w:type="dxa"/>
-            </w:tcMar>
           </w:tcPr>
           <w:p>
             <w:pPr>
@@ -13214,12 +11370,6 @@
               <w:insideH w:val="single" w:sz="6" w:color="B8C4CE"/>
               <w:insideV w:val="single" w:sz="6" w:color="B8C4CE"/>
             </w:tcBorders>
-            <w:tcMar>
-              <w:top w:w="100" w:type="dxa"/>
-              <w:bottom w:w="100" w:type="dxa"/>
-              <w:start w:w="120" w:type="dxa"/>
-              <w:end w:w="120" w:type="dxa"/>
-            </w:tcMar>
           </w:tcPr>
           <w:p>
             <w:pPr>
@@ -13250,12 +11400,6 @@
               <w:insideH w:val="single" w:sz="6" w:color="B8C4CE"/>
               <w:insideV w:val="single" w:sz="6" w:color="B8C4CE"/>
             </w:tcBorders>
-            <w:tcMar>
-              <w:top w:w="100" w:type="dxa"/>
-              <w:bottom w:w="100" w:type="dxa"/>
-              <w:start w:w="120" w:type="dxa"/>
-              <w:end w:w="120" w:type="dxa"/>
-            </w:tcMar>
           </w:tcPr>
           <w:p>
             <w:pPr>
@@ -13286,12 +11430,6 @@
               <w:insideH w:val="single" w:sz="6" w:color="B8C4CE"/>
               <w:insideV w:val="single" w:sz="6" w:color="B8C4CE"/>
             </w:tcBorders>
-            <w:tcMar>
-              <w:top w:w="100" w:type="dxa"/>
-              <w:bottom w:w="100" w:type="dxa"/>
-              <w:start w:w="120" w:type="dxa"/>
-              <w:end w:w="120" w:type="dxa"/>
-            </w:tcMar>
           </w:tcPr>
           <w:p>
             <w:pPr>
@@ -13327,12 +11465,6 @@
               <w:insideH w:val="single" w:sz="6" w:color="B8C4CE"/>
               <w:insideV w:val="single" w:sz="6" w:color="B8C4CE"/>
             </w:tcBorders>
-            <w:tcMar>
-              <w:top w:w="100" w:type="dxa"/>
-              <w:bottom w:w="100" w:type="dxa"/>
-              <w:start w:w="120" w:type="dxa"/>
-              <w:end w:w="120" w:type="dxa"/>
-            </w:tcMar>
           </w:tcPr>
           <w:p>
             <w:pPr>
@@ -13363,12 +11495,6 @@
               <w:insideH w:val="single" w:sz="6" w:color="B8C4CE"/>
               <w:insideV w:val="single" w:sz="6" w:color="B8C4CE"/>
             </w:tcBorders>
-            <w:tcMar>
-              <w:top w:w="100" w:type="dxa"/>
-              <w:bottom w:w="100" w:type="dxa"/>
-              <w:start w:w="120" w:type="dxa"/>
-              <w:end w:w="120" w:type="dxa"/>
-            </w:tcMar>
           </w:tcPr>
           <w:p>
             <w:pPr>
@@ -13399,12 +11525,6 @@
               <w:insideH w:val="single" w:sz="6" w:color="B8C4CE"/>
               <w:insideV w:val="single" w:sz="6" w:color="B8C4CE"/>
             </w:tcBorders>
-            <w:tcMar>
-              <w:top w:w="100" w:type="dxa"/>
-              <w:bottom w:w="100" w:type="dxa"/>
-              <w:start w:w="120" w:type="dxa"/>
-              <w:end w:w="120" w:type="dxa"/>
-            </w:tcMar>
           </w:tcPr>
           <w:p>
             <w:pPr>
@@ -13435,12 +11555,6 @@
               <w:insideH w:val="single" w:sz="6" w:color="B8C4CE"/>
               <w:insideV w:val="single" w:sz="6" w:color="B8C4CE"/>
             </w:tcBorders>
-            <w:tcMar>
-              <w:top w:w="100" w:type="dxa"/>
-              <w:bottom w:w="100" w:type="dxa"/>
-              <w:start w:w="120" w:type="dxa"/>
-              <w:end w:w="120" w:type="dxa"/>
-            </w:tcMar>
           </w:tcPr>
           <w:p>
             <w:pPr>
@@ -13479,10 +11593,15 @@
       <w:tblPr>
         <w:tblStyle w:val="TableGrid"/>
         <w:tblW w:type="dxa" w:w="9360"/>
-        <w:jc w:val="left"/>
         <w:tblLayout w:type="fixed"/>
         <w:tblLook w:firstColumn="1" w:firstRow="1" w:lastColumn="0" w:lastRow="0" w:noHBand="0" w:noVBand="1" w:val="04A0"/>
         <w:tblInd w:type="dxa" w:w="120"/>
+        <w:tblCellMar>
+          <w:top w:type="dxa" w:w="100"/>
+          <w:bottom w:type="dxa" w:w="100"/>
+          <w:start w:type="dxa" w:w="120"/>
+          <w:end w:type="dxa" w:w="120"/>
+        </w:tblCellMar>
       </w:tblPr>
       <w:tblGrid>
         <w:gridCol w:w="2500"/>
@@ -13508,12 +11627,6 @@
               <w:insideH w:val="single" w:sz="6" w:color="B8C4CE"/>
               <w:insideV w:val="single" w:sz="6" w:color="B8C4CE"/>
             </w:tcBorders>
-            <w:tcMar>
-              <w:top w:w="100" w:type="dxa"/>
-              <w:bottom w:w="100" w:type="dxa"/>
-              <w:start w:w="120" w:type="dxa"/>
-              <w:end w:w="120" w:type="dxa"/>
-            </w:tcMar>
           </w:tcPr>
           <w:p>
             <w:pPr>
@@ -13545,12 +11658,6 @@
               <w:insideH w:val="single" w:sz="6" w:color="B8C4CE"/>
               <w:insideV w:val="single" w:sz="6" w:color="B8C4CE"/>
             </w:tcBorders>
-            <w:tcMar>
-              <w:top w:w="100" w:type="dxa"/>
-              <w:bottom w:w="100" w:type="dxa"/>
-              <w:start w:w="120" w:type="dxa"/>
-              <w:end w:w="120" w:type="dxa"/>
-            </w:tcMar>
           </w:tcPr>
           <w:p>
             <w:pPr>
@@ -13582,12 +11689,6 @@
               <w:insideH w:val="single" w:sz="6" w:color="B8C4CE"/>
               <w:insideV w:val="single" w:sz="6" w:color="B8C4CE"/>
             </w:tcBorders>
-            <w:tcMar>
-              <w:top w:w="100" w:type="dxa"/>
-              <w:bottom w:w="100" w:type="dxa"/>
-              <w:start w:w="120" w:type="dxa"/>
-              <w:end w:w="120" w:type="dxa"/>
-            </w:tcMar>
           </w:tcPr>
           <w:p>
             <w:pPr>
@@ -13619,12 +11720,6 @@
               <w:insideH w:val="single" w:sz="6" w:color="B8C4CE"/>
               <w:insideV w:val="single" w:sz="6" w:color="B8C4CE"/>
             </w:tcBorders>
-            <w:tcMar>
-              <w:top w:w="100" w:type="dxa"/>
-              <w:bottom w:w="100" w:type="dxa"/>
-              <w:start w:w="120" w:type="dxa"/>
-              <w:end w:w="120" w:type="dxa"/>
-            </w:tcMar>
           </w:tcPr>
           <w:p>
             <w:pPr>
@@ -13660,12 +11755,6 @@
               <w:insideH w:val="single" w:sz="6" w:color="B8C4CE"/>
               <w:insideV w:val="single" w:sz="6" w:color="B8C4CE"/>
             </w:tcBorders>
-            <w:tcMar>
-              <w:top w:w="100" w:type="dxa"/>
-              <w:bottom w:w="100" w:type="dxa"/>
-              <w:start w:w="120" w:type="dxa"/>
-              <w:end w:w="120" w:type="dxa"/>
-            </w:tcMar>
           </w:tcPr>
           <w:p>
             <w:pPr>
@@ -13696,12 +11785,6 @@
               <w:insideH w:val="single" w:sz="6" w:color="B8C4CE"/>
               <w:insideV w:val="single" w:sz="6" w:color="B8C4CE"/>
             </w:tcBorders>
-            <w:tcMar>
-              <w:top w:w="100" w:type="dxa"/>
-              <w:bottom w:w="100" w:type="dxa"/>
-              <w:start w:w="120" w:type="dxa"/>
-              <w:end w:w="120" w:type="dxa"/>
-            </w:tcMar>
           </w:tcPr>
           <w:p>
             <w:pPr>
@@ -13732,12 +11815,6 @@
               <w:insideH w:val="single" w:sz="6" w:color="B8C4CE"/>
               <w:insideV w:val="single" w:sz="6" w:color="B8C4CE"/>
             </w:tcBorders>
-            <w:tcMar>
-              <w:top w:w="100" w:type="dxa"/>
-              <w:bottom w:w="100" w:type="dxa"/>
-              <w:start w:w="120" w:type="dxa"/>
-              <w:end w:w="120" w:type="dxa"/>
-            </w:tcMar>
           </w:tcPr>
           <w:p>
             <w:pPr>
@@ -13768,12 +11845,6 @@
               <w:insideH w:val="single" w:sz="6" w:color="B8C4CE"/>
               <w:insideV w:val="single" w:sz="6" w:color="B8C4CE"/>
             </w:tcBorders>
-            <w:tcMar>
-              <w:top w:w="100" w:type="dxa"/>
-              <w:bottom w:w="100" w:type="dxa"/>
-              <w:start w:w="120" w:type="dxa"/>
-              <w:end w:w="120" w:type="dxa"/>
-            </w:tcMar>
           </w:tcPr>
           <w:p>
             <w:pPr>
@@ -13809,12 +11880,6 @@
               <w:insideH w:val="single" w:sz="6" w:color="B8C4CE"/>
               <w:insideV w:val="single" w:sz="6" w:color="B8C4CE"/>
             </w:tcBorders>
-            <w:tcMar>
-              <w:top w:w="100" w:type="dxa"/>
-              <w:bottom w:w="100" w:type="dxa"/>
-              <w:start w:w="120" w:type="dxa"/>
-              <w:end w:w="120" w:type="dxa"/>
-            </w:tcMar>
           </w:tcPr>
           <w:p>
             <w:pPr>
@@ -13845,12 +11910,6 @@
               <w:insideH w:val="single" w:sz="6" w:color="B8C4CE"/>
               <w:insideV w:val="single" w:sz="6" w:color="B8C4CE"/>
             </w:tcBorders>
-            <w:tcMar>
-              <w:top w:w="100" w:type="dxa"/>
-              <w:bottom w:w="100" w:type="dxa"/>
-              <w:start w:w="120" w:type="dxa"/>
-              <w:end w:w="120" w:type="dxa"/>
-            </w:tcMar>
           </w:tcPr>
           <w:p>
             <w:pPr>
@@ -13881,12 +11940,6 @@
               <w:insideH w:val="single" w:sz="6" w:color="B8C4CE"/>
               <w:insideV w:val="single" w:sz="6" w:color="B8C4CE"/>
             </w:tcBorders>
-            <w:tcMar>
-              <w:top w:w="100" w:type="dxa"/>
-              <w:bottom w:w="100" w:type="dxa"/>
-              <w:start w:w="120" w:type="dxa"/>
-              <w:end w:w="120" w:type="dxa"/>
-            </w:tcMar>
           </w:tcPr>
           <w:p>
             <w:pPr>
@@ -13917,12 +11970,6 @@
               <w:insideH w:val="single" w:sz="6" w:color="B8C4CE"/>
               <w:insideV w:val="single" w:sz="6" w:color="B8C4CE"/>
             </w:tcBorders>
-            <w:tcMar>
-              <w:top w:w="100" w:type="dxa"/>
-              <w:bottom w:w="100" w:type="dxa"/>
-              <w:start w:w="120" w:type="dxa"/>
-              <w:end w:w="120" w:type="dxa"/>
-            </w:tcMar>
           </w:tcPr>
           <w:p>
             <w:pPr>
@@ -13958,12 +12005,6 @@
               <w:insideH w:val="single" w:sz="6" w:color="B8C4CE"/>
               <w:insideV w:val="single" w:sz="6" w:color="B8C4CE"/>
             </w:tcBorders>
-            <w:tcMar>
-              <w:top w:w="100" w:type="dxa"/>
-              <w:bottom w:w="100" w:type="dxa"/>
-              <w:start w:w="120" w:type="dxa"/>
-              <w:end w:w="120" w:type="dxa"/>
-            </w:tcMar>
           </w:tcPr>
           <w:p>
             <w:pPr>
@@ -13994,12 +12035,6 @@
               <w:insideH w:val="single" w:sz="6" w:color="B8C4CE"/>
               <w:insideV w:val="single" w:sz="6" w:color="B8C4CE"/>
             </w:tcBorders>
-            <w:tcMar>
-              <w:top w:w="100" w:type="dxa"/>
-              <w:bottom w:w="100" w:type="dxa"/>
-              <w:start w:w="120" w:type="dxa"/>
-              <w:end w:w="120" w:type="dxa"/>
-            </w:tcMar>
           </w:tcPr>
           <w:p>
             <w:pPr>
@@ -14030,12 +12065,6 @@
               <w:insideH w:val="single" w:sz="6" w:color="B8C4CE"/>
               <w:insideV w:val="single" w:sz="6" w:color="B8C4CE"/>
             </w:tcBorders>
-            <w:tcMar>
-              <w:top w:w="100" w:type="dxa"/>
-              <w:bottom w:w="100" w:type="dxa"/>
-              <w:start w:w="120" w:type="dxa"/>
-              <w:end w:w="120" w:type="dxa"/>
-            </w:tcMar>
           </w:tcPr>
           <w:p>
             <w:pPr>
@@ -14066,12 +12095,6 @@
               <w:insideH w:val="single" w:sz="6" w:color="B8C4CE"/>
               <w:insideV w:val="single" w:sz="6" w:color="B8C4CE"/>
             </w:tcBorders>
-            <w:tcMar>
-              <w:top w:w="100" w:type="dxa"/>
-              <w:bottom w:w="100" w:type="dxa"/>
-              <w:start w:w="120" w:type="dxa"/>
-              <w:end w:w="120" w:type="dxa"/>
-            </w:tcMar>
           </w:tcPr>
           <w:p>
             <w:pPr>
@@ -14107,12 +12130,6 @@
               <w:insideH w:val="single" w:sz="6" w:color="B8C4CE"/>
               <w:insideV w:val="single" w:sz="6" w:color="B8C4CE"/>
             </w:tcBorders>
-            <w:tcMar>
-              <w:top w:w="100" w:type="dxa"/>
-              <w:bottom w:w="100" w:type="dxa"/>
-              <w:start w:w="120" w:type="dxa"/>
-              <w:end w:w="120" w:type="dxa"/>
-            </w:tcMar>
           </w:tcPr>
           <w:p>
             <w:pPr>
@@ -14143,12 +12160,6 @@
               <w:insideH w:val="single" w:sz="6" w:color="B8C4CE"/>
               <w:insideV w:val="single" w:sz="6" w:color="B8C4CE"/>
             </w:tcBorders>
-            <w:tcMar>
-              <w:top w:w="100" w:type="dxa"/>
-              <w:bottom w:w="100" w:type="dxa"/>
-              <w:start w:w="120" w:type="dxa"/>
-              <w:end w:w="120" w:type="dxa"/>
-            </w:tcMar>
           </w:tcPr>
           <w:p>
             <w:pPr>
@@ -14179,12 +12190,6 @@
               <w:insideH w:val="single" w:sz="6" w:color="B8C4CE"/>
               <w:insideV w:val="single" w:sz="6" w:color="B8C4CE"/>
             </w:tcBorders>
-            <w:tcMar>
-              <w:top w:w="100" w:type="dxa"/>
-              <w:bottom w:w="100" w:type="dxa"/>
-              <w:start w:w="120" w:type="dxa"/>
-              <w:end w:w="120" w:type="dxa"/>
-            </w:tcMar>
           </w:tcPr>
           <w:p>
             <w:pPr>
@@ -14215,12 +12220,6 @@
               <w:insideH w:val="single" w:sz="6" w:color="B8C4CE"/>
               <w:insideV w:val="single" w:sz="6" w:color="B8C4CE"/>
             </w:tcBorders>
-            <w:tcMar>
-              <w:top w:w="100" w:type="dxa"/>
-              <w:bottom w:w="100" w:type="dxa"/>
-              <w:start w:w="120" w:type="dxa"/>
-              <w:end w:w="120" w:type="dxa"/>
-            </w:tcMar>
           </w:tcPr>
           <w:p>
             <w:pPr>
@@ -14256,12 +12255,6 @@
               <w:insideH w:val="single" w:sz="6" w:color="B8C4CE"/>
               <w:insideV w:val="single" w:sz="6" w:color="B8C4CE"/>
             </w:tcBorders>
-            <w:tcMar>
-              <w:top w:w="100" w:type="dxa"/>
-              <w:bottom w:w="100" w:type="dxa"/>
-              <w:start w:w="120" w:type="dxa"/>
-              <w:end w:w="120" w:type="dxa"/>
-            </w:tcMar>
           </w:tcPr>
           <w:p>
             <w:pPr>
@@ -14292,12 +12285,6 @@
               <w:insideH w:val="single" w:sz="6" w:color="B8C4CE"/>
               <w:insideV w:val="single" w:sz="6" w:color="B8C4CE"/>
             </w:tcBorders>
-            <w:tcMar>
-              <w:top w:w="100" w:type="dxa"/>
-              <w:bottom w:w="100" w:type="dxa"/>
-              <w:start w:w="120" w:type="dxa"/>
-              <w:end w:w="120" w:type="dxa"/>
-            </w:tcMar>
           </w:tcPr>
           <w:p>
             <w:pPr>
@@ -14328,12 +12315,6 @@
               <w:insideH w:val="single" w:sz="6" w:color="B8C4CE"/>
               <w:insideV w:val="single" w:sz="6" w:color="B8C4CE"/>
             </w:tcBorders>
-            <w:tcMar>
-              <w:top w:w="100" w:type="dxa"/>
-              <w:bottom w:w="100" w:type="dxa"/>
-              <w:start w:w="120" w:type="dxa"/>
-              <w:end w:w="120" w:type="dxa"/>
-            </w:tcMar>
           </w:tcPr>
           <w:p>
             <w:pPr>
@@ -14364,12 +12345,6 @@
               <w:insideH w:val="single" w:sz="6" w:color="B8C4CE"/>
               <w:insideV w:val="single" w:sz="6" w:color="B8C4CE"/>
             </w:tcBorders>
-            <w:tcMar>
-              <w:top w:w="100" w:type="dxa"/>
-              <w:bottom w:w="100" w:type="dxa"/>
-              <w:start w:w="120" w:type="dxa"/>
-              <w:end w:w="120" w:type="dxa"/>
-            </w:tcMar>
           </w:tcPr>
           <w:p>
             <w:pPr>
@@ -14408,10 +12383,15 @@
       <w:tblPr>
         <w:tblStyle w:val="TableGrid"/>
         <w:tblW w:type="dxa" w:w="9360"/>
-        <w:jc w:val="left"/>
         <w:tblLayout w:type="fixed"/>
         <w:tblLook w:firstColumn="1" w:firstRow="1" w:lastColumn="0" w:lastRow="0" w:noHBand="0" w:noVBand="1" w:val="04A0"/>
         <w:tblInd w:type="dxa" w:w="120"/>
+        <w:tblCellMar>
+          <w:top w:type="dxa" w:w="100"/>
+          <w:bottom w:type="dxa" w:w="100"/>
+          <w:start w:type="dxa" w:w="120"/>
+          <w:end w:type="dxa" w:w="120"/>
+        </w:tblCellMar>
       </w:tblPr>
       <w:tblGrid>
         <w:gridCol w:w="2500"/>
@@ -14437,12 +12417,6 @@
               <w:insideH w:val="single" w:sz="6" w:color="B8C4CE"/>
               <w:insideV w:val="single" w:sz="6" w:color="B8C4CE"/>
             </w:tcBorders>
-            <w:tcMar>
-              <w:top w:w="100" w:type="dxa"/>
-              <w:bottom w:w="100" w:type="dxa"/>
-              <w:start w:w="120" w:type="dxa"/>
-              <w:end w:w="120" w:type="dxa"/>
-            </w:tcMar>
           </w:tcPr>
           <w:p>
             <w:pPr>
@@ -14474,12 +12448,6 @@
               <w:insideH w:val="single" w:sz="6" w:color="B8C4CE"/>
               <w:insideV w:val="single" w:sz="6" w:color="B8C4CE"/>
             </w:tcBorders>
-            <w:tcMar>
-              <w:top w:w="100" w:type="dxa"/>
-              <w:bottom w:w="100" w:type="dxa"/>
-              <w:start w:w="120" w:type="dxa"/>
-              <w:end w:w="120" w:type="dxa"/>
-            </w:tcMar>
           </w:tcPr>
           <w:p>
             <w:pPr>
@@ -14511,12 +12479,6 @@
               <w:insideH w:val="single" w:sz="6" w:color="B8C4CE"/>
               <w:insideV w:val="single" w:sz="6" w:color="B8C4CE"/>
             </w:tcBorders>
-            <w:tcMar>
-              <w:top w:w="100" w:type="dxa"/>
-              <w:bottom w:w="100" w:type="dxa"/>
-              <w:start w:w="120" w:type="dxa"/>
-              <w:end w:w="120" w:type="dxa"/>
-            </w:tcMar>
           </w:tcPr>
           <w:p>
             <w:pPr>
@@ -14548,12 +12510,6 @@
               <w:insideH w:val="single" w:sz="6" w:color="B8C4CE"/>
               <w:insideV w:val="single" w:sz="6" w:color="B8C4CE"/>
             </w:tcBorders>
-            <w:tcMar>
-              <w:top w:w="100" w:type="dxa"/>
-              <w:bottom w:w="100" w:type="dxa"/>
-              <w:start w:w="120" w:type="dxa"/>
-              <w:end w:w="120" w:type="dxa"/>
-            </w:tcMar>
           </w:tcPr>
           <w:p>
             <w:pPr>
@@ -14589,12 +12545,6 @@
               <w:insideH w:val="single" w:sz="6" w:color="B8C4CE"/>
               <w:insideV w:val="single" w:sz="6" w:color="B8C4CE"/>
             </w:tcBorders>
-            <w:tcMar>
-              <w:top w:w="100" w:type="dxa"/>
-              <w:bottom w:w="100" w:type="dxa"/>
-              <w:start w:w="120" w:type="dxa"/>
-              <w:end w:w="120" w:type="dxa"/>
-            </w:tcMar>
           </w:tcPr>
           <w:p>
             <w:pPr>
@@ -14625,12 +12575,6 @@
               <w:insideH w:val="single" w:sz="6" w:color="B8C4CE"/>
               <w:insideV w:val="single" w:sz="6" w:color="B8C4CE"/>
             </w:tcBorders>
-            <w:tcMar>
-              <w:top w:w="100" w:type="dxa"/>
-              <w:bottom w:w="100" w:type="dxa"/>
-              <w:start w:w="120" w:type="dxa"/>
-              <w:end w:w="120" w:type="dxa"/>
-            </w:tcMar>
           </w:tcPr>
           <w:p>
             <w:pPr>
@@ -14661,12 +12605,6 @@
               <w:insideH w:val="single" w:sz="6" w:color="B8C4CE"/>
               <w:insideV w:val="single" w:sz="6" w:color="B8C4CE"/>
             </w:tcBorders>
-            <w:tcMar>
-              <w:top w:w="100" w:type="dxa"/>
-              <w:bottom w:w="100" w:type="dxa"/>
-              <w:start w:w="120" w:type="dxa"/>
-              <w:end w:w="120" w:type="dxa"/>
-            </w:tcMar>
           </w:tcPr>
           <w:p>
             <w:pPr>
@@ -14697,12 +12635,6 @@
               <w:insideH w:val="single" w:sz="6" w:color="B8C4CE"/>
               <w:insideV w:val="single" w:sz="6" w:color="B8C4CE"/>
             </w:tcBorders>
-            <w:tcMar>
-              <w:top w:w="100" w:type="dxa"/>
-              <w:bottom w:w="100" w:type="dxa"/>
-              <w:start w:w="120" w:type="dxa"/>
-              <w:end w:w="120" w:type="dxa"/>
-            </w:tcMar>
           </w:tcPr>
           <w:p>
             <w:pPr>
@@ -14738,12 +12670,6 @@
               <w:insideH w:val="single" w:sz="6" w:color="B8C4CE"/>
               <w:insideV w:val="single" w:sz="6" w:color="B8C4CE"/>
             </w:tcBorders>
-            <w:tcMar>
-              <w:top w:w="100" w:type="dxa"/>
-              <w:bottom w:w="100" w:type="dxa"/>
-              <w:start w:w="120" w:type="dxa"/>
-              <w:end w:w="120" w:type="dxa"/>
-            </w:tcMar>
           </w:tcPr>
           <w:p>
             <w:pPr>
@@ -14774,12 +12700,6 @@
               <w:insideH w:val="single" w:sz="6" w:color="B8C4CE"/>
               <w:insideV w:val="single" w:sz="6" w:color="B8C4CE"/>
             </w:tcBorders>
-            <w:tcMar>
-              <w:top w:w="100" w:type="dxa"/>
-              <w:bottom w:w="100" w:type="dxa"/>
-              <w:start w:w="120" w:type="dxa"/>
-              <w:end w:w="120" w:type="dxa"/>
-            </w:tcMar>
           </w:tcPr>
           <w:p>
             <w:pPr>
@@ -14810,12 +12730,6 @@
               <w:insideH w:val="single" w:sz="6" w:color="B8C4CE"/>
               <w:insideV w:val="single" w:sz="6" w:color="B8C4CE"/>
             </w:tcBorders>
-            <w:tcMar>
-              <w:top w:w="100" w:type="dxa"/>
-              <w:bottom w:w="100" w:type="dxa"/>
-              <w:start w:w="120" w:type="dxa"/>
-              <w:end w:w="120" w:type="dxa"/>
-            </w:tcMar>
           </w:tcPr>
           <w:p>
             <w:pPr>
@@ -14846,12 +12760,6 @@
               <w:insideH w:val="single" w:sz="6" w:color="B8C4CE"/>
               <w:insideV w:val="single" w:sz="6" w:color="B8C4CE"/>
             </w:tcBorders>
-            <w:tcMar>
-              <w:top w:w="100" w:type="dxa"/>
-              <w:bottom w:w="100" w:type="dxa"/>
-              <w:start w:w="120" w:type="dxa"/>
-              <w:end w:w="120" w:type="dxa"/>
-            </w:tcMar>
           </w:tcPr>
           <w:p>
             <w:pPr>
@@ -14890,10 +12798,15 @@
       <w:tblPr>
         <w:tblStyle w:val="TableGrid"/>
         <w:tblW w:type="dxa" w:w="9360"/>
-        <w:jc w:val="left"/>
         <w:tblLayout w:type="fixed"/>
         <w:tblLook w:firstColumn="1" w:firstRow="1" w:lastColumn="0" w:lastRow="0" w:noHBand="0" w:noVBand="1" w:val="04A0"/>
         <w:tblInd w:type="dxa" w:w="120"/>
+        <w:tblCellMar>
+          <w:top w:type="dxa" w:w="100"/>
+          <w:bottom w:type="dxa" w:w="100"/>
+          <w:start w:type="dxa" w:w="120"/>
+          <w:end w:type="dxa" w:w="120"/>
+        </w:tblCellMar>
       </w:tblPr>
       <w:tblGrid>
         <w:gridCol w:w="2500"/>
@@ -14919,12 +12832,6 @@
               <w:insideH w:val="single" w:sz="6" w:color="B8C4CE"/>
               <w:insideV w:val="single" w:sz="6" w:color="B8C4CE"/>
             </w:tcBorders>
-            <w:tcMar>
-              <w:top w:w="100" w:type="dxa"/>
-              <w:bottom w:w="100" w:type="dxa"/>
-              <w:start w:w="120" w:type="dxa"/>
-              <w:end w:w="120" w:type="dxa"/>
-            </w:tcMar>
           </w:tcPr>
           <w:p>
             <w:pPr>
@@ -14956,12 +12863,6 @@
               <w:insideH w:val="single" w:sz="6" w:color="B8C4CE"/>
               <w:insideV w:val="single" w:sz="6" w:color="B8C4CE"/>
             </w:tcBorders>
-            <w:tcMar>
-              <w:top w:w="100" w:type="dxa"/>
-              <w:bottom w:w="100" w:type="dxa"/>
-              <w:start w:w="120" w:type="dxa"/>
-              <w:end w:w="120" w:type="dxa"/>
-            </w:tcMar>
           </w:tcPr>
           <w:p>
             <w:pPr>
@@ -14993,12 +12894,6 @@
               <w:insideH w:val="single" w:sz="6" w:color="B8C4CE"/>
               <w:insideV w:val="single" w:sz="6" w:color="B8C4CE"/>
             </w:tcBorders>
-            <w:tcMar>
-              <w:top w:w="100" w:type="dxa"/>
-              <w:bottom w:w="100" w:type="dxa"/>
-              <w:start w:w="120" w:type="dxa"/>
-              <w:end w:w="120" w:type="dxa"/>
-            </w:tcMar>
           </w:tcPr>
           <w:p>
             <w:pPr>
@@ -15030,12 +12925,6 @@
               <w:insideH w:val="single" w:sz="6" w:color="B8C4CE"/>
               <w:insideV w:val="single" w:sz="6" w:color="B8C4CE"/>
             </w:tcBorders>
-            <w:tcMar>
-              <w:top w:w="100" w:type="dxa"/>
-              <w:bottom w:w="100" w:type="dxa"/>
-              <w:start w:w="120" w:type="dxa"/>
-              <w:end w:w="120" w:type="dxa"/>
-            </w:tcMar>
           </w:tcPr>
           <w:p>
             <w:pPr>
@@ -15071,12 +12960,6 @@
               <w:insideH w:val="single" w:sz="6" w:color="B8C4CE"/>
               <w:insideV w:val="single" w:sz="6" w:color="B8C4CE"/>
             </w:tcBorders>
-            <w:tcMar>
-              <w:top w:w="100" w:type="dxa"/>
-              <w:bottom w:w="100" w:type="dxa"/>
-              <w:start w:w="120" w:type="dxa"/>
-              <w:end w:w="120" w:type="dxa"/>
-            </w:tcMar>
           </w:tcPr>
           <w:p>
             <w:pPr>
@@ -15107,12 +12990,6 @@
               <w:insideH w:val="single" w:sz="6" w:color="B8C4CE"/>
               <w:insideV w:val="single" w:sz="6" w:color="B8C4CE"/>
             </w:tcBorders>
-            <w:tcMar>
-              <w:top w:w="100" w:type="dxa"/>
-              <w:bottom w:w="100" w:type="dxa"/>
-              <w:start w:w="120" w:type="dxa"/>
-              <w:end w:w="120" w:type="dxa"/>
-            </w:tcMar>
           </w:tcPr>
           <w:p>
             <w:pPr>
@@ -15143,12 +13020,6 @@
               <w:insideH w:val="single" w:sz="6" w:color="B8C4CE"/>
               <w:insideV w:val="single" w:sz="6" w:color="B8C4CE"/>
             </w:tcBorders>
-            <w:tcMar>
-              <w:top w:w="100" w:type="dxa"/>
-              <w:bottom w:w="100" w:type="dxa"/>
-              <w:start w:w="120" w:type="dxa"/>
-              <w:end w:w="120" w:type="dxa"/>
-            </w:tcMar>
           </w:tcPr>
           <w:p>
             <w:pPr>
@@ -15179,12 +13050,6 @@
               <w:insideH w:val="single" w:sz="6" w:color="B8C4CE"/>
               <w:insideV w:val="single" w:sz="6" w:color="B8C4CE"/>
             </w:tcBorders>
-            <w:tcMar>
-              <w:top w:w="100" w:type="dxa"/>
-              <w:bottom w:w="100" w:type="dxa"/>
-              <w:start w:w="120" w:type="dxa"/>
-              <w:end w:w="120" w:type="dxa"/>
-            </w:tcMar>
           </w:tcPr>
           <w:p>
             <w:pPr>
@@ -15220,12 +13085,6 @@
               <w:insideH w:val="single" w:sz="6" w:color="B8C4CE"/>
               <w:insideV w:val="single" w:sz="6" w:color="B8C4CE"/>
             </w:tcBorders>
-            <w:tcMar>
-              <w:top w:w="100" w:type="dxa"/>
-              <w:bottom w:w="100" w:type="dxa"/>
-              <w:start w:w="120" w:type="dxa"/>
-              <w:end w:w="120" w:type="dxa"/>
-            </w:tcMar>
           </w:tcPr>
           <w:p>
             <w:pPr>
@@ -15256,12 +13115,6 @@
               <w:insideH w:val="single" w:sz="6" w:color="B8C4CE"/>
               <w:insideV w:val="single" w:sz="6" w:color="B8C4CE"/>
             </w:tcBorders>
-            <w:tcMar>
-              <w:top w:w="100" w:type="dxa"/>
-              <w:bottom w:w="100" w:type="dxa"/>
-              <w:start w:w="120" w:type="dxa"/>
-              <w:end w:w="120" w:type="dxa"/>
-            </w:tcMar>
           </w:tcPr>
           <w:p>
             <w:pPr>
@@ -15292,12 +13145,6 @@
               <w:insideH w:val="single" w:sz="6" w:color="B8C4CE"/>
               <w:insideV w:val="single" w:sz="6" w:color="B8C4CE"/>
             </w:tcBorders>
-            <w:tcMar>
-              <w:top w:w="100" w:type="dxa"/>
-              <w:bottom w:w="100" w:type="dxa"/>
-              <w:start w:w="120" w:type="dxa"/>
-              <w:end w:w="120" w:type="dxa"/>
-            </w:tcMar>
           </w:tcPr>
           <w:p>
             <w:pPr>
@@ -15328,12 +13175,6 @@
               <w:insideH w:val="single" w:sz="6" w:color="B8C4CE"/>
               <w:insideV w:val="single" w:sz="6" w:color="B8C4CE"/>
             </w:tcBorders>
-            <w:tcMar>
-              <w:top w:w="100" w:type="dxa"/>
-              <w:bottom w:w="100" w:type="dxa"/>
-              <w:start w:w="120" w:type="dxa"/>
-              <w:end w:w="120" w:type="dxa"/>
-            </w:tcMar>
           </w:tcPr>
           <w:p>
             <w:pPr>
@@ -15369,12 +13210,6 @@
               <w:insideH w:val="single" w:sz="6" w:color="B8C4CE"/>
               <w:insideV w:val="single" w:sz="6" w:color="B8C4CE"/>
             </w:tcBorders>
-            <w:tcMar>
-              <w:top w:w="100" w:type="dxa"/>
-              <w:bottom w:w="100" w:type="dxa"/>
-              <w:start w:w="120" w:type="dxa"/>
-              <w:end w:w="120" w:type="dxa"/>
-            </w:tcMar>
           </w:tcPr>
           <w:p>
             <w:pPr>
@@ -15405,12 +13240,6 @@
               <w:insideH w:val="single" w:sz="6" w:color="B8C4CE"/>
               <w:insideV w:val="single" w:sz="6" w:color="B8C4CE"/>
             </w:tcBorders>
-            <w:tcMar>
-              <w:top w:w="100" w:type="dxa"/>
-              <w:bottom w:w="100" w:type="dxa"/>
-              <w:start w:w="120" w:type="dxa"/>
-              <w:end w:w="120" w:type="dxa"/>
-            </w:tcMar>
           </w:tcPr>
           <w:p>
             <w:pPr>
@@ -15441,12 +13270,6 @@
               <w:insideH w:val="single" w:sz="6" w:color="B8C4CE"/>
               <w:insideV w:val="single" w:sz="6" w:color="B8C4CE"/>
             </w:tcBorders>
-            <w:tcMar>
-              <w:top w:w="100" w:type="dxa"/>
-              <w:bottom w:w="100" w:type="dxa"/>
-              <w:start w:w="120" w:type="dxa"/>
-              <w:end w:w="120" w:type="dxa"/>
-            </w:tcMar>
           </w:tcPr>
           <w:p>
             <w:pPr>
@@ -15477,12 +13300,6 @@
               <w:insideH w:val="single" w:sz="6" w:color="B8C4CE"/>
               <w:insideV w:val="single" w:sz="6" w:color="B8C4CE"/>
             </w:tcBorders>
-            <w:tcMar>
-              <w:top w:w="100" w:type="dxa"/>
-              <w:bottom w:w="100" w:type="dxa"/>
-              <w:start w:w="120" w:type="dxa"/>
-              <w:end w:w="120" w:type="dxa"/>
-            </w:tcMar>
           </w:tcPr>
           <w:p>
             <w:pPr>
@@ -15518,12 +13335,6 @@
               <w:insideH w:val="single" w:sz="6" w:color="B8C4CE"/>
               <w:insideV w:val="single" w:sz="6" w:color="B8C4CE"/>
             </w:tcBorders>
-            <w:tcMar>
-              <w:top w:w="100" w:type="dxa"/>
-              <w:bottom w:w="100" w:type="dxa"/>
-              <w:start w:w="120" w:type="dxa"/>
-              <w:end w:w="120" w:type="dxa"/>
-            </w:tcMar>
           </w:tcPr>
           <w:p>
             <w:pPr>
@@ -15554,12 +13365,6 @@
               <w:insideH w:val="single" w:sz="6" w:color="B8C4CE"/>
               <w:insideV w:val="single" w:sz="6" w:color="B8C4CE"/>
             </w:tcBorders>
-            <w:tcMar>
-              <w:top w:w="100" w:type="dxa"/>
-              <w:bottom w:w="100" w:type="dxa"/>
-              <w:start w:w="120" w:type="dxa"/>
-              <w:end w:w="120" w:type="dxa"/>
-            </w:tcMar>
           </w:tcPr>
           <w:p>
             <w:pPr>
@@ -15590,12 +13395,6 @@
               <w:insideH w:val="single" w:sz="6" w:color="B8C4CE"/>
               <w:insideV w:val="single" w:sz="6" w:color="B8C4CE"/>
             </w:tcBorders>
-            <w:tcMar>
-              <w:top w:w="100" w:type="dxa"/>
-              <w:bottom w:w="100" w:type="dxa"/>
-              <w:start w:w="120" w:type="dxa"/>
-              <w:end w:w="120" w:type="dxa"/>
-            </w:tcMar>
           </w:tcPr>
           <w:p>
             <w:pPr>
@@ -15626,12 +13425,6 @@
               <w:insideH w:val="single" w:sz="6" w:color="B8C4CE"/>
               <w:insideV w:val="single" w:sz="6" w:color="B8C4CE"/>
             </w:tcBorders>
-            <w:tcMar>
-              <w:top w:w="100" w:type="dxa"/>
-              <w:bottom w:w="100" w:type="dxa"/>
-              <w:start w:w="120" w:type="dxa"/>
-              <w:end w:w="120" w:type="dxa"/>
-            </w:tcMar>
           </w:tcPr>
           <w:p>
             <w:pPr>
@@ -15667,12 +13460,6 @@
               <w:insideH w:val="single" w:sz="6" w:color="B8C4CE"/>
               <w:insideV w:val="single" w:sz="6" w:color="B8C4CE"/>
             </w:tcBorders>
-            <w:tcMar>
-              <w:top w:w="100" w:type="dxa"/>
-              <w:bottom w:w="100" w:type="dxa"/>
-              <w:start w:w="120" w:type="dxa"/>
-              <w:end w:w="120" w:type="dxa"/>
-            </w:tcMar>
           </w:tcPr>
           <w:p>
             <w:pPr>
@@ -15703,12 +13490,6 @@
               <w:insideH w:val="single" w:sz="6" w:color="B8C4CE"/>
               <w:insideV w:val="single" w:sz="6" w:color="B8C4CE"/>
             </w:tcBorders>
-            <w:tcMar>
-              <w:top w:w="100" w:type="dxa"/>
-              <w:bottom w:w="100" w:type="dxa"/>
-              <w:start w:w="120" w:type="dxa"/>
-              <w:end w:w="120" w:type="dxa"/>
-            </w:tcMar>
           </w:tcPr>
           <w:p>
             <w:pPr>
@@ -15739,12 +13520,6 @@
               <w:insideH w:val="single" w:sz="6" w:color="B8C4CE"/>
               <w:insideV w:val="single" w:sz="6" w:color="B8C4CE"/>
             </w:tcBorders>
-            <w:tcMar>
-              <w:top w:w="100" w:type="dxa"/>
-              <w:bottom w:w="100" w:type="dxa"/>
-              <w:start w:w="120" w:type="dxa"/>
-              <w:end w:w="120" w:type="dxa"/>
-            </w:tcMar>
           </w:tcPr>
           <w:p>
             <w:pPr>
@@ -15775,12 +13550,6 @@
               <w:insideH w:val="single" w:sz="6" w:color="B8C4CE"/>
               <w:insideV w:val="single" w:sz="6" w:color="B8C4CE"/>
             </w:tcBorders>
-            <w:tcMar>
-              <w:top w:w="100" w:type="dxa"/>
-              <w:bottom w:w="100" w:type="dxa"/>
-              <w:start w:w="120" w:type="dxa"/>
-              <w:end w:w="120" w:type="dxa"/>
-            </w:tcMar>
           </w:tcPr>
           <w:p>
             <w:pPr>
@@ -15819,10 +13588,15 @@
       <w:tblPr>
         <w:tblStyle w:val="TableGrid"/>
         <w:tblW w:type="dxa" w:w="9360"/>
-        <w:jc w:val="left"/>
         <w:tblLayout w:type="fixed"/>
         <w:tblLook w:firstColumn="1" w:firstRow="1" w:lastColumn="0" w:lastRow="0" w:noHBand="0" w:noVBand="1" w:val="04A0"/>
         <w:tblInd w:type="dxa" w:w="120"/>
+        <w:tblCellMar>
+          <w:top w:type="dxa" w:w="100"/>
+          <w:bottom w:type="dxa" w:w="100"/>
+          <w:start w:type="dxa" w:w="120"/>
+          <w:end w:type="dxa" w:w="120"/>
+        </w:tblCellMar>
       </w:tblPr>
       <w:tblGrid>
         <w:gridCol w:w="2500"/>
@@ -15848,12 +13622,6 @@
               <w:insideH w:val="single" w:sz="6" w:color="B8C4CE"/>
               <w:insideV w:val="single" w:sz="6" w:color="B8C4CE"/>
             </w:tcBorders>
-            <w:tcMar>
-              <w:top w:w="100" w:type="dxa"/>
-              <w:bottom w:w="100" w:type="dxa"/>
-              <w:start w:w="120" w:type="dxa"/>
-              <w:end w:w="120" w:type="dxa"/>
-            </w:tcMar>
           </w:tcPr>
           <w:p>
             <w:pPr>
@@ -15885,12 +13653,6 @@
               <w:insideH w:val="single" w:sz="6" w:color="B8C4CE"/>
               <w:insideV w:val="single" w:sz="6" w:color="B8C4CE"/>
             </w:tcBorders>
-            <w:tcMar>
-              <w:top w:w="100" w:type="dxa"/>
-              <w:bottom w:w="100" w:type="dxa"/>
-              <w:start w:w="120" w:type="dxa"/>
-              <w:end w:w="120" w:type="dxa"/>
-            </w:tcMar>
           </w:tcPr>
           <w:p>
             <w:pPr>
@@ -15922,12 +13684,6 @@
               <w:insideH w:val="single" w:sz="6" w:color="B8C4CE"/>
               <w:insideV w:val="single" w:sz="6" w:color="B8C4CE"/>
             </w:tcBorders>
-            <w:tcMar>
-              <w:top w:w="100" w:type="dxa"/>
-              <w:bottom w:w="100" w:type="dxa"/>
-              <w:start w:w="120" w:type="dxa"/>
-              <w:end w:w="120" w:type="dxa"/>
-            </w:tcMar>
           </w:tcPr>
           <w:p>
             <w:pPr>
@@ -15959,12 +13715,6 @@
               <w:insideH w:val="single" w:sz="6" w:color="B8C4CE"/>
               <w:insideV w:val="single" w:sz="6" w:color="B8C4CE"/>
             </w:tcBorders>
-            <w:tcMar>
-              <w:top w:w="100" w:type="dxa"/>
-              <w:bottom w:w="100" w:type="dxa"/>
-              <w:start w:w="120" w:type="dxa"/>
-              <w:end w:w="120" w:type="dxa"/>
-            </w:tcMar>
           </w:tcPr>
           <w:p>
             <w:pPr>
@@ -16000,12 +13750,6 @@
               <w:insideH w:val="single" w:sz="6" w:color="B8C4CE"/>
               <w:insideV w:val="single" w:sz="6" w:color="B8C4CE"/>
             </w:tcBorders>
-            <w:tcMar>
-              <w:top w:w="100" w:type="dxa"/>
-              <w:bottom w:w="100" w:type="dxa"/>
-              <w:start w:w="120" w:type="dxa"/>
-              <w:end w:w="120" w:type="dxa"/>
-            </w:tcMar>
           </w:tcPr>
           <w:p>
             <w:pPr>
@@ -16036,12 +13780,6 @@
               <w:insideH w:val="single" w:sz="6" w:color="B8C4CE"/>
               <w:insideV w:val="single" w:sz="6" w:color="B8C4CE"/>
             </w:tcBorders>
-            <w:tcMar>
-              <w:top w:w="100" w:type="dxa"/>
-              <w:bottom w:w="100" w:type="dxa"/>
-              <w:start w:w="120" w:type="dxa"/>
-              <w:end w:w="120" w:type="dxa"/>
-            </w:tcMar>
           </w:tcPr>
           <w:p>
             <w:pPr>
@@ -16072,12 +13810,6 @@
               <w:insideH w:val="single" w:sz="6" w:color="B8C4CE"/>
               <w:insideV w:val="single" w:sz="6" w:color="B8C4CE"/>
             </w:tcBorders>
-            <w:tcMar>
-              <w:top w:w="100" w:type="dxa"/>
-              <w:bottom w:w="100" w:type="dxa"/>
-              <w:start w:w="120" w:type="dxa"/>
-              <w:end w:w="120" w:type="dxa"/>
-            </w:tcMar>
           </w:tcPr>
           <w:p>
             <w:pPr>
@@ -16108,12 +13840,6 @@
               <w:insideH w:val="single" w:sz="6" w:color="B8C4CE"/>
               <w:insideV w:val="single" w:sz="6" w:color="B8C4CE"/>
             </w:tcBorders>
-            <w:tcMar>
-              <w:top w:w="100" w:type="dxa"/>
-              <w:bottom w:w="100" w:type="dxa"/>
-              <w:start w:w="120" w:type="dxa"/>
-              <w:end w:w="120" w:type="dxa"/>
-            </w:tcMar>
           </w:tcPr>
           <w:p>
             <w:pPr>
@@ -16149,12 +13875,6 @@
               <w:insideH w:val="single" w:sz="6" w:color="B8C4CE"/>
               <w:insideV w:val="single" w:sz="6" w:color="B8C4CE"/>
             </w:tcBorders>
-            <w:tcMar>
-              <w:top w:w="100" w:type="dxa"/>
-              <w:bottom w:w="100" w:type="dxa"/>
-              <w:start w:w="120" w:type="dxa"/>
-              <w:end w:w="120" w:type="dxa"/>
-            </w:tcMar>
           </w:tcPr>
           <w:p>
             <w:pPr>
@@ -16185,12 +13905,6 @@
               <w:insideH w:val="single" w:sz="6" w:color="B8C4CE"/>
               <w:insideV w:val="single" w:sz="6" w:color="B8C4CE"/>
             </w:tcBorders>
-            <w:tcMar>
-              <w:top w:w="100" w:type="dxa"/>
-              <w:bottom w:w="100" w:type="dxa"/>
-              <w:start w:w="120" w:type="dxa"/>
-              <w:end w:w="120" w:type="dxa"/>
-            </w:tcMar>
           </w:tcPr>
           <w:p>
             <w:pPr>
@@ -16221,12 +13935,6 @@
               <w:insideH w:val="single" w:sz="6" w:color="B8C4CE"/>
               <w:insideV w:val="single" w:sz="6" w:color="B8C4CE"/>
             </w:tcBorders>
-            <w:tcMar>
-              <w:top w:w="100" w:type="dxa"/>
-              <w:bottom w:w="100" w:type="dxa"/>
-              <w:start w:w="120" w:type="dxa"/>
-              <w:end w:w="120" w:type="dxa"/>
-            </w:tcMar>
           </w:tcPr>
           <w:p>
             <w:pPr>
@@ -16257,12 +13965,6 @@
               <w:insideH w:val="single" w:sz="6" w:color="B8C4CE"/>
               <w:insideV w:val="single" w:sz="6" w:color="B8C4CE"/>
             </w:tcBorders>
-            <w:tcMar>
-              <w:top w:w="100" w:type="dxa"/>
-              <w:bottom w:w="100" w:type="dxa"/>
-              <w:start w:w="120" w:type="dxa"/>
-              <w:end w:w="120" w:type="dxa"/>
-            </w:tcMar>
           </w:tcPr>
           <w:p>
             <w:pPr>
@@ -16298,12 +14000,6 @@
               <w:insideH w:val="single" w:sz="6" w:color="B8C4CE"/>
               <w:insideV w:val="single" w:sz="6" w:color="B8C4CE"/>
             </w:tcBorders>
-            <w:tcMar>
-              <w:top w:w="100" w:type="dxa"/>
-              <w:bottom w:w="100" w:type="dxa"/>
-              <w:start w:w="120" w:type="dxa"/>
-              <w:end w:w="120" w:type="dxa"/>
-            </w:tcMar>
           </w:tcPr>
           <w:p>
             <w:pPr>
@@ -16334,12 +14030,6 @@
               <w:insideH w:val="single" w:sz="6" w:color="B8C4CE"/>
               <w:insideV w:val="single" w:sz="6" w:color="B8C4CE"/>
             </w:tcBorders>
-            <w:tcMar>
-              <w:top w:w="100" w:type="dxa"/>
-              <w:bottom w:w="100" w:type="dxa"/>
-              <w:start w:w="120" w:type="dxa"/>
-              <w:end w:w="120" w:type="dxa"/>
-            </w:tcMar>
           </w:tcPr>
           <w:p>
             <w:pPr>
@@ -16370,12 +14060,6 @@
               <w:insideH w:val="single" w:sz="6" w:color="B8C4CE"/>
               <w:insideV w:val="single" w:sz="6" w:color="B8C4CE"/>
             </w:tcBorders>
-            <w:tcMar>
-              <w:top w:w="100" w:type="dxa"/>
-              <w:bottom w:w="100" w:type="dxa"/>
-              <w:start w:w="120" w:type="dxa"/>
-              <w:end w:w="120" w:type="dxa"/>
-            </w:tcMar>
           </w:tcPr>
           <w:p>
             <w:pPr>
@@ -16406,12 +14090,6 @@
               <w:insideH w:val="single" w:sz="6" w:color="B8C4CE"/>
               <w:insideV w:val="single" w:sz="6" w:color="B8C4CE"/>
             </w:tcBorders>
-            <w:tcMar>
-              <w:top w:w="100" w:type="dxa"/>
-              <w:bottom w:w="100" w:type="dxa"/>
-              <w:start w:w="120" w:type="dxa"/>
-              <w:end w:w="120" w:type="dxa"/>
-            </w:tcMar>
           </w:tcPr>
           <w:p>
             <w:pPr>
@@ -16447,12 +14125,6 @@
               <w:insideH w:val="single" w:sz="6" w:color="B8C4CE"/>
               <w:insideV w:val="single" w:sz="6" w:color="B8C4CE"/>
             </w:tcBorders>
-            <w:tcMar>
-              <w:top w:w="100" w:type="dxa"/>
-              <w:bottom w:w="100" w:type="dxa"/>
-              <w:start w:w="120" w:type="dxa"/>
-              <w:end w:w="120" w:type="dxa"/>
-            </w:tcMar>
           </w:tcPr>
           <w:p>
             <w:pPr>
@@ -16483,12 +14155,6 @@
               <w:insideH w:val="single" w:sz="6" w:color="B8C4CE"/>
               <w:insideV w:val="single" w:sz="6" w:color="B8C4CE"/>
             </w:tcBorders>
-            <w:tcMar>
-              <w:top w:w="100" w:type="dxa"/>
-              <w:bottom w:w="100" w:type="dxa"/>
-              <w:start w:w="120" w:type="dxa"/>
-              <w:end w:w="120" w:type="dxa"/>
-            </w:tcMar>
           </w:tcPr>
           <w:p>
             <w:pPr>
@@ -16519,12 +14185,6 @@
               <w:insideH w:val="single" w:sz="6" w:color="B8C4CE"/>
               <w:insideV w:val="single" w:sz="6" w:color="B8C4CE"/>
             </w:tcBorders>
-            <w:tcMar>
-              <w:top w:w="100" w:type="dxa"/>
-              <w:bottom w:w="100" w:type="dxa"/>
-              <w:start w:w="120" w:type="dxa"/>
-              <w:end w:w="120" w:type="dxa"/>
-            </w:tcMar>
           </w:tcPr>
           <w:p>
             <w:pPr>
@@ -16555,12 +14215,6 @@
               <w:insideH w:val="single" w:sz="6" w:color="B8C4CE"/>
               <w:insideV w:val="single" w:sz="6" w:color="B8C4CE"/>
             </w:tcBorders>
-            <w:tcMar>
-              <w:top w:w="100" w:type="dxa"/>
-              <w:bottom w:w="100" w:type="dxa"/>
-              <w:start w:w="120" w:type="dxa"/>
-              <w:end w:w="120" w:type="dxa"/>
-            </w:tcMar>
           </w:tcPr>
           <w:p>
             <w:pPr>
@@ -16596,12 +14250,6 @@
               <w:insideH w:val="single" w:sz="6" w:color="B8C4CE"/>
               <w:insideV w:val="single" w:sz="6" w:color="B8C4CE"/>
             </w:tcBorders>
-            <w:tcMar>
-              <w:top w:w="100" w:type="dxa"/>
-              <w:bottom w:w="100" w:type="dxa"/>
-              <w:start w:w="120" w:type="dxa"/>
-              <w:end w:w="120" w:type="dxa"/>
-            </w:tcMar>
           </w:tcPr>
           <w:p>
             <w:pPr>
@@ -16632,12 +14280,6 @@
               <w:insideH w:val="single" w:sz="6" w:color="B8C4CE"/>
               <w:insideV w:val="single" w:sz="6" w:color="B8C4CE"/>
             </w:tcBorders>
-            <w:tcMar>
-              <w:top w:w="100" w:type="dxa"/>
-              <w:bottom w:w="100" w:type="dxa"/>
-              <w:start w:w="120" w:type="dxa"/>
-              <w:end w:w="120" w:type="dxa"/>
-            </w:tcMar>
           </w:tcPr>
           <w:p>
             <w:pPr>
@@ -16668,12 +14310,6 @@
               <w:insideH w:val="single" w:sz="6" w:color="B8C4CE"/>
               <w:insideV w:val="single" w:sz="6" w:color="B8C4CE"/>
             </w:tcBorders>
-            <w:tcMar>
-              <w:top w:w="100" w:type="dxa"/>
-              <w:bottom w:w="100" w:type="dxa"/>
-              <w:start w:w="120" w:type="dxa"/>
-              <w:end w:w="120" w:type="dxa"/>
-            </w:tcMar>
           </w:tcPr>
           <w:p>
             <w:pPr>
@@ -16704,12 +14340,6 @@
               <w:insideH w:val="single" w:sz="6" w:color="B8C4CE"/>
               <w:insideV w:val="single" w:sz="6" w:color="B8C4CE"/>
             </w:tcBorders>
-            <w:tcMar>
-              <w:top w:w="100" w:type="dxa"/>
-              <w:bottom w:w="100" w:type="dxa"/>
-              <w:start w:w="120" w:type="dxa"/>
-              <w:end w:w="120" w:type="dxa"/>
-            </w:tcMar>
           </w:tcPr>
           <w:p>
             <w:pPr>
@@ -16745,12 +14375,6 @@
               <w:insideH w:val="single" w:sz="6" w:color="B8C4CE"/>
               <w:insideV w:val="single" w:sz="6" w:color="B8C4CE"/>
             </w:tcBorders>
-            <w:tcMar>
-              <w:top w:w="100" w:type="dxa"/>
-              <w:bottom w:w="100" w:type="dxa"/>
-              <w:start w:w="120" w:type="dxa"/>
-              <w:end w:w="120" w:type="dxa"/>
-            </w:tcMar>
           </w:tcPr>
           <w:p>
             <w:pPr>
@@ -16781,12 +14405,6 @@
               <w:insideH w:val="single" w:sz="6" w:color="B8C4CE"/>
               <w:insideV w:val="single" w:sz="6" w:color="B8C4CE"/>
             </w:tcBorders>
-            <w:tcMar>
-              <w:top w:w="100" w:type="dxa"/>
-              <w:bottom w:w="100" w:type="dxa"/>
-              <w:start w:w="120" w:type="dxa"/>
-              <w:end w:w="120" w:type="dxa"/>
-            </w:tcMar>
           </w:tcPr>
           <w:p>
             <w:pPr>
@@ -16817,12 +14435,6 @@
               <w:insideH w:val="single" w:sz="6" w:color="B8C4CE"/>
               <w:insideV w:val="single" w:sz="6" w:color="B8C4CE"/>
             </w:tcBorders>
-            <w:tcMar>
-              <w:top w:w="100" w:type="dxa"/>
-              <w:bottom w:w="100" w:type="dxa"/>
-              <w:start w:w="120" w:type="dxa"/>
-              <w:end w:w="120" w:type="dxa"/>
-            </w:tcMar>
           </w:tcPr>
           <w:p>
             <w:pPr>
@@ -16853,12 +14465,6 @@
               <w:insideH w:val="single" w:sz="6" w:color="B8C4CE"/>
               <w:insideV w:val="single" w:sz="6" w:color="B8C4CE"/>
             </w:tcBorders>
-            <w:tcMar>
-              <w:top w:w="100" w:type="dxa"/>
-              <w:bottom w:w="100" w:type="dxa"/>
-              <w:start w:w="120" w:type="dxa"/>
-              <w:end w:w="120" w:type="dxa"/>
-            </w:tcMar>
           </w:tcPr>
           <w:p>
             <w:pPr>
@@ -16894,12 +14500,6 @@
               <w:insideH w:val="single" w:sz="6" w:color="B8C4CE"/>
               <w:insideV w:val="single" w:sz="6" w:color="B8C4CE"/>
             </w:tcBorders>
-            <w:tcMar>
-              <w:top w:w="100" w:type="dxa"/>
-              <w:bottom w:w="100" w:type="dxa"/>
-              <w:start w:w="120" w:type="dxa"/>
-              <w:end w:w="120" w:type="dxa"/>
-            </w:tcMar>
           </w:tcPr>
           <w:p>
             <w:pPr>
@@ -16930,12 +14530,6 @@
               <w:insideH w:val="single" w:sz="6" w:color="B8C4CE"/>
               <w:insideV w:val="single" w:sz="6" w:color="B8C4CE"/>
             </w:tcBorders>
-            <w:tcMar>
-              <w:top w:w="100" w:type="dxa"/>
-              <w:bottom w:w="100" w:type="dxa"/>
-              <w:start w:w="120" w:type="dxa"/>
-              <w:end w:w="120" w:type="dxa"/>
-            </w:tcMar>
           </w:tcPr>
           <w:p>
             <w:pPr>
@@ -16966,12 +14560,6 @@
               <w:insideH w:val="single" w:sz="6" w:color="B8C4CE"/>
               <w:insideV w:val="single" w:sz="6" w:color="B8C4CE"/>
             </w:tcBorders>
-            <w:tcMar>
-              <w:top w:w="100" w:type="dxa"/>
-              <w:bottom w:w="100" w:type="dxa"/>
-              <w:start w:w="120" w:type="dxa"/>
-              <w:end w:w="120" w:type="dxa"/>
-            </w:tcMar>
           </w:tcPr>
           <w:p>
             <w:pPr>
@@ -17002,12 +14590,6 @@
               <w:insideH w:val="single" w:sz="6" w:color="B8C4CE"/>
               <w:insideV w:val="single" w:sz="6" w:color="B8C4CE"/>
             </w:tcBorders>
-            <w:tcMar>
-              <w:top w:w="100" w:type="dxa"/>
-              <w:bottom w:w="100" w:type="dxa"/>
-              <w:start w:w="120" w:type="dxa"/>
-              <w:end w:w="120" w:type="dxa"/>
-            </w:tcMar>
           </w:tcPr>
           <w:p>
             <w:pPr>
@@ -17043,12 +14625,6 @@
               <w:insideH w:val="single" w:sz="6" w:color="B8C4CE"/>
               <w:insideV w:val="single" w:sz="6" w:color="B8C4CE"/>
             </w:tcBorders>
-            <w:tcMar>
-              <w:top w:w="100" w:type="dxa"/>
-              <w:bottom w:w="100" w:type="dxa"/>
-              <w:start w:w="120" w:type="dxa"/>
-              <w:end w:w="120" w:type="dxa"/>
-            </w:tcMar>
           </w:tcPr>
           <w:p>
             <w:pPr>
@@ -17079,12 +14655,6 @@
               <w:insideH w:val="single" w:sz="6" w:color="B8C4CE"/>
               <w:insideV w:val="single" w:sz="6" w:color="B8C4CE"/>
             </w:tcBorders>
-            <w:tcMar>
-              <w:top w:w="100" w:type="dxa"/>
-              <w:bottom w:w="100" w:type="dxa"/>
-              <w:start w:w="120" w:type="dxa"/>
-              <w:end w:w="120" w:type="dxa"/>
-            </w:tcMar>
           </w:tcPr>
           <w:p>
             <w:pPr>
@@ -17115,12 +14685,6 @@
               <w:insideH w:val="single" w:sz="6" w:color="B8C4CE"/>
               <w:insideV w:val="single" w:sz="6" w:color="B8C4CE"/>
             </w:tcBorders>
-            <w:tcMar>
-              <w:top w:w="100" w:type="dxa"/>
-              <w:bottom w:w="100" w:type="dxa"/>
-              <w:start w:w="120" w:type="dxa"/>
-              <w:end w:w="120" w:type="dxa"/>
-            </w:tcMar>
           </w:tcPr>
           <w:p>
             <w:pPr>
@@ -17151,12 +14715,6 @@
               <w:insideH w:val="single" w:sz="6" w:color="B8C4CE"/>
               <w:insideV w:val="single" w:sz="6" w:color="B8C4CE"/>
             </w:tcBorders>
-            <w:tcMar>
-              <w:top w:w="100" w:type="dxa"/>
-              <w:bottom w:w="100" w:type="dxa"/>
-              <w:start w:w="120" w:type="dxa"/>
-              <w:end w:w="120" w:type="dxa"/>
-            </w:tcMar>
           </w:tcPr>
           <w:p>
             <w:pPr>
@@ -17192,12 +14750,6 @@
               <w:insideH w:val="single" w:sz="6" w:color="B8C4CE"/>
               <w:insideV w:val="single" w:sz="6" w:color="B8C4CE"/>
             </w:tcBorders>
-            <w:tcMar>
-              <w:top w:w="100" w:type="dxa"/>
-              <w:bottom w:w="100" w:type="dxa"/>
-              <w:start w:w="120" w:type="dxa"/>
-              <w:end w:w="120" w:type="dxa"/>
-            </w:tcMar>
           </w:tcPr>
           <w:p>
             <w:pPr>
@@ -17228,12 +14780,6 @@
               <w:insideH w:val="single" w:sz="6" w:color="B8C4CE"/>
               <w:insideV w:val="single" w:sz="6" w:color="B8C4CE"/>
             </w:tcBorders>
-            <w:tcMar>
-              <w:top w:w="100" w:type="dxa"/>
-              <w:bottom w:w="100" w:type="dxa"/>
-              <w:start w:w="120" w:type="dxa"/>
-              <w:end w:w="120" w:type="dxa"/>
-            </w:tcMar>
           </w:tcPr>
           <w:p>
             <w:pPr>
@@ -17264,12 +14810,6 @@
               <w:insideH w:val="single" w:sz="6" w:color="B8C4CE"/>
               <w:insideV w:val="single" w:sz="6" w:color="B8C4CE"/>
             </w:tcBorders>
-            <w:tcMar>
-              <w:top w:w="100" w:type="dxa"/>
-              <w:bottom w:w="100" w:type="dxa"/>
-              <w:start w:w="120" w:type="dxa"/>
-              <w:end w:w="120" w:type="dxa"/>
-            </w:tcMar>
           </w:tcPr>
           <w:p>
             <w:pPr>
@@ -17300,12 +14840,6 @@
               <w:insideH w:val="single" w:sz="6" w:color="B8C4CE"/>
               <w:insideV w:val="single" w:sz="6" w:color="B8C4CE"/>
             </w:tcBorders>
-            <w:tcMar>
-              <w:top w:w="100" w:type="dxa"/>
-              <w:bottom w:w="100" w:type="dxa"/>
-              <w:start w:w="120" w:type="dxa"/>
-              <w:end w:w="120" w:type="dxa"/>
-            </w:tcMar>
           </w:tcPr>
           <w:p>
             <w:pPr>
@@ -17341,12 +14875,6 @@
               <w:insideH w:val="single" w:sz="6" w:color="B8C4CE"/>
               <w:insideV w:val="single" w:sz="6" w:color="B8C4CE"/>
             </w:tcBorders>
-            <w:tcMar>
-              <w:top w:w="100" w:type="dxa"/>
-              <w:bottom w:w="100" w:type="dxa"/>
-              <w:start w:w="120" w:type="dxa"/>
-              <w:end w:w="120" w:type="dxa"/>
-            </w:tcMar>
           </w:tcPr>
           <w:p>
             <w:pPr>
@@ -17377,12 +14905,6 @@
               <w:insideH w:val="single" w:sz="6" w:color="B8C4CE"/>
               <w:insideV w:val="single" w:sz="6" w:color="B8C4CE"/>
             </w:tcBorders>
-            <w:tcMar>
-              <w:top w:w="100" w:type="dxa"/>
-              <w:bottom w:w="100" w:type="dxa"/>
-              <w:start w:w="120" w:type="dxa"/>
-              <w:end w:w="120" w:type="dxa"/>
-            </w:tcMar>
           </w:tcPr>
           <w:p>
             <w:pPr>
@@ -17413,12 +14935,6 @@
               <w:insideH w:val="single" w:sz="6" w:color="B8C4CE"/>
               <w:insideV w:val="single" w:sz="6" w:color="B8C4CE"/>
             </w:tcBorders>
-            <w:tcMar>
-              <w:top w:w="100" w:type="dxa"/>
-              <w:bottom w:w="100" w:type="dxa"/>
-              <w:start w:w="120" w:type="dxa"/>
-              <w:end w:w="120" w:type="dxa"/>
-            </w:tcMar>
           </w:tcPr>
           <w:p>
             <w:pPr>
@@ -17449,12 +14965,6 @@
               <w:insideH w:val="single" w:sz="6" w:color="B8C4CE"/>
               <w:insideV w:val="single" w:sz="6" w:color="B8C4CE"/>
             </w:tcBorders>
-            <w:tcMar>
-              <w:top w:w="100" w:type="dxa"/>
-              <w:bottom w:w="100" w:type="dxa"/>
-              <w:start w:w="120" w:type="dxa"/>
-              <w:end w:w="120" w:type="dxa"/>
-            </w:tcMar>
           </w:tcPr>
           <w:p>
             <w:pPr>
@@ -17490,12 +15000,6 @@
               <w:insideH w:val="single" w:sz="6" w:color="B8C4CE"/>
               <w:insideV w:val="single" w:sz="6" w:color="B8C4CE"/>
             </w:tcBorders>
-            <w:tcMar>
-              <w:top w:w="100" w:type="dxa"/>
-              <w:bottom w:w="100" w:type="dxa"/>
-              <w:start w:w="120" w:type="dxa"/>
-              <w:end w:w="120" w:type="dxa"/>
-            </w:tcMar>
           </w:tcPr>
           <w:p>
             <w:pPr>
@@ -17526,12 +15030,6 @@
               <w:insideH w:val="single" w:sz="6" w:color="B8C4CE"/>
               <w:insideV w:val="single" w:sz="6" w:color="B8C4CE"/>
             </w:tcBorders>
-            <w:tcMar>
-              <w:top w:w="100" w:type="dxa"/>
-              <w:bottom w:w="100" w:type="dxa"/>
-              <w:start w:w="120" w:type="dxa"/>
-              <w:end w:w="120" w:type="dxa"/>
-            </w:tcMar>
           </w:tcPr>
           <w:p>
             <w:pPr>
@@ -17562,12 +15060,6 @@
               <w:insideH w:val="single" w:sz="6" w:color="B8C4CE"/>
               <w:insideV w:val="single" w:sz="6" w:color="B8C4CE"/>
             </w:tcBorders>
-            <w:tcMar>
-              <w:top w:w="100" w:type="dxa"/>
-              <w:bottom w:w="100" w:type="dxa"/>
-              <w:start w:w="120" w:type="dxa"/>
-              <w:end w:w="120" w:type="dxa"/>
-            </w:tcMar>
           </w:tcPr>
           <w:p>
             <w:pPr>
@@ -17598,12 +15090,6 @@
               <w:insideH w:val="single" w:sz="6" w:color="B8C4CE"/>
               <w:insideV w:val="single" w:sz="6" w:color="B8C4CE"/>
             </w:tcBorders>
-            <w:tcMar>
-              <w:top w:w="100" w:type="dxa"/>
-              <w:bottom w:w="100" w:type="dxa"/>
-              <w:start w:w="120" w:type="dxa"/>
-              <w:end w:w="120" w:type="dxa"/>
-            </w:tcMar>
           </w:tcPr>
           <w:p>
             <w:pPr>
@@ -17639,12 +15125,6 @@
               <w:insideH w:val="single" w:sz="6" w:color="B8C4CE"/>
               <w:insideV w:val="single" w:sz="6" w:color="B8C4CE"/>
             </w:tcBorders>
-            <w:tcMar>
-              <w:top w:w="100" w:type="dxa"/>
-              <w:bottom w:w="100" w:type="dxa"/>
-              <w:start w:w="120" w:type="dxa"/>
-              <w:end w:w="120" w:type="dxa"/>
-            </w:tcMar>
           </w:tcPr>
           <w:p>
             <w:pPr>
@@ -17675,12 +15155,6 @@
               <w:insideH w:val="single" w:sz="6" w:color="B8C4CE"/>
               <w:insideV w:val="single" w:sz="6" w:color="B8C4CE"/>
             </w:tcBorders>
-            <w:tcMar>
-              <w:top w:w="100" w:type="dxa"/>
-              <w:bottom w:w="100" w:type="dxa"/>
-              <w:start w:w="120" w:type="dxa"/>
-              <w:end w:w="120" w:type="dxa"/>
-            </w:tcMar>
           </w:tcPr>
           <w:p>
             <w:pPr>
@@ -17711,12 +15185,6 @@
               <w:insideH w:val="single" w:sz="6" w:color="B8C4CE"/>
               <w:insideV w:val="single" w:sz="6" w:color="B8C4CE"/>
             </w:tcBorders>
-            <w:tcMar>
-              <w:top w:w="100" w:type="dxa"/>
-              <w:bottom w:w="100" w:type="dxa"/>
-              <w:start w:w="120" w:type="dxa"/>
-              <w:end w:w="120" w:type="dxa"/>
-            </w:tcMar>
           </w:tcPr>
           <w:p>
             <w:pPr>
@@ -17747,12 +15215,6 @@
               <w:insideH w:val="single" w:sz="6" w:color="B8C4CE"/>
               <w:insideV w:val="single" w:sz="6" w:color="B8C4CE"/>
             </w:tcBorders>
-            <w:tcMar>
-              <w:top w:w="100" w:type="dxa"/>
-              <w:bottom w:w="100" w:type="dxa"/>
-              <w:start w:w="120" w:type="dxa"/>
-              <w:end w:w="120" w:type="dxa"/>
-            </w:tcMar>
           </w:tcPr>
           <w:p>
             <w:pPr>
@@ -17788,12 +15250,6 @@
               <w:insideH w:val="single" w:sz="6" w:color="B8C4CE"/>
               <w:insideV w:val="single" w:sz="6" w:color="B8C4CE"/>
             </w:tcBorders>
-            <w:tcMar>
-              <w:top w:w="100" w:type="dxa"/>
-              <w:bottom w:w="100" w:type="dxa"/>
-              <w:start w:w="120" w:type="dxa"/>
-              <w:end w:w="120" w:type="dxa"/>
-            </w:tcMar>
           </w:tcPr>
           <w:p>
             <w:pPr>
@@ -17824,12 +15280,6 @@
               <w:insideH w:val="single" w:sz="6" w:color="B8C4CE"/>
               <w:insideV w:val="single" w:sz="6" w:color="B8C4CE"/>
             </w:tcBorders>
-            <w:tcMar>
-              <w:top w:w="100" w:type="dxa"/>
-              <w:bottom w:w="100" w:type="dxa"/>
-              <w:start w:w="120" w:type="dxa"/>
-              <w:end w:w="120" w:type="dxa"/>
-            </w:tcMar>
           </w:tcPr>
           <w:p>
             <w:pPr>
@@ -17860,12 +15310,6 @@
               <w:insideH w:val="single" w:sz="6" w:color="B8C4CE"/>
               <w:insideV w:val="single" w:sz="6" w:color="B8C4CE"/>
             </w:tcBorders>
-            <w:tcMar>
-              <w:top w:w="100" w:type="dxa"/>
-              <w:bottom w:w="100" w:type="dxa"/>
-              <w:start w:w="120" w:type="dxa"/>
-              <w:end w:w="120" w:type="dxa"/>
-            </w:tcMar>
           </w:tcPr>
           <w:p>
             <w:pPr>
@@ -17896,12 +15340,6 @@
               <w:insideH w:val="single" w:sz="6" w:color="B8C4CE"/>
               <w:insideV w:val="single" w:sz="6" w:color="B8C4CE"/>
             </w:tcBorders>
-            <w:tcMar>
-              <w:top w:w="100" w:type="dxa"/>
-              <w:bottom w:w="100" w:type="dxa"/>
-              <w:start w:w="120" w:type="dxa"/>
-              <w:end w:w="120" w:type="dxa"/>
-            </w:tcMar>
           </w:tcPr>
           <w:p>
             <w:pPr>
@@ -17940,10 +15378,15 @@
       <w:tblPr>
         <w:tblStyle w:val="TableGrid"/>
         <w:tblW w:type="dxa" w:w="9360"/>
-        <w:jc w:val="left"/>
         <w:tblLayout w:type="fixed"/>
         <w:tblLook w:firstColumn="1" w:firstRow="1" w:lastColumn="0" w:lastRow="0" w:noHBand="0" w:noVBand="1" w:val="04A0"/>
         <w:tblInd w:type="dxa" w:w="120"/>
+        <w:tblCellMar>
+          <w:top w:type="dxa" w:w="100"/>
+          <w:bottom w:type="dxa" w:w="100"/>
+          <w:start w:type="dxa" w:w="120"/>
+          <w:end w:type="dxa" w:w="120"/>
+        </w:tblCellMar>
       </w:tblPr>
       <w:tblGrid>
         <w:gridCol w:w="2500"/>
@@ -17969,12 +15412,6 @@
               <w:insideH w:val="single" w:sz="6" w:color="B8C4CE"/>
               <w:insideV w:val="single" w:sz="6" w:color="B8C4CE"/>
             </w:tcBorders>
-            <w:tcMar>
-              <w:top w:w="100" w:type="dxa"/>
-              <w:bottom w:w="100" w:type="dxa"/>
-              <w:start w:w="120" w:type="dxa"/>
-              <w:end w:w="120" w:type="dxa"/>
-            </w:tcMar>
           </w:tcPr>
           <w:p>
             <w:pPr>
@@ -18006,12 +15443,6 @@
               <w:insideH w:val="single" w:sz="6" w:color="B8C4CE"/>
               <w:insideV w:val="single" w:sz="6" w:color="B8C4CE"/>
             </w:tcBorders>
-            <w:tcMar>
-              <w:top w:w="100" w:type="dxa"/>
-              <w:bottom w:w="100" w:type="dxa"/>
-              <w:start w:w="120" w:type="dxa"/>
-              <w:end w:w="120" w:type="dxa"/>
-            </w:tcMar>
           </w:tcPr>
           <w:p>
             <w:pPr>
@@ -18043,12 +15474,6 @@
               <w:insideH w:val="single" w:sz="6" w:color="B8C4CE"/>
               <w:insideV w:val="single" w:sz="6" w:color="B8C4CE"/>
             </w:tcBorders>
-            <w:tcMar>
-              <w:top w:w="100" w:type="dxa"/>
-              <w:bottom w:w="100" w:type="dxa"/>
-              <w:start w:w="120" w:type="dxa"/>
-              <w:end w:w="120" w:type="dxa"/>
-            </w:tcMar>
           </w:tcPr>
           <w:p>
             <w:pPr>
@@ -18080,12 +15505,6 @@
               <w:insideH w:val="single" w:sz="6" w:color="B8C4CE"/>
               <w:insideV w:val="single" w:sz="6" w:color="B8C4CE"/>
             </w:tcBorders>
-            <w:tcMar>
-              <w:top w:w="100" w:type="dxa"/>
-              <w:bottom w:w="100" w:type="dxa"/>
-              <w:start w:w="120" w:type="dxa"/>
-              <w:end w:w="120" w:type="dxa"/>
-            </w:tcMar>
           </w:tcPr>
           <w:p>
             <w:pPr>
@@ -18121,12 +15540,6 @@
               <w:insideH w:val="single" w:sz="6" w:color="B8C4CE"/>
               <w:insideV w:val="single" w:sz="6" w:color="B8C4CE"/>
             </w:tcBorders>
-            <w:tcMar>
-              <w:top w:w="100" w:type="dxa"/>
-              <w:bottom w:w="100" w:type="dxa"/>
-              <w:start w:w="120" w:type="dxa"/>
-              <w:end w:w="120" w:type="dxa"/>
-            </w:tcMar>
           </w:tcPr>
           <w:p>
             <w:pPr>
@@ -18157,12 +15570,6 @@
               <w:insideH w:val="single" w:sz="6" w:color="B8C4CE"/>
               <w:insideV w:val="single" w:sz="6" w:color="B8C4CE"/>
             </w:tcBorders>
-            <w:tcMar>
-              <w:top w:w="100" w:type="dxa"/>
-              <w:bottom w:w="100" w:type="dxa"/>
-              <w:start w:w="120" w:type="dxa"/>
-              <w:end w:w="120" w:type="dxa"/>
-            </w:tcMar>
           </w:tcPr>
           <w:p>
             <w:pPr>
@@ -18193,12 +15600,6 @@
               <w:insideH w:val="single" w:sz="6" w:color="B8C4CE"/>
               <w:insideV w:val="single" w:sz="6" w:color="B8C4CE"/>
             </w:tcBorders>
-            <w:tcMar>
-              <w:top w:w="100" w:type="dxa"/>
-              <w:bottom w:w="100" w:type="dxa"/>
-              <w:start w:w="120" w:type="dxa"/>
-              <w:end w:w="120" w:type="dxa"/>
-            </w:tcMar>
           </w:tcPr>
           <w:p>
             <w:pPr>
@@ -18229,12 +15630,6 @@
               <w:insideH w:val="single" w:sz="6" w:color="B8C4CE"/>
               <w:insideV w:val="single" w:sz="6" w:color="B8C4CE"/>
             </w:tcBorders>
-            <w:tcMar>
-              <w:top w:w="100" w:type="dxa"/>
-              <w:bottom w:w="100" w:type="dxa"/>
-              <w:start w:w="120" w:type="dxa"/>
-              <w:end w:w="120" w:type="dxa"/>
-            </w:tcMar>
           </w:tcPr>
           <w:p>
             <w:pPr>
@@ -18270,12 +15665,6 @@
               <w:insideH w:val="single" w:sz="6" w:color="B8C4CE"/>
               <w:insideV w:val="single" w:sz="6" w:color="B8C4CE"/>
             </w:tcBorders>
-            <w:tcMar>
-              <w:top w:w="100" w:type="dxa"/>
-              <w:bottom w:w="100" w:type="dxa"/>
-              <w:start w:w="120" w:type="dxa"/>
-              <w:end w:w="120" w:type="dxa"/>
-            </w:tcMar>
           </w:tcPr>
           <w:p>
             <w:pPr>
@@ -18306,12 +15695,6 @@
               <w:insideH w:val="single" w:sz="6" w:color="B8C4CE"/>
               <w:insideV w:val="single" w:sz="6" w:color="B8C4CE"/>
             </w:tcBorders>
-            <w:tcMar>
-              <w:top w:w="100" w:type="dxa"/>
-              <w:bottom w:w="100" w:type="dxa"/>
-              <w:start w:w="120" w:type="dxa"/>
-              <w:end w:w="120" w:type="dxa"/>
-            </w:tcMar>
           </w:tcPr>
           <w:p>
             <w:pPr>
@@ -18342,12 +15725,6 @@
               <w:insideH w:val="single" w:sz="6" w:color="B8C4CE"/>
               <w:insideV w:val="single" w:sz="6" w:color="B8C4CE"/>
             </w:tcBorders>
-            <w:tcMar>
-              <w:top w:w="100" w:type="dxa"/>
-              <w:bottom w:w="100" w:type="dxa"/>
-              <w:start w:w="120" w:type="dxa"/>
-              <w:end w:w="120" w:type="dxa"/>
-            </w:tcMar>
           </w:tcPr>
           <w:p>
             <w:pPr>
@@ -18378,12 +15755,6 @@
               <w:insideH w:val="single" w:sz="6" w:color="B8C4CE"/>
               <w:insideV w:val="single" w:sz="6" w:color="B8C4CE"/>
             </w:tcBorders>
-            <w:tcMar>
-              <w:top w:w="100" w:type="dxa"/>
-              <w:bottom w:w="100" w:type="dxa"/>
-              <w:start w:w="120" w:type="dxa"/>
-              <w:end w:w="120" w:type="dxa"/>
-            </w:tcMar>
           </w:tcPr>
           <w:p>
             <w:pPr>
@@ -18419,12 +15790,6 @@
               <w:insideH w:val="single" w:sz="6" w:color="B8C4CE"/>
               <w:insideV w:val="single" w:sz="6" w:color="B8C4CE"/>
             </w:tcBorders>
-            <w:tcMar>
-              <w:top w:w="100" w:type="dxa"/>
-              <w:bottom w:w="100" w:type="dxa"/>
-              <w:start w:w="120" w:type="dxa"/>
-              <w:end w:w="120" w:type="dxa"/>
-            </w:tcMar>
           </w:tcPr>
           <w:p>
             <w:pPr>
@@ -18455,12 +15820,6 @@
               <w:insideH w:val="single" w:sz="6" w:color="B8C4CE"/>
               <w:insideV w:val="single" w:sz="6" w:color="B8C4CE"/>
             </w:tcBorders>
-            <w:tcMar>
-              <w:top w:w="100" w:type="dxa"/>
-              <w:bottom w:w="100" w:type="dxa"/>
-              <w:start w:w="120" w:type="dxa"/>
-              <w:end w:w="120" w:type="dxa"/>
-            </w:tcMar>
           </w:tcPr>
           <w:p>
             <w:pPr>
@@ -18491,12 +15850,6 @@
               <w:insideH w:val="single" w:sz="6" w:color="B8C4CE"/>
               <w:insideV w:val="single" w:sz="6" w:color="B8C4CE"/>
             </w:tcBorders>
-            <w:tcMar>
-              <w:top w:w="100" w:type="dxa"/>
-              <w:bottom w:w="100" w:type="dxa"/>
-              <w:start w:w="120" w:type="dxa"/>
-              <w:end w:w="120" w:type="dxa"/>
-            </w:tcMar>
           </w:tcPr>
           <w:p>
             <w:pPr>
@@ -18527,12 +15880,6 @@
               <w:insideH w:val="single" w:sz="6" w:color="B8C4CE"/>
               <w:insideV w:val="single" w:sz="6" w:color="B8C4CE"/>
             </w:tcBorders>
-            <w:tcMar>
-              <w:top w:w="100" w:type="dxa"/>
-              <w:bottom w:w="100" w:type="dxa"/>
-              <w:start w:w="120" w:type="dxa"/>
-              <w:end w:w="120" w:type="dxa"/>
-            </w:tcMar>
           </w:tcPr>
           <w:p>
             <w:pPr>
@@ -18568,12 +15915,6 @@
               <w:insideH w:val="single" w:sz="6" w:color="B8C4CE"/>
               <w:insideV w:val="single" w:sz="6" w:color="B8C4CE"/>
             </w:tcBorders>
-            <w:tcMar>
-              <w:top w:w="100" w:type="dxa"/>
-              <w:bottom w:w="100" w:type="dxa"/>
-              <w:start w:w="120" w:type="dxa"/>
-              <w:end w:w="120" w:type="dxa"/>
-            </w:tcMar>
           </w:tcPr>
           <w:p>
             <w:pPr>
@@ -18604,12 +15945,6 @@
               <w:insideH w:val="single" w:sz="6" w:color="B8C4CE"/>
               <w:insideV w:val="single" w:sz="6" w:color="B8C4CE"/>
             </w:tcBorders>
-            <w:tcMar>
-              <w:top w:w="100" w:type="dxa"/>
-              <w:bottom w:w="100" w:type="dxa"/>
-              <w:start w:w="120" w:type="dxa"/>
-              <w:end w:w="120" w:type="dxa"/>
-            </w:tcMar>
           </w:tcPr>
           <w:p>
             <w:pPr>
@@ -18640,12 +15975,6 @@
               <w:insideH w:val="single" w:sz="6" w:color="B8C4CE"/>
               <w:insideV w:val="single" w:sz="6" w:color="B8C4CE"/>
             </w:tcBorders>
-            <w:tcMar>
-              <w:top w:w="100" w:type="dxa"/>
-              <w:bottom w:w="100" w:type="dxa"/>
-              <w:start w:w="120" w:type="dxa"/>
-              <w:end w:w="120" w:type="dxa"/>
-            </w:tcMar>
           </w:tcPr>
           <w:p>
             <w:pPr>
@@ -18676,12 +16005,6 @@
               <w:insideH w:val="single" w:sz="6" w:color="B8C4CE"/>
               <w:insideV w:val="single" w:sz="6" w:color="B8C4CE"/>
             </w:tcBorders>
-            <w:tcMar>
-              <w:top w:w="100" w:type="dxa"/>
-              <w:bottom w:w="100" w:type="dxa"/>
-              <w:start w:w="120" w:type="dxa"/>
-              <w:end w:w="120" w:type="dxa"/>
-            </w:tcMar>
           </w:tcPr>
           <w:p>
             <w:pPr>
@@ -18717,12 +16040,6 @@
               <w:insideH w:val="single" w:sz="6" w:color="B8C4CE"/>
               <w:insideV w:val="single" w:sz="6" w:color="B8C4CE"/>
             </w:tcBorders>
-            <w:tcMar>
-              <w:top w:w="100" w:type="dxa"/>
-              <w:bottom w:w="100" w:type="dxa"/>
-              <w:start w:w="120" w:type="dxa"/>
-              <w:end w:w="120" w:type="dxa"/>
-            </w:tcMar>
           </w:tcPr>
           <w:p>
             <w:pPr>
@@ -18753,12 +16070,6 @@
               <w:insideH w:val="single" w:sz="6" w:color="B8C4CE"/>
               <w:insideV w:val="single" w:sz="6" w:color="B8C4CE"/>
             </w:tcBorders>
-            <w:tcMar>
-              <w:top w:w="100" w:type="dxa"/>
-              <w:bottom w:w="100" w:type="dxa"/>
-              <w:start w:w="120" w:type="dxa"/>
-              <w:end w:w="120" w:type="dxa"/>
-            </w:tcMar>
           </w:tcPr>
           <w:p>
             <w:pPr>
@@ -18789,12 +16100,6 @@
               <w:insideH w:val="single" w:sz="6" w:color="B8C4CE"/>
               <w:insideV w:val="single" w:sz="6" w:color="B8C4CE"/>
             </w:tcBorders>
-            <w:tcMar>
-              <w:top w:w="100" w:type="dxa"/>
-              <w:bottom w:w="100" w:type="dxa"/>
-              <w:start w:w="120" w:type="dxa"/>
-              <w:end w:w="120" w:type="dxa"/>
-            </w:tcMar>
           </w:tcPr>
           <w:p>
             <w:pPr>
@@ -18825,12 +16130,6 @@
               <w:insideH w:val="single" w:sz="6" w:color="B8C4CE"/>
               <w:insideV w:val="single" w:sz="6" w:color="B8C4CE"/>
             </w:tcBorders>
-            <w:tcMar>
-              <w:top w:w="100" w:type="dxa"/>
-              <w:bottom w:w="100" w:type="dxa"/>
-              <w:start w:w="120" w:type="dxa"/>
-              <w:end w:w="120" w:type="dxa"/>
-            </w:tcMar>
           </w:tcPr>
           <w:p>
             <w:pPr>
@@ -18866,12 +16165,6 @@
               <w:insideH w:val="single" w:sz="6" w:color="B8C4CE"/>
               <w:insideV w:val="single" w:sz="6" w:color="B8C4CE"/>
             </w:tcBorders>
-            <w:tcMar>
-              <w:top w:w="100" w:type="dxa"/>
-              <w:bottom w:w="100" w:type="dxa"/>
-              <w:start w:w="120" w:type="dxa"/>
-              <w:end w:w="120" w:type="dxa"/>
-            </w:tcMar>
           </w:tcPr>
           <w:p>
             <w:pPr>
@@ -18902,12 +16195,6 @@
               <w:insideH w:val="single" w:sz="6" w:color="B8C4CE"/>
               <w:insideV w:val="single" w:sz="6" w:color="B8C4CE"/>
             </w:tcBorders>
-            <w:tcMar>
-              <w:top w:w="100" w:type="dxa"/>
-              <w:bottom w:w="100" w:type="dxa"/>
-              <w:start w:w="120" w:type="dxa"/>
-              <w:end w:w="120" w:type="dxa"/>
-            </w:tcMar>
           </w:tcPr>
           <w:p>
             <w:pPr>
@@ -18938,12 +16225,6 @@
               <w:insideH w:val="single" w:sz="6" w:color="B8C4CE"/>
               <w:insideV w:val="single" w:sz="6" w:color="B8C4CE"/>
             </w:tcBorders>
-            <w:tcMar>
-              <w:top w:w="100" w:type="dxa"/>
-              <w:bottom w:w="100" w:type="dxa"/>
-              <w:start w:w="120" w:type="dxa"/>
-              <w:end w:w="120" w:type="dxa"/>
-            </w:tcMar>
           </w:tcPr>
           <w:p>
             <w:pPr>
@@ -18974,12 +16255,6 @@
               <w:insideH w:val="single" w:sz="6" w:color="B8C4CE"/>
               <w:insideV w:val="single" w:sz="6" w:color="B8C4CE"/>
             </w:tcBorders>
-            <w:tcMar>
-              <w:top w:w="100" w:type="dxa"/>
-              <w:bottom w:w="100" w:type="dxa"/>
-              <w:start w:w="120" w:type="dxa"/>
-              <w:end w:w="120" w:type="dxa"/>
-            </w:tcMar>
           </w:tcPr>
           <w:p>
             <w:pPr>
@@ -19015,12 +16290,6 @@
               <w:insideH w:val="single" w:sz="6" w:color="B8C4CE"/>
               <w:insideV w:val="single" w:sz="6" w:color="B8C4CE"/>
             </w:tcBorders>
-            <w:tcMar>
-              <w:top w:w="100" w:type="dxa"/>
-              <w:bottom w:w="100" w:type="dxa"/>
-              <w:start w:w="120" w:type="dxa"/>
-              <w:end w:w="120" w:type="dxa"/>
-            </w:tcMar>
           </w:tcPr>
           <w:p>
             <w:pPr>
@@ -19051,12 +16320,6 @@
               <w:insideH w:val="single" w:sz="6" w:color="B8C4CE"/>
               <w:insideV w:val="single" w:sz="6" w:color="B8C4CE"/>
             </w:tcBorders>
-            <w:tcMar>
-              <w:top w:w="100" w:type="dxa"/>
-              <w:bottom w:w="100" w:type="dxa"/>
-              <w:start w:w="120" w:type="dxa"/>
-              <w:end w:w="120" w:type="dxa"/>
-            </w:tcMar>
           </w:tcPr>
           <w:p>
             <w:pPr>
@@ -19087,12 +16350,6 @@
               <w:insideH w:val="single" w:sz="6" w:color="B8C4CE"/>
               <w:insideV w:val="single" w:sz="6" w:color="B8C4CE"/>
             </w:tcBorders>
-            <w:tcMar>
-              <w:top w:w="100" w:type="dxa"/>
-              <w:bottom w:w="100" w:type="dxa"/>
-              <w:start w:w="120" w:type="dxa"/>
-              <w:end w:w="120" w:type="dxa"/>
-            </w:tcMar>
           </w:tcPr>
           <w:p>
             <w:pPr>
@@ -19123,12 +16380,6 @@
               <w:insideH w:val="single" w:sz="6" w:color="B8C4CE"/>
               <w:insideV w:val="single" w:sz="6" w:color="B8C4CE"/>
             </w:tcBorders>
-            <w:tcMar>
-              <w:top w:w="100" w:type="dxa"/>
-              <w:bottom w:w="100" w:type="dxa"/>
-              <w:start w:w="120" w:type="dxa"/>
-              <w:end w:w="120" w:type="dxa"/>
-            </w:tcMar>
           </w:tcPr>
           <w:p>
             <w:pPr>
@@ -19164,12 +16415,6 @@
               <w:insideH w:val="single" w:sz="6" w:color="B8C4CE"/>
               <w:insideV w:val="single" w:sz="6" w:color="B8C4CE"/>
             </w:tcBorders>
-            <w:tcMar>
-              <w:top w:w="100" w:type="dxa"/>
-              <w:bottom w:w="100" w:type="dxa"/>
-              <w:start w:w="120" w:type="dxa"/>
-              <w:end w:w="120" w:type="dxa"/>
-            </w:tcMar>
           </w:tcPr>
           <w:p>
             <w:pPr>
@@ -19200,12 +16445,6 @@
               <w:insideH w:val="single" w:sz="6" w:color="B8C4CE"/>
               <w:insideV w:val="single" w:sz="6" w:color="B8C4CE"/>
             </w:tcBorders>
-            <w:tcMar>
-              <w:top w:w="100" w:type="dxa"/>
-              <w:bottom w:w="100" w:type="dxa"/>
-              <w:start w:w="120" w:type="dxa"/>
-              <w:end w:w="120" w:type="dxa"/>
-            </w:tcMar>
           </w:tcPr>
           <w:p>
             <w:pPr>
@@ -19236,12 +16475,6 @@
               <w:insideH w:val="single" w:sz="6" w:color="B8C4CE"/>
               <w:insideV w:val="single" w:sz="6" w:color="B8C4CE"/>
             </w:tcBorders>
-            <w:tcMar>
-              <w:top w:w="100" w:type="dxa"/>
-              <w:bottom w:w="100" w:type="dxa"/>
-              <w:start w:w="120" w:type="dxa"/>
-              <w:end w:w="120" w:type="dxa"/>
-            </w:tcMar>
           </w:tcPr>
           <w:p>
             <w:pPr>
@@ -19272,12 +16505,6 @@
               <w:insideH w:val="single" w:sz="6" w:color="B8C4CE"/>
               <w:insideV w:val="single" w:sz="6" w:color="B8C4CE"/>
             </w:tcBorders>
-            <w:tcMar>
-              <w:top w:w="100" w:type="dxa"/>
-              <w:bottom w:w="100" w:type="dxa"/>
-              <w:start w:w="120" w:type="dxa"/>
-              <w:end w:w="120" w:type="dxa"/>
-            </w:tcMar>
           </w:tcPr>
           <w:p>
             <w:pPr>
@@ -19313,12 +16540,6 @@
               <w:insideH w:val="single" w:sz="6" w:color="B8C4CE"/>
               <w:insideV w:val="single" w:sz="6" w:color="B8C4CE"/>
             </w:tcBorders>
-            <w:tcMar>
-              <w:top w:w="100" w:type="dxa"/>
-              <w:bottom w:w="100" w:type="dxa"/>
-              <w:start w:w="120" w:type="dxa"/>
-              <w:end w:w="120" w:type="dxa"/>
-            </w:tcMar>
           </w:tcPr>
           <w:p>
             <w:pPr>
@@ -19349,12 +16570,6 @@
               <w:insideH w:val="single" w:sz="6" w:color="B8C4CE"/>
               <w:insideV w:val="single" w:sz="6" w:color="B8C4CE"/>
             </w:tcBorders>
-            <w:tcMar>
-              <w:top w:w="100" w:type="dxa"/>
-              <w:bottom w:w="100" w:type="dxa"/>
-              <w:start w:w="120" w:type="dxa"/>
-              <w:end w:w="120" w:type="dxa"/>
-            </w:tcMar>
           </w:tcPr>
           <w:p>
             <w:pPr>
@@ -19385,12 +16600,6 @@
               <w:insideH w:val="single" w:sz="6" w:color="B8C4CE"/>
               <w:insideV w:val="single" w:sz="6" w:color="B8C4CE"/>
             </w:tcBorders>
-            <w:tcMar>
-              <w:top w:w="100" w:type="dxa"/>
-              <w:bottom w:w="100" w:type="dxa"/>
-              <w:start w:w="120" w:type="dxa"/>
-              <w:end w:w="120" w:type="dxa"/>
-            </w:tcMar>
           </w:tcPr>
           <w:p>
             <w:pPr>
@@ -19421,12 +16630,6 @@
               <w:insideH w:val="single" w:sz="6" w:color="B8C4CE"/>
               <w:insideV w:val="single" w:sz="6" w:color="B8C4CE"/>
             </w:tcBorders>
-            <w:tcMar>
-              <w:top w:w="100" w:type="dxa"/>
-              <w:bottom w:w="100" w:type="dxa"/>
-              <w:start w:w="120" w:type="dxa"/>
-              <w:end w:w="120" w:type="dxa"/>
-            </w:tcMar>
           </w:tcPr>
           <w:p>
             <w:pPr>
@@ -19462,12 +16665,6 @@
               <w:insideH w:val="single" w:sz="6" w:color="B8C4CE"/>
               <w:insideV w:val="single" w:sz="6" w:color="B8C4CE"/>
             </w:tcBorders>
-            <w:tcMar>
-              <w:top w:w="100" w:type="dxa"/>
-              <w:bottom w:w="100" w:type="dxa"/>
-              <w:start w:w="120" w:type="dxa"/>
-              <w:end w:w="120" w:type="dxa"/>
-            </w:tcMar>
           </w:tcPr>
           <w:p>
             <w:pPr>
@@ -19498,12 +16695,6 @@
               <w:insideH w:val="single" w:sz="6" w:color="B8C4CE"/>
               <w:insideV w:val="single" w:sz="6" w:color="B8C4CE"/>
             </w:tcBorders>
-            <w:tcMar>
-              <w:top w:w="100" w:type="dxa"/>
-              <w:bottom w:w="100" w:type="dxa"/>
-              <w:start w:w="120" w:type="dxa"/>
-              <w:end w:w="120" w:type="dxa"/>
-            </w:tcMar>
           </w:tcPr>
           <w:p>
             <w:pPr>
@@ -19534,12 +16725,6 @@
               <w:insideH w:val="single" w:sz="6" w:color="B8C4CE"/>
               <w:insideV w:val="single" w:sz="6" w:color="B8C4CE"/>
             </w:tcBorders>
-            <w:tcMar>
-              <w:top w:w="100" w:type="dxa"/>
-              <w:bottom w:w="100" w:type="dxa"/>
-              <w:start w:w="120" w:type="dxa"/>
-              <w:end w:w="120" w:type="dxa"/>
-            </w:tcMar>
           </w:tcPr>
           <w:p>
             <w:pPr>
@@ -19570,12 +16755,6 @@
               <w:insideH w:val="single" w:sz="6" w:color="B8C4CE"/>
               <w:insideV w:val="single" w:sz="6" w:color="B8C4CE"/>
             </w:tcBorders>
-            <w:tcMar>
-              <w:top w:w="100" w:type="dxa"/>
-              <w:bottom w:w="100" w:type="dxa"/>
-              <w:start w:w="120" w:type="dxa"/>
-              <w:end w:w="120" w:type="dxa"/>
-            </w:tcMar>
           </w:tcPr>
           <w:p>
             <w:pPr>
@@ -19611,12 +16790,6 @@
               <w:insideH w:val="single" w:sz="6" w:color="B8C4CE"/>
               <w:insideV w:val="single" w:sz="6" w:color="B8C4CE"/>
             </w:tcBorders>
-            <w:tcMar>
-              <w:top w:w="100" w:type="dxa"/>
-              <w:bottom w:w="100" w:type="dxa"/>
-              <w:start w:w="120" w:type="dxa"/>
-              <w:end w:w="120" w:type="dxa"/>
-            </w:tcMar>
           </w:tcPr>
           <w:p>
             <w:pPr>
@@ -19647,12 +16820,6 @@
               <w:insideH w:val="single" w:sz="6" w:color="B8C4CE"/>
               <w:insideV w:val="single" w:sz="6" w:color="B8C4CE"/>
             </w:tcBorders>
-            <w:tcMar>
-              <w:top w:w="100" w:type="dxa"/>
-              <w:bottom w:w="100" w:type="dxa"/>
-              <w:start w:w="120" w:type="dxa"/>
-              <w:end w:w="120" w:type="dxa"/>
-            </w:tcMar>
           </w:tcPr>
           <w:p>
             <w:pPr>
@@ -19683,12 +16850,6 @@
               <w:insideH w:val="single" w:sz="6" w:color="B8C4CE"/>
               <w:insideV w:val="single" w:sz="6" w:color="B8C4CE"/>
             </w:tcBorders>
-            <w:tcMar>
-              <w:top w:w="100" w:type="dxa"/>
-              <w:bottom w:w="100" w:type="dxa"/>
-              <w:start w:w="120" w:type="dxa"/>
-              <w:end w:w="120" w:type="dxa"/>
-            </w:tcMar>
           </w:tcPr>
           <w:p>
             <w:pPr>
@@ -19719,12 +16880,6 @@
               <w:insideH w:val="single" w:sz="6" w:color="B8C4CE"/>
               <w:insideV w:val="single" w:sz="6" w:color="B8C4CE"/>
             </w:tcBorders>
-            <w:tcMar>
-              <w:top w:w="100" w:type="dxa"/>
-              <w:bottom w:w="100" w:type="dxa"/>
-              <w:start w:w="120" w:type="dxa"/>
-              <w:end w:w="120" w:type="dxa"/>
-            </w:tcMar>
           </w:tcPr>
           <w:p>
             <w:pPr>
@@ -19760,12 +16915,6 @@
               <w:insideH w:val="single" w:sz="6" w:color="B8C4CE"/>
               <w:insideV w:val="single" w:sz="6" w:color="B8C4CE"/>
             </w:tcBorders>
-            <w:tcMar>
-              <w:top w:w="100" w:type="dxa"/>
-              <w:bottom w:w="100" w:type="dxa"/>
-              <w:start w:w="120" w:type="dxa"/>
-              <w:end w:w="120" w:type="dxa"/>
-            </w:tcMar>
           </w:tcPr>
           <w:p>
             <w:pPr>
@@ -19796,12 +16945,6 @@
               <w:insideH w:val="single" w:sz="6" w:color="B8C4CE"/>
               <w:insideV w:val="single" w:sz="6" w:color="B8C4CE"/>
             </w:tcBorders>
-            <w:tcMar>
-              <w:top w:w="100" w:type="dxa"/>
-              <w:bottom w:w="100" w:type="dxa"/>
-              <w:start w:w="120" w:type="dxa"/>
-              <w:end w:w="120" w:type="dxa"/>
-            </w:tcMar>
           </w:tcPr>
           <w:p>
             <w:pPr>
@@ -19832,12 +16975,6 @@
               <w:insideH w:val="single" w:sz="6" w:color="B8C4CE"/>
               <w:insideV w:val="single" w:sz="6" w:color="B8C4CE"/>
             </w:tcBorders>
-            <w:tcMar>
-              <w:top w:w="100" w:type="dxa"/>
-              <w:bottom w:w="100" w:type="dxa"/>
-              <w:start w:w="120" w:type="dxa"/>
-              <w:end w:w="120" w:type="dxa"/>
-            </w:tcMar>
           </w:tcPr>
           <w:p>
             <w:pPr>
@@ -19868,12 +17005,6 @@
               <w:insideH w:val="single" w:sz="6" w:color="B8C4CE"/>
               <w:insideV w:val="single" w:sz="6" w:color="B8C4CE"/>
             </w:tcBorders>
-            <w:tcMar>
-              <w:top w:w="100" w:type="dxa"/>
-              <w:bottom w:w="100" w:type="dxa"/>
-              <w:start w:w="120" w:type="dxa"/>
-              <w:end w:w="120" w:type="dxa"/>
-            </w:tcMar>
           </w:tcPr>
           <w:p>
             <w:pPr>
@@ -19909,12 +17040,6 @@
               <w:insideH w:val="single" w:sz="6" w:color="B8C4CE"/>
               <w:insideV w:val="single" w:sz="6" w:color="B8C4CE"/>
             </w:tcBorders>
-            <w:tcMar>
-              <w:top w:w="100" w:type="dxa"/>
-              <w:bottom w:w="100" w:type="dxa"/>
-              <w:start w:w="120" w:type="dxa"/>
-              <w:end w:w="120" w:type="dxa"/>
-            </w:tcMar>
           </w:tcPr>
           <w:p>
             <w:pPr>
@@ -19945,12 +17070,6 @@
               <w:insideH w:val="single" w:sz="6" w:color="B8C4CE"/>
               <w:insideV w:val="single" w:sz="6" w:color="B8C4CE"/>
             </w:tcBorders>
-            <w:tcMar>
-              <w:top w:w="100" w:type="dxa"/>
-              <w:bottom w:w="100" w:type="dxa"/>
-              <w:start w:w="120" w:type="dxa"/>
-              <w:end w:w="120" w:type="dxa"/>
-            </w:tcMar>
           </w:tcPr>
           <w:p>
             <w:pPr>
@@ -19981,12 +17100,6 @@
               <w:insideH w:val="single" w:sz="6" w:color="B8C4CE"/>
               <w:insideV w:val="single" w:sz="6" w:color="B8C4CE"/>
             </w:tcBorders>
-            <w:tcMar>
-              <w:top w:w="100" w:type="dxa"/>
-              <w:bottom w:w="100" w:type="dxa"/>
-              <w:start w:w="120" w:type="dxa"/>
-              <w:end w:w="120" w:type="dxa"/>
-            </w:tcMar>
           </w:tcPr>
           <w:p>
             <w:pPr>
@@ -20017,12 +17130,6 @@
               <w:insideH w:val="single" w:sz="6" w:color="B8C4CE"/>
               <w:insideV w:val="single" w:sz="6" w:color="B8C4CE"/>
             </w:tcBorders>
-            <w:tcMar>
-              <w:top w:w="100" w:type="dxa"/>
-              <w:bottom w:w="100" w:type="dxa"/>
-              <w:start w:w="120" w:type="dxa"/>
-              <w:end w:w="120" w:type="dxa"/>
-            </w:tcMar>
           </w:tcPr>
           <w:p>
             <w:pPr>
@@ -20058,12 +17165,6 @@
               <w:insideH w:val="single" w:sz="6" w:color="B8C4CE"/>
               <w:insideV w:val="single" w:sz="6" w:color="B8C4CE"/>
             </w:tcBorders>
-            <w:tcMar>
-              <w:top w:w="100" w:type="dxa"/>
-              <w:bottom w:w="100" w:type="dxa"/>
-              <w:start w:w="120" w:type="dxa"/>
-              <w:end w:w="120" w:type="dxa"/>
-            </w:tcMar>
           </w:tcPr>
           <w:p>
             <w:pPr>
@@ -20094,12 +17195,6 @@
               <w:insideH w:val="single" w:sz="6" w:color="B8C4CE"/>
               <w:insideV w:val="single" w:sz="6" w:color="B8C4CE"/>
             </w:tcBorders>
-            <w:tcMar>
-              <w:top w:w="100" w:type="dxa"/>
-              <w:bottom w:w="100" w:type="dxa"/>
-              <w:start w:w="120" w:type="dxa"/>
-              <w:end w:w="120" w:type="dxa"/>
-            </w:tcMar>
           </w:tcPr>
           <w:p>
             <w:pPr>
@@ -20130,12 +17225,6 @@
               <w:insideH w:val="single" w:sz="6" w:color="B8C4CE"/>
               <w:insideV w:val="single" w:sz="6" w:color="B8C4CE"/>
             </w:tcBorders>
-            <w:tcMar>
-              <w:top w:w="100" w:type="dxa"/>
-              <w:bottom w:w="100" w:type="dxa"/>
-              <w:start w:w="120" w:type="dxa"/>
-              <w:end w:w="120" w:type="dxa"/>
-            </w:tcMar>
           </w:tcPr>
           <w:p>
             <w:pPr>
@@ -20166,12 +17255,6 @@
               <w:insideH w:val="single" w:sz="6" w:color="B8C4CE"/>
               <w:insideV w:val="single" w:sz="6" w:color="B8C4CE"/>
             </w:tcBorders>
-            <w:tcMar>
-              <w:top w:w="100" w:type="dxa"/>
-              <w:bottom w:w="100" w:type="dxa"/>
-              <w:start w:w="120" w:type="dxa"/>
-              <w:end w:w="120" w:type="dxa"/>
-            </w:tcMar>
           </w:tcPr>
           <w:p>
             <w:pPr>
@@ -20207,12 +17290,6 @@
               <w:insideH w:val="single" w:sz="6" w:color="B8C4CE"/>
               <w:insideV w:val="single" w:sz="6" w:color="B8C4CE"/>
             </w:tcBorders>
-            <w:tcMar>
-              <w:top w:w="100" w:type="dxa"/>
-              <w:bottom w:w="100" w:type="dxa"/>
-              <w:start w:w="120" w:type="dxa"/>
-              <w:end w:w="120" w:type="dxa"/>
-            </w:tcMar>
           </w:tcPr>
           <w:p>
             <w:pPr>
@@ -20243,12 +17320,6 @@
               <w:insideH w:val="single" w:sz="6" w:color="B8C4CE"/>
               <w:insideV w:val="single" w:sz="6" w:color="B8C4CE"/>
             </w:tcBorders>
-            <w:tcMar>
-              <w:top w:w="100" w:type="dxa"/>
-              <w:bottom w:w="100" w:type="dxa"/>
-              <w:start w:w="120" w:type="dxa"/>
-              <w:end w:w="120" w:type="dxa"/>
-            </w:tcMar>
           </w:tcPr>
           <w:p>
             <w:pPr>
@@ -20279,12 +17350,6 @@
               <w:insideH w:val="single" w:sz="6" w:color="B8C4CE"/>
               <w:insideV w:val="single" w:sz="6" w:color="B8C4CE"/>
             </w:tcBorders>
-            <w:tcMar>
-              <w:top w:w="100" w:type="dxa"/>
-              <w:bottom w:w="100" w:type="dxa"/>
-              <w:start w:w="120" w:type="dxa"/>
-              <w:end w:w="120" w:type="dxa"/>
-            </w:tcMar>
           </w:tcPr>
           <w:p>
             <w:pPr>
@@ -20315,12 +17380,6 @@
               <w:insideH w:val="single" w:sz="6" w:color="B8C4CE"/>
               <w:insideV w:val="single" w:sz="6" w:color="B8C4CE"/>
             </w:tcBorders>
-            <w:tcMar>
-              <w:top w:w="100" w:type="dxa"/>
-              <w:bottom w:w="100" w:type="dxa"/>
-              <w:start w:w="120" w:type="dxa"/>
-              <w:end w:w="120" w:type="dxa"/>
-            </w:tcMar>
           </w:tcPr>
           <w:p>
             <w:pPr>
@@ -20356,12 +17415,6 @@
               <w:insideH w:val="single" w:sz="6" w:color="B8C4CE"/>
               <w:insideV w:val="single" w:sz="6" w:color="B8C4CE"/>
             </w:tcBorders>
-            <w:tcMar>
-              <w:top w:w="100" w:type="dxa"/>
-              <w:bottom w:w="100" w:type="dxa"/>
-              <w:start w:w="120" w:type="dxa"/>
-              <w:end w:w="120" w:type="dxa"/>
-            </w:tcMar>
           </w:tcPr>
           <w:p>
             <w:pPr>
@@ -20392,12 +17445,6 @@
               <w:insideH w:val="single" w:sz="6" w:color="B8C4CE"/>
               <w:insideV w:val="single" w:sz="6" w:color="B8C4CE"/>
             </w:tcBorders>
-            <w:tcMar>
-              <w:top w:w="100" w:type="dxa"/>
-              <w:bottom w:w="100" w:type="dxa"/>
-              <w:start w:w="120" w:type="dxa"/>
-              <w:end w:w="120" w:type="dxa"/>
-            </w:tcMar>
           </w:tcPr>
           <w:p>
             <w:pPr>
@@ -20428,12 +17475,6 @@
               <w:insideH w:val="single" w:sz="6" w:color="B8C4CE"/>
               <w:insideV w:val="single" w:sz="6" w:color="B8C4CE"/>
             </w:tcBorders>
-            <w:tcMar>
-              <w:top w:w="100" w:type="dxa"/>
-              <w:bottom w:w="100" w:type="dxa"/>
-              <w:start w:w="120" w:type="dxa"/>
-              <w:end w:w="120" w:type="dxa"/>
-            </w:tcMar>
           </w:tcPr>
           <w:p>
             <w:pPr>
@@ -20464,12 +17505,6 @@
               <w:insideH w:val="single" w:sz="6" w:color="B8C4CE"/>
               <w:insideV w:val="single" w:sz="6" w:color="B8C4CE"/>
             </w:tcBorders>
-            <w:tcMar>
-              <w:top w:w="100" w:type="dxa"/>
-              <w:bottom w:w="100" w:type="dxa"/>
-              <w:start w:w="120" w:type="dxa"/>
-              <w:end w:w="120" w:type="dxa"/>
-            </w:tcMar>
           </w:tcPr>
           <w:p>
             <w:pPr>
@@ -20505,12 +17540,6 @@
               <w:insideH w:val="single" w:sz="6" w:color="B8C4CE"/>
               <w:insideV w:val="single" w:sz="6" w:color="B8C4CE"/>
             </w:tcBorders>
-            <w:tcMar>
-              <w:top w:w="100" w:type="dxa"/>
-              <w:bottom w:w="100" w:type="dxa"/>
-              <w:start w:w="120" w:type="dxa"/>
-              <w:end w:w="120" w:type="dxa"/>
-            </w:tcMar>
           </w:tcPr>
           <w:p>
             <w:pPr>
@@ -20541,12 +17570,6 @@
               <w:insideH w:val="single" w:sz="6" w:color="B8C4CE"/>
               <w:insideV w:val="single" w:sz="6" w:color="B8C4CE"/>
             </w:tcBorders>
-            <w:tcMar>
-              <w:top w:w="100" w:type="dxa"/>
-              <w:bottom w:w="100" w:type="dxa"/>
-              <w:start w:w="120" w:type="dxa"/>
-              <w:end w:w="120" w:type="dxa"/>
-            </w:tcMar>
           </w:tcPr>
           <w:p>
             <w:pPr>
@@ -20577,12 +17600,6 @@
               <w:insideH w:val="single" w:sz="6" w:color="B8C4CE"/>
               <w:insideV w:val="single" w:sz="6" w:color="B8C4CE"/>
             </w:tcBorders>
-            <w:tcMar>
-              <w:top w:w="100" w:type="dxa"/>
-              <w:bottom w:w="100" w:type="dxa"/>
-              <w:start w:w="120" w:type="dxa"/>
-              <w:end w:w="120" w:type="dxa"/>
-            </w:tcMar>
           </w:tcPr>
           <w:p>
             <w:pPr>
@@ -20613,12 +17630,6 @@
               <w:insideH w:val="single" w:sz="6" w:color="B8C4CE"/>
               <w:insideV w:val="single" w:sz="6" w:color="B8C4CE"/>
             </w:tcBorders>
-            <w:tcMar>
-              <w:top w:w="100" w:type="dxa"/>
-              <w:bottom w:w="100" w:type="dxa"/>
-              <w:start w:w="120" w:type="dxa"/>
-              <w:end w:w="120" w:type="dxa"/>
-            </w:tcMar>
           </w:tcPr>
           <w:p>
             <w:pPr>
@@ -20654,12 +17665,6 @@
               <w:insideH w:val="single" w:sz="6" w:color="B8C4CE"/>
               <w:insideV w:val="single" w:sz="6" w:color="B8C4CE"/>
             </w:tcBorders>
-            <w:tcMar>
-              <w:top w:w="100" w:type="dxa"/>
-              <w:bottom w:w="100" w:type="dxa"/>
-              <w:start w:w="120" w:type="dxa"/>
-              <w:end w:w="120" w:type="dxa"/>
-            </w:tcMar>
           </w:tcPr>
           <w:p>
             <w:pPr>
@@ -20690,12 +17695,6 @@
               <w:insideH w:val="single" w:sz="6" w:color="B8C4CE"/>
               <w:insideV w:val="single" w:sz="6" w:color="B8C4CE"/>
             </w:tcBorders>
-            <w:tcMar>
-              <w:top w:w="100" w:type="dxa"/>
-              <w:bottom w:w="100" w:type="dxa"/>
-              <w:start w:w="120" w:type="dxa"/>
-              <w:end w:w="120" w:type="dxa"/>
-            </w:tcMar>
           </w:tcPr>
           <w:p>
             <w:pPr>
@@ -20726,12 +17725,6 @@
               <w:insideH w:val="single" w:sz="6" w:color="B8C4CE"/>
               <w:insideV w:val="single" w:sz="6" w:color="B8C4CE"/>
             </w:tcBorders>
-            <w:tcMar>
-              <w:top w:w="100" w:type="dxa"/>
-              <w:bottom w:w="100" w:type="dxa"/>
-              <w:start w:w="120" w:type="dxa"/>
-              <w:end w:w="120" w:type="dxa"/>
-            </w:tcMar>
           </w:tcPr>
           <w:p>
             <w:pPr>
@@ -20762,12 +17755,6 @@
               <w:insideH w:val="single" w:sz="6" w:color="B8C4CE"/>
               <w:insideV w:val="single" w:sz="6" w:color="B8C4CE"/>
             </w:tcBorders>
-            <w:tcMar>
-              <w:top w:w="100" w:type="dxa"/>
-              <w:bottom w:w="100" w:type="dxa"/>
-              <w:start w:w="120" w:type="dxa"/>
-              <w:end w:w="120" w:type="dxa"/>
-            </w:tcMar>
           </w:tcPr>
           <w:p>
             <w:pPr>
@@ -20803,12 +17790,6 @@
               <w:insideH w:val="single" w:sz="6" w:color="B8C4CE"/>
               <w:insideV w:val="single" w:sz="6" w:color="B8C4CE"/>
             </w:tcBorders>
-            <w:tcMar>
-              <w:top w:w="100" w:type="dxa"/>
-              <w:bottom w:w="100" w:type="dxa"/>
-              <w:start w:w="120" w:type="dxa"/>
-              <w:end w:w="120" w:type="dxa"/>
-            </w:tcMar>
           </w:tcPr>
           <w:p>
             <w:pPr>
@@ -20839,12 +17820,6 @@
               <w:insideH w:val="single" w:sz="6" w:color="B8C4CE"/>
               <w:insideV w:val="single" w:sz="6" w:color="B8C4CE"/>
             </w:tcBorders>
-            <w:tcMar>
-              <w:top w:w="100" w:type="dxa"/>
-              <w:bottom w:w="100" w:type="dxa"/>
-              <w:start w:w="120" w:type="dxa"/>
-              <w:end w:w="120" w:type="dxa"/>
-            </w:tcMar>
           </w:tcPr>
           <w:p>
             <w:pPr>
@@ -20875,12 +17850,6 @@
               <w:insideH w:val="single" w:sz="6" w:color="B8C4CE"/>
               <w:insideV w:val="single" w:sz="6" w:color="B8C4CE"/>
             </w:tcBorders>
-            <w:tcMar>
-              <w:top w:w="100" w:type="dxa"/>
-              <w:bottom w:w="100" w:type="dxa"/>
-              <w:start w:w="120" w:type="dxa"/>
-              <w:end w:w="120" w:type="dxa"/>
-            </w:tcMar>
           </w:tcPr>
           <w:p>
             <w:pPr>
@@ -20911,12 +17880,6 @@
               <w:insideH w:val="single" w:sz="6" w:color="B8C4CE"/>
               <w:insideV w:val="single" w:sz="6" w:color="B8C4CE"/>
             </w:tcBorders>
-            <w:tcMar>
-              <w:top w:w="100" w:type="dxa"/>
-              <w:bottom w:w="100" w:type="dxa"/>
-              <w:start w:w="120" w:type="dxa"/>
-              <w:end w:w="120" w:type="dxa"/>
-            </w:tcMar>
           </w:tcPr>
           <w:p>
             <w:pPr>
@@ -20952,12 +17915,6 @@
               <w:insideH w:val="single" w:sz="6" w:color="B8C4CE"/>
               <w:insideV w:val="single" w:sz="6" w:color="B8C4CE"/>
             </w:tcBorders>
-            <w:tcMar>
-              <w:top w:w="100" w:type="dxa"/>
-              <w:bottom w:w="100" w:type="dxa"/>
-              <w:start w:w="120" w:type="dxa"/>
-              <w:end w:w="120" w:type="dxa"/>
-            </w:tcMar>
           </w:tcPr>
           <w:p>
             <w:pPr>
@@ -20988,12 +17945,6 @@
               <w:insideH w:val="single" w:sz="6" w:color="B8C4CE"/>
               <w:insideV w:val="single" w:sz="6" w:color="B8C4CE"/>
             </w:tcBorders>
-            <w:tcMar>
-              <w:top w:w="100" w:type="dxa"/>
-              <w:bottom w:w="100" w:type="dxa"/>
-              <w:start w:w="120" w:type="dxa"/>
-              <w:end w:w="120" w:type="dxa"/>
-            </w:tcMar>
           </w:tcPr>
           <w:p>
             <w:pPr>
@@ -21024,12 +17975,6 @@
               <w:insideH w:val="single" w:sz="6" w:color="B8C4CE"/>
               <w:insideV w:val="single" w:sz="6" w:color="B8C4CE"/>
             </w:tcBorders>
-            <w:tcMar>
-              <w:top w:w="100" w:type="dxa"/>
-              <w:bottom w:w="100" w:type="dxa"/>
-              <w:start w:w="120" w:type="dxa"/>
-              <w:end w:w="120" w:type="dxa"/>
-            </w:tcMar>
           </w:tcPr>
           <w:p>
             <w:pPr>
@@ -21060,12 +18005,6 @@
               <w:insideH w:val="single" w:sz="6" w:color="B8C4CE"/>
               <w:insideV w:val="single" w:sz="6" w:color="B8C4CE"/>
             </w:tcBorders>
-            <w:tcMar>
-              <w:top w:w="100" w:type="dxa"/>
-              <w:bottom w:w="100" w:type="dxa"/>
-              <w:start w:w="120" w:type="dxa"/>
-              <w:end w:w="120" w:type="dxa"/>
-            </w:tcMar>
           </w:tcPr>
           <w:p>
             <w:pPr>
@@ -21101,12 +18040,6 @@
               <w:insideH w:val="single" w:sz="6" w:color="B8C4CE"/>
               <w:insideV w:val="single" w:sz="6" w:color="B8C4CE"/>
             </w:tcBorders>
-            <w:tcMar>
-              <w:top w:w="100" w:type="dxa"/>
-              <w:bottom w:w="100" w:type="dxa"/>
-              <w:start w:w="120" w:type="dxa"/>
-              <w:end w:w="120" w:type="dxa"/>
-            </w:tcMar>
           </w:tcPr>
           <w:p>
             <w:pPr>
@@ -21137,12 +18070,6 @@
               <w:insideH w:val="single" w:sz="6" w:color="B8C4CE"/>
               <w:insideV w:val="single" w:sz="6" w:color="B8C4CE"/>
             </w:tcBorders>
-            <w:tcMar>
-              <w:top w:w="100" w:type="dxa"/>
-              <w:bottom w:w="100" w:type="dxa"/>
-              <w:start w:w="120" w:type="dxa"/>
-              <w:end w:w="120" w:type="dxa"/>
-            </w:tcMar>
           </w:tcPr>
           <w:p>
             <w:pPr>
@@ -21173,12 +18100,6 @@
               <w:insideH w:val="single" w:sz="6" w:color="B8C4CE"/>
               <w:insideV w:val="single" w:sz="6" w:color="B8C4CE"/>
             </w:tcBorders>
-            <w:tcMar>
-              <w:top w:w="100" w:type="dxa"/>
-              <w:bottom w:w="100" w:type="dxa"/>
-              <w:start w:w="120" w:type="dxa"/>
-              <w:end w:w="120" w:type="dxa"/>
-            </w:tcMar>
           </w:tcPr>
           <w:p>
             <w:pPr>
@@ -21209,12 +18130,6 @@
               <w:insideH w:val="single" w:sz="6" w:color="B8C4CE"/>
               <w:insideV w:val="single" w:sz="6" w:color="B8C4CE"/>
             </w:tcBorders>
-            <w:tcMar>
-              <w:top w:w="100" w:type="dxa"/>
-              <w:bottom w:w="100" w:type="dxa"/>
-              <w:start w:w="120" w:type="dxa"/>
-              <w:end w:w="120" w:type="dxa"/>
-            </w:tcMar>
           </w:tcPr>
           <w:p>
             <w:pPr>
@@ -21250,12 +18165,6 @@
               <w:insideH w:val="single" w:sz="6" w:color="B8C4CE"/>
               <w:insideV w:val="single" w:sz="6" w:color="B8C4CE"/>
             </w:tcBorders>
-            <w:tcMar>
-              <w:top w:w="100" w:type="dxa"/>
-              <w:bottom w:w="100" w:type="dxa"/>
-              <w:start w:w="120" w:type="dxa"/>
-              <w:end w:w="120" w:type="dxa"/>
-            </w:tcMar>
           </w:tcPr>
           <w:p>
             <w:pPr>
@@ -21286,12 +18195,6 @@
               <w:insideH w:val="single" w:sz="6" w:color="B8C4CE"/>
               <w:insideV w:val="single" w:sz="6" w:color="B8C4CE"/>
             </w:tcBorders>
-            <w:tcMar>
-              <w:top w:w="100" w:type="dxa"/>
-              <w:bottom w:w="100" w:type="dxa"/>
-              <w:start w:w="120" w:type="dxa"/>
-              <w:end w:w="120" w:type="dxa"/>
-            </w:tcMar>
           </w:tcPr>
           <w:p>
             <w:pPr>
@@ -21322,12 +18225,6 @@
               <w:insideH w:val="single" w:sz="6" w:color="B8C4CE"/>
               <w:insideV w:val="single" w:sz="6" w:color="B8C4CE"/>
             </w:tcBorders>
-            <w:tcMar>
-              <w:top w:w="100" w:type="dxa"/>
-              <w:bottom w:w="100" w:type="dxa"/>
-              <w:start w:w="120" w:type="dxa"/>
-              <w:end w:w="120" w:type="dxa"/>
-            </w:tcMar>
           </w:tcPr>
           <w:p>
             <w:pPr>
@@ -21358,12 +18255,6 @@
               <w:insideH w:val="single" w:sz="6" w:color="B8C4CE"/>
               <w:insideV w:val="single" w:sz="6" w:color="B8C4CE"/>
             </w:tcBorders>
-            <w:tcMar>
-              <w:top w:w="100" w:type="dxa"/>
-              <w:bottom w:w="100" w:type="dxa"/>
-              <w:start w:w="120" w:type="dxa"/>
-              <w:end w:w="120" w:type="dxa"/>
-            </w:tcMar>
           </w:tcPr>
           <w:p>
             <w:pPr>
@@ -21402,10 +18293,15 @@
       <w:tblPr>
         <w:tblStyle w:val="TableGrid"/>
         <w:tblW w:type="dxa" w:w="9360"/>
-        <w:jc w:val="left"/>
         <w:tblLayout w:type="fixed"/>
         <w:tblLook w:firstColumn="1" w:firstRow="1" w:lastColumn="0" w:lastRow="0" w:noHBand="0" w:noVBand="1" w:val="04A0"/>
         <w:tblInd w:type="dxa" w:w="120"/>
+        <w:tblCellMar>
+          <w:top w:type="dxa" w:w="100"/>
+          <w:bottom w:type="dxa" w:w="100"/>
+          <w:start w:type="dxa" w:w="120"/>
+          <w:end w:type="dxa" w:w="120"/>
+        </w:tblCellMar>
       </w:tblPr>
       <w:tblGrid>
         <w:gridCol w:w="2500"/>
@@ -21431,12 +18327,6 @@
               <w:insideH w:val="single" w:sz="6" w:color="B8C4CE"/>
               <w:insideV w:val="single" w:sz="6" w:color="B8C4CE"/>
             </w:tcBorders>
-            <w:tcMar>
-              <w:top w:w="100" w:type="dxa"/>
-              <w:bottom w:w="100" w:type="dxa"/>
-              <w:start w:w="120" w:type="dxa"/>
-              <w:end w:w="120" w:type="dxa"/>
-            </w:tcMar>
           </w:tcPr>
           <w:p>
             <w:pPr>
@@ -21468,12 +18358,6 @@
               <w:insideH w:val="single" w:sz="6" w:color="B8C4CE"/>
               <w:insideV w:val="single" w:sz="6" w:color="B8C4CE"/>
             </w:tcBorders>
-            <w:tcMar>
-              <w:top w:w="100" w:type="dxa"/>
-              <w:bottom w:w="100" w:type="dxa"/>
-              <w:start w:w="120" w:type="dxa"/>
-              <w:end w:w="120" w:type="dxa"/>
-            </w:tcMar>
           </w:tcPr>
           <w:p>
             <w:pPr>
@@ -21505,12 +18389,6 @@
               <w:insideH w:val="single" w:sz="6" w:color="B8C4CE"/>
               <w:insideV w:val="single" w:sz="6" w:color="B8C4CE"/>
             </w:tcBorders>
-            <w:tcMar>
-              <w:top w:w="100" w:type="dxa"/>
-              <w:bottom w:w="100" w:type="dxa"/>
-              <w:start w:w="120" w:type="dxa"/>
-              <w:end w:w="120" w:type="dxa"/>
-            </w:tcMar>
           </w:tcPr>
           <w:p>
             <w:pPr>
@@ -21542,12 +18420,6 @@
               <w:insideH w:val="single" w:sz="6" w:color="B8C4CE"/>
               <w:insideV w:val="single" w:sz="6" w:color="B8C4CE"/>
             </w:tcBorders>
-            <w:tcMar>
-              <w:top w:w="100" w:type="dxa"/>
-              <w:bottom w:w="100" w:type="dxa"/>
-              <w:start w:w="120" w:type="dxa"/>
-              <w:end w:w="120" w:type="dxa"/>
-            </w:tcMar>
           </w:tcPr>
           <w:p>
             <w:pPr>
@@ -21583,12 +18455,6 @@
               <w:insideH w:val="single" w:sz="6" w:color="B8C4CE"/>
               <w:insideV w:val="single" w:sz="6" w:color="B8C4CE"/>
             </w:tcBorders>
-            <w:tcMar>
-              <w:top w:w="100" w:type="dxa"/>
-              <w:bottom w:w="100" w:type="dxa"/>
-              <w:start w:w="120" w:type="dxa"/>
-              <w:end w:w="120" w:type="dxa"/>
-            </w:tcMar>
           </w:tcPr>
           <w:p>
             <w:pPr>
@@ -21619,12 +18485,6 @@
               <w:insideH w:val="single" w:sz="6" w:color="B8C4CE"/>
               <w:insideV w:val="single" w:sz="6" w:color="B8C4CE"/>
             </w:tcBorders>
-            <w:tcMar>
-              <w:top w:w="100" w:type="dxa"/>
-              <w:bottom w:w="100" w:type="dxa"/>
-              <w:start w:w="120" w:type="dxa"/>
-              <w:end w:w="120" w:type="dxa"/>
-            </w:tcMar>
           </w:tcPr>
           <w:p>
             <w:pPr>
@@ -21655,12 +18515,6 @@
               <w:insideH w:val="single" w:sz="6" w:color="B8C4CE"/>
               <w:insideV w:val="single" w:sz="6" w:color="B8C4CE"/>
             </w:tcBorders>
-            <w:tcMar>
-              <w:top w:w="100" w:type="dxa"/>
-              <w:bottom w:w="100" w:type="dxa"/>
-              <w:start w:w="120" w:type="dxa"/>
-              <w:end w:w="120" w:type="dxa"/>
-            </w:tcMar>
           </w:tcPr>
           <w:p>
             <w:pPr>
@@ -21691,12 +18545,6 @@
               <w:insideH w:val="single" w:sz="6" w:color="B8C4CE"/>
               <w:insideV w:val="single" w:sz="6" w:color="B8C4CE"/>
             </w:tcBorders>
-            <w:tcMar>
-              <w:top w:w="100" w:type="dxa"/>
-              <w:bottom w:w="100" w:type="dxa"/>
-              <w:start w:w="120" w:type="dxa"/>
-              <w:end w:w="120" w:type="dxa"/>
-            </w:tcMar>
           </w:tcPr>
           <w:p>
             <w:pPr>
@@ -21732,12 +18580,6 @@
               <w:insideH w:val="single" w:sz="6" w:color="B8C4CE"/>
               <w:insideV w:val="single" w:sz="6" w:color="B8C4CE"/>
             </w:tcBorders>
-            <w:tcMar>
-              <w:top w:w="100" w:type="dxa"/>
-              <w:bottom w:w="100" w:type="dxa"/>
-              <w:start w:w="120" w:type="dxa"/>
-              <w:end w:w="120" w:type="dxa"/>
-            </w:tcMar>
           </w:tcPr>
           <w:p>
             <w:pPr>
@@ -21768,12 +18610,6 @@
               <w:insideH w:val="single" w:sz="6" w:color="B8C4CE"/>
               <w:insideV w:val="single" w:sz="6" w:color="B8C4CE"/>
             </w:tcBorders>
-            <w:tcMar>
-              <w:top w:w="100" w:type="dxa"/>
-              <w:bottom w:w="100" w:type="dxa"/>
-              <w:start w:w="120" w:type="dxa"/>
-              <w:end w:w="120" w:type="dxa"/>
-            </w:tcMar>
           </w:tcPr>
           <w:p>
             <w:pPr>
@@ -21804,12 +18640,6 @@
               <w:insideH w:val="single" w:sz="6" w:color="B8C4CE"/>
               <w:insideV w:val="single" w:sz="6" w:color="B8C4CE"/>
             </w:tcBorders>
-            <w:tcMar>
-              <w:top w:w="100" w:type="dxa"/>
-              <w:bottom w:w="100" w:type="dxa"/>
-              <w:start w:w="120" w:type="dxa"/>
-              <w:end w:w="120" w:type="dxa"/>
-            </w:tcMar>
           </w:tcPr>
           <w:p>
             <w:pPr>
@@ -21840,12 +18670,6 @@
               <w:insideH w:val="single" w:sz="6" w:color="B8C4CE"/>
               <w:insideV w:val="single" w:sz="6" w:color="B8C4CE"/>
             </w:tcBorders>
-            <w:tcMar>
-              <w:top w:w="100" w:type="dxa"/>
-              <w:bottom w:w="100" w:type="dxa"/>
-              <w:start w:w="120" w:type="dxa"/>
-              <w:end w:w="120" w:type="dxa"/>
-            </w:tcMar>
           </w:tcPr>
           <w:p>
             <w:pPr>
@@ -21881,12 +18705,6 @@
               <w:insideH w:val="single" w:sz="6" w:color="B8C4CE"/>
               <w:insideV w:val="single" w:sz="6" w:color="B8C4CE"/>
             </w:tcBorders>
-            <w:tcMar>
-              <w:top w:w="100" w:type="dxa"/>
-              <w:bottom w:w="100" w:type="dxa"/>
-              <w:start w:w="120" w:type="dxa"/>
-              <w:end w:w="120" w:type="dxa"/>
-            </w:tcMar>
           </w:tcPr>
           <w:p>
             <w:pPr>
@@ -21917,12 +18735,6 @@
               <w:insideH w:val="single" w:sz="6" w:color="B8C4CE"/>
               <w:insideV w:val="single" w:sz="6" w:color="B8C4CE"/>
             </w:tcBorders>
-            <w:tcMar>
-              <w:top w:w="100" w:type="dxa"/>
-              <w:bottom w:w="100" w:type="dxa"/>
-              <w:start w:w="120" w:type="dxa"/>
-              <w:end w:w="120" w:type="dxa"/>
-            </w:tcMar>
           </w:tcPr>
           <w:p>
             <w:pPr>
@@ -21953,12 +18765,6 @@
               <w:insideH w:val="single" w:sz="6" w:color="B8C4CE"/>
               <w:insideV w:val="single" w:sz="6" w:color="B8C4CE"/>
             </w:tcBorders>
-            <w:tcMar>
-              <w:top w:w="100" w:type="dxa"/>
-              <w:bottom w:w="100" w:type="dxa"/>
-              <w:start w:w="120" w:type="dxa"/>
-              <w:end w:w="120" w:type="dxa"/>
-            </w:tcMar>
           </w:tcPr>
           <w:p>
             <w:pPr>
@@ -21989,12 +18795,6 @@
               <w:insideH w:val="single" w:sz="6" w:color="B8C4CE"/>
               <w:insideV w:val="single" w:sz="6" w:color="B8C4CE"/>
             </w:tcBorders>
-            <w:tcMar>
-              <w:top w:w="100" w:type="dxa"/>
-              <w:bottom w:w="100" w:type="dxa"/>
-              <w:start w:w="120" w:type="dxa"/>
-              <w:end w:w="120" w:type="dxa"/>
-            </w:tcMar>
           </w:tcPr>
           <w:p>
             <w:pPr>
@@ -22030,12 +18830,6 @@
               <w:insideH w:val="single" w:sz="6" w:color="B8C4CE"/>
               <w:insideV w:val="single" w:sz="6" w:color="B8C4CE"/>
             </w:tcBorders>
-            <w:tcMar>
-              <w:top w:w="100" w:type="dxa"/>
-              <w:bottom w:w="100" w:type="dxa"/>
-              <w:start w:w="120" w:type="dxa"/>
-              <w:end w:w="120" w:type="dxa"/>
-            </w:tcMar>
           </w:tcPr>
           <w:p>
             <w:pPr>
@@ -22066,12 +18860,6 @@
               <w:insideH w:val="single" w:sz="6" w:color="B8C4CE"/>
               <w:insideV w:val="single" w:sz="6" w:color="B8C4CE"/>
             </w:tcBorders>
-            <w:tcMar>
-              <w:top w:w="100" w:type="dxa"/>
-              <w:bottom w:w="100" w:type="dxa"/>
-              <w:start w:w="120" w:type="dxa"/>
-              <w:end w:w="120" w:type="dxa"/>
-            </w:tcMar>
           </w:tcPr>
           <w:p>
             <w:pPr>
@@ -22102,12 +18890,6 @@
               <w:insideH w:val="single" w:sz="6" w:color="B8C4CE"/>
               <w:insideV w:val="single" w:sz="6" w:color="B8C4CE"/>
             </w:tcBorders>
-            <w:tcMar>
-              <w:top w:w="100" w:type="dxa"/>
-              <w:bottom w:w="100" w:type="dxa"/>
-              <w:start w:w="120" w:type="dxa"/>
-              <w:end w:w="120" w:type="dxa"/>
-            </w:tcMar>
           </w:tcPr>
           <w:p>
             <w:pPr>
@@ -22138,12 +18920,6 @@
               <w:insideH w:val="single" w:sz="6" w:color="B8C4CE"/>
               <w:insideV w:val="single" w:sz="6" w:color="B8C4CE"/>
             </w:tcBorders>
-            <w:tcMar>
-              <w:top w:w="100" w:type="dxa"/>
-              <w:bottom w:w="100" w:type="dxa"/>
-              <w:start w:w="120" w:type="dxa"/>
-              <w:end w:w="120" w:type="dxa"/>
-            </w:tcMar>
           </w:tcPr>
           <w:p>
             <w:pPr>
@@ -22179,12 +18955,6 @@
               <w:insideH w:val="single" w:sz="6" w:color="B8C4CE"/>
               <w:insideV w:val="single" w:sz="6" w:color="B8C4CE"/>
             </w:tcBorders>
-            <w:tcMar>
-              <w:top w:w="100" w:type="dxa"/>
-              <w:bottom w:w="100" w:type="dxa"/>
-              <w:start w:w="120" w:type="dxa"/>
-              <w:end w:w="120" w:type="dxa"/>
-            </w:tcMar>
           </w:tcPr>
           <w:p>
             <w:pPr>
@@ -22215,12 +18985,6 @@
               <w:insideH w:val="single" w:sz="6" w:color="B8C4CE"/>
               <w:insideV w:val="single" w:sz="6" w:color="B8C4CE"/>
             </w:tcBorders>
-            <w:tcMar>
-              <w:top w:w="100" w:type="dxa"/>
-              <w:bottom w:w="100" w:type="dxa"/>
-              <w:start w:w="120" w:type="dxa"/>
-              <w:end w:w="120" w:type="dxa"/>
-            </w:tcMar>
           </w:tcPr>
           <w:p>
             <w:pPr>
@@ -22251,12 +19015,6 @@
               <w:insideH w:val="single" w:sz="6" w:color="B8C4CE"/>
               <w:insideV w:val="single" w:sz="6" w:color="B8C4CE"/>
             </w:tcBorders>
-            <w:tcMar>
-              <w:top w:w="100" w:type="dxa"/>
-              <w:bottom w:w="100" w:type="dxa"/>
-              <w:start w:w="120" w:type="dxa"/>
-              <w:end w:w="120" w:type="dxa"/>
-            </w:tcMar>
           </w:tcPr>
           <w:p>
             <w:pPr>
@@ -22287,12 +19045,6 @@
               <w:insideH w:val="single" w:sz="6" w:color="B8C4CE"/>
               <w:insideV w:val="single" w:sz="6" w:color="B8C4CE"/>
             </w:tcBorders>
-            <w:tcMar>
-              <w:top w:w="100" w:type="dxa"/>
-              <w:bottom w:w="100" w:type="dxa"/>
-              <w:start w:w="120" w:type="dxa"/>
-              <w:end w:w="120" w:type="dxa"/>
-            </w:tcMar>
           </w:tcPr>
           <w:p>
             <w:pPr>
@@ -22328,12 +19080,6 @@
               <w:insideH w:val="single" w:sz="6" w:color="B8C4CE"/>
               <w:insideV w:val="single" w:sz="6" w:color="B8C4CE"/>
             </w:tcBorders>
-            <w:tcMar>
-              <w:top w:w="100" w:type="dxa"/>
-              <w:bottom w:w="100" w:type="dxa"/>
-              <w:start w:w="120" w:type="dxa"/>
-              <w:end w:w="120" w:type="dxa"/>
-            </w:tcMar>
           </w:tcPr>
           <w:p>
             <w:pPr>
@@ -22364,12 +19110,6 @@
               <w:insideH w:val="single" w:sz="6" w:color="B8C4CE"/>
               <w:insideV w:val="single" w:sz="6" w:color="B8C4CE"/>
             </w:tcBorders>
-            <w:tcMar>
-              <w:top w:w="100" w:type="dxa"/>
-              <w:bottom w:w="100" w:type="dxa"/>
-              <w:start w:w="120" w:type="dxa"/>
-              <w:end w:w="120" w:type="dxa"/>
-            </w:tcMar>
           </w:tcPr>
           <w:p>
             <w:pPr>
@@ -22400,12 +19140,6 @@
               <w:insideH w:val="single" w:sz="6" w:color="B8C4CE"/>
               <w:insideV w:val="single" w:sz="6" w:color="B8C4CE"/>
             </w:tcBorders>
-            <w:tcMar>
-              <w:top w:w="100" w:type="dxa"/>
-              <w:bottom w:w="100" w:type="dxa"/>
-              <w:start w:w="120" w:type="dxa"/>
-              <w:end w:w="120" w:type="dxa"/>
-            </w:tcMar>
           </w:tcPr>
           <w:p>
             <w:pPr>
@@ -22436,12 +19170,6 @@
               <w:insideH w:val="single" w:sz="6" w:color="B8C4CE"/>
               <w:insideV w:val="single" w:sz="6" w:color="B8C4CE"/>
             </w:tcBorders>
-            <w:tcMar>
-              <w:top w:w="100" w:type="dxa"/>
-              <w:bottom w:w="100" w:type="dxa"/>
-              <w:start w:w="120" w:type="dxa"/>
-              <w:end w:w="120" w:type="dxa"/>
-            </w:tcMar>
           </w:tcPr>
           <w:p>
             <w:pPr>
@@ -22477,12 +19205,6 @@
               <w:insideH w:val="single" w:sz="6" w:color="B8C4CE"/>
               <w:insideV w:val="single" w:sz="6" w:color="B8C4CE"/>
             </w:tcBorders>
-            <w:tcMar>
-              <w:top w:w="100" w:type="dxa"/>
-              <w:bottom w:w="100" w:type="dxa"/>
-              <w:start w:w="120" w:type="dxa"/>
-              <w:end w:w="120" w:type="dxa"/>
-            </w:tcMar>
           </w:tcPr>
           <w:p>
             <w:pPr>
@@ -22513,12 +19235,6 @@
               <w:insideH w:val="single" w:sz="6" w:color="B8C4CE"/>
               <w:insideV w:val="single" w:sz="6" w:color="B8C4CE"/>
             </w:tcBorders>
-            <w:tcMar>
-              <w:top w:w="100" w:type="dxa"/>
-              <w:bottom w:w="100" w:type="dxa"/>
-              <w:start w:w="120" w:type="dxa"/>
-              <w:end w:w="120" w:type="dxa"/>
-            </w:tcMar>
           </w:tcPr>
           <w:p>
             <w:pPr>
@@ -22549,12 +19265,6 @@
               <w:insideH w:val="single" w:sz="6" w:color="B8C4CE"/>
               <w:insideV w:val="single" w:sz="6" w:color="B8C4CE"/>
             </w:tcBorders>
-            <w:tcMar>
-              <w:top w:w="100" w:type="dxa"/>
-              <w:bottom w:w="100" w:type="dxa"/>
-              <w:start w:w="120" w:type="dxa"/>
-              <w:end w:w="120" w:type="dxa"/>
-            </w:tcMar>
           </w:tcPr>
           <w:p>
             <w:pPr>
@@ -22585,12 +19295,6 @@
               <w:insideH w:val="single" w:sz="6" w:color="B8C4CE"/>
               <w:insideV w:val="single" w:sz="6" w:color="B8C4CE"/>
             </w:tcBorders>
-            <w:tcMar>
-              <w:top w:w="100" w:type="dxa"/>
-              <w:bottom w:w="100" w:type="dxa"/>
-              <w:start w:w="120" w:type="dxa"/>
-              <w:end w:w="120" w:type="dxa"/>
-            </w:tcMar>
           </w:tcPr>
           <w:p>
             <w:pPr>
@@ -22626,12 +19330,6 @@
               <w:insideH w:val="single" w:sz="6" w:color="B8C4CE"/>
               <w:insideV w:val="single" w:sz="6" w:color="B8C4CE"/>
             </w:tcBorders>
-            <w:tcMar>
-              <w:top w:w="100" w:type="dxa"/>
-              <w:bottom w:w="100" w:type="dxa"/>
-              <w:start w:w="120" w:type="dxa"/>
-              <w:end w:w="120" w:type="dxa"/>
-            </w:tcMar>
           </w:tcPr>
           <w:p>
             <w:pPr>
@@ -22662,12 +19360,6 @@
               <w:insideH w:val="single" w:sz="6" w:color="B8C4CE"/>
               <w:insideV w:val="single" w:sz="6" w:color="B8C4CE"/>
             </w:tcBorders>
-            <w:tcMar>
-              <w:top w:w="100" w:type="dxa"/>
-              <w:bottom w:w="100" w:type="dxa"/>
-              <w:start w:w="120" w:type="dxa"/>
-              <w:end w:w="120" w:type="dxa"/>
-            </w:tcMar>
           </w:tcPr>
           <w:p>
             <w:pPr>
@@ -22698,12 +19390,6 @@
               <w:insideH w:val="single" w:sz="6" w:color="B8C4CE"/>
               <w:insideV w:val="single" w:sz="6" w:color="B8C4CE"/>
             </w:tcBorders>
-            <w:tcMar>
-              <w:top w:w="100" w:type="dxa"/>
-              <w:bottom w:w="100" w:type="dxa"/>
-              <w:start w:w="120" w:type="dxa"/>
-              <w:end w:w="120" w:type="dxa"/>
-            </w:tcMar>
           </w:tcPr>
           <w:p>
             <w:pPr>
@@ -22734,12 +19420,6 @@
               <w:insideH w:val="single" w:sz="6" w:color="B8C4CE"/>
               <w:insideV w:val="single" w:sz="6" w:color="B8C4CE"/>
             </w:tcBorders>
-            <w:tcMar>
-              <w:top w:w="100" w:type="dxa"/>
-              <w:bottom w:w="100" w:type="dxa"/>
-              <w:start w:w="120" w:type="dxa"/>
-              <w:end w:w="120" w:type="dxa"/>
-            </w:tcMar>
           </w:tcPr>
           <w:p>
             <w:pPr>
@@ -22775,12 +19455,6 @@
               <w:insideH w:val="single" w:sz="6" w:color="B8C4CE"/>
               <w:insideV w:val="single" w:sz="6" w:color="B8C4CE"/>
             </w:tcBorders>
-            <w:tcMar>
-              <w:top w:w="100" w:type="dxa"/>
-              <w:bottom w:w="100" w:type="dxa"/>
-              <w:start w:w="120" w:type="dxa"/>
-              <w:end w:w="120" w:type="dxa"/>
-            </w:tcMar>
           </w:tcPr>
           <w:p>
             <w:pPr>
@@ -22811,12 +19485,6 @@
               <w:insideH w:val="single" w:sz="6" w:color="B8C4CE"/>
               <w:insideV w:val="single" w:sz="6" w:color="B8C4CE"/>
             </w:tcBorders>
-            <w:tcMar>
-              <w:top w:w="100" w:type="dxa"/>
-              <w:bottom w:w="100" w:type="dxa"/>
-              <w:start w:w="120" w:type="dxa"/>
-              <w:end w:w="120" w:type="dxa"/>
-            </w:tcMar>
           </w:tcPr>
           <w:p>
             <w:pPr>
@@ -22847,12 +19515,6 @@
               <w:insideH w:val="single" w:sz="6" w:color="B8C4CE"/>
               <w:insideV w:val="single" w:sz="6" w:color="B8C4CE"/>
             </w:tcBorders>
-            <w:tcMar>
-              <w:top w:w="100" w:type="dxa"/>
-              <w:bottom w:w="100" w:type="dxa"/>
-              <w:start w:w="120" w:type="dxa"/>
-              <w:end w:w="120" w:type="dxa"/>
-            </w:tcMar>
           </w:tcPr>
           <w:p>
             <w:pPr>
@@ -22883,12 +19545,6 @@
               <w:insideH w:val="single" w:sz="6" w:color="B8C4CE"/>
               <w:insideV w:val="single" w:sz="6" w:color="B8C4CE"/>
             </w:tcBorders>
-            <w:tcMar>
-              <w:top w:w="100" w:type="dxa"/>
-              <w:bottom w:w="100" w:type="dxa"/>
-              <w:start w:w="120" w:type="dxa"/>
-              <w:end w:w="120" w:type="dxa"/>
-            </w:tcMar>
           </w:tcPr>
           <w:p>
             <w:pPr>
@@ -22924,12 +19580,6 @@
               <w:insideH w:val="single" w:sz="6" w:color="B8C4CE"/>
               <w:insideV w:val="single" w:sz="6" w:color="B8C4CE"/>
             </w:tcBorders>
-            <w:tcMar>
-              <w:top w:w="100" w:type="dxa"/>
-              <w:bottom w:w="100" w:type="dxa"/>
-              <w:start w:w="120" w:type="dxa"/>
-              <w:end w:w="120" w:type="dxa"/>
-            </w:tcMar>
           </w:tcPr>
           <w:p>
             <w:pPr>
@@ -22960,12 +19610,6 @@
               <w:insideH w:val="single" w:sz="6" w:color="B8C4CE"/>
               <w:insideV w:val="single" w:sz="6" w:color="B8C4CE"/>
             </w:tcBorders>
-            <w:tcMar>
-              <w:top w:w="100" w:type="dxa"/>
-              <w:bottom w:w="100" w:type="dxa"/>
-              <w:start w:w="120" w:type="dxa"/>
-              <w:end w:w="120" w:type="dxa"/>
-            </w:tcMar>
           </w:tcPr>
           <w:p>
             <w:pPr>
@@ -22996,12 +19640,6 @@
               <w:insideH w:val="single" w:sz="6" w:color="B8C4CE"/>
               <w:insideV w:val="single" w:sz="6" w:color="B8C4CE"/>
             </w:tcBorders>
-            <w:tcMar>
-              <w:top w:w="100" w:type="dxa"/>
-              <w:bottom w:w="100" w:type="dxa"/>
-              <w:start w:w="120" w:type="dxa"/>
-              <w:end w:w="120" w:type="dxa"/>
-            </w:tcMar>
           </w:tcPr>
           <w:p>
             <w:pPr>
@@ -23032,12 +19670,6 @@
               <w:insideH w:val="single" w:sz="6" w:color="B8C4CE"/>
               <w:insideV w:val="single" w:sz="6" w:color="B8C4CE"/>
             </w:tcBorders>
-            <w:tcMar>
-              <w:top w:w="100" w:type="dxa"/>
-              <w:bottom w:w="100" w:type="dxa"/>
-              <w:start w:w="120" w:type="dxa"/>
-              <w:end w:w="120" w:type="dxa"/>
-            </w:tcMar>
           </w:tcPr>
           <w:p>
             <w:pPr>
@@ -23073,12 +19705,6 @@
               <w:insideH w:val="single" w:sz="6" w:color="B8C4CE"/>
               <w:insideV w:val="single" w:sz="6" w:color="B8C4CE"/>
             </w:tcBorders>
-            <w:tcMar>
-              <w:top w:w="100" w:type="dxa"/>
-              <w:bottom w:w="100" w:type="dxa"/>
-              <w:start w:w="120" w:type="dxa"/>
-              <w:end w:w="120" w:type="dxa"/>
-            </w:tcMar>
           </w:tcPr>
           <w:p>
             <w:pPr>
@@ -23109,12 +19735,6 @@
               <w:insideH w:val="single" w:sz="6" w:color="B8C4CE"/>
               <w:insideV w:val="single" w:sz="6" w:color="B8C4CE"/>
             </w:tcBorders>
-            <w:tcMar>
-              <w:top w:w="100" w:type="dxa"/>
-              <w:bottom w:w="100" w:type="dxa"/>
-              <w:start w:w="120" w:type="dxa"/>
-              <w:end w:w="120" w:type="dxa"/>
-            </w:tcMar>
           </w:tcPr>
           <w:p>
             <w:pPr>
@@ -23145,12 +19765,6 @@
               <w:insideH w:val="single" w:sz="6" w:color="B8C4CE"/>
               <w:insideV w:val="single" w:sz="6" w:color="B8C4CE"/>
             </w:tcBorders>
-            <w:tcMar>
-              <w:top w:w="100" w:type="dxa"/>
-              <w:bottom w:w="100" w:type="dxa"/>
-              <w:start w:w="120" w:type="dxa"/>
-              <w:end w:w="120" w:type="dxa"/>
-            </w:tcMar>
           </w:tcPr>
           <w:p>
             <w:pPr>
@@ -23181,12 +19795,6 @@
               <w:insideH w:val="single" w:sz="6" w:color="B8C4CE"/>
               <w:insideV w:val="single" w:sz="6" w:color="B8C4CE"/>
             </w:tcBorders>
-            <w:tcMar>
-              <w:top w:w="100" w:type="dxa"/>
-              <w:bottom w:w="100" w:type="dxa"/>
-              <w:start w:w="120" w:type="dxa"/>
-              <w:end w:w="120" w:type="dxa"/>
-            </w:tcMar>
           </w:tcPr>
           <w:p>
             <w:pPr>
@@ -23222,12 +19830,6 @@
               <w:insideH w:val="single" w:sz="6" w:color="B8C4CE"/>
               <w:insideV w:val="single" w:sz="6" w:color="B8C4CE"/>
             </w:tcBorders>
-            <w:tcMar>
-              <w:top w:w="100" w:type="dxa"/>
-              <w:bottom w:w="100" w:type="dxa"/>
-              <w:start w:w="120" w:type="dxa"/>
-              <w:end w:w="120" w:type="dxa"/>
-            </w:tcMar>
           </w:tcPr>
           <w:p>
             <w:pPr>
@@ -23258,12 +19860,6 @@
               <w:insideH w:val="single" w:sz="6" w:color="B8C4CE"/>
               <w:insideV w:val="single" w:sz="6" w:color="B8C4CE"/>
             </w:tcBorders>
-            <w:tcMar>
-              <w:top w:w="100" w:type="dxa"/>
-              <w:bottom w:w="100" w:type="dxa"/>
-              <w:start w:w="120" w:type="dxa"/>
-              <w:end w:w="120" w:type="dxa"/>
-            </w:tcMar>
           </w:tcPr>
           <w:p>
             <w:pPr>
@@ -23294,12 +19890,6 @@
               <w:insideH w:val="single" w:sz="6" w:color="B8C4CE"/>
               <w:insideV w:val="single" w:sz="6" w:color="B8C4CE"/>
             </w:tcBorders>
-            <w:tcMar>
-              <w:top w:w="100" w:type="dxa"/>
-              <w:bottom w:w="100" w:type="dxa"/>
-              <w:start w:w="120" w:type="dxa"/>
-              <w:end w:w="120" w:type="dxa"/>
-            </w:tcMar>
           </w:tcPr>
           <w:p>
             <w:pPr>
@@ -23330,12 +19920,6 @@
               <w:insideH w:val="single" w:sz="6" w:color="B8C4CE"/>
               <w:insideV w:val="single" w:sz="6" w:color="B8C4CE"/>
             </w:tcBorders>
-            <w:tcMar>
-              <w:top w:w="100" w:type="dxa"/>
-              <w:bottom w:w="100" w:type="dxa"/>
-              <w:start w:w="120" w:type="dxa"/>
-              <w:end w:w="120" w:type="dxa"/>
-            </w:tcMar>
           </w:tcPr>
           <w:p>
             <w:pPr>
@@ -23371,12 +19955,6 @@
               <w:insideH w:val="single" w:sz="6" w:color="B8C4CE"/>
               <w:insideV w:val="single" w:sz="6" w:color="B8C4CE"/>
             </w:tcBorders>
-            <w:tcMar>
-              <w:top w:w="100" w:type="dxa"/>
-              <w:bottom w:w="100" w:type="dxa"/>
-              <w:start w:w="120" w:type="dxa"/>
-              <w:end w:w="120" w:type="dxa"/>
-            </w:tcMar>
           </w:tcPr>
           <w:p>
             <w:pPr>
@@ -23407,12 +19985,6 @@
               <w:insideH w:val="single" w:sz="6" w:color="B8C4CE"/>
               <w:insideV w:val="single" w:sz="6" w:color="B8C4CE"/>
             </w:tcBorders>
-            <w:tcMar>
-              <w:top w:w="100" w:type="dxa"/>
-              <w:bottom w:w="100" w:type="dxa"/>
-              <w:start w:w="120" w:type="dxa"/>
-              <w:end w:w="120" w:type="dxa"/>
-            </w:tcMar>
           </w:tcPr>
           <w:p>
             <w:pPr>
@@ -23443,12 +20015,6 @@
               <w:insideH w:val="single" w:sz="6" w:color="B8C4CE"/>
               <w:insideV w:val="single" w:sz="6" w:color="B8C4CE"/>
             </w:tcBorders>
-            <w:tcMar>
-              <w:top w:w="100" w:type="dxa"/>
-              <w:bottom w:w="100" w:type="dxa"/>
-              <w:start w:w="120" w:type="dxa"/>
-              <w:end w:w="120" w:type="dxa"/>
-            </w:tcMar>
           </w:tcPr>
           <w:p>
             <w:pPr>
@@ -23479,12 +20045,6 @@
               <w:insideH w:val="single" w:sz="6" w:color="B8C4CE"/>
               <w:insideV w:val="single" w:sz="6" w:color="B8C4CE"/>
             </w:tcBorders>
-            <w:tcMar>
-              <w:top w:w="100" w:type="dxa"/>
-              <w:bottom w:w="100" w:type="dxa"/>
-              <w:start w:w="120" w:type="dxa"/>
-              <w:end w:w="120" w:type="dxa"/>
-            </w:tcMar>
           </w:tcPr>
           <w:p>
             <w:pPr>
@@ -23520,12 +20080,6 @@
               <w:insideH w:val="single" w:sz="6" w:color="B8C4CE"/>
               <w:insideV w:val="single" w:sz="6" w:color="B8C4CE"/>
             </w:tcBorders>
-            <w:tcMar>
-              <w:top w:w="100" w:type="dxa"/>
-              <w:bottom w:w="100" w:type="dxa"/>
-              <w:start w:w="120" w:type="dxa"/>
-              <w:end w:w="120" w:type="dxa"/>
-            </w:tcMar>
           </w:tcPr>
           <w:p>
             <w:pPr>
@@ -23556,12 +20110,6 @@
               <w:insideH w:val="single" w:sz="6" w:color="B8C4CE"/>
               <w:insideV w:val="single" w:sz="6" w:color="B8C4CE"/>
             </w:tcBorders>
-            <w:tcMar>
-              <w:top w:w="100" w:type="dxa"/>
-              <w:bottom w:w="100" w:type="dxa"/>
-              <w:start w:w="120" w:type="dxa"/>
-              <w:end w:w="120" w:type="dxa"/>
-            </w:tcMar>
           </w:tcPr>
           <w:p>
             <w:pPr>
@@ -23592,12 +20140,6 @@
               <w:insideH w:val="single" w:sz="6" w:color="B8C4CE"/>
               <w:insideV w:val="single" w:sz="6" w:color="B8C4CE"/>
             </w:tcBorders>
-            <w:tcMar>
-              <w:top w:w="100" w:type="dxa"/>
-              <w:bottom w:w="100" w:type="dxa"/>
-              <w:start w:w="120" w:type="dxa"/>
-              <w:end w:w="120" w:type="dxa"/>
-            </w:tcMar>
           </w:tcPr>
           <w:p>
             <w:pPr>
@@ -23628,12 +20170,6 @@
               <w:insideH w:val="single" w:sz="6" w:color="B8C4CE"/>
               <w:insideV w:val="single" w:sz="6" w:color="B8C4CE"/>
             </w:tcBorders>
-            <w:tcMar>
-              <w:top w:w="100" w:type="dxa"/>
-              <w:bottom w:w="100" w:type="dxa"/>
-              <w:start w:w="120" w:type="dxa"/>
-              <w:end w:w="120" w:type="dxa"/>
-            </w:tcMar>
           </w:tcPr>
           <w:p>
             <w:pPr>
@@ -23669,12 +20205,6 @@
               <w:insideH w:val="single" w:sz="6" w:color="B8C4CE"/>
               <w:insideV w:val="single" w:sz="6" w:color="B8C4CE"/>
             </w:tcBorders>
-            <w:tcMar>
-              <w:top w:w="100" w:type="dxa"/>
-              <w:bottom w:w="100" w:type="dxa"/>
-              <w:start w:w="120" w:type="dxa"/>
-              <w:end w:w="120" w:type="dxa"/>
-            </w:tcMar>
           </w:tcPr>
           <w:p>
             <w:pPr>
@@ -23705,12 +20235,6 @@
               <w:insideH w:val="single" w:sz="6" w:color="B8C4CE"/>
               <w:insideV w:val="single" w:sz="6" w:color="B8C4CE"/>
             </w:tcBorders>
-            <w:tcMar>
-              <w:top w:w="100" w:type="dxa"/>
-              <w:bottom w:w="100" w:type="dxa"/>
-              <w:start w:w="120" w:type="dxa"/>
-              <w:end w:w="120" w:type="dxa"/>
-            </w:tcMar>
           </w:tcPr>
           <w:p>
             <w:pPr>
@@ -23741,12 +20265,6 @@
               <w:insideH w:val="single" w:sz="6" w:color="B8C4CE"/>
               <w:insideV w:val="single" w:sz="6" w:color="B8C4CE"/>
             </w:tcBorders>
-            <w:tcMar>
-              <w:top w:w="100" w:type="dxa"/>
-              <w:bottom w:w="100" w:type="dxa"/>
-              <w:start w:w="120" w:type="dxa"/>
-              <w:end w:w="120" w:type="dxa"/>
-            </w:tcMar>
           </w:tcPr>
           <w:p>
             <w:pPr>
@@ -23777,12 +20295,6 @@
               <w:insideH w:val="single" w:sz="6" w:color="B8C4CE"/>
               <w:insideV w:val="single" w:sz="6" w:color="B8C4CE"/>
             </w:tcBorders>
-            <w:tcMar>
-              <w:top w:w="100" w:type="dxa"/>
-              <w:bottom w:w="100" w:type="dxa"/>
-              <w:start w:w="120" w:type="dxa"/>
-              <w:end w:w="120" w:type="dxa"/>
-            </w:tcMar>
           </w:tcPr>
           <w:p>
             <w:pPr>
@@ -23818,12 +20330,6 @@
               <w:insideH w:val="single" w:sz="6" w:color="B8C4CE"/>
               <w:insideV w:val="single" w:sz="6" w:color="B8C4CE"/>
             </w:tcBorders>
-            <w:tcMar>
-              <w:top w:w="100" w:type="dxa"/>
-              <w:bottom w:w="100" w:type="dxa"/>
-              <w:start w:w="120" w:type="dxa"/>
-              <w:end w:w="120" w:type="dxa"/>
-            </w:tcMar>
           </w:tcPr>
           <w:p>
             <w:pPr>
@@ -23854,12 +20360,6 @@
               <w:insideH w:val="single" w:sz="6" w:color="B8C4CE"/>
               <w:insideV w:val="single" w:sz="6" w:color="B8C4CE"/>
             </w:tcBorders>
-            <w:tcMar>
-              <w:top w:w="100" w:type="dxa"/>
-              <w:bottom w:w="100" w:type="dxa"/>
-              <w:start w:w="120" w:type="dxa"/>
-              <w:end w:w="120" w:type="dxa"/>
-            </w:tcMar>
           </w:tcPr>
           <w:p>
             <w:pPr>
@@ -23890,12 +20390,6 @@
               <w:insideH w:val="single" w:sz="6" w:color="B8C4CE"/>
               <w:insideV w:val="single" w:sz="6" w:color="B8C4CE"/>
             </w:tcBorders>
-            <w:tcMar>
-              <w:top w:w="100" w:type="dxa"/>
-              <w:bottom w:w="100" w:type="dxa"/>
-              <w:start w:w="120" w:type="dxa"/>
-              <w:end w:w="120" w:type="dxa"/>
-            </w:tcMar>
           </w:tcPr>
           <w:p>
             <w:pPr>
@@ -23926,12 +20420,6 @@
               <w:insideH w:val="single" w:sz="6" w:color="B8C4CE"/>
               <w:insideV w:val="single" w:sz="6" w:color="B8C4CE"/>
             </w:tcBorders>
-            <w:tcMar>
-              <w:top w:w="100" w:type="dxa"/>
-              <w:bottom w:w="100" w:type="dxa"/>
-              <w:start w:w="120" w:type="dxa"/>
-              <w:end w:w="120" w:type="dxa"/>
-            </w:tcMar>
           </w:tcPr>
           <w:p>
             <w:pPr>
@@ -23967,12 +20455,6 @@
               <w:insideH w:val="single" w:sz="6" w:color="B8C4CE"/>
               <w:insideV w:val="single" w:sz="6" w:color="B8C4CE"/>
             </w:tcBorders>
-            <w:tcMar>
-              <w:top w:w="100" w:type="dxa"/>
-              <w:bottom w:w="100" w:type="dxa"/>
-              <w:start w:w="120" w:type="dxa"/>
-              <w:end w:w="120" w:type="dxa"/>
-            </w:tcMar>
           </w:tcPr>
           <w:p>
             <w:pPr>
@@ -24003,12 +20485,6 @@
               <w:insideH w:val="single" w:sz="6" w:color="B8C4CE"/>
               <w:insideV w:val="single" w:sz="6" w:color="B8C4CE"/>
             </w:tcBorders>
-            <w:tcMar>
-              <w:top w:w="100" w:type="dxa"/>
-              <w:bottom w:w="100" w:type="dxa"/>
-              <w:start w:w="120" w:type="dxa"/>
-              <w:end w:w="120" w:type="dxa"/>
-            </w:tcMar>
           </w:tcPr>
           <w:p>
             <w:pPr>
@@ -24039,12 +20515,6 @@
               <w:insideH w:val="single" w:sz="6" w:color="B8C4CE"/>
               <w:insideV w:val="single" w:sz="6" w:color="B8C4CE"/>
             </w:tcBorders>
-            <w:tcMar>
-              <w:top w:w="100" w:type="dxa"/>
-              <w:bottom w:w="100" w:type="dxa"/>
-              <w:start w:w="120" w:type="dxa"/>
-              <w:end w:w="120" w:type="dxa"/>
-            </w:tcMar>
           </w:tcPr>
           <w:p>
             <w:pPr>
@@ -24075,12 +20545,6 @@
               <w:insideH w:val="single" w:sz="6" w:color="B8C4CE"/>
               <w:insideV w:val="single" w:sz="6" w:color="B8C4CE"/>
             </w:tcBorders>
-            <w:tcMar>
-              <w:top w:w="100" w:type="dxa"/>
-              <w:bottom w:w="100" w:type="dxa"/>
-              <w:start w:w="120" w:type="dxa"/>
-              <w:end w:w="120" w:type="dxa"/>
-            </w:tcMar>
           </w:tcPr>
           <w:p>
             <w:pPr>
@@ -24116,12 +20580,6 @@
               <w:insideH w:val="single" w:sz="6" w:color="B8C4CE"/>
               <w:insideV w:val="single" w:sz="6" w:color="B8C4CE"/>
             </w:tcBorders>
-            <w:tcMar>
-              <w:top w:w="100" w:type="dxa"/>
-              <w:bottom w:w="100" w:type="dxa"/>
-              <w:start w:w="120" w:type="dxa"/>
-              <w:end w:w="120" w:type="dxa"/>
-            </w:tcMar>
           </w:tcPr>
           <w:p>
             <w:pPr>
@@ -24152,12 +20610,6 @@
               <w:insideH w:val="single" w:sz="6" w:color="B8C4CE"/>
               <w:insideV w:val="single" w:sz="6" w:color="B8C4CE"/>
             </w:tcBorders>
-            <w:tcMar>
-              <w:top w:w="100" w:type="dxa"/>
-              <w:bottom w:w="100" w:type="dxa"/>
-              <w:start w:w="120" w:type="dxa"/>
-              <w:end w:w="120" w:type="dxa"/>
-            </w:tcMar>
           </w:tcPr>
           <w:p>
             <w:pPr>
@@ -24188,12 +20640,6 @@
               <w:insideH w:val="single" w:sz="6" w:color="B8C4CE"/>
               <w:insideV w:val="single" w:sz="6" w:color="B8C4CE"/>
             </w:tcBorders>
-            <w:tcMar>
-              <w:top w:w="100" w:type="dxa"/>
-              <w:bottom w:w="100" w:type="dxa"/>
-              <w:start w:w="120" w:type="dxa"/>
-              <w:end w:w="120" w:type="dxa"/>
-            </w:tcMar>
           </w:tcPr>
           <w:p>
             <w:pPr>
@@ -24224,12 +20670,6 @@
               <w:insideH w:val="single" w:sz="6" w:color="B8C4CE"/>
               <w:insideV w:val="single" w:sz="6" w:color="B8C4CE"/>
             </w:tcBorders>
-            <w:tcMar>
-              <w:top w:w="100" w:type="dxa"/>
-              <w:bottom w:w="100" w:type="dxa"/>
-              <w:start w:w="120" w:type="dxa"/>
-              <w:end w:w="120" w:type="dxa"/>
-            </w:tcMar>
           </w:tcPr>
           <w:p>
             <w:pPr>
@@ -24265,12 +20705,6 @@
               <w:insideH w:val="single" w:sz="6" w:color="B8C4CE"/>
               <w:insideV w:val="single" w:sz="6" w:color="B8C4CE"/>
             </w:tcBorders>
-            <w:tcMar>
-              <w:top w:w="100" w:type="dxa"/>
-              <w:bottom w:w="100" w:type="dxa"/>
-              <w:start w:w="120" w:type="dxa"/>
-              <w:end w:w="120" w:type="dxa"/>
-            </w:tcMar>
           </w:tcPr>
           <w:p>
             <w:pPr>
@@ -24301,12 +20735,6 @@
               <w:insideH w:val="single" w:sz="6" w:color="B8C4CE"/>
               <w:insideV w:val="single" w:sz="6" w:color="B8C4CE"/>
             </w:tcBorders>
-            <w:tcMar>
-              <w:top w:w="100" w:type="dxa"/>
-              <w:bottom w:w="100" w:type="dxa"/>
-              <w:start w:w="120" w:type="dxa"/>
-              <w:end w:w="120" w:type="dxa"/>
-            </w:tcMar>
           </w:tcPr>
           <w:p>
             <w:pPr>
@@ -24337,12 +20765,6 @@
               <w:insideH w:val="single" w:sz="6" w:color="B8C4CE"/>
               <w:insideV w:val="single" w:sz="6" w:color="B8C4CE"/>
             </w:tcBorders>
-            <w:tcMar>
-              <w:top w:w="100" w:type="dxa"/>
-              <w:bottom w:w="100" w:type="dxa"/>
-              <w:start w:w="120" w:type="dxa"/>
-              <w:end w:w="120" w:type="dxa"/>
-            </w:tcMar>
           </w:tcPr>
           <w:p>
             <w:pPr>
@@ -24373,12 +20795,6 @@
               <w:insideH w:val="single" w:sz="6" w:color="B8C4CE"/>
               <w:insideV w:val="single" w:sz="6" w:color="B8C4CE"/>
             </w:tcBorders>
-            <w:tcMar>
-              <w:top w:w="100" w:type="dxa"/>
-              <w:bottom w:w="100" w:type="dxa"/>
-              <w:start w:w="120" w:type="dxa"/>
-              <w:end w:w="120" w:type="dxa"/>
-            </w:tcMar>
           </w:tcPr>
           <w:p>
             <w:pPr>
@@ -24414,12 +20830,6 @@
               <w:insideH w:val="single" w:sz="6" w:color="B8C4CE"/>
               <w:insideV w:val="single" w:sz="6" w:color="B8C4CE"/>
             </w:tcBorders>
-            <w:tcMar>
-              <w:top w:w="100" w:type="dxa"/>
-              <w:bottom w:w="100" w:type="dxa"/>
-              <w:start w:w="120" w:type="dxa"/>
-              <w:end w:w="120" w:type="dxa"/>
-            </w:tcMar>
           </w:tcPr>
           <w:p>
             <w:pPr>
@@ -24450,12 +20860,6 @@
               <w:insideH w:val="single" w:sz="6" w:color="B8C4CE"/>
               <w:insideV w:val="single" w:sz="6" w:color="B8C4CE"/>
             </w:tcBorders>
-            <w:tcMar>
-              <w:top w:w="100" w:type="dxa"/>
-              <w:bottom w:w="100" w:type="dxa"/>
-              <w:start w:w="120" w:type="dxa"/>
-              <w:end w:w="120" w:type="dxa"/>
-            </w:tcMar>
           </w:tcPr>
           <w:p>
             <w:pPr>
@@ -24486,12 +20890,6 @@
               <w:insideH w:val="single" w:sz="6" w:color="B8C4CE"/>
               <w:insideV w:val="single" w:sz="6" w:color="B8C4CE"/>
             </w:tcBorders>
-            <w:tcMar>
-              <w:top w:w="100" w:type="dxa"/>
-              <w:bottom w:w="100" w:type="dxa"/>
-              <w:start w:w="120" w:type="dxa"/>
-              <w:end w:w="120" w:type="dxa"/>
-            </w:tcMar>
           </w:tcPr>
           <w:p>
             <w:pPr>
@@ -24522,12 +20920,6 @@
               <w:insideH w:val="single" w:sz="6" w:color="B8C4CE"/>
               <w:insideV w:val="single" w:sz="6" w:color="B8C4CE"/>
             </w:tcBorders>
-            <w:tcMar>
-              <w:top w:w="100" w:type="dxa"/>
-              <w:bottom w:w="100" w:type="dxa"/>
-              <w:start w:w="120" w:type="dxa"/>
-              <w:end w:w="120" w:type="dxa"/>
-            </w:tcMar>
           </w:tcPr>
           <w:p>
             <w:pPr>
@@ -24563,12 +20955,6 @@
               <w:insideH w:val="single" w:sz="6" w:color="B8C4CE"/>
               <w:insideV w:val="single" w:sz="6" w:color="B8C4CE"/>
             </w:tcBorders>
-            <w:tcMar>
-              <w:top w:w="100" w:type="dxa"/>
-              <w:bottom w:w="100" w:type="dxa"/>
-              <w:start w:w="120" w:type="dxa"/>
-              <w:end w:w="120" w:type="dxa"/>
-            </w:tcMar>
           </w:tcPr>
           <w:p>
             <w:pPr>
@@ -24599,12 +20985,6 @@
               <w:insideH w:val="single" w:sz="6" w:color="B8C4CE"/>
               <w:insideV w:val="single" w:sz="6" w:color="B8C4CE"/>
             </w:tcBorders>
-            <w:tcMar>
-              <w:top w:w="100" w:type="dxa"/>
-              <w:bottom w:w="100" w:type="dxa"/>
-              <w:start w:w="120" w:type="dxa"/>
-              <w:end w:w="120" w:type="dxa"/>
-            </w:tcMar>
           </w:tcPr>
           <w:p>
             <w:pPr>
@@ -24635,12 +21015,6 @@
               <w:insideH w:val="single" w:sz="6" w:color="B8C4CE"/>
               <w:insideV w:val="single" w:sz="6" w:color="B8C4CE"/>
             </w:tcBorders>
-            <w:tcMar>
-              <w:top w:w="100" w:type="dxa"/>
-              <w:bottom w:w="100" w:type="dxa"/>
-              <w:start w:w="120" w:type="dxa"/>
-              <w:end w:w="120" w:type="dxa"/>
-            </w:tcMar>
           </w:tcPr>
           <w:p>
             <w:pPr>
@@ -24671,12 +21045,6 @@
               <w:insideH w:val="single" w:sz="6" w:color="B8C4CE"/>
               <w:insideV w:val="single" w:sz="6" w:color="B8C4CE"/>
             </w:tcBorders>
-            <w:tcMar>
-              <w:top w:w="100" w:type="dxa"/>
-              <w:bottom w:w="100" w:type="dxa"/>
-              <w:start w:w="120" w:type="dxa"/>
-              <w:end w:w="120" w:type="dxa"/>
-            </w:tcMar>
           </w:tcPr>
           <w:p>
             <w:pPr>
@@ -24712,12 +21080,6 @@
               <w:insideH w:val="single" w:sz="6" w:color="B8C4CE"/>
               <w:insideV w:val="single" w:sz="6" w:color="B8C4CE"/>
             </w:tcBorders>
-            <w:tcMar>
-              <w:top w:w="100" w:type="dxa"/>
-              <w:bottom w:w="100" w:type="dxa"/>
-              <w:start w:w="120" w:type="dxa"/>
-              <w:end w:w="120" w:type="dxa"/>
-            </w:tcMar>
           </w:tcPr>
           <w:p>
             <w:pPr>
@@ -24748,12 +21110,6 @@
               <w:insideH w:val="single" w:sz="6" w:color="B8C4CE"/>
               <w:insideV w:val="single" w:sz="6" w:color="B8C4CE"/>
             </w:tcBorders>
-            <w:tcMar>
-              <w:top w:w="100" w:type="dxa"/>
-              <w:bottom w:w="100" w:type="dxa"/>
-              <w:start w:w="120" w:type="dxa"/>
-              <w:end w:w="120" w:type="dxa"/>
-            </w:tcMar>
           </w:tcPr>
           <w:p>
             <w:pPr>
@@ -24784,12 +21140,6 @@
               <w:insideH w:val="single" w:sz="6" w:color="B8C4CE"/>
               <w:insideV w:val="single" w:sz="6" w:color="B8C4CE"/>
             </w:tcBorders>
-            <w:tcMar>
-              <w:top w:w="100" w:type="dxa"/>
-              <w:bottom w:w="100" w:type="dxa"/>
-              <w:start w:w="120" w:type="dxa"/>
-              <w:end w:w="120" w:type="dxa"/>
-            </w:tcMar>
           </w:tcPr>
           <w:p>
             <w:pPr>
@@ -24820,12 +21170,6 @@
               <w:insideH w:val="single" w:sz="6" w:color="B8C4CE"/>
               <w:insideV w:val="single" w:sz="6" w:color="B8C4CE"/>
             </w:tcBorders>
-            <w:tcMar>
-              <w:top w:w="100" w:type="dxa"/>
-              <w:bottom w:w="100" w:type="dxa"/>
-              <w:start w:w="120" w:type="dxa"/>
-              <w:end w:w="120" w:type="dxa"/>
-            </w:tcMar>
           </w:tcPr>
           <w:p>
             <w:pPr>
@@ -24861,12 +21205,6 @@
               <w:insideH w:val="single" w:sz="6" w:color="B8C4CE"/>
               <w:insideV w:val="single" w:sz="6" w:color="B8C4CE"/>
             </w:tcBorders>
-            <w:tcMar>
-              <w:top w:w="100" w:type="dxa"/>
-              <w:bottom w:w="100" w:type="dxa"/>
-              <w:start w:w="120" w:type="dxa"/>
-              <w:end w:w="120" w:type="dxa"/>
-            </w:tcMar>
           </w:tcPr>
           <w:p>
             <w:pPr>
@@ -24897,12 +21235,6 @@
               <w:insideH w:val="single" w:sz="6" w:color="B8C4CE"/>
               <w:insideV w:val="single" w:sz="6" w:color="B8C4CE"/>
             </w:tcBorders>
-            <w:tcMar>
-              <w:top w:w="100" w:type="dxa"/>
-              <w:bottom w:w="100" w:type="dxa"/>
-              <w:start w:w="120" w:type="dxa"/>
-              <w:end w:w="120" w:type="dxa"/>
-            </w:tcMar>
           </w:tcPr>
           <w:p>
             <w:pPr>
@@ -24933,12 +21265,6 @@
               <w:insideH w:val="single" w:sz="6" w:color="B8C4CE"/>
               <w:insideV w:val="single" w:sz="6" w:color="B8C4CE"/>
             </w:tcBorders>
-            <w:tcMar>
-              <w:top w:w="100" w:type="dxa"/>
-              <w:bottom w:w="100" w:type="dxa"/>
-              <w:start w:w="120" w:type="dxa"/>
-              <w:end w:w="120" w:type="dxa"/>
-            </w:tcMar>
           </w:tcPr>
           <w:p>
             <w:pPr>
@@ -24969,12 +21295,6 @@
               <w:insideH w:val="single" w:sz="6" w:color="B8C4CE"/>
               <w:insideV w:val="single" w:sz="6" w:color="B8C4CE"/>
             </w:tcBorders>
-            <w:tcMar>
-              <w:top w:w="100" w:type="dxa"/>
-              <w:bottom w:w="100" w:type="dxa"/>
-              <w:start w:w="120" w:type="dxa"/>
-              <w:end w:w="120" w:type="dxa"/>
-            </w:tcMar>
           </w:tcPr>
           <w:p>
             <w:pPr>
@@ -25010,12 +21330,6 @@
               <w:insideH w:val="single" w:sz="6" w:color="B8C4CE"/>
               <w:insideV w:val="single" w:sz="6" w:color="B8C4CE"/>
             </w:tcBorders>
-            <w:tcMar>
-              <w:top w:w="100" w:type="dxa"/>
-              <w:bottom w:w="100" w:type="dxa"/>
-              <w:start w:w="120" w:type="dxa"/>
-              <w:end w:w="120" w:type="dxa"/>
-            </w:tcMar>
           </w:tcPr>
           <w:p>
             <w:pPr>
@@ -25046,12 +21360,6 @@
               <w:insideH w:val="single" w:sz="6" w:color="B8C4CE"/>
               <w:insideV w:val="single" w:sz="6" w:color="B8C4CE"/>
             </w:tcBorders>
-            <w:tcMar>
-              <w:top w:w="100" w:type="dxa"/>
-              <w:bottom w:w="100" w:type="dxa"/>
-              <w:start w:w="120" w:type="dxa"/>
-              <w:end w:w="120" w:type="dxa"/>
-            </w:tcMar>
           </w:tcPr>
           <w:p>
             <w:pPr>
@@ -25082,12 +21390,6 @@
               <w:insideH w:val="single" w:sz="6" w:color="B8C4CE"/>
               <w:insideV w:val="single" w:sz="6" w:color="B8C4CE"/>
             </w:tcBorders>
-            <w:tcMar>
-              <w:top w:w="100" w:type="dxa"/>
-              <w:bottom w:w="100" w:type="dxa"/>
-              <w:start w:w="120" w:type="dxa"/>
-              <w:end w:w="120" w:type="dxa"/>
-            </w:tcMar>
           </w:tcPr>
           <w:p>
             <w:pPr>
@@ -25118,12 +21420,6 @@
               <w:insideH w:val="single" w:sz="6" w:color="B8C4CE"/>
               <w:insideV w:val="single" w:sz="6" w:color="B8C4CE"/>
             </w:tcBorders>
-            <w:tcMar>
-              <w:top w:w="100" w:type="dxa"/>
-              <w:bottom w:w="100" w:type="dxa"/>
-              <w:start w:w="120" w:type="dxa"/>
-              <w:end w:w="120" w:type="dxa"/>
-            </w:tcMar>
           </w:tcPr>
           <w:p>
             <w:pPr>
@@ -25159,12 +21455,6 @@
               <w:insideH w:val="single" w:sz="6" w:color="B8C4CE"/>
               <w:insideV w:val="single" w:sz="6" w:color="B8C4CE"/>
             </w:tcBorders>
-            <w:tcMar>
-              <w:top w:w="100" w:type="dxa"/>
-              <w:bottom w:w="100" w:type="dxa"/>
-              <w:start w:w="120" w:type="dxa"/>
-              <w:end w:w="120" w:type="dxa"/>
-            </w:tcMar>
           </w:tcPr>
           <w:p>
             <w:pPr>
@@ -25195,12 +21485,6 @@
               <w:insideH w:val="single" w:sz="6" w:color="B8C4CE"/>
               <w:insideV w:val="single" w:sz="6" w:color="B8C4CE"/>
             </w:tcBorders>
-            <w:tcMar>
-              <w:top w:w="100" w:type="dxa"/>
-              <w:bottom w:w="100" w:type="dxa"/>
-              <w:start w:w="120" w:type="dxa"/>
-              <w:end w:w="120" w:type="dxa"/>
-            </w:tcMar>
           </w:tcPr>
           <w:p>
             <w:pPr>
@@ -25231,12 +21515,6 @@
               <w:insideH w:val="single" w:sz="6" w:color="B8C4CE"/>
               <w:insideV w:val="single" w:sz="6" w:color="B8C4CE"/>
             </w:tcBorders>
-            <w:tcMar>
-              <w:top w:w="100" w:type="dxa"/>
-              <w:bottom w:w="100" w:type="dxa"/>
-              <w:start w:w="120" w:type="dxa"/>
-              <w:end w:w="120" w:type="dxa"/>
-            </w:tcMar>
           </w:tcPr>
           <w:p>
             <w:pPr>
@@ -25267,12 +21545,6 @@
               <w:insideH w:val="single" w:sz="6" w:color="B8C4CE"/>
               <w:insideV w:val="single" w:sz="6" w:color="B8C4CE"/>
             </w:tcBorders>
-            <w:tcMar>
-              <w:top w:w="100" w:type="dxa"/>
-              <w:bottom w:w="100" w:type="dxa"/>
-              <w:start w:w="120" w:type="dxa"/>
-              <w:end w:w="120" w:type="dxa"/>
-            </w:tcMar>
           </w:tcPr>
           <w:p>
             <w:pPr>
@@ -25308,12 +21580,6 @@
               <w:insideH w:val="single" w:sz="6" w:color="B8C4CE"/>
               <w:insideV w:val="single" w:sz="6" w:color="B8C4CE"/>
             </w:tcBorders>
-            <w:tcMar>
-              <w:top w:w="100" w:type="dxa"/>
-              <w:bottom w:w="100" w:type="dxa"/>
-              <w:start w:w="120" w:type="dxa"/>
-              <w:end w:w="120" w:type="dxa"/>
-            </w:tcMar>
           </w:tcPr>
           <w:p>
             <w:pPr>
@@ -25344,12 +21610,6 @@
               <w:insideH w:val="single" w:sz="6" w:color="B8C4CE"/>
               <w:insideV w:val="single" w:sz="6" w:color="B8C4CE"/>
             </w:tcBorders>
-            <w:tcMar>
-              <w:top w:w="100" w:type="dxa"/>
-              <w:bottom w:w="100" w:type="dxa"/>
-              <w:start w:w="120" w:type="dxa"/>
-              <w:end w:w="120" w:type="dxa"/>
-            </w:tcMar>
           </w:tcPr>
           <w:p>
             <w:pPr>
@@ -25380,12 +21640,6 @@
               <w:insideH w:val="single" w:sz="6" w:color="B8C4CE"/>
               <w:insideV w:val="single" w:sz="6" w:color="B8C4CE"/>
             </w:tcBorders>
-            <w:tcMar>
-              <w:top w:w="100" w:type="dxa"/>
-              <w:bottom w:w="100" w:type="dxa"/>
-              <w:start w:w="120" w:type="dxa"/>
-              <w:end w:w="120" w:type="dxa"/>
-            </w:tcMar>
           </w:tcPr>
           <w:p>
             <w:pPr>
@@ -25416,12 +21670,6 @@
               <w:insideH w:val="single" w:sz="6" w:color="B8C4CE"/>
               <w:insideV w:val="single" w:sz="6" w:color="B8C4CE"/>
             </w:tcBorders>
-            <w:tcMar>
-              <w:top w:w="100" w:type="dxa"/>
-              <w:bottom w:w="100" w:type="dxa"/>
-              <w:start w:w="120" w:type="dxa"/>
-              <w:end w:w="120" w:type="dxa"/>
-            </w:tcMar>
           </w:tcPr>
           <w:p>
             <w:pPr>
